--- a/app/Technical Documentation.docx
+++ b/app/Technical Documentation.docx
@@ -256,10 +256,41 @@
         </w:rPr>
       </w:pPr>
     </w:p>
+    <w:p>
+      <w:pPr>
+        <w:rPr>
+          <w:rFonts w:ascii="Times New Roman" w:hAnsi="Times New Roman" w:cs="Times New Roman"/>
+        </w:rPr>
+      </w:pPr>
+    </w:p>
+    <w:p>
+      <w:pPr>
+        <w:rPr>
+          <w:rFonts w:ascii="Times New Roman" w:hAnsi="Times New Roman" w:cs="Times New Roman"/>
+        </w:rPr>
+      </w:pPr>
+    </w:p>
+    <w:p>
+      <w:pPr>
+        <w:rPr>
+          <w:rFonts w:ascii="Times New Roman" w:hAnsi="Times New Roman" w:cs="Times New Roman"/>
+        </w:rPr>
+      </w:pPr>
+    </w:p>
+    <w:p>
+      <w:pPr>
+        <w:rPr>
+          <w:rFonts w:ascii="Times New Roman" w:hAnsi="Times New Roman" w:cs="Times New Roman"/>
+        </w:rPr>
+      </w:pPr>
+    </w:p>
     <w:sdt>
       <w:sdtPr>
         <w:rPr>
-          <w:rFonts w:ascii="Times New Roman" w:hAnsi="Times New Roman" w:cs="Times New Roman"/>
+          <w:rFonts w:ascii="Times New Roman" w:eastAsiaTheme="minorHAnsi" w:hAnsi="Times New Roman" w:cs="Times New Roman"/>
+          <w:color w:val="auto"/>
+          <w:sz w:val="22"/>
+          <w:szCs w:val="22"/>
         </w:rPr>
         <w:id w:val="-531722853"/>
         <w:docPartObj>
@@ -269,13 +300,9 @@
       </w:sdtPr>
       <w:sdtEndPr>
         <w:rPr>
-          <w:rFonts w:eastAsiaTheme="minorHAnsi"/>
           <w:b/>
           <w:bCs/>
           <w:noProof/>
-          <w:color w:val="auto"/>
-          <w:sz w:val="22"/>
-          <w:szCs w:val="22"/>
         </w:rPr>
       </w:sdtEndPr>
       <w:sdtContent>
@@ -307,7 +334,7 @@
               <w:tab w:val="right" w:leader="dot" w:pos="9350"/>
             </w:tabs>
             <w:rPr>
-              <w:rFonts w:ascii="Times New Roman" w:eastAsiaTheme="minorEastAsia" w:hAnsi="Times New Roman" w:cs="Times New Roman"/>
+              <w:rFonts w:eastAsiaTheme="minorEastAsia"/>
               <w:noProof/>
             </w:rPr>
           </w:pPr>
@@ -329,7 +356,7 @@
             </w:rPr>
             <w:fldChar w:fldCharType="separate"/>
           </w:r>
-          <w:hyperlink w:anchor="_Toc236044702" w:history="1">
+          <w:hyperlink w:anchor="_Toc236060974" w:history="1">
             <w:r>
               <w:rPr>
                 <w:rStyle w:val="Hyperlink"/>
@@ -341,7 +368,7 @@
             </w:r>
             <w:r>
               <w:rPr>
-                <w:rFonts w:ascii="Times New Roman" w:eastAsiaTheme="minorEastAsia" w:hAnsi="Times New Roman" w:cs="Times New Roman"/>
+                <w:rFonts w:eastAsiaTheme="minorEastAsia"/>
                 <w:noProof/>
               </w:rPr>
               <w:tab/>
@@ -357,7 +384,6 @@
             </w:r>
             <w:r>
               <w:rPr>
-                <w:rFonts w:ascii="Times New Roman" w:hAnsi="Times New Roman" w:cs="Times New Roman"/>
                 <w:noProof/>
                 <w:webHidden/>
               </w:rPr>
@@ -365,7 +391,6 @@
             </w:r>
             <w:r>
               <w:rPr>
-                <w:rFonts w:ascii="Times New Roman" w:hAnsi="Times New Roman" w:cs="Times New Roman"/>
                 <w:noProof/>
                 <w:webHidden/>
               </w:rPr>
@@ -373,22 +398,19 @@
             </w:r>
             <w:r>
               <w:rPr>
-                <w:rFonts w:ascii="Times New Roman" w:hAnsi="Times New Roman" w:cs="Times New Roman"/>
-                <w:noProof/>
-                <w:webHidden/>
-              </w:rPr>
-              <w:instrText xml:space="preserve"> PAGEREF _Toc236044702 \h </w:instrText>
-            </w:r>
-            <w:r>
-              <w:rPr>
-                <w:rFonts w:ascii="Times New Roman" w:hAnsi="Times New Roman" w:cs="Times New Roman"/>
-                <w:noProof/>
-                <w:webHidden/>
-              </w:rPr>
-            </w:r>
-            <w:r>
-              <w:rPr>
-                <w:rFonts w:ascii="Times New Roman" w:hAnsi="Times New Roman" w:cs="Times New Roman"/>
+                <w:noProof/>
+                <w:webHidden/>
+              </w:rPr>
+              <w:instrText xml:space="preserve"> PAGEREF _Toc236060974 \h </w:instrText>
+            </w:r>
+            <w:r>
+              <w:rPr>
+                <w:noProof/>
+                <w:webHidden/>
+              </w:rPr>
+            </w:r>
+            <w:r>
+              <w:rPr>
                 <w:noProof/>
                 <w:webHidden/>
               </w:rPr>
@@ -396,7 +418,6 @@
             </w:r>
             <w:r>
               <w:rPr>
-                <w:rFonts w:ascii="Times New Roman" w:hAnsi="Times New Roman" w:cs="Times New Roman"/>
                 <w:noProof/>
                 <w:webHidden/>
               </w:rPr>
@@ -404,7 +425,6 @@
             </w:r>
             <w:r>
               <w:rPr>
-                <w:rFonts w:ascii="Times New Roman" w:hAnsi="Times New Roman" w:cs="Times New Roman"/>
                 <w:noProof/>
                 <w:webHidden/>
               </w:rPr>
@@ -420,11 +440,11 @@
               <w:tab w:val="right" w:leader="dot" w:pos="9350"/>
             </w:tabs>
             <w:rPr>
-              <w:rFonts w:ascii="Times New Roman" w:eastAsiaTheme="minorEastAsia" w:hAnsi="Times New Roman" w:cs="Times New Roman"/>
+              <w:rFonts w:eastAsiaTheme="minorEastAsia"/>
               <w:noProof/>
             </w:rPr>
           </w:pPr>
-          <w:hyperlink w:anchor="_Toc236044703" w:history="1">
+          <w:hyperlink w:anchor="_Toc236060975" w:history="1">
             <w:r>
               <w:rPr>
                 <w:rStyle w:val="Hyperlink"/>
@@ -436,7 +456,7 @@
             </w:r>
             <w:r>
               <w:rPr>
-                <w:rFonts w:ascii="Times New Roman" w:eastAsiaTheme="minorEastAsia" w:hAnsi="Times New Roman" w:cs="Times New Roman"/>
+                <w:rFonts w:eastAsiaTheme="minorEastAsia"/>
                 <w:noProof/>
               </w:rPr>
               <w:tab/>
@@ -452,7 +472,6 @@
             </w:r>
             <w:r>
               <w:rPr>
-                <w:rFonts w:ascii="Times New Roman" w:hAnsi="Times New Roman" w:cs="Times New Roman"/>
                 <w:noProof/>
                 <w:webHidden/>
               </w:rPr>
@@ -460,7 +479,6 @@
             </w:r>
             <w:r>
               <w:rPr>
-                <w:rFonts w:ascii="Times New Roman" w:hAnsi="Times New Roman" w:cs="Times New Roman"/>
                 <w:noProof/>
                 <w:webHidden/>
               </w:rPr>
@@ -468,22 +486,19 @@
             </w:r>
             <w:r>
               <w:rPr>
-                <w:rFonts w:ascii="Times New Roman" w:hAnsi="Times New Roman" w:cs="Times New Roman"/>
-                <w:noProof/>
-                <w:webHidden/>
-              </w:rPr>
-              <w:instrText xml:space="preserve"> PAGEREF _Toc236044703 \h </w:instrText>
-            </w:r>
-            <w:r>
-              <w:rPr>
-                <w:rFonts w:ascii="Times New Roman" w:hAnsi="Times New Roman" w:cs="Times New Roman"/>
-                <w:noProof/>
-                <w:webHidden/>
-              </w:rPr>
-            </w:r>
-            <w:r>
-              <w:rPr>
-                <w:rFonts w:ascii="Times New Roman" w:hAnsi="Times New Roman" w:cs="Times New Roman"/>
+                <w:noProof/>
+                <w:webHidden/>
+              </w:rPr>
+              <w:instrText xml:space="preserve"> PAGEREF _Toc236060975 \h </w:instrText>
+            </w:r>
+            <w:r>
+              <w:rPr>
+                <w:noProof/>
+                <w:webHidden/>
+              </w:rPr>
+            </w:r>
+            <w:r>
+              <w:rPr>
                 <w:noProof/>
                 <w:webHidden/>
               </w:rPr>
@@ -491,7 +506,6 @@
             </w:r>
             <w:r>
               <w:rPr>
-                <w:rFonts w:ascii="Times New Roman" w:hAnsi="Times New Roman" w:cs="Times New Roman"/>
                 <w:noProof/>
                 <w:webHidden/>
               </w:rPr>
@@ -499,7 +513,6 @@
             </w:r>
             <w:r>
               <w:rPr>
-                <w:rFonts w:ascii="Times New Roman" w:hAnsi="Times New Roman" w:cs="Times New Roman"/>
                 <w:noProof/>
                 <w:webHidden/>
               </w:rPr>
@@ -515,11 +528,11 @@
               <w:tab w:val="right" w:leader="dot" w:pos="9350"/>
             </w:tabs>
             <w:rPr>
-              <w:rFonts w:ascii="Times New Roman" w:eastAsiaTheme="minorEastAsia" w:hAnsi="Times New Roman" w:cs="Times New Roman"/>
+              <w:rFonts w:eastAsiaTheme="minorEastAsia"/>
               <w:noProof/>
             </w:rPr>
           </w:pPr>
-          <w:hyperlink w:anchor="_Toc236044704" w:history="1">
+          <w:hyperlink w:anchor="_Toc236060976" w:history="1">
             <w:r>
               <w:rPr>
                 <w:rStyle w:val="Hyperlink"/>
@@ -531,7 +544,7 @@
             </w:r>
             <w:r>
               <w:rPr>
-                <w:rFonts w:ascii="Times New Roman" w:eastAsiaTheme="minorEastAsia" w:hAnsi="Times New Roman" w:cs="Times New Roman"/>
+                <w:rFonts w:eastAsiaTheme="minorEastAsia"/>
                 <w:noProof/>
               </w:rPr>
               <w:tab/>
@@ -547,7 +560,6 @@
             </w:r>
             <w:r>
               <w:rPr>
-                <w:rFonts w:ascii="Times New Roman" w:hAnsi="Times New Roman" w:cs="Times New Roman"/>
                 <w:noProof/>
                 <w:webHidden/>
               </w:rPr>
@@ -555,7 +567,6 @@
             </w:r>
             <w:r>
               <w:rPr>
-                <w:rFonts w:ascii="Times New Roman" w:hAnsi="Times New Roman" w:cs="Times New Roman"/>
                 <w:noProof/>
                 <w:webHidden/>
               </w:rPr>
@@ -563,22 +574,19 @@
             </w:r>
             <w:r>
               <w:rPr>
-                <w:rFonts w:ascii="Times New Roman" w:hAnsi="Times New Roman" w:cs="Times New Roman"/>
-                <w:noProof/>
-                <w:webHidden/>
-              </w:rPr>
-              <w:instrText xml:space="preserve"> PAGEREF _Toc236044704 \h </w:instrText>
-            </w:r>
-            <w:r>
-              <w:rPr>
-                <w:rFonts w:ascii="Times New Roman" w:hAnsi="Times New Roman" w:cs="Times New Roman"/>
-                <w:noProof/>
-                <w:webHidden/>
-              </w:rPr>
-            </w:r>
-            <w:r>
-              <w:rPr>
-                <w:rFonts w:ascii="Times New Roman" w:hAnsi="Times New Roman" w:cs="Times New Roman"/>
+                <w:noProof/>
+                <w:webHidden/>
+              </w:rPr>
+              <w:instrText xml:space="preserve"> PAGEREF _Toc236060976 \h </w:instrText>
+            </w:r>
+            <w:r>
+              <w:rPr>
+                <w:noProof/>
+                <w:webHidden/>
+              </w:rPr>
+            </w:r>
+            <w:r>
+              <w:rPr>
                 <w:noProof/>
                 <w:webHidden/>
               </w:rPr>
@@ -586,7 +594,6 @@
             </w:r>
             <w:r>
               <w:rPr>
-                <w:rFonts w:ascii="Times New Roman" w:hAnsi="Times New Roman" w:cs="Times New Roman"/>
                 <w:noProof/>
                 <w:webHidden/>
               </w:rPr>
@@ -594,7 +601,6 @@
             </w:r>
             <w:r>
               <w:rPr>
-                <w:rFonts w:ascii="Times New Roman" w:hAnsi="Times New Roman" w:cs="Times New Roman"/>
                 <w:noProof/>
                 <w:webHidden/>
               </w:rPr>
@@ -610,11 +616,11 @@
               <w:tab w:val="right" w:leader="dot" w:pos="9350"/>
             </w:tabs>
             <w:rPr>
-              <w:rFonts w:ascii="Times New Roman" w:eastAsiaTheme="minorEastAsia" w:hAnsi="Times New Roman" w:cs="Times New Roman"/>
+              <w:rFonts w:eastAsiaTheme="minorEastAsia"/>
               <w:noProof/>
             </w:rPr>
           </w:pPr>
-          <w:hyperlink w:anchor="_Toc236044705" w:history="1">
+          <w:hyperlink w:anchor="_Toc236060977" w:history="1">
             <w:r>
               <w:rPr>
                 <w:rStyle w:val="Hyperlink"/>
@@ -626,7 +632,7 @@
             </w:r>
             <w:r>
               <w:rPr>
-                <w:rFonts w:ascii="Times New Roman" w:eastAsiaTheme="minorEastAsia" w:hAnsi="Times New Roman" w:cs="Times New Roman"/>
+                <w:rFonts w:eastAsiaTheme="minorEastAsia"/>
                 <w:noProof/>
               </w:rPr>
               <w:tab/>
@@ -642,7 +648,6 @@
             </w:r>
             <w:r>
               <w:rPr>
-                <w:rFonts w:ascii="Times New Roman" w:hAnsi="Times New Roman" w:cs="Times New Roman"/>
                 <w:noProof/>
                 <w:webHidden/>
               </w:rPr>
@@ -650,7 +655,6 @@
             </w:r>
             <w:r>
               <w:rPr>
-                <w:rFonts w:ascii="Times New Roman" w:hAnsi="Times New Roman" w:cs="Times New Roman"/>
                 <w:noProof/>
                 <w:webHidden/>
               </w:rPr>
@@ -658,22 +662,19 @@
             </w:r>
             <w:r>
               <w:rPr>
-                <w:rFonts w:ascii="Times New Roman" w:hAnsi="Times New Roman" w:cs="Times New Roman"/>
-                <w:noProof/>
-                <w:webHidden/>
-              </w:rPr>
-              <w:instrText xml:space="preserve"> PAGEREF _Toc236044705 \h </w:instrText>
-            </w:r>
-            <w:r>
-              <w:rPr>
-                <w:rFonts w:ascii="Times New Roman" w:hAnsi="Times New Roman" w:cs="Times New Roman"/>
-                <w:noProof/>
-                <w:webHidden/>
-              </w:rPr>
-            </w:r>
-            <w:r>
-              <w:rPr>
-                <w:rFonts w:ascii="Times New Roman" w:hAnsi="Times New Roman" w:cs="Times New Roman"/>
+                <w:noProof/>
+                <w:webHidden/>
+              </w:rPr>
+              <w:instrText xml:space="preserve"> PAGEREF _Toc236060977 \h </w:instrText>
+            </w:r>
+            <w:r>
+              <w:rPr>
+                <w:noProof/>
+                <w:webHidden/>
+              </w:rPr>
+            </w:r>
+            <w:r>
+              <w:rPr>
                 <w:noProof/>
                 <w:webHidden/>
               </w:rPr>
@@ -681,7 +682,6 @@
             </w:r>
             <w:r>
               <w:rPr>
-                <w:rFonts w:ascii="Times New Roman" w:hAnsi="Times New Roman" w:cs="Times New Roman"/>
                 <w:noProof/>
                 <w:webHidden/>
               </w:rPr>
@@ -689,7 +689,6 @@
             </w:r>
             <w:r>
               <w:rPr>
-                <w:rFonts w:ascii="Times New Roman" w:hAnsi="Times New Roman" w:cs="Times New Roman"/>
                 <w:noProof/>
                 <w:webHidden/>
               </w:rPr>
@@ -705,11 +704,11 @@
               <w:tab w:val="right" w:leader="dot" w:pos="9350"/>
             </w:tabs>
             <w:rPr>
-              <w:rFonts w:ascii="Times New Roman" w:eastAsiaTheme="minorEastAsia" w:hAnsi="Times New Roman" w:cs="Times New Roman"/>
+              <w:rFonts w:eastAsiaTheme="minorEastAsia"/>
               <w:noProof/>
             </w:rPr>
           </w:pPr>
-          <w:hyperlink w:anchor="_Toc236044706" w:history="1">
+          <w:hyperlink w:anchor="_Toc236060978" w:history="1">
             <w:r>
               <w:rPr>
                 <w:rStyle w:val="Hyperlink"/>
@@ -721,7 +720,7 @@
             </w:r>
             <w:r>
               <w:rPr>
-                <w:rFonts w:ascii="Times New Roman" w:eastAsiaTheme="minorEastAsia" w:hAnsi="Times New Roman" w:cs="Times New Roman"/>
+                <w:rFonts w:eastAsiaTheme="minorEastAsia"/>
                 <w:noProof/>
               </w:rPr>
               <w:tab/>
@@ -733,8 +732,71 @@
                 <w:b/>
                 <w:noProof/>
               </w:rPr>
-              <w:t>System</w:t>
-            </w:r>
+              <w:t>System Architecture</w:t>
+            </w:r>
+            <w:r>
+              <w:rPr>
+                <w:noProof/>
+                <w:webHidden/>
+              </w:rPr>
+              <w:tab/>
+            </w:r>
+            <w:r>
+              <w:rPr>
+                <w:noProof/>
+                <w:webHidden/>
+              </w:rPr>
+              <w:fldChar w:fldCharType="begin"/>
+            </w:r>
+            <w:r>
+              <w:rPr>
+                <w:noProof/>
+                <w:webHidden/>
+              </w:rPr>
+              <w:instrText xml:space="preserve"> PAGEREF _Toc236060978 \h </w:instrText>
+            </w:r>
+            <w:r>
+              <w:rPr>
+                <w:noProof/>
+                <w:webHidden/>
+              </w:rPr>
+            </w:r>
+            <w:r>
+              <w:rPr>
+                <w:noProof/>
+                <w:webHidden/>
+              </w:rPr>
+              <w:fldChar w:fldCharType="separate"/>
+            </w:r>
+            <w:r>
+              <w:rPr>
+                <w:noProof/>
+                <w:webHidden/>
+              </w:rPr>
+              <w:t>4</w:t>
+            </w:r>
+            <w:r>
+              <w:rPr>
+                <w:noProof/>
+                <w:webHidden/>
+              </w:rPr>
+              <w:fldChar w:fldCharType="end"/>
+            </w:r>
+          </w:hyperlink>
+        </w:p>
+        <w:p>
+          <w:pPr>
+            <w:pStyle w:val="TOC2"/>
+            <w:tabs>
+              <w:tab w:val="left" w:pos="880"/>
+              <w:tab w:val="right" w:leader="dot" w:pos="9350"/>
+            </w:tabs>
+            <w:rPr>
+              <w:rFonts w:eastAsiaTheme="minorEastAsia"/>
+              <w:noProof/>
+            </w:rPr>
+          </w:pPr>
+          <w:hyperlink w:anchor="_Toc236060979" w:history="1">
             <w:r>
               <w:rPr>
                 <w:rStyle w:val="Hyperlink"/>
@@ -742,7 +804,14 @@
                 <w:b/>
                 <w:noProof/>
               </w:rPr>
-              <w:t xml:space="preserve"> </w:t>
+              <w:t>2.1.</w:t>
+            </w:r>
+            <w:r>
+              <w:rPr>
+                <w:rFonts w:eastAsiaTheme="minorEastAsia"/>
+                <w:noProof/>
+              </w:rPr>
+              <w:tab/>
             </w:r>
             <w:r>
               <w:rPr>
@@ -751,11 +820,10 @@
                 <w:b/>
                 <w:noProof/>
               </w:rPr>
-              <w:t>Architecture</w:t>
-            </w:r>
-            <w:r>
-              <w:rPr>
-                <w:rFonts w:ascii="Times New Roman" w:hAnsi="Times New Roman" w:cs="Times New Roman"/>
+              <w:t>High Level System Architecture</w:t>
+            </w:r>
+            <w:r>
+              <w:rPr>
                 <w:noProof/>
                 <w:webHidden/>
               </w:rPr>
@@ -763,7 +831,6 @@
             </w:r>
             <w:r>
               <w:rPr>
-                <w:rFonts w:ascii="Times New Roman" w:hAnsi="Times New Roman" w:cs="Times New Roman"/>
                 <w:noProof/>
                 <w:webHidden/>
               </w:rPr>
@@ -771,22 +838,19 @@
             </w:r>
             <w:r>
               <w:rPr>
-                <w:rFonts w:ascii="Times New Roman" w:hAnsi="Times New Roman" w:cs="Times New Roman"/>
-                <w:noProof/>
-                <w:webHidden/>
-              </w:rPr>
-              <w:instrText xml:space="preserve"> PAGEREF _Toc236044706 \h </w:instrText>
-            </w:r>
-            <w:r>
-              <w:rPr>
-                <w:rFonts w:ascii="Times New Roman" w:hAnsi="Times New Roman" w:cs="Times New Roman"/>
-                <w:noProof/>
-                <w:webHidden/>
-              </w:rPr>
-            </w:r>
-            <w:r>
-              <w:rPr>
-                <w:rFonts w:ascii="Times New Roman" w:hAnsi="Times New Roman" w:cs="Times New Roman"/>
+                <w:noProof/>
+                <w:webHidden/>
+              </w:rPr>
+              <w:instrText xml:space="preserve"> PAGEREF _Toc236060979 \h </w:instrText>
+            </w:r>
+            <w:r>
+              <w:rPr>
+                <w:noProof/>
+                <w:webHidden/>
+              </w:rPr>
+            </w:r>
+            <w:r>
+              <w:rPr>
                 <w:noProof/>
                 <w:webHidden/>
               </w:rPr>
@@ -794,7 +858,6 @@
             </w:r>
             <w:r>
               <w:rPr>
-                <w:rFonts w:ascii="Times New Roman" w:hAnsi="Times New Roman" w:cs="Times New Roman"/>
                 <w:noProof/>
                 <w:webHidden/>
               </w:rPr>
@@ -802,7 +865,1168 @@
             </w:r>
             <w:r>
               <w:rPr>
-                <w:rFonts w:ascii="Times New Roman" w:hAnsi="Times New Roman" w:cs="Times New Roman"/>
+                <w:noProof/>
+                <w:webHidden/>
+              </w:rPr>
+              <w:fldChar w:fldCharType="end"/>
+            </w:r>
+          </w:hyperlink>
+        </w:p>
+        <w:p>
+          <w:pPr>
+            <w:pStyle w:val="TOC3"/>
+            <w:tabs>
+              <w:tab w:val="left" w:pos="1320"/>
+              <w:tab w:val="right" w:leader="dot" w:pos="9350"/>
+            </w:tabs>
+            <w:rPr>
+              <w:rFonts w:eastAsiaTheme="minorEastAsia"/>
+              <w:noProof/>
+            </w:rPr>
+          </w:pPr>
+          <w:hyperlink w:anchor="_Toc236060980" w:history="1">
+            <w:r>
+              <w:rPr>
+                <w:rStyle w:val="Hyperlink"/>
+                <w:rFonts w:ascii="Times New Roman" w:hAnsi="Times New Roman" w:cs="Times New Roman"/>
+                <w:b/>
+                <w:noProof/>
+              </w:rPr>
+              <w:t>2.1.1.</w:t>
+            </w:r>
+            <w:r>
+              <w:rPr>
+                <w:rFonts w:eastAsiaTheme="minorEastAsia"/>
+                <w:noProof/>
+              </w:rPr>
+              <w:tab/>
+            </w:r>
+            <w:r>
+              <w:rPr>
+                <w:rStyle w:val="Hyperlink"/>
+                <w:rFonts w:ascii="Times New Roman" w:hAnsi="Times New Roman" w:cs="Times New Roman"/>
+                <w:b/>
+                <w:noProof/>
+              </w:rPr>
+              <w:t>Presentation Layer:</w:t>
+            </w:r>
+            <w:r>
+              <w:rPr>
+                <w:noProof/>
+                <w:webHidden/>
+              </w:rPr>
+              <w:tab/>
+            </w:r>
+            <w:r>
+              <w:rPr>
+                <w:noProof/>
+                <w:webHidden/>
+              </w:rPr>
+              <w:fldChar w:fldCharType="begin"/>
+            </w:r>
+            <w:r>
+              <w:rPr>
+                <w:noProof/>
+                <w:webHidden/>
+              </w:rPr>
+              <w:instrText xml:space="preserve"> PAGEREF _Toc236060980 \h </w:instrText>
+            </w:r>
+            <w:r>
+              <w:rPr>
+                <w:noProof/>
+                <w:webHidden/>
+              </w:rPr>
+            </w:r>
+            <w:r>
+              <w:rPr>
+                <w:noProof/>
+                <w:webHidden/>
+              </w:rPr>
+              <w:fldChar w:fldCharType="separate"/>
+            </w:r>
+            <w:r>
+              <w:rPr>
+                <w:noProof/>
+                <w:webHidden/>
+              </w:rPr>
+              <w:t>4</w:t>
+            </w:r>
+            <w:r>
+              <w:rPr>
+                <w:noProof/>
+                <w:webHidden/>
+              </w:rPr>
+              <w:fldChar w:fldCharType="end"/>
+            </w:r>
+          </w:hyperlink>
+        </w:p>
+        <w:p>
+          <w:pPr>
+            <w:pStyle w:val="TOC3"/>
+            <w:tabs>
+              <w:tab w:val="left" w:pos="1320"/>
+              <w:tab w:val="right" w:leader="dot" w:pos="9350"/>
+            </w:tabs>
+            <w:rPr>
+              <w:rFonts w:eastAsiaTheme="minorEastAsia"/>
+              <w:noProof/>
+            </w:rPr>
+          </w:pPr>
+          <w:hyperlink w:anchor="_Toc236060981" w:history="1">
+            <w:r>
+              <w:rPr>
+                <w:rStyle w:val="Hyperlink"/>
+                <w:rFonts w:ascii="Times New Roman" w:hAnsi="Times New Roman" w:cs="Times New Roman"/>
+                <w:b/>
+                <w:noProof/>
+              </w:rPr>
+              <w:t>2.1.2.</w:t>
+            </w:r>
+            <w:r>
+              <w:rPr>
+                <w:rFonts w:eastAsiaTheme="minorEastAsia"/>
+                <w:noProof/>
+              </w:rPr>
+              <w:tab/>
+            </w:r>
+            <w:r>
+              <w:rPr>
+                <w:rStyle w:val="Hyperlink"/>
+                <w:rFonts w:ascii="Times New Roman" w:hAnsi="Times New Roman" w:cs="Times New Roman"/>
+                <w:b/>
+                <w:noProof/>
+              </w:rPr>
+              <w:t>Application Layer:</w:t>
+            </w:r>
+            <w:r>
+              <w:rPr>
+                <w:noProof/>
+                <w:webHidden/>
+              </w:rPr>
+              <w:tab/>
+            </w:r>
+            <w:r>
+              <w:rPr>
+                <w:noProof/>
+                <w:webHidden/>
+              </w:rPr>
+              <w:fldChar w:fldCharType="begin"/>
+            </w:r>
+            <w:r>
+              <w:rPr>
+                <w:noProof/>
+                <w:webHidden/>
+              </w:rPr>
+              <w:instrText xml:space="preserve"> PAGEREF _Toc236060981 \h </w:instrText>
+            </w:r>
+            <w:r>
+              <w:rPr>
+                <w:noProof/>
+                <w:webHidden/>
+              </w:rPr>
+            </w:r>
+            <w:r>
+              <w:rPr>
+                <w:noProof/>
+                <w:webHidden/>
+              </w:rPr>
+              <w:fldChar w:fldCharType="separate"/>
+            </w:r>
+            <w:r>
+              <w:rPr>
+                <w:noProof/>
+                <w:webHidden/>
+              </w:rPr>
+              <w:t>4</w:t>
+            </w:r>
+            <w:r>
+              <w:rPr>
+                <w:noProof/>
+                <w:webHidden/>
+              </w:rPr>
+              <w:fldChar w:fldCharType="end"/>
+            </w:r>
+          </w:hyperlink>
+        </w:p>
+        <w:p>
+          <w:pPr>
+            <w:pStyle w:val="TOC3"/>
+            <w:tabs>
+              <w:tab w:val="left" w:pos="1320"/>
+              <w:tab w:val="right" w:leader="dot" w:pos="9350"/>
+            </w:tabs>
+            <w:rPr>
+              <w:rFonts w:eastAsiaTheme="minorEastAsia"/>
+              <w:noProof/>
+            </w:rPr>
+          </w:pPr>
+          <w:hyperlink w:anchor="_Toc236060982" w:history="1">
+            <w:r>
+              <w:rPr>
+                <w:rStyle w:val="Hyperlink"/>
+                <w:rFonts w:ascii="Times New Roman" w:hAnsi="Times New Roman" w:cs="Times New Roman"/>
+                <w:b/>
+                <w:noProof/>
+              </w:rPr>
+              <w:t>2.1.3.</w:t>
+            </w:r>
+            <w:r>
+              <w:rPr>
+                <w:rFonts w:eastAsiaTheme="minorEastAsia"/>
+                <w:noProof/>
+              </w:rPr>
+              <w:tab/>
+            </w:r>
+            <w:r>
+              <w:rPr>
+                <w:rStyle w:val="Hyperlink"/>
+                <w:rFonts w:ascii="Times New Roman" w:hAnsi="Times New Roman" w:cs="Times New Roman"/>
+                <w:b/>
+                <w:noProof/>
+              </w:rPr>
+              <w:t>Data Layer:</w:t>
+            </w:r>
+            <w:r>
+              <w:rPr>
+                <w:noProof/>
+                <w:webHidden/>
+              </w:rPr>
+              <w:tab/>
+            </w:r>
+            <w:r>
+              <w:rPr>
+                <w:noProof/>
+                <w:webHidden/>
+              </w:rPr>
+              <w:fldChar w:fldCharType="begin"/>
+            </w:r>
+            <w:r>
+              <w:rPr>
+                <w:noProof/>
+                <w:webHidden/>
+              </w:rPr>
+              <w:instrText xml:space="preserve"> PAGEREF _Toc236060982 \h </w:instrText>
+            </w:r>
+            <w:r>
+              <w:rPr>
+                <w:noProof/>
+                <w:webHidden/>
+              </w:rPr>
+            </w:r>
+            <w:r>
+              <w:rPr>
+                <w:noProof/>
+                <w:webHidden/>
+              </w:rPr>
+              <w:fldChar w:fldCharType="separate"/>
+            </w:r>
+            <w:r>
+              <w:rPr>
+                <w:noProof/>
+                <w:webHidden/>
+              </w:rPr>
+              <w:t>4</w:t>
+            </w:r>
+            <w:r>
+              <w:rPr>
+                <w:noProof/>
+                <w:webHidden/>
+              </w:rPr>
+              <w:fldChar w:fldCharType="end"/>
+            </w:r>
+          </w:hyperlink>
+        </w:p>
+        <w:p>
+          <w:pPr>
+            <w:pStyle w:val="TOC2"/>
+            <w:tabs>
+              <w:tab w:val="left" w:pos="880"/>
+              <w:tab w:val="right" w:leader="dot" w:pos="9350"/>
+            </w:tabs>
+            <w:rPr>
+              <w:rFonts w:eastAsiaTheme="minorEastAsia"/>
+              <w:noProof/>
+            </w:rPr>
+          </w:pPr>
+          <w:hyperlink w:anchor="_Toc236060983" w:history="1">
+            <w:r>
+              <w:rPr>
+                <w:rStyle w:val="Hyperlink"/>
+                <w:rFonts w:ascii="Times New Roman" w:hAnsi="Times New Roman" w:cs="Times New Roman"/>
+                <w:b/>
+                <w:noProof/>
+              </w:rPr>
+              <w:t>2.2.</w:t>
+            </w:r>
+            <w:r>
+              <w:rPr>
+                <w:rFonts w:eastAsiaTheme="minorEastAsia"/>
+                <w:noProof/>
+              </w:rPr>
+              <w:tab/>
+            </w:r>
+            <w:r>
+              <w:rPr>
+                <w:rStyle w:val="Hyperlink"/>
+                <w:rFonts w:ascii="Times New Roman" w:hAnsi="Times New Roman" w:cs="Times New Roman"/>
+                <w:b/>
+                <w:noProof/>
+              </w:rPr>
+              <w:t>Data Flow Diagram</w:t>
+            </w:r>
+            <w:r>
+              <w:rPr>
+                <w:noProof/>
+                <w:webHidden/>
+              </w:rPr>
+              <w:tab/>
+            </w:r>
+            <w:r>
+              <w:rPr>
+                <w:noProof/>
+                <w:webHidden/>
+              </w:rPr>
+              <w:fldChar w:fldCharType="begin"/>
+            </w:r>
+            <w:r>
+              <w:rPr>
+                <w:noProof/>
+                <w:webHidden/>
+              </w:rPr>
+              <w:instrText xml:space="preserve"> PAGEREF _Toc236060983 \h </w:instrText>
+            </w:r>
+            <w:r>
+              <w:rPr>
+                <w:noProof/>
+                <w:webHidden/>
+              </w:rPr>
+            </w:r>
+            <w:r>
+              <w:rPr>
+                <w:noProof/>
+                <w:webHidden/>
+              </w:rPr>
+              <w:fldChar w:fldCharType="separate"/>
+            </w:r>
+            <w:r>
+              <w:rPr>
+                <w:noProof/>
+                <w:webHidden/>
+              </w:rPr>
+              <w:t>5</w:t>
+            </w:r>
+            <w:r>
+              <w:rPr>
+                <w:noProof/>
+                <w:webHidden/>
+              </w:rPr>
+              <w:fldChar w:fldCharType="end"/>
+            </w:r>
+          </w:hyperlink>
+        </w:p>
+        <w:p>
+          <w:pPr>
+            <w:pStyle w:val="TOC1"/>
+            <w:tabs>
+              <w:tab w:val="left" w:pos="440"/>
+              <w:tab w:val="right" w:leader="dot" w:pos="9350"/>
+            </w:tabs>
+            <w:rPr>
+              <w:rFonts w:eastAsiaTheme="minorEastAsia"/>
+              <w:noProof/>
+            </w:rPr>
+          </w:pPr>
+          <w:hyperlink w:anchor="_Toc236060984" w:history="1">
+            <w:r>
+              <w:rPr>
+                <w:rStyle w:val="Hyperlink"/>
+                <w:rFonts w:ascii="Times New Roman" w:hAnsi="Times New Roman" w:cs="Times New Roman"/>
+                <w:b/>
+                <w:noProof/>
+              </w:rPr>
+              <w:t>3.</w:t>
+            </w:r>
+            <w:r>
+              <w:rPr>
+                <w:rFonts w:eastAsiaTheme="minorEastAsia"/>
+                <w:noProof/>
+              </w:rPr>
+              <w:tab/>
+            </w:r>
+            <w:r>
+              <w:rPr>
+                <w:rStyle w:val="Hyperlink"/>
+                <w:rFonts w:ascii="Times New Roman" w:hAnsi="Times New Roman" w:cs="Times New Roman"/>
+                <w:b/>
+                <w:noProof/>
+              </w:rPr>
+              <w:t>Functional Overview</w:t>
+            </w:r>
+            <w:r>
+              <w:rPr>
+                <w:noProof/>
+                <w:webHidden/>
+              </w:rPr>
+              <w:tab/>
+            </w:r>
+            <w:r>
+              <w:rPr>
+                <w:noProof/>
+                <w:webHidden/>
+              </w:rPr>
+              <w:fldChar w:fldCharType="begin"/>
+            </w:r>
+            <w:r>
+              <w:rPr>
+                <w:noProof/>
+                <w:webHidden/>
+              </w:rPr>
+              <w:instrText xml:space="preserve"> PAGEREF _Toc236060984 \h </w:instrText>
+            </w:r>
+            <w:r>
+              <w:rPr>
+                <w:noProof/>
+                <w:webHidden/>
+              </w:rPr>
+            </w:r>
+            <w:r>
+              <w:rPr>
+                <w:noProof/>
+                <w:webHidden/>
+              </w:rPr>
+              <w:fldChar w:fldCharType="separate"/>
+            </w:r>
+            <w:r>
+              <w:rPr>
+                <w:noProof/>
+                <w:webHidden/>
+              </w:rPr>
+              <w:t>6</w:t>
+            </w:r>
+            <w:r>
+              <w:rPr>
+                <w:noProof/>
+                <w:webHidden/>
+              </w:rPr>
+              <w:fldChar w:fldCharType="end"/>
+            </w:r>
+          </w:hyperlink>
+        </w:p>
+        <w:p>
+          <w:pPr>
+            <w:pStyle w:val="TOC2"/>
+            <w:tabs>
+              <w:tab w:val="left" w:pos="880"/>
+              <w:tab w:val="right" w:leader="dot" w:pos="9350"/>
+            </w:tabs>
+            <w:rPr>
+              <w:rFonts w:eastAsiaTheme="minorEastAsia"/>
+              <w:noProof/>
+            </w:rPr>
+          </w:pPr>
+          <w:hyperlink w:anchor="_Toc236060985" w:history="1">
+            <w:r>
+              <w:rPr>
+                <w:rStyle w:val="Hyperlink"/>
+                <w:rFonts w:ascii="Times New Roman" w:hAnsi="Times New Roman" w:cs="Times New Roman"/>
+                <w:b/>
+                <w:noProof/>
+              </w:rPr>
+              <w:t>3.1.</w:t>
+            </w:r>
+            <w:r>
+              <w:rPr>
+                <w:rFonts w:eastAsiaTheme="minorEastAsia"/>
+                <w:noProof/>
+              </w:rPr>
+              <w:tab/>
+            </w:r>
+            <w:r>
+              <w:rPr>
+                <w:rStyle w:val="Hyperlink"/>
+                <w:rFonts w:ascii="Times New Roman" w:hAnsi="Times New Roman" w:cs="Times New Roman"/>
+                <w:b/>
+                <w:noProof/>
+              </w:rPr>
+              <w:t>Case Creation</w:t>
+            </w:r>
+            <w:r>
+              <w:rPr>
+                <w:noProof/>
+                <w:webHidden/>
+              </w:rPr>
+              <w:tab/>
+            </w:r>
+            <w:r>
+              <w:rPr>
+                <w:noProof/>
+                <w:webHidden/>
+              </w:rPr>
+              <w:fldChar w:fldCharType="begin"/>
+            </w:r>
+            <w:r>
+              <w:rPr>
+                <w:noProof/>
+                <w:webHidden/>
+              </w:rPr>
+              <w:instrText xml:space="preserve"> PAGEREF _Toc236060985 \h </w:instrText>
+            </w:r>
+            <w:r>
+              <w:rPr>
+                <w:noProof/>
+                <w:webHidden/>
+              </w:rPr>
+            </w:r>
+            <w:r>
+              <w:rPr>
+                <w:noProof/>
+                <w:webHidden/>
+              </w:rPr>
+              <w:fldChar w:fldCharType="separate"/>
+            </w:r>
+            <w:r>
+              <w:rPr>
+                <w:noProof/>
+                <w:webHidden/>
+              </w:rPr>
+              <w:t>6</w:t>
+            </w:r>
+            <w:r>
+              <w:rPr>
+                <w:noProof/>
+                <w:webHidden/>
+              </w:rPr>
+              <w:fldChar w:fldCharType="end"/>
+            </w:r>
+          </w:hyperlink>
+        </w:p>
+        <w:p>
+          <w:pPr>
+            <w:pStyle w:val="TOC2"/>
+            <w:tabs>
+              <w:tab w:val="left" w:pos="880"/>
+              <w:tab w:val="right" w:leader="dot" w:pos="9350"/>
+            </w:tabs>
+            <w:rPr>
+              <w:rFonts w:eastAsiaTheme="minorEastAsia"/>
+              <w:noProof/>
+            </w:rPr>
+          </w:pPr>
+          <w:hyperlink w:anchor="_Toc236060986" w:history="1">
+            <w:r>
+              <w:rPr>
+                <w:rStyle w:val="Hyperlink"/>
+                <w:rFonts w:ascii="Times New Roman" w:hAnsi="Times New Roman" w:cs="Times New Roman"/>
+                <w:b/>
+                <w:noProof/>
+              </w:rPr>
+              <w:t>3.2.</w:t>
+            </w:r>
+            <w:r>
+              <w:rPr>
+                <w:rFonts w:eastAsiaTheme="minorEastAsia"/>
+                <w:noProof/>
+              </w:rPr>
+              <w:tab/>
+            </w:r>
+            <w:r>
+              <w:rPr>
+                <w:rStyle w:val="Hyperlink"/>
+                <w:rFonts w:ascii="Times New Roman" w:hAnsi="Times New Roman" w:cs="Times New Roman"/>
+                <w:b/>
+                <w:noProof/>
+              </w:rPr>
+              <w:t>Departmental Clearance Workflow</w:t>
+            </w:r>
+            <w:r>
+              <w:rPr>
+                <w:noProof/>
+                <w:webHidden/>
+              </w:rPr>
+              <w:tab/>
+            </w:r>
+            <w:r>
+              <w:rPr>
+                <w:noProof/>
+                <w:webHidden/>
+              </w:rPr>
+              <w:fldChar w:fldCharType="begin"/>
+            </w:r>
+            <w:r>
+              <w:rPr>
+                <w:noProof/>
+                <w:webHidden/>
+              </w:rPr>
+              <w:instrText xml:space="preserve"> PAGEREF _Toc236060986 \h </w:instrText>
+            </w:r>
+            <w:r>
+              <w:rPr>
+                <w:noProof/>
+                <w:webHidden/>
+              </w:rPr>
+            </w:r>
+            <w:r>
+              <w:rPr>
+                <w:noProof/>
+                <w:webHidden/>
+              </w:rPr>
+              <w:fldChar w:fldCharType="separate"/>
+            </w:r>
+            <w:r>
+              <w:rPr>
+                <w:noProof/>
+                <w:webHidden/>
+              </w:rPr>
+              <w:t>6</w:t>
+            </w:r>
+            <w:r>
+              <w:rPr>
+                <w:noProof/>
+                <w:webHidden/>
+              </w:rPr>
+              <w:fldChar w:fldCharType="end"/>
+            </w:r>
+          </w:hyperlink>
+        </w:p>
+        <w:p>
+          <w:pPr>
+            <w:pStyle w:val="TOC2"/>
+            <w:tabs>
+              <w:tab w:val="left" w:pos="880"/>
+              <w:tab w:val="right" w:leader="dot" w:pos="9350"/>
+            </w:tabs>
+            <w:rPr>
+              <w:rFonts w:eastAsiaTheme="minorEastAsia"/>
+              <w:noProof/>
+            </w:rPr>
+          </w:pPr>
+          <w:hyperlink w:anchor="_Toc236060987" w:history="1">
+            <w:r>
+              <w:rPr>
+                <w:rStyle w:val="Hyperlink"/>
+                <w:rFonts w:ascii="Times New Roman" w:hAnsi="Times New Roman" w:cs="Times New Roman"/>
+                <w:b/>
+                <w:noProof/>
+              </w:rPr>
+              <w:t>3.3.</w:t>
+            </w:r>
+            <w:r>
+              <w:rPr>
+                <w:rFonts w:eastAsiaTheme="minorEastAsia"/>
+                <w:noProof/>
+              </w:rPr>
+              <w:tab/>
+            </w:r>
+            <w:r>
+              <w:rPr>
+                <w:rStyle w:val="Hyperlink"/>
+                <w:rFonts w:ascii="Times New Roman" w:hAnsi="Times New Roman" w:cs="Times New Roman"/>
+                <w:b/>
+                <w:noProof/>
+              </w:rPr>
+              <w:t>Checklist Completion</w:t>
+            </w:r>
+            <w:r>
+              <w:rPr>
+                <w:noProof/>
+                <w:webHidden/>
+              </w:rPr>
+              <w:tab/>
+            </w:r>
+            <w:r>
+              <w:rPr>
+                <w:noProof/>
+                <w:webHidden/>
+              </w:rPr>
+              <w:fldChar w:fldCharType="begin"/>
+            </w:r>
+            <w:r>
+              <w:rPr>
+                <w:noProof/>
+                <w:webHidden/>
+              </w:rPr>
+              <w:instrText xml:space="preserve"> PAGEREF _Toc236060987 \h </w:instrText>
+            </w:r>
+            <w:r>
+              <w:rPr>
+                <w:noProof/>
+                <w:webHidden/>
+              </w:rPr>
+            </w:r>
+            <w:r>
+              <w:rPr>
+                <w:noProof/>
+                <w:webHidden/>
+              </w:rPr>
+              <w:fldChar w:fldCharType="separate"/>
+            </w:r>
+            <w:r>
+              <w:rPr>
+                <w:noProof/>
+                <w:webHidden/>
+              </w:rPr>
+              <w:t>6</w:t>
+            </w:r>
+            <w:r>
+              <w:rPr>
+                <w:noProof/>
+                <w:webHidden/>
+              </w:rPr>
+              <w:fldChar w:fldCharType="end"/>
+            </w:r>
+          </w:hyperlink>
+        </w:p>
+        <w:p>
+          <w:pPr>
+            <w:pStyle w:val="TOC2"/>
+            <w:tabs>
+              <w:tab w:val="left" w:pos="880"/>
+              <w:tab w:val="right" w:leader="dot" w:pos="9350"/>
+            </w:tabs>
+            <w:rPr>
+              <w:rFonts w:eastAsiaTheme="minorEastAsia"/>
+              <w:noProof/>
+            </w:rPr>
+          </w:pPr>
+          <w:hyperlink w:anchor="_Toc236060988" w:history="1">
+            <w:r>
+              <w:rPr>
+                <w:rStyle w:val="Hyperlink"/>
+                <w:rFonts w:ascii="Times New Roman" w:hAnsi="Times New Roman" w:cs="Times New Roman"/>
+                <w:b/>
+                <w:noProof/>
+              </w:rPr>
+              <w:t>3.4.</w:t>
+            </w:r>
+            <w:r>
+              <w:rPr>
+                <w:rFonts w:eastAsiaTheme="minorEastAsia"/>
+                <w:noProof/>
+              </w:rPr>
+              <w:tab/>
+            </w:r>
+            <w:r>
+              <w:rPr>
+                <w:rStyle w:val="Hyperlink"/>
+                <w:rFonts w:ascii="Times New Roman" w:hAnsi="Times New Roman" w:cs="Times New Roman"/>
+                <w:b/>
+                <w:noProof/>
+              </w:rPr>
+              <w:t>Email Notification and Secure Access</w:t>
+            </w:r>
+            <w:r>
+              <w:rPr>
+                <w:noProof/>
+                <w:webHidden/>
+              </w:rPr>
+              <w:tab/>
+            </w:r>
+            <w:r>
+              <w:rPr>
+                <w:noProof/>
+                <w:webHidden/>
+              </w:rPr>
+              <w:fldChar w:fldCharType="begin"/>
+            </w:r>
+            <w:r>
+              <w:rPr>
+                <w:noProof/>
+                <w:webHidden/>
+              </w:rPr>
+              <w:instrText xml:space="preserve"> PAGEREF _Toc236060988 \h </w:instrText>
+            </w:r>
+            <w:r>
+              <w:rPr>
+                <w:noProof/>
+                <w:webHidden/>
+              </w:rPr>
+            </w:r>
+            <w:r>
+              <w:rPr>
+                <w:noProof/>
+                <w:webHidden/>
+              </w:rPr>
+              <w:fldChar w:fldCharType="separate"/>
+            </w:r>
+            <w:r>
+              <w:rPr>
+                <w:noProof/>
+                <w:webHidden/>
+              </w:rPr>
+              <w:t>6</w:t>
+            </w:r>
+            <w:r>
+              <w:rPr>
+                <w:noProof/>
+                <w:webHidden/>
+              </w:rPr>
+              <w:fldChar w:fldCharType="end"/>
+            </w:r>
+          </w:hyperlink>
+        </w:p>
+        <w:p>
+          <w:pPr>
+            <w:pStyle w:val="TOC2"/>
+            <w:tabs>
+              <w:tab w:val="left" w:pos="880"/>
+              <w:tab w:val="right" w:leader="dot" w:pos="9350"/>
+            </w:tabs>
+            <w:rPr>
+              <w:rFonts w:eastAsiaTheme="minorEastAsia"/>
+              <w:noProof/>
+            </w:rPr>
+          </w:pPr>
+          <w:hyperlink w:anchor="_Toc236060989" w:history="1">
+            <w:r>
+              <w:rPr>
+                <w:rStyle w:val="Hyperlink"/>
+                <w:rFonts w:ascii="Times New Roman" w:hAnsi="Times New Roman" w:cs="Times New Roman"/>
+                <w:b/>
+                <w:noProof/>
+              </w:rPr>
+              <w:t>3.5.</w:t>
+            </w:r>
+            <w:r>
+              <w:rPr>
+                <w:rFonts w:eastAsiaTheme="minorEastAsia"/>
+                <w:noProof/>
+              </w:rPr>
+              <w:tab/>
+            </w:r>
+            <w:r>
+              <w:rPr>
+                <w:rStyle w:val="Hyperlink"/>
+                <w:rFonts w:ascii="Times New Roman" w:hAnsi="Times New Roman" w:cs="Times New Roman"/>
+                <w:b/>
+                <w:noProof/>
+              </w:rPr>
+              <w:t>Case Monitoring and Printing</w:t>
+            </w:r>
+            <w:r>
+              <w:rPr>
+                <w:noProof/>
+                <w:webHidden/>
+              </w:rPr>
+              <w:tab/>
+            </w:r>
+            <w:r>
+              <w:rPr>
+                <w:noProof/>
+                <w:webHidden/>
+              </w:rPr>
+              <w:fldChar w:fldCharType="begin"/>
+            </w:r>
+            <w:r>
+              <w:rPr>
+                <w:noProof/>
+                <w:webHidden/>
+              </w:rPr>
+              <w:instrText xml:space="preserve"> PAGEREF _Toc236060989 \h </w:instrText>
+            </w:r>
+            <w:r>
+              <w:rPr>
+                <w:noProof/>
+                <w:webHidden/>
+              </w:rPr>
+            </w:r>
+            <w:r>
+              <w:rPr>
+                <w:noProof/>
+                <w:webHidden/>
+              </w:rPr>
+              <w:fldChar w:fldCharType="separate"/>
+            </w:r>
+            <w:r>
+              <w:rPr>
+                <w:noProof/>
+                <w:webHidden/>
+              </w:rPr>
+              <w:t>6</w:t>
+            </w:r>
+            <w:r>
+              <w:rPr>
+                <w:noProof/>
+                <w:webHidden/>
+              </w:rPr>
+              <w:fldChar w:fldCharType="end"/>
+            </w:r>
+          </w:hyperlink>
+        </w:p>
+        <w:p>
+          <w:pPr>
+            <w:pStyle w:val="TOC2"/>
+            <w:tabs>
+              <w:tab w:val="left" w:pos="880"/>
+              <w:tab w:val="right" w:leader="dot" w:pos="9350"/>
+            </w:tabs>
+            <w:rPr>
+              <w:rFonts w:eastAsiaTheme="minorEastAsia"/>
+              <w:noProof/>
+            </w:rPr>
+          </w:pPr>
+          <w:hyperlink w:anchor="_Toc236060990" w:history="1">
+            <w:r>
+              <w:rPr>
+                <w:rStyle w:val="Hyperlink"/>
+                <w:rFonts w:ascii="Times New Roman" w:hAnsi="Times New Roman" w:cs="Times New Roman"/>
+                <w:b/>
+                <w:noProof/>
+              </w:rPr>
+              <w:t>3.6.</w:t>
+            </w:r>
+            <w:r>
+              <w:rPr>
+                <w:rFonts w:eastAsiaTheme="minorEastAsia"/>
+                <w:noProof/>
+              </w:rPr>
+              <w:tab/>
+            </w:r>
+            <w:r>
+              <w:rPr>
+                <w:rStyle w:val="Hyperlink"/>
+                <w:rFonts w:ascii="Times New Roman" w:hAnsi="Times New Roman" w:cs="Times New Roman"/>
+                <w:b/>
+                <w:noProof/>
+              </w:rPr>
+              <w:t>Overdue Task Handling</w:t>
+            </w:r>
+            <w:r>
+              <w:rPr>
+                <w:noProof/>
+                <w:webHidden/>
+              </w:rPr>
+              <w:tab/>
+            </w:r>
+            <w:r>
+              <w:rPr>
+                <w:noProof/>
+                <w:webHidden/>
+              </w:rPr>
+              <w:fldChar w:fldCharType="begin"/>
+            </w:r>
+            <w:r>
+              <w:rPr>
+                <w:noProof/>
+                <w:webHidden/>
+              </w:rPr>
+              <w:instrText xml:space="preserve"> PAGEREF _Toc236060990 \h </w:instrText>
+            </w:r>
+            <w:r>
+              <w:rPr>
+                <w:noProof/>
+                <w:webHidden/>
+              </w:rPr>
+            </w:r>
+            <w:r>
+              <w:rPr>
+                <w:noProof/>
+                <w:webHidden/>
+              </w:rPr>
+              <w:fldChar w:fldCharType="separate"/>
+            </w:r>
+            <w:r>
+              <w:rPr>
+                <w:noProof/>
+                <w:webHidden/>
+              </w:rPr>
+              <w:t>6</w:t>
+            </w:r>
+            <w:r>
+              <w:rPr>
+                <w:noProof/>
+                <w:webHidden/>
+              </w:rPr>
+              <w:fldChar w:fldCharType="end"/>
+            </w:r>
+          </w:hyperlink>
+        </w:p>
+        <w:p>
+          <w:pPr>
+            <w:pStyle w:val="TOC2"/>
+            <w:tabs>
+              <w:tab w:val="left" w:pos="880"/>
+              <w:tab w:val="right" w:leader="dot" w:pos="9350"/>
+            </w:tabs>
+            <w:rPr>
+              <w:rFonts w:eastAsiaTheme="minorEastAsia"/>
+              <w:noProof/>
+            </w:rPr>
+          </w:pPr>
+          <w:hyperlink w:anchor="_Toc236060991" w:history="1">
+            <w:r>
+              <w:rPr>
+                <w:rStyle w:val="Hyperlink"/>
+                <w:rFonts w:ascii="Times New Roman" w:hAnsi="Times New Roman" w:cs="Times New Roman"/>
+                <w:b/>
+                <w:noProof/>
+              </w:rPr>
+              <w:t>3.7.</w:t>
+            </w:r>
+            <w:r>
+              <w:rPr>
+                <w:rFonts w:eastAsiaTheme="minorEastAsia"/>
+                <w:noProof/>
+              </w:rPr>
+              <w:tab/>
+            </w:r>
+            <w:r>
+              <w:rPr>
+                <w:rStyle w:val="Hyperlink"/>
+                <w:rFonts w:ascii="Times New Roman" w:hAnsi="Times New Roman" w:cs="Times New Roman"/>
+                <w:b/>
+                <w:noProof/>
+              </w:rPr>
+              <w:t>Final Approval and Case Closure</w:t>
+            </w:r>
+            <w:r>
+              <w:rPr>
+                <w:noProof/>
+                <w:webHidden/>
+              </w:rPr>
+              <w:tab/>
+            </w:r>
+            <w:r>
+              <w:rPr>
+                <w:noProof/>
+                <w:webHidden/>
+              </w:rPr>
+              <w:fldChar w:fldCharType="begin"/>
+            </w:r>
+            <w:r>
+              <w:rPr>
+                <w:noProof/>
+                <w:webHidden/>
+              </w:rPr>
+              <w:instrText xml:space="preserve"> PAGEREF _Toc236060991 \h </w:instrText>
+            </w:r>
+            <w:r>
+              <w:rPr>
+                <w:noProof/>
+                <w:webHidden/>
+              </w:rPr>
+            </w:r>
+            <w:r>
+              <w:rPr>
+                <w:noProof/>
+                <w:webHidden/>
+              </w:rPr>
+              <w:fldChar w:fldCharType="separate"/>
+            </w:r>
+            <w:r>
+              <w:rPr>
+                <w:noProof/>
+                <w:webHidden/>
+              </w:rPr>
+              <w:t>7</w:t>
+            </w:r>
+            <w:r>
+              <w:rPr>
+                <w:noProof/>
+                <w:webHidden/>
+              </w:rPr>
+              <w:fldChar w:fldCharType="end"/>
+            </w:r>
+          </w:hyperlink>
+        </w:p>
+        <w:p>
+          <w:pPr>
+            <w:pStyle w:val="TOC2"/>
+            <w:tabs>
+              <w:tab w:val="left" w:pos="880"/>
+              <w:tab w:val="right" w:leader="dot" w:pos="9350"/>
+            </w:tabs>
+            <w:rPr>
+              <w:rFonts w:eastAsiaTheme="minorEastAsia"/>
+              <w:noProof/>
+            </w:rPr>
+          </w:pPr>
+          <w:hyperlink w:anchor="_Toc236060992" w:history="1">
+            <w:r>
+              <w:rPr>
+                <w:rStyle w:val="Hyperlink"/>
+                <w:rFonts w:ascii="Times New Roman" w:hAnsi="Times New Roman" w:cs="Times New Roman"/>
+                <w:b/>
+                <w:noProof/>
+              </w:rPr>
+              <w:t>3.8.</w:t>
+            </w:r>
+            <w:r>
+              <w:rPr>
+                <w:rFonts w:eastAsiaTheme="minorEastAsia"/>
+                <w:noProof/>
+              </w:rPr>
+              <w:tab/>
+            </w:r>
+            <w:r>
+              <w:rPr>
+                <w:rStyle w:val="Hyperlink"/>
+                <w:rFonts w:ascii="Times New Roman" w:hAnsi="Times New Roman" w:cs="Times New Roman"/>
+                <w:b/>
+                <w:noProof/>
+              </w:rPr>
+              <w:t>Basic End</w:t>
+            </w:r>
+            <w:r>
+              <w:rPr>
+                <w:rStyle w:val="Hyperlink"/>
+                <w:rFonts w:ascii="Times New Roman" w:hAnsi="Times New Roman" w:cs="Times New Roman"/>
+                <w:b/>
+                <w:noProof/>
+              </w:rPr>
+              <w:t>-</w:t>
+            </w:r>
+            <w:r>
+              <w:rPr>
+                <w:rStyle w:val="Hyperlink"/>
+                <w:rFonts w:ascii="Times New Roman" w:hAnsi="Times New Roman" w:cs="Times New Roman"/>
+                <w:b/>
+                <w:noProof/>
+              </w:rPr>
+              <w:t>to-End Workflow</w:t>
+            </w:r>
+            <w:r>
+              <w:rPr>
+                <w:noProof/>
+                <w:webHidden/>
+              </w:rPr>
+              <w:tab/>
+            </w:r>
+            <w:r>
+              <w:rPr>
+                <w:noProof/>
+                <w:webHidden/>
+              </w:rPr>
+              <w:fldChar w:fldCharType="begin"/>
+            </w:r>
+            <w:r>
+              <w:rPr>
+                <w:noProof/>
+                <w:webHidden/>
+              </w:rPr>
+              <w:instrText xml:space="preserve"> PAGEREF _Toc236060992 \h </w:instrText>
+            </w:r>
+            <w:r>
+              <w:rPr>
+                <w:noProof/>
+                <w:webHidden/>
+              </w:rPr>
+            </w:r>
+            <w:r>
+              <w:rPr>
+                <w:noProof/>
+                <w:webHidden/>
+              </w:rPr>
+              <w:fldChar w:fldCharType="separate"/>
+            </w:r>
+            <w:r>
+              <w:rPr>
+                <w:noProof/>
+                <w:webHidden/>
+              </w:rPr>
+              <w:t>7</w:t>
+            </w:r>
+            <w:r>
+              <w:rPr>
                 <w:noProof/>
                 <w:webHidden/>
               </w:rPr>
@@ -832,182 +2056,39 @@
       <w:pPr>
         <w:rPr>
           <w:rFonts w:ascii="Times New Roman" w:hAnsi="Times New Roman" w:cs="Times New Roman"/>
-          <w:sz w:val="32"/>
-          <w:szCs w:val="32"/>
-        </w:rPr>
-      </w:pPr>
-    </w:p>
-    <w:p>
-      <w:pPr>
-        <w:jc w:val="center"/>
-        <w:rPr>
-          <w:rFonts w:ascii="Times New Roman" w:hAnsi="Times New Roman" w:cs="Times New Roman"/>
-        </w:rPr>
-      </w:pPr>
-    </w:p>
-    <w:p>
-      <w:pPr>
-        <w:jc w:val="center"/>
-        <w:rPr>
-          <w:rFonts w:ascii="Times New Roman" w:hAnsi="Times New Roman" w:cs="Times New Roman"/>
-        </w:rPr>
-      </w:pPr>
-    </w:p>
-    <w:p>
-      <w:pPr>
-        <w:jc w:val="center"/>
-        <w:rPr>
-          <w:rFonts w:ascii="Times New Roman" w:hAnsi="Times New Roman" w:cs="Times New Roman"/>
-        </w:rPr>
-      </w:pPr>
-    </w:p>
-    <w:p>
-      <w:pPr>
-        <w:jc w:val="center"/>
-        <w:rPr>
-          <w:rFonts w:ascii="Times New Roman" w:hAnsi="Times New Roman" w:cs="Times New Roman"/>
-        </w:rPr>
-      </w:pPr>
-    </w:p>
-    <w:p>
-      <w:pPr>
-        <w:jc w:val="center"/>
-        <w:rPr>
-          <w:rFonts w:ascii="Times New Roman" w:hAnsi="Times New Roman" w:cs="Times New Roman"/>
-        </w:rPr>
-      </w:pPr>
-    </w:p>
-    <w:p>
-      <w:pPr>
-        <w:jc w:val="center"/>
-        <w:rPr>
-          <w:rFonts w:ascii="Times New Roman" w:hAnsi="Times New Roman" w:cs="Times New Roman"/>
-        </w:rPr>
-      </w:pPr>
-    </w:p>
-    <w:p>
-      <w:pPr>
-        <w:jc w:val="center"/>
-        <w:rPr>
-          <w:rFonts w:ascii="Times New Roman" w:hAnsi="Times New Roman" w:cs="Times New Roman"/>
-        </w:rPr>
-      </w:pPr>
-    </w:p>
-    <w:p>
-      <w:pPr>
-        <w:jc w:val="center"/>
-        <w:rPr>
-          <w:rFonts w:ascii="Times New Roman" w:hAnsi="Times New Roman" w:cs="Times New Roman"/>
-        </w:rPr>
-      </w:pPr>
-    </w:p>
-    <w:p>
-      <w:pPr>
-        <w:jc w:val="center"/>
-        <w:rPr>
-          <w:rFonts w:ascii="Times New Roman" w:hAnsi="Times New Roman" w:cs="Times New Roman"/>
-        </w:rPr>
-      </w:pPr>
-    </w:p>
-    <w:p>
-      <w:pPr>
-        <w:jc w:val="center"/>
-        <w:rPr>
-          <w:rFonts w:ascii="Times New Roman" w:hAnsi="Times New Roman" w:cs="Times New Roman"/>
-        </w:rPr>
-      </w:pPr>
-    </w:p>
-    <w:p>
-      <w:pPr>
-        <w:jc w:val="center"/>
-        <w:rPr>
-          <w:rFonts w:ascii="Times New Roman" w:hAnsi="Times New Roman" w:cs="Times New Roman"/>
-        </w:rPr>
-      </w:pPr>
-    </w:p>
-    <w:p>
-      <w:pPr>
-        <w:jc w:val="center"/>
-        <w:rPr>
-          <w:rFonts w:ascii="Times New Roman" w:hAnsi="Times New Roman" w:cs="Times New Roman"/>
-        </w:rPr>
-      </w:pPr>
-    </w:p>
-    <w:p>
-      <w:pPr>
-        <w:jc w:val="center"/>
-        <w:rPr>
-          <w:rFonts w:ascii="Times New Roman" w:hAnsi="Times New Roman" w:cs="Times New Roman"/>
-        </w:rPr>
-      </w:pPr>
-    </w:p>
-    <w:p>
-      <w:pPr>
-        <w:jc w:val="center"/>
-        <w:rPr>
-          <w:rFonts w:ascii="Times New Roman" w:hAnsi="Times New Roman" w:cs="Times New Roman"/>
-        </w:rPr>
-      </w:pPr>
-    </w:p>
-    <w:p>
-      <w:pPr>
-        <w:jc w:val="center"/>
-        <w:rPr>
-          <w:rFonts w:ascii="Times New Roman" w:hAnsi="Times New Roman" w:cs="Times New Roman"/>
-        </w:rPr>
-      </w:pPr>
-    </w:p>
-    <w:p>
-      <w:pPr>
-        <w:jc w:val="center"/>
-        <w:rPr>
-          <w:rFonts w:ascii="Times New Roman" w:hAnsi="Times New Roman" w:cs="Times New Roman"/>
-        </w:rPr>
-      </w:pPr>
-    </w:p>
-    <w:p>
-      <w:pPr>
-        <w:jc w:val="center"/>
-        <w:rPr>
-          <w:rFonts w:ascii="Times New Roman" w:hAnsi="Times New Roman" w:cs="Times New Roman"/>
-        </w:rPr>
-      </w:pPr>
-    </w:p>
-    <w:p>
-      <w:pPr>
-        <w:jc w:val="center"/>
-        <w:rPr>
-          <w:rFonts w:ascii="Times New Roman" w:hAnsi="Times New Roman" w:cs="Times New Roman"/>
-        </w:rPr>
-      </w:pPr>
-    </w:p>
-    <w:p>
-      <w:pPr>
-        <w:jc w:val="center"/>
-        <w:rPr>
-          <w:rFonts w:ascii="Times New Roman" w:hAnsi="Times New Roman" w:cs="Times New Roman"/>
-        </w:rPr>
-      </w:pPr>
-    </w:p>
-    <w:p>
-      <w:pPr>
-        <w:jc w:val="center"/>
-        <w:rPr>
-          <w:rFonts w:ascii="Times New Roman" w:hAnsi="Times New Roman" w:cs="Times New Roman"/>
-        </w:rPr>
-      </w:pPr>
-    </w:p>
-    <w:p>
-      <w:pPr>
-        <w:jc w:val="center"/>
-        <w:rPr>
-          <w:rFonts w:ascii="Times New Roman" w:hAnsi="Times New Roman" w:cs="Times New Roman"/>
-        </w:rPr>
-      </w:pPr>
-    </w:p>
-    <w:p>
-      <w:pPr>
-        <w:jc w:val="center"/>
+        </w:rPr>
+      </w:pPr>
+    </w:p>
+    <w:p>
+      <w:pPr>
+        <w:rPr>
+          <w:rFonts w:ascii="Times New Roman" w:hAnsi="Times New Roman" w:cs="Times New Roman"/>
+        </w:rPr>
+      </w:pPr>
+    </w:p>
+    <w:p>
+      <w:pPr>
+        <w:rPr>
+          <w:rFonts w:ascii="Times New Roman" w:hAnsi="Times New Roman" w:cs="Times New Roman"/>
+        </w:rPr>
+      </w:pPr>
+    </w:p>
+    <w:p>
+      <w:pPr>
+        <w:rPr>
+          <w:rFonts w:ascii="Times New Roman" w:hAnsi="Times New Roman" w:cs="Times New Roman"/>
+        </w:rPr>
+      </w:pPr>
+    </w:p>
+    <w:p>
+      <w:pPr>
+        <w:rPr>
+          <w:rFonts w:ascii="Times New Roman" w:hAnsi="Times New Roman" w:cs="Times New Roman"/>
+        </w:rPr>
+      </w:pPr>
+    </w:p>
+    <w:p>
+      <w:pPr>
         <w:rPr>
           <w:rFonts w:ascii="Times New Roman" w:hAnsi="Times New Roman" w:cs="Times New Roman"/>
         </w:rPr>
@@ -1035,7 +2116,7 @@
           <w:szCs w:val="40"/>
         </w:rPr>
       </w:pPr>
-      <w:bookmarkStart w:id="0" w:name="_Toc236044702"/>
+      <w:bookmarkStart w:id="0" w:name="_Toc236060974"/>
       <w:r>
         <w:rPr>
           <w:rFonts w:ascii="Times New Roman" w:hAnsi="Times New Roman" w:cs="Times New Roman"/>
@@ -1044,6 +2125,7 @@
           <w:sz w:val="40"/>
           <w:szCs w:val="40"/>
         </w:rPr>
+        <w:lastRenderedPageBreak/>
         <w:t>Project Overview</w:t>
       </w:r>
       <w:bookmarkEnd w:id="0"/>
@@ -1069,7 +2151,7 @@
           <w:szCs w:val="32"/>
         </w:rPr>
       </w:pPr>
-      <w:bookmarkStart w:id="1" w:name="_Toc236044703"/>
+      <w:bookmarkStart w:id="1" w:name="_Toc236060975"/>
       <w:r>
         <w:rPr>
           <w:rStyle w:val="Heading2Char"/>
@@ -1094,16 +2176,28 @@
     </w:p>
     <w:p>
       <w:pPr>
-        <w:ind w:left="720" w:firstLine="720"/>
-        <w:rPr>
-          <w:rFonts w:ascii="Times New Roman" w:hAnsi="Times New Roman" w:cs="Times New Roman"/>
-        </w:rPr>
-      </w:pPr>
-      <w:r>
-        <w:rPr>
-          <w:rFonts w:ascii="Times New Roman" w:hAnsi="Times New Roman" w:cs="Times New Roman"/>
-        </w:rPr>
-        <w:t>Barrett Hodgson Employee Off boarding Workflow Automation solution</w:t>
+        <w:ind w:firstLine="360"/>
+        <w:rPr>
+          <w:rFonts w:ascii="Times New Roman" w:hAnsi="Times New Roman" w:cs="Times New Roman"/>
+        </w:rPr>
+      </w:pPr>
+      <w:r>
+        <w:rPr>
+          <w:rFonts w:ascii="Times New Roman" w:hAnsi="Times New Roman" w:cs="Times New Roman"/>
+        </w:rPr>
+        <w:t>Barrett Hodgson Employee Of</w:t>
+      </w:r>
+      <w:r>
+        <w:rPr>
+          <w:rFonts w:ascii="Times New Roman" w:hAnsi="Times New Roman" w:cs="Times New Roman"/>
+        </w:rPr>
+        <w:t>f boarding Workflow Automation S</w:t>
+      </w:r>
+      <w:r>
+        <w:rPr>
+          <w:rFonts w:ascii="Times New Roman" w:hAnsi="Times New Roman" w:cs="Times New Roman"/>
+        </w:rPr>
+        <w:t>olution</w:t>
       </w:r>
     </w:p>
     <w:p>
@@ -1117,7 +2211,7 @@
           <w:rFonts w:ascii="Times New Roman" w:hAnsi="Times New Roman" w:cs="Times New Roman"/>
         </w:rPr>
       </w:pPr>
-      <w:bookmarkStart w:id="2" w:name="_Toc236044704"/>
+      <w:bookmarkStart w:id="2" w:name="_Toc236060976"/>
       <w:r>
         <w:rPr>
           <w:rStyle w:val="Heading2Char"/>
@@ -1133,32 +2227,35 @@
     </w:p>
     <w:p>
       <w:pPr>
-        <w:ind w:left="360" w:firstLine="360"/>
-        <w:rPr>
-          <w:rFonts w:ascii="Times New Roman" w:hAnsi="Times New Roman" w:cs="Times New Roman"/>
-        </w:rPr>
-      </w:pPr>
-      <w:r>
-        <w:rPr>
-          <w:rFonts w:ascii="Times New Roman" w:hAnsi="Times New Roman" w:cs="Times New Roman"/>
-        </w:rPr>
-        <w:t xml:space="preserve"> </w:t>
-      </w:r>
-      <w:r>
-        <w:rPr>
-          <w:rFonts w:ascii="Times New Roman" w:hAnsi="Times New Roman" w:cs="Times New Roman"/>
-        </w:rPr>
-        <w:tab/>
-        <w:t>Allow the IT administration to create an off boarding workflow, and automatically route departmental clearance tasks through the configured workflow sequence</w:t>
-      </w:r>
-    </w:p>
-    <w:p>
-      <w:pPr>
-        <w:ind w:left="360" w:firstLine="360"/>
-        <w:rPr>
-          <w:rFonts w:ascii="Times New Roman" w:hAnsi="Times New Roman" w:cs="Times New Roman"/>
-        </w:rPr>
-      </w:pPr>
+        <w:ind w:left="360"/>
+        <w:rPr>
+          <w:rFonts w:ascii="Times New Roman" w:hAnsi="Times New Roman" w:cs="Times New Roman"/>
+        </w:rPr>
+      </w:pPr>
+      <w:r>
+        <w:rPr>
+          <w:rFonts w:ascii="Times New Roman" w:hAnsi="Times New Roman" w:cs="Times New Roman"/>
+        </w:rPr>
+        <w:t>Allow the IT administration to create an off boarding workflow</w:t>
+      </w:r>
+      <w:r>
+        <w:rPr>
+          <w:rFonts w:ascii="Times New Roman" w:hAnsi="Times New Roman" w:cs="Times New Roman"/>
+        </w:rPr>
+        <w:t xml:space="preserve"> case</w:t>
+      </w:r>
+      <w:r>
+        <w:rPr>
+          <w:rFonts w:ascii="Times New Roman" w:hAnsi="Times New Roman" w:cs="Times New Roman"/>
+        </w:rPr>
+        <w:t>, and automatically route departmental clearance tasks through the configured workflow sequence</w:t>
+      </w:r>
+      <w:r>
+        <w:rPr>
+          <w:rFonts w:ascii="Times New Roman" w:hAnsi="Times New Roman" w:cs="Times New Roman"/>
+        </w:rPr>
+        <w:t>.</w:t>
+      </w:r>
     </w:p>
     <w:p>
       <w:pPr>
@@ -1175,7 +2272,7 @@
           <w:szCs w:val="32"/>
         </w:rPr>
       </w:pPr>
-      <w:bookmarkStart w:id="3" w:name="_Toc236044705"/>
+      <w:bookmarkStart w:id="3" w:name="_Toc236060977"/>
       <w:r>
         <w:rPr>
           <w:rFonts w:ascii="Times New Roman" w:hAnsi="Times New Roman" w:cs="Times New Roman"/>
@@ -1197,9 +2294,9 @@
     </w:p>
     <w:tbl>
       <w:tblPr>
-        <w:tblStyle w:val="PlainTable1"/>
+        <w:tblStyle w:val="GridTable6Colorful"/>
         <w:tblW w:w="9443" w:type="dxa"/>
-        <w:tblInd w:w="593" w:type="dxa"/>
+        <w:tblInd w:w="464" w:type="dxa"/>
         <w:tblLook w:val="04A0" w:firstRow="1" w:lastRow="0" w:firstColumn="1" w:lastColumn="0" w:noHBand="0" w:noVBand="1"/>
       </w:tblPr>
       <w:tblGrid>
@@ -1210,13 +2307,12 @@
       <w:tr>
         <w:trPr>
           <w:cnfStyle w:val="100000000000" w:firstRow="1" w:lastRow="0" w:firstColumn="0" w:lastColumn="0" w:oddVBand="0" w:evenVBand="0" w:oddHBand="0" w:evenHBand="0" w:firstRowFirstColumn="0" w:firstRowLastColumn="0" w:lastRowFirstColumn="0" w:lastRowLastColumn="0"/>
-          <w:trHeight w:val="265"/>
+          <w:trHeight w:val="377"/>
         </w:trPr>
         <w:tc>
           <w:tcPr>
             <w:cnfStyle w:val="001000000000" w:firstRow="0" w:lastRow="0" w:firstColumn="1" w:lastColumn="0" w:oddVBand="0" w:evenVBand="0" w:oddHBand="0" w:evenHBand="0" w:firstRowFirstColumn="0" w:firstRowLastColumn="0" w:lastRowFirstColumn="0" w:lastRowLastColumn="0"/>
             <w:tcW w:w="3147" w:type="dxa"/>
-            <w:shd w:val="clear" w:color="auto" w:fill="9CC2E5" w:themeFill="accent1" w:themeFillTint="99"/>
           </w:tcPr>
           <w:p>
             <w:pPr>
@@ -1236,7 +2332,6 @@
         <w:tc>
           <w:tcPr>
             <w:tcW w:w="3148" w:type="dxa"/>
-            <w:shd w:val="clear" w:color="auto" w:fill="9CC2E5" w:themeFill="accent1" w:themeFillTint="99"/>
           </w:tcPr>
           <w:p>
             <w:pPr>
@@ -1257,7 +2352,6 @@
         <w:tc>
           <w:tcPr>
             <w:tcW w:w="3148" w:type="dxa"/>
-            <w:shd w:val="clear" w:color="auto" w:fill="9CC2E5" w:themeFill="accent1" w:themeFillTint="99"/>
           </w:tcPr>
           <w:p>
             <w:pPr>
@@ -1996,20 +3090,6 @@
     </w:p>
     <w:p>
       <w:pPr>
-        <w:rPr>
-          <w:rFonts w:ascii="Times New Roman" w:hAnsi="Times New Roman" w:cs="Times New Roman"/>
-        </w:rPr>
-      </w:pPr>
-    </w:p>
-    <w:p>
-      <w:pPr>
-        <w:rPr>
-          <w:rFonts w:ascii="Times New Roman" w:hAnsi="Times New Roman" w:cs="Times New Roman"/>
-        </w:rPr>
-      </w:pPr>
-    </w:p>
-    <w:p>
-      <w:pPr>
         <w:pStyle w:val="Heading1"/>
         <w:numPr>
           <w:ilvl w:val="0"/>
@@ -2023,7 +3103,7 @@
           <w:szCs w:val="40"/>
         </w:rPr>
       </w:pPr>
-      <w:bookmarkStart w:id="4" w:name="_Toc236044706"/>
+      <w:bookmarkStart w:id="4" w:name="_Toc236060978"/>
       <w:r>
         <w:rPr>
           <w:rFonts w:ascii="Times New Roman" w:hAnsi="Times New Roman" w:cs="Times New Roman"/>
@@ -2032,6 +3112,7 @@
           <w:sz w:val="40"/>
           <w:szCs w:val="40"/>
         </w:rPr>
+        <w:lastRenderedPageBreak/>
         <w:t>System Architecture</w:t>
       </w:r>
       <w:bookmarkEnd w:id="4"/>
@@ -2059,6 +3140,7 @@
           <w:szCs w:val="32"/>
         </w:rPr>
       </w:pPr>
+      <w:bookmarkStart w:id="5" w:name="_Toc236060979"/>
       <w:r>
         <w:rPr>
           <w:rStyle w:val="Heading2Char"/>
@@ -2070,6 +3152,7 @@
         </w:rPr>
         <w:t>High Level System Architecture</w:t>
       </w:r>
+      <w:bookmarkEnd w:id="5"/>
     </w:p>
     <w:p>
       <w:pPr>
@@ -2084,16 +3167,1238 @@
         </w:rPr>
         <w:t xml:space="preserve">The application follows a simple </w:t>
       </w:r>
-      <w:bookmarkStart w:id="5" w:name="_GoBack"/>
-      <w:bookmarkEnd w:id="5"/>
-    </w:p>
-    <w:p>
-      <w:pPr>
-        <w:rPr>
-          <w:rFonts w:ascii="Times New Roman" w:hAnsi="Times New Roman" w:cs="Times New Roman"/>
-        </w:rPr>
-      </w:pPr>
-    </w:p>
+      <w:r>
+        <w:rPr>
+          <w:rFonts w:ascii="Times New Roman" w:hAnsi="Times New Roman" w:cs="Times New Roman"/>
+        </w:rPr>
+        <w:t>layered web-application architecture:</w:t>
+      </w:r>
+    </w:p>
+    <w:p>
+      <w:pPr>
+        <w:pStyle w:val="Heading3"/>
+        <w:numPr>
+          <w:ilvl w:val="2"/>
+          <w:numId w:val="2"/>
+        </w:numPr>
+        <w:rPr>
+          <w:rFonts w:ascii="Times New Roman" w:hAnsi="Times New Roman" w:cs="Times New Roman"/>
+          <w:b/>
+          <w:color w:val="auto"/>
+        </w:rPr>
+      </w:pPr>
+      <w:bookmarkStart w:id="6" w:name="_Toc236060980"/>
+      <w:r>
+        <w:rPr>
+          <w:rFonts w:ascii="Times New Roman" w:hAnsi="Times New Roman" w:cs="Times New Roman"/>
+          <w:b/>
+          <w:color w:val="auto"/>
+        </w:rPr>
+        <w:t>Presentation Layer:</w:t>
+      </w:r>
+      <w:bookmarkEnd w:id="6"/>
+      <w:r>
+        <w:rPr>
+          <w:rFonts w:ascii="Times New Roman" w:hAnsi="Times New Roman" w:cs="Times New Roman"/>
+          <w:b/>
+          <w:color w:val="auto"/>
+        </w:rPr>
+        <w:t xml:space="preserve">  </w:t>
+      </w:r>
+    </w:p>
+    <w:p>
+      <w:pPr>
+        <w:ind w:firstLine="360"/>
+        <w:rPr>
+          <w:rFonts w:ascii="Times New Roman" w:hAnsi="Times New Roman" w:cs="Times New Roman"/>
+        </w:rPr>
+      </w:pPr>
+      <w:r>
+        <w:rPr>
+          <w:rFonts w:ascii="Times New Roman" w:hAnsi="Times New Roman" w:cs="Times New Roman"/>
+        </w:rPr>
+        <w:t xml:space="preserve">The presentation layer consists of server-rendered Jinja2 templates, CSS, and limited Vanilla JavaScript. Users can access the system through a web browser to create cases, complete departmental checklists, </w:t>
+      </w:r>
+      <w:proofErr w:type="spellStart"/>
+      <w:r>
+        <w:rPr>
+          <w:rFonts w:ascii="Times New Roman" w:hAnsi="Times New Roman" w:cs="Times New Roman"/>
+        </w:rPr>
+        <w:t>moniter</w:t>
+      </w:r>
+      <w:proofErr w:type="spellEnd"/>
+      <w:r>
+        <w:rPr>
+          <w:rFonts w:ascii="Times New Roman" w:hAnsi="Times New Roman" w:cs="Times New Roman"/>
+        </w:rPr>
+        <w:t xml:space="preserve"> progress, review final approval, view and print case details. Form validation messages and workflow status information are also displayed at this layer.</w:t>
+      </w:r>
+    </w:p>
+    <w:p>
+      <w:pPr>
+        <w:pStyle w:val="Heading3"/>
+        <w:numPr>
+          <w:ilvl w:val="2"/>
+          <w:numId w:val="2"/>
+        </w:numPr>
+        <w:rPr>
+          <w:rFonts w:ascii="Times New Roman" w:hAnsi="Times New Roman" w:cs="Times New Roman"/>
+          <w:b/>
+          <w:color w:val="auto"/>
+        </w:rPr>
+      </w:pPr>
+      <w:bookmarkStart w:id="7" w:name="_Toc236060981"/>
+      <w:r>
+        <w:rPr>
+          <w:rFonts w:ascii="Times New Roman" w:hAnsi="Times New Roman" w:cs="Times New Roman"/>
+          <w:b/>
+          <w:color w:val="auto"/>
+        </w:rPr>
+        <w:t>Application</w:t>
+      </w:r>
+      <w:r>
+        <w:rPr>
+          <w:rFonts w:ascii="Times New Roman" w:hAnsi="Times New Roman" w:cs="Times New Roman"/>
+          <w:b/>
+          <w:color w:val="auto"/>
+        </w:rPr>
+        <w:t xml:space="preserve"> Layer:</w:t>
+      </w:r>
+      <w:bookmarkEnd w:id="7"/>
+      <w:r>
+        <w:rPr>
+          <w:rFonts w:ascii="Times New Roman" w:hAnsi="Times New Roman" w:cs="Times New Roman"/>
+          <w:b/>
+          <w:color w:val="auto"/>
+        </w:rPr>
+        <w:t xml:space="preserve">  </w:t>
+      </w:r>
+    </w:p>
+    <w:p>
+      <w:pPr>
+        <w:ind w:firstLine="360"/>
+        <w:rPr>
+          <w:rFonts w:ascii="Times New Roman" w:hAnsi="Times New Roman" w:cs="Times New Roman"/>
+        </w:rPr>
+      </w:pPr>
+      <w:r>
+        <w:rPr>
+          <w:rFonts w:ascii="Times New Roman" w:hAnsi="Times New Roman" w:cs="Times New Roman"/>
+        </w:rPr>
+        <w:t xml:space="preserve">The application layer is implemented through the Flask framework, and contains the system’s routes, forms, authentication controls, and service modules. It manages case creation, workflow sequencing, checklist validation, secure task access, email notification processing, overdue monitoring, and final approval. </w:t>
+      </w:r>
+      <w:r>
+        <w:rPr>
+          <w:rFonts w:ascii="Times New Roman" w:hAnsi="Times New Roman" w:cs="Times New Roman"/>
+        </w:rPr>
+        <w:t>The business logic is kept in separate dedicated services rather than being handled entirely inside the page routes.</w:t>
+      </w:r>
+    </w:p>
+    <w:p>
+      <w:pPr>
+        <w:pStyle w:val="Heading3"/>
+        <w:numPr>
+          <w:ilvl w:val="2"/>
+          <w:numId w:val="2"/>
+        </w:numPr>
+        <w:rPr>
+          <w:rFonts w:ascii="Times New Roman" w:hAnsi="Times New Roman" w:cs="Times New Roman"/>
+          <w:b/>
+          <w:color w:val="auto"/>
+        </w:rPr>
+      </w:pPr>
+      <w:bookmarkStart w:id="8" w:name="_Toc236060982"/>
+      <w:r>
+        <w:rPr>
+          <w:rFonts w:ascii="Times New Roman" w:hAnsi="Times New Roman" w:cs="Times New Roman"/>
+          <w:b/>
+          <w:color w:val="auto"/>
+        </w:rPr>
+        <w:t>Data</w:t>
+      </w:r>
+      <w:r>
+        <w:rPr>
+          <w:rFonts w:ascii="Times New Roman" w:hAnsi="Times New Roman" w:cs="Times New Roman"/>
+          <w:b/>
+          <w:color w:val="auto"/>
+        </w:rPr>
+        <w:t xml:space="preserve"> Layer:</w:t>
+      </w:r>
+      <w:bookmarkEnd w:id="8"/>
+      <w:r>
+        <w:rPr>
+          <w:rFonts w:ascii="Times New Roman" w:hAnsi="Times New Roman" w:cs="Times New Roman"/>
+          <w:b/>
+          <w:color w:val="auto"/>
+        </w:rPr>
+        <w:t xml:space="preserve">  </w:t>
+      </w:r>
+    </w:p>
+    <w:p>
+      <w:pPr>
+        <w:ind w:firstLine="360"/>
+      </w:pPr>
+      <w:r>
+        <w:t xml:space="preserve">The application accesses the SQLite database through </w:t>
+      </w:r>
+      <w:proofErr w:type="spellStart"/>
+      <w:r>
+        <w:t>SQLAlchemy</w:t>
+      </w:r>
+      <w:proofErr w:type="spellEnd"/>
+      <w:r>
+        <w:t>. The database stores users, cases, workflow tasks, checklist responses, access grants, notifications, and audit records. The application also communicates with the configured SMTP server to deliver departmental task links and workflow notifications.</w:t>
+      </w:r>
+    </w:p>
+    <w:p>
+      <w:pPr>
+        <w:pStyle w:val="Heading2"/>
+        <w:numPr>
+          <w:ilvl w:val="1"/>
+          <w:numId w:val="2"/>
+        </w:numPr>
+        <w:rPr>
+          <w:rFonts w:ascii="Times New Roman" w:hAnsi="Times New Roman" w:cs="Times New Roman"/>
+          <w:b/>
+          <w:color w:val="auto"/>
+          <w:sz w:val="32"/>
+          <w:szCs w:val="32"/>
+        </w:rPr>
+      </w:pPr>
+      <w:bookmarkStart w:id="9" w:name="_Toc236060983"/>
+      <w:r>
+        <w:rPr>
+          <w:rFonts w:ascii="Times New Roman" w:hAnsi="Times New Roman" w:cs="Times New Roman"/>
+          <w:b/>
+          <w:color w:val="auto"/>
+          <w:sz w:val="32"/>
+          <w:szCs w:val="32"/>
+        </w:rPr>
+        <w:lastRenderedPageBreak/>
+        <w:t>Data Flow Diagram</w:t>
+      </w:r>
+      <w:bookmarkEnd w:id="9"/>
+    </w:p>
+    <w:p>
+      <w:r>
+        <w:rPr>
+          <w:rStyle w:val="Heading2Char"/>
+          <w:rFonts w:ascii="Times New Roman" w:eastAsiaTheme="minorHAnsi" w:hAnsi="Times New Roman" w:cs="Times New Roman"/>
+          <w:b/>
+          <w:color w:val="auto"/>
+          <w:sz w:val="32"/>
+          <w:szCs w:val="32"/>
+        </w:rPr>
+        <w:drawing>
+          <wp:anchor distT="0" distB="0" distL="114300" distR="114300" simplePos="0" relativeHeight="251659264" behindDoc="0" locked="0" layoutInCell="1" allowOverlap="1" wp14:anchorId="004D1684" wp14:editId="28657E4D">
+            <wp:simplePos x="0" y="0"/>
+            <wp:positionH relativeFrom="margin">
+              <wp:align>center</wp:align>
+            </wp:positionH>
+            <wp:positionV relativeFrom="paragraph">
+              <wp:posOffset>204470</wp:posOffset>
+            </wp:positionV>
+            <wp:extent cx="4949825" cy="5060950"/>
+            <wp:effectExtent l="0" t="0" r="3175" b="6350"/>
+            <wp:wrapSquare wrapText="bothSides"/>
+            <wp:docPr id="4" name="Picture 4"/>
+            <wp:cNvGraphicFramePr>
+              <a:graphicFrameLocks xmlns:a="http://schemas.openxmlformats.org/drawingml/2006/main" noChangeAspect="1"/>
+            </wp:cNvGraphicFramePr>
+            <a:graphic xmlns:a="http://schemas.openxmlformats.org/drawingml/2006/main">
+              <a:graphicData uri="http://schemas.openxmlformats.org/drawingml/2006/picture">
+                <pic:pic xmlns:pic="http://schemas.openxmlformats.org/drawingml/2006/picture">
+                  <pic:nvPicPr>
+                    <pic:cNvPr id="1" name=""/>
+                    <pic:cNvPicPr/>
+                  </pic:nvPicPr>
+                  <pic:blipFill>
+                    <a:blip r:embed="rId7">
+                      <a:extLst>
+                        <a:ext uri="{28A0092B-C50C-407E-A947-70E740481C1C}">
+                          <a14:useLocalDpi xmlns:a14="http://schemas.microsoft.com/office/drawing/2010/main" val="0"/>
+                        </a:ext>
+                      </a:extLst>
+                    </a:blip>
+                    <a:stretch>
+                      <a:fillRect/>
+                    </a:stretch>
+                  </pic:blipFill>
+                  <pic:spPr>
+                    <a:xfrm>
+                      <a:off x="0" y="0"/>
+                      <a:ext cx="4949825" cy="5060950"/>
+                    </a:xfrm>
+                    <a:prstGeom prst="rect">
+                      <a:avLst/>
+                    </a:prstGeom>
+                  </pic:spPr>
+                </pic:pic>
+              </a:graphicData>
+            </a:graphic>
+            <wp14:sizeRelH relativeFrom="margin">
+              <wp14:pctWidth>0</wp14:pctWidth>
+            </wp14:sizeRelH>
+            <wp14:sizeRelV relativeFrom="margin">
+              <wp14:pctHeight>0</wp14:pctHeight>
+            </wp14:sizeRelV>
+          </wp:anchor>
+        </w:drawing>
+      </w:r>
+    </w:p>
+    <w:p/>
+    <w:p>
+      <w:pPr>
+        <w:pStyle w:val="Caption"/>
+      </w:pPr>
+    </w:p>
+    <w:p>
+      <w:pPr>
+        <w:pStyle w:val="Caption"/>
+      </w:pPr>
+    </w:p>
+    <w:p>
+      <w:pPr>
+        <w:pStyle w:val="Caption"/>
+      </w:pPr>
+    </w:p>
+    <w:p>
+      <w:pPr>
+        <w:pStyle w:val="Caption"/>
+      </w:pPr>
+    </w:p>
+    <w:p>
+      <w:pPr>
+        <w:pStyle w:val="Caption"/>
+      </w:pPr>
+    </w:p>
+    <w:p>
+      <w:pPr>
+        <w:pStyle w:val="Caption"/>
+      </w:pPr>
+    </w:p>
+    <w:p>
+      <w:pPr>
+        <w:pStyle w:val="Caption"/>
+      </w:pPr>
+    </w:p>
+    <w:p>
+      <w:pPr>
+        <w:pStyle w:val="Caption"/>
+      </w:pPr>
+    </w:p>
+    <w:p>
+      <w:pPr>
+        <w:pStyle w:val="Caption"/>
+      </w:pPr>
+    </w:p>
+    <w:p>
+      <w:pPr>
+        <w:pStyle w:val="Caption"/>
+      </w:pPr>
+    </w:p>
+    <w:p>
+      <w:pPr>
+        <w:pStyle w:val="Caption"/>
+      </w:pPr>
+    </w:p>
+    <w:p>
+      <w:pPr>
+        <w:pStyle w:val="Caption"/>
+      </w:pPr>
+    </w:p>
+    <w:p>
+      <w:pPr>
+        <w:pStyle w:val="Caption"/>
+      </w:pPr>
+    </w:p>
+    <w:p>
+      <w:pPr>
+        <w:pStyle w:val="Caption"/>
+      </w:pPr>
+    </w:p>
+    <w:p>
+      <w:pPr>
+        <w:pStyle w:val="Caption"/>
+      </w:pPr>
+    </w:p>
+    <w:p>
+      <w:pPr>
+        <w:pStyle w:val="Caption"/>
+      </w:pPr>
+    </w:p>
+    <w:p>
+      <w:pPr>
+        <w:pStyle w:val="Caption"/>
+      </w:pPr>
+    </w:p>
+    <w:p>
+      <w:pPr>
+        <w:pStyle w:val="Caption"/>
+      </w:pPr>
+    </w:p>
+    <w:p>
+      <w:pPr>
+        <w:pStyle w:val="Caption"/>
+        <w:ind w:firstLine="720"/>
+        <w:rPr>
+          <w:sz w:val="24"/>
+          <w:szCs w:val="24"/>
+        </w:rPr>
+      </w:pPr>
+      <w:r>
+        <w:rPr>
+          <w:sz w:val="24"/>
+          <w:szCs w:val="24"/>
+        </w:rPr>
+        <w:t xml:space="preserve">Figure </w:t>
+      </w:r>
+      <w:r>
+        <w:rPr>
+          <w:sz w:val="24"/>
+          <w:szCs w:val="24"/>
+        </w:rPr>
+        <w:fldChar w:fldCharType="begin"/>
+      </w:r>
+      <w:r>
+        <w:rPr>
+          <w:sz w:val="24"/>
+          <w:szCs w:val="24"/>
+        </w:rPr>
+        <w:instrText xml:space="preserve"> SEQ Figure \* ARABIC </w:instrText>
+      </w:r>
+      <w:r>
+        <w:rPr>
+          <w:sz w:val="24"/>
+          <w:szCs w:val="24"/>
+        </w:rPr>
+        <w:fldChar w:fldCharType="separate"/>
+      </w:r>
+      <w:r>
+        <w:rPr>
+          <w:noProof/>
+          <w:sz w:val="24"/>
+          <w:szCs w:val="24"/>
+        </w:rPr>
+        <w:t>1</w:t>
+      </w:r>
+      <w:r>
+        <w:rPr>
+          <w:sz w:val="24"/>
+          <w:szCs w:val="24"/>
+        </w:rPr>
+        <w:fldChar w:fldCharType="end"/>
+      </w:r>
+      <w:r>
+        <w:rPr>
+          <w:sz w:val="24"/>
+          <w:szCs w:val="24"/>
+        </w:rPr>
+        <w:t xml:space="preserve"> : Data flow diagram for the application</w:t>
+      </w:r>
+    </w:p>
+    <w:p/>
+    <w:p/>
+    <w:p/>
+    <w:p/>
+    <w:p/>
+    <w:p/>
+    <w:p/>
+    <w:p>
+      <w:pPr>
+        <w:pStyle w:val="Heading1"/>
+        <w:numPr>
+          <w:ilvl w:val="0"/>
+          <w:numId w:val="2"/>
+        </w:numPr>
+        <w:rPr>
+          <w:rFonts w:ascii="Times New Roman" w:hAnsi="Times New Roman" w:cs="Times New Roman"/>
+          <w:b/>
+          <w:color w:val="auto"/>
+          <w:sz w:val="40"/>
+          <w:szCs w:val="40"/>
+        </w:rPr>
+      </w:pPr>
+      <w:bookmarkStart w:id="10" w:name="_Toc236060984"/>
+      <w:r>
+        <w:rPr>
+          <w:rFonts w:ascii="Times New Roman" w:hAnsi="Times New Roman" w:cs="Times New Roman"/>
+          <w:b/>
+          <w:color w:val="auto"/>
+          <w:sz w:val="40"/>
+          <w:szCs w:val="40"/>
+        </w:rPr>
+        <w:lastRenderedPageBreak/>
+        <w:t>Functional Overview</w:t>
+      </w:r>
+      <w:bookmarkEnd w:id="10"/>
+    </w:p>
+    <w:p>
+      <w:pPr>
+        <w:ind w:firstLine="360"/>
+        <w:rPr>
+          <w:rFonts w:ascii="Times New Roman" w:hAnsi="Times New Roman" w:cs="Times New Roman"/>
+        </w:rPr>
+      </w:pPr>
+      <w:r>
+        <w:rPr>
+          <w:rFonts w:ascii="Times New Roman" w:hAnsi="Times New Roman" w:cs="Times New Roman"/>
+        </w:rPr>
+        <w:t xml:space="preserve">The Off boarding Workflow Automation System manages employee clearance cases from initiation to final closure. It guides each case through the required departments, records checklist responses, sends task notifications, and provides </w:t>
+      </w:r>
+      <w:proofErr w:type="spellStart"/>
+      <w:r>
+        <w:rPr>
+          <w:rFonts w:ascii="Times New Roman" w:hAnsi="Times New Roman" w:cs="Times New Roman"/>
+        </w:rPr>
+        <w:t>authorised</w:t>
+      </w:r>
+      <w:proofErr w:type="spellEnd"/>
+      <w:r>
+        <w:rPr>
+          <w:rFonts w:ascii="Times New Roman" w:hAnsi="Times New Roman" w:cs="Times New Roman"/>
+        </w:rPr>
+        <w:t xml:space="preserve"> staff with visibility into current workflow status. </w:t>
+      </w:r>
+    </w:p>
+    <w:p>
+      <w:pPr>
+        <w:pStyle w:val="Heading2"/>
+        <w:numPr>
+          <w:ilvl w:val="1"/>
+          <w:numId w:val="2"/>
+        </w:numPr>
+        <w:rPr>
+          <w:rFonts w:ascii="Times New Roman" w:hAnsi="Times New Roman" w:cs="Times New Roman"/>
+          <w:b/>
+          <w:color w:val="auto"/>
+          <w:sz w:val="32"/>
+          <w:szCs w:val="32"/>
+        </w:rPr>
+      </w:pPr>
+      <w:bookmarkStart w:id="11" w:name="_Toc236060985"/>
+      <w:r>
+        <w:rPr>
+          <w:rFonts w:ascii="Times New Roman" w:hAnsi="Times New Roman" w:cs="Times New Roman"/>
+          <w:b/>
+          <w:color w:val="auto"/>
+          <w:sz w:val="32"/>
+          <w:szCs w:val="32"/>
+        </w:rPr>
+        <w:t>Case Creation</w:t>
+      </w:r>
+      <w:bookmarkEnd w:id="11"/>
+    </w:p>
+    <w:p>
+      <w:pPr>
+        <w:ind w:firstLine="360"/>
+      </w:pPr>
+      <w:r>
+        <w:t xml:space="preserve">An authorized NOC user creates an </w:t>
+      </w:r>
+      <w:proofErr w:type="spellStart"/>
+      <w:r>
+        <w:t>offboarding</w:t>
+      </w:r>
+      <w:proofErr w:type="spellEnd"/>
+      <w:r>
+        <w:t xml:space="preserve"> case by entering the employee’s details. The system validates the details, generates a unique case number, and initiates the workflow. The case creation action is also recorded in the audit history. </w:t>
+      </w:r>
+    </w:p>
+    <w:p>
+      <w:pPr>
+        <w:pStyle w:val="Heading2"/>
+        <w:numPr>
+          <w:ilvl w:val="1"/>
+          <w:numId w:val="2"/>
+        </w:numPr>
+        <w:rPr>
+          <w:rFonts w:ascii="Times New Roman" w:hAnsi="Times New Roman" w:cs="Times New Roman"/>
+          <w:b/>
+          <w:color w:val="auto"/>
+          <w:sz w:val="32"/>
+          <w:szCs w:val="32"/>
+        </w:rPr>
+      </w:pPr>
+      <w:bookmarkStart w:id="12" w:name="_Toc236060986"/>
+      <w:r>
+        <w:rPr>
+          <w:rFonts w:ascii="Times New Roman" w:hAnsi="Times New Roman" w:cs="Times New Roman"/>
+          <w:b/>
+          <w:color w:val="auto"/>
+          <w:sz w:val="32"/>
+          <w:szCs w:val="32"/>
+        </w:rPr>
+        <w:t>Departmental Clearance Workflow</w:t>
+      </w:r>
+      <w:bookmarkEnd w:id="12"/>
+    </w:p>
+    <w:p>
+      <w:pPr>
+        <w:ind w:firstLine="360"/>
+      </w:pPr>
+      <w:r>
+        <w:t xml:space="preserve">Each case follows a predefined sequence currently consisting of NOC Access &amp; Security Clearance, MIS Business and Application Clearance, Hardware and Asset Recovery, and Final Admin Approval. Only the current task is made available, with the next department being assigned its task after the previous one has been completed. </w:t>
+      </w:r>
+    </w:p>
+    <w:p>
+      <w:pPr>
+        <w:pStyle w:val="Heading2"/>
+        <w:numPr>
+          <w:ilvl w:val="1"/>
+          <w:numId w:val="2"/>
+        </w:numPr>
+        <w:rPr>
+          <w:rFonts w:ascii="Times New Roman" w:hAnsi="Times New Roman" w:cs="Times New Roman"/>
+          <w:b/>
+          <w:color w:val="auto"/>
+          <w:sz w:val="32"/>
+          <w:szCs w:val="32"/>
+        </w:rPr>
+      </w:pPr>
+      <w:bookmarkStart w:id="13" w:name="_Toc236060987"/>
+      <w:r>
+        <w:rPr>
+          <w:rFonts w:ascii="Times New Roman" w:hAnsi="Times New Roman" w:cs="Times New Roman"/>
+          <w:b/>
+          <w:color w:val="auto"/>
+          <w:sz w:val="32"/>
+          <w:szCs w:val="32"/>
+        </w:rPr>
+        <w:t>Checklist Completion</w:t>
+      </w:r>
+      <w:bookmarkEnd w:id="13"/>
+    </w:p>
+    <w:p>
+      <w:pPr>
+        <w:ind w:firstLine="360"/>
+      </w:pPr>
+      <w:r>
+        <w:t xml:space="preserve">Each department only completes the checklist configured for its workflow. Each item on the checklist consists of three possible responses: “YES”, “No”, and “Not Applicable”, along with a drop down consisting of that department’s employees. </w:t>
+      </w:r>
+      <w:r>
+        <w:t>For each checklist item, the user must select one of the three possible responses, along with</w:t>
+      </w:r>
+      <w:r>
+        <w:t xml:space="preserve"> selecting</w:t>
+      </w:r>
+      <w:r>
+        <w:t xml:space="preserve"> the name of the employee responsible for that response from the aforementioned employee name drop down. In case “No”, or “Not Applicable” is selected, the user must provide a valid reason. </w:t>
+      </w:r>
+    </w:p>
+    <w:p>
+      <w:pPr>
+        <w:pStyle w:val="Heading2"/>
+        <w:numPr>
+          <w:ilvl w:val="1"/>
+          <w:numId w:val="2"/>
+        </w:numPr>
+        <w:rPr>
+          <w:rFonts w:ascii="Times New Roman" w:hAnsi="Times New Roman" w:cs="Times New Roman"/>
+          <w:b/>
+          <w:color w:val="auto"/>
+          <w:sz w:val="32"/>
+          <w:szCs w:val="32"/>
+        </w:rPr>
+      </w:pPr>
+      <w:bookmarkStart w:id="14" w:name="_Toc236060988"/>
+      <w:r>
+        <w:rPr>
+          <w:rFonts w:ascii="Times New Roman" w:hAnsi="Times New Roman" w:cs="Times New Roman"/>
+          <w:b/>
+          <w:color w:val="auto"/>
+          <w:sz w:val="32"/>
+          <w:szCs w:val="32"/>
+        </w:rPr>
+        <w:t>Email Notification and Secure Access</w:t>
+      </w:r>
+      <w:bookmarkEnd w:id="14"/>
+    </w:p>
+    <w:p>
+      <w:pPr>
+        <w:ind w:firstLine="360"/>
+      </w:pPr>
+      <w:r>
+        <w:t xml:space="preserve">When a department task becomes active, the system sends an email containing the case reference, due date, and a secure task link. The recipient must use the secure task link to access the checklist. Notification attempts and delivery results are recorded by the system. </w:t>
+      </w:r>
+    </w:p>
+    <w:p>
+      <w:pPr>
+        <w:pStyle w:val="Heading2"/>
+        <w:numPr>
+          <w:ilvl w:val="1"/>
+          <w:numId w:val="2"/>
+        </w:numPr>
+        <w:rPr>
+          <w:rFonts w:ascii="Times New Roman" w:hAnsi="Times New Roman" w:cs="Times New Roman"/>
+          <w:b/>
+          <w:color w:val="auto"/>
+          <w:sz w:val="32"/>
+          <w:szCs w:val="32"/>
+        </w:rPr>
+      </w:pPr>
+      <w:bookmarkStart w:id="15" w:name="_Toc236060989"/>
+      <w:r>
+        <w:rPr>
+          <w:rFonts w:ascii="Times New Roman" w:hAnsi="Times New Roman" w:cs="Times New Roman"/>
+          <w:b/>
+          <w:color w:val="auto"/>
+          <w:sz w:val="32"/>
+          <w:szCs w:val="32"/>
+        </w:rPr>
+        <w:t>Case Monitoring</w:t>
+      </w:r>
+      <w:r>
+        <w:rPr>
+          <w:rFonts w:ascii="Times New Roman" w:hAnsi="Times New Roman" w:cs="Times New Roman"/>
+          <w:b/>
+          <w:color w:val="auto"/>
+          <w:sz w:val="32"/>
+          <w:szCs w:val="32"/>
+        </w:rPr>
+        <w:t xml:space="preserve"> and Printing</w:t>
+      </w:r>
+      <w:bookmarkEnd w:id="15"/>
+    </w:p>
+    <w:p>
+      <w:pPr>
+        <w:ind w:firstLine="360"/>
+      </w:pPr>
+      <w:r>
+        <w:t xml:space="preserve">Authorized users (currently employees of the NOC department) can view the case register and open individual case records.  The system displays the current workflow phase, completed tasks, checklist responses, and audit history. This allows pending or delayed clearances to be identified </w:t>
+      </w:r>
+      <w:r>
+        <w:t xml:space="preserve">without the need of contacting each department individually. Authorized users can also print the relevant details of cases as well. </w:t>
+      </w:r>
+    </w:p>
+    <w:p>
+      <w:pPr>
+        <w:pStyle w:val="Heading2"/>
+        <w:numPr>
+          <w:ilvl w:val="1"/>
+          <w:numId w:val="2"/>
+        </w:numPr>
+        <w:rPr>
+          <w:rFonts w:ascii="Times New Roman" w:hAnsi="Times New Roman" w:cs="Times New Roman"/>
+          <w:b/>
+          <w:color w:val="auto"/>
+          <w:sz w:val="32"/>
+          <w:szCs w:val="32"/>
+        </w:rPr>
+      </w:pPr>
+      <w:bookmarkStart w:id="16" w:name="_Toc236060990"/>
+      <w:r>
+        <w:rPr>
+          <w:rFonts w:ascii="Times New Roman" w:hAnsi="Times New Roman" w:cs="Times New Roman"/>
+          <w:b/>
+          <w:color w:val="auto"/>
+          <w:sz w:val="32"/>
+          <w:szCs w:val="32"/>
+        </w:rPr>
+        <w:t>Overdue Task Handling</w:t>
+      </w:r>
+      <w:bookmarkEnd w:id="16"/>
+    </w:p>
+    <w:p>
+      <w:pPr>
+        <w:ind w:firstLine="360"/>
+      </w:pPr>
+      <w:r>
+        <w:t xml:space="preserve">Each task is automatically assigned a due date based on the configured completion period. The system identifies active tasks that have passed their due date. Authorized users can then follow up with the concerned department and reissue a secure task link. </w:t>
+      </w:r>
+    </w:p>
+    <w:p>
+      <w:pPr>
+        <w:pStyle w:val="Heading2"/>
+        <w:numPr>
+          <w:ilvl w:val="1"/>
+          <w:numId w:val="2"/>
+        </w:numPr>
+        <w:rPr>
+          <w:rFonts w:ascii="Times New Roman" w:hAnsi="Times New Roman" w:cs="Times New Roman"/>
+          <w:b/>
+          <w:color w:val="auto"/>
+          <w:sz w:val="32"/>
+          <w:szCs w:val="32"/>
+        </w:rPr>
+      </w:pPr>
+      <w:bookmarkStart w:id="17" w:name="_Toc236060991"/>
+      <w:r>
+        <w:rPr>
+          <w:rFonts w:ascii="Times New Roman" w:hAnsi="Times New Roman" w:cs="Times New Roman"/>
+          <w:b/>
+          <w:color w:val="auto"/>
+          <w:sz w:val="32"/>
+          <w:szCs w:val="32"/>
+        </w:rPr>
+        <w:t>Final Approval and Case Closure</w:t>
+      </w:r>
+      <w:bookmarkEnd w:id="17"/>
+    </w:p>
+    <w:p>
+      <w:pPr>
+        <w:ind w:left="360" w:firstLine="360"/>
+      </w:pPr>
+      <w:r>
+        <w:t xml:space="preserve">After all department’s tasks have been completed, the case enters the Final Admin Approval Phase. The approver can examine all the department’s checklist responses, as well as basic </w:t>
+      </w:r>
+      <w:r>
+        <w:lastRenderedPageBreak/>
+        <w:t xml:space="preserve">employee, and </w:t>
+      </w:r>
+      <w:proofErr w:type="spellStart"/>
+      <w:r>
+        <w:t>offboarding</w:t>
+      </w:r>
+      <w:proofErr w:type="spellEnd"/>
+      <w:r>
+        <w:t xml:space="preserve"> case information. After thoroughly reviewing each response, the admin can approve the case. Approval closes the case and records the final decision and completion time. </w:t>
+      </w:r>
+    </w:p>
+    <w:p>
+      <w:pPr>
+        <w:ind w:left="360"/>
+      </w:pPr>
+    </w:p>
+    <w:p>
+      <w:pPr>
+        <w:ind w:left="360"/>
+      </w:pPr>
+    </w:p>
+    <w:p>
+      <w:pPr>
+        <w:pStyle w:val="Heading2"/>
+        <w:numPr>
+          <w:ilvl w:val="1"/>
+          <w:numId w:val="2"/>
+        </w:numPr>
+        <w:rPr>
+          <w:rFonts w:ascii="Times New Roman" w:hAnsi="Times New Roman" w:cs="Times New Roman"/>
+          <w:b/>
+          <w:color w:val="auto"/>
+          <w:sz w:val="32"/>
+          <w:szCs w:val="32"/>
+        </w:rPr>
+      </w:pPr>
+      <w:bookmarkStart w:id="18" w:name="_Toc236060992"/>
+      <w:r>
+        <w:rPr>
+          <w:rFonts w:ascii="Times New Roman" w:hAnsi="Times New Roman" w:cs="Times New Roman"/>
+          <w:b/>
+          <w:color w:val="auto"/>
+          <w:sz w:val="32"/>
+          <w:szCs w:val="32"/>
+        </w:rPr>
+        <w:t>Basic End-to-End Workflow</w:t>
+      </w:r>
+      <w:bookmarkEnd w:id="18"/>
+    </w:p>
+    <w:p/>
+    <w:p>
+      <w:pPr>
+        <w:ind w:left="360"/>
+      </w:pPr>
+      <w:r>
+        <w:drawing>
+          <wp:anchor distT="0" distB="0" distL="114300" distR="114300" simplePos="0" relativeHeight="251660288" behindDoc="0" locked="0" layoutInCell="1" allowOverlap="1">
+            <wp:simplePos x="0" y="0"/>
+            <wp:positionH relativeFrom="margin">
+              <wp:align>right</wp:align>
+            </wp:positionH>
+            <wp:positionV relativeFrom="paragraph">
+              <wp:posOffset>9269</wp:posOffset>
+            </wp:positionV>
+            <wp:extent cx="5213350" cy="4999355"/>
+            <wp:effectExtent l="0" t="0" r="6350" b="0"/>
+            <wp:wrapSquare wrapText="bothSides"/>
+            <wp:docPr id="8" name="Picture 8"/>
+            <wp:cNvGraphicFramePr>
+              <a:graphicFrameLocks xmlns:a="http://schemas.openxmlformats.org/drawingml/2006/main" noChangeAspect="1"/>
+            </wp:cNvGraphicFramePr>
+            <a:graphic xmlns:a="http://schemas.openxmlformats.org/drawingml/2006/main">
+              <a:graphicData uri="http://schemas.openxmlformats.org/drawingml/2006/picture">
+                <pic:pic xmlns:pic="http://schemas.openxmlformats.org/drawingml/2006/picture">
+                  <pic:nvPicPr>
+                    <pic:cNvPr id="1" name=""/>
+                    <pic:cNvPicPr/>
+                  </pic:nvPicPr>
+                  <pic:blipFill>
+                    <a:blip r:embed="rId8">
+                      <a:extLst>
+                        <a:ext uri="{28A0092B-C50C-407E-A947-70E740481C1C}">
+                          <a14:useLocalDpi xmlns:a14="http://schemas.microsoft.com/office/drawing/2010/main" val="0"/>
+                        </a:ext>
+                      </a:extLst>
+                    </a:blip>
+                    <a:stretch>
+                      <a:fillRect/>
+                    </a:stretch>
+                  </pic:blipFill>
+                  <pic:spPr>
+                    <a:xfrm>
+                      <a:off x="0" y="0"/>
+                      <a:ext cx="5213350" cy="4999355"/>
+                    </a:xfrm>
+                    <a:prstGeom prst="rect">
+                      <a:avLst/>
+                    </a:prstGeom>
+                  </pic:spPr>
+                </pic:pic>
+              </a:graphicData>
+            </a:graphic>
+            <wp14:sizeRelH relativeFrom="margin">
+              <wp14:pctWidth>0</wp14:pctWidth>
+            </wp14:sizeRelH>
+            <wp14:sizeRelV relativeFrom="margin">
+              <wp14:pctHeight>0</wp14:pctHeight>
+            </wp14:sizeRelV>
+          </wp:anchor>
+        </w:drawing>
+      </w:r>
+    </w:p>
+    <w:p>
+      <w:pPr>
+        <w:ind w:left="360"/>
+      </w:pPr>
+    </w:p>
+    <w:p>
+      <w:pPr>
+        <w:ind w:left="360"/>
+      </w:pPr>
+    </w:p>
+    <w:p>
+      <w:pPr>
+        <w:ind w:left="360"/>
+      </w:pPr>
+    </w:p>
+    <w:p>
+      <w:pPr>
+        <w:ind w:left="360"/>
+      </w:pPr>
+    </w:p>
+    <w:p>
+      <w:pPr>
+        <w:ind w:left="360"/>
+      </w:pPr>
+    </w:p>
+    <w:p>
+      <w:pPr>
+        <w:ind w:left="360"/>
+      </w:pPr>
+    </w:p>
+    <w:p>
+      <w:pPr>
+        <w:ind w:left="360"/>
+      </w:pPr>
+    </w:p>
+    <w:p>
+      <w:pPr>
+        <w:ind w:left="360"/>
+      </w:pPr>
+    </w:p>
+    <w:p>
+      <w:pPr>
+        <w:ind w:left="360"/>
+      </w:pPr>
+    </w:p>
+    <w:p>
+      <w:pPr>
+        <w:pStyle w:val="Caption"/>
+        <w:rPr>
+          <w:rFonts w:ascii="Times New Roman" w:hAnsi="Times New Roman" w:cs="Times New Roman"/>
+        </w:rPr>
+      </w:pPr>
+      <w:r>
+        <w:rPr>
+          <w:rFonts w:ascii="Times New Roman" w:hAnsi="Times New Roman" w:cs="Times New Roman"/>
+        </w:rPr>
+        <w:tab/>
+      </w:r>
+      <w:r>
+        <w:rPr>
+          <w:rFonts w:ascii="Times New Roman" w:hAnsi="Times New Roman" w:cs="Times New Roman"/>
+        </w:rPr>
+        <w:tab/>
+      </w:r>
+      <w:r>
+        <w:rPr>
+          <w:rFonts w:ascii="Times New Roman" w:hAnsi="Times New Roman" w:cs="Times New Roman"/>
+        </w:rPr>
+        <w:tab/>
+      </w:r>
+      <w:r>
+        <w:rPr>
+          <w:rFonts w:ascii="Times New Roman" w:hAnsi="Times New Roman" w:cs="Times New Roman"/>
+        </w:rPr>
+        <w:tab/>
+      </w:r>
+      <w:r>
+        <w:rPr>
+          <w:rFonts w:ascii="Times New Roman" w:hAnsi="Times New Roman" w:cs="Times New Roman"/>
+        </w:rPr>
+        <w:tab/>
+      </w:r>
+      <w:r>
+        <w:rPr>
+          <w:rFonts w:ascii="Times New Roman" w:hAnsi="Times New Roman" w:cs="Times New Roman"/>
+        </w:rPr>
+        <w:tab/>
+      </w:r>
+      <w:r>
+        <w:rPr>
+          <w:rFonts w:ascii="Times New Roman" w:hAnsi="Times New Roman" w:cs="Times New Roman"/>
+        </w:rPr>
+        <w:tab/>
+      </w:r>
+      <w:r>
+        <w:rPr>
+          <w:rFonts w:ascii="Times New Roman" w:hAnsi="Times New Roman" w:cs="Times New Roman"/>
+        </w:rPr>
+        <w:tab/>
+      </w:r>
+      <w:r>
+        <w:rPr>
+          <w:rFonts w:ascii="Times New Roman" w:hAnsi="Times New Roman" w:cs="Times New Roman"/>
+        </w:rPr>
+        <w:tab/>
+      </w:r>
+      <w:r>
+        <w:rPr>
+          <w:rFonts w:ascii="Times New Roman" w:hAnsi="Times New Roman" w:cs="Times New Roman"/>
+        </w:rPr>
+        <w:tab/>
+      </w:r>
+      <w:r>
+        <w:rPr>
+          <w:rFonts w:ascii="Times New Roman" w:hAnsi="Times New Roman" w:cs="Times New Roman"/>
+        </w:rPr>
+        <w:tab/>
+      </w:r>
+      <w:r>
+        <w:rPr>
+          <w:rFonts w:ascii="Times New Roman" w:hAnsi="Times New Roman" w:cs="Times New Roman"/>
+        </w:rPr>
+        <w:tab/>
+      </w:r>
+      <w:r>
+        <w:rPr>
+          <w:rFonts w:ascii="Times New Roman" w:hAnsi="Times New Roman" w:cs="Times New Roman"/>
+        </w:rPr>
+        <w:tab/>
+      </w:r>
+      <w:r>
+        <w:rPr>
+          <w:rFonts w:ascii="Times New Roman" w:hAnsi="Times New Roman" w:cs="Times New Roman"/>
+        </w:rPr>
+        <w:tab/>
+      </w:r>
+      <w:r>
+        <w:rPr>
+          <w:rFonts w:ascii="Times New Roman" w:hAnsi="Times New Roman" w:cs="Times New Roman"/>
+        </w:rPr>
+        <w:tab/>
+      </w:r>
+    </w:p>
+    <w:p>
+      <w:pPr>
+        <w:pStyle w:val="Caption"/>
+        <w:rPr>
+          <w:rFonts w:ascii="Times New Roman" w:hAnsi="Times New Roman" w:cs="Times New Roman"/>
+          <w:sz w:val="24"/>
+          <w:szCs w:val="24"/>
+        </w:rPr>
+      </w:pPr>
+    </w:p>
+    <w:p>
+      <w:pPr>
+        <w:pStyle w:val="Caption"/>
+        <w:ind w:left="1080"/>
+        <w:rPr>
+          <w:sz w:val="24"/>
+          <w:szCs w:val="24"/>
+        </w:rPr>
+      </w:pPr>
+      <w:r>
+        <w:rPr>
+          <w:sz w:val="24"/>
+          <w:szCs w:val="24"/>
+        </w:rPr>
+        <w:t xml:space="preserve">Figure </w:t>
+      </w:r>
+      <w:r>
+        <w:rPr>
+          <w:sz w:val="24"/>
+          <w:szCs w:val="24"/>
+        </w:rPr>
+        <w:fldChar w:fldCharType="begin"/>
+      </w:r>
+      <w:r>
+        <w:rPr>
+          <w:sz w:val="24"/>
+          <w:szCs w:val="24"/>
+        </w:rPr>
+        <w:instrText xml:space="preserve"> SEQ Figure \* ARABIC </w:instrText>
+      </w:r>
+      <w:r>
+        <w:rPr>
+          <w:sz w:val="24"/>
+          <w:szCs w:val="24"/>
+        </w:rPr>
+        <w:fldChar w:fldCharType="separate"/>
+      </w:r>
+      <w:r>
+        <w:rPr>
+          <w:noProof/>
+          <w:sz w:val="24"/>
+          <w:szCs w:val="24"/>
+        </w:rPr>
+        <w:t>2</w:t>
+      </w:r>
+      <w:r>
+        <w:rPr>
+          <w:sz w:val="24"/>
+          <w:szCs w:val="24"/>
+        </w:rPr>
+        <w:fldChar w:fldCharType="end"/>
+      </w:r>
+      <w:r>
+        <w:rPr>
+          <w:sz w:val="24"/>
+          <w:szCs w:val="24"/>
+        </w:rPr>
+        <w:t>: Activity diagram showcasing the basic flow of the application. Note: The activity diagram shows a highly abstracted version of the workflow</w:t>
+      </w:r>
+    </w:p>
+    <w:p/>
+    <w:p>
+      <w:pPr>
+        <w:pStyle w:val="Heading1"/>
+        <w:numPr>
+          <w:ilvl w:val="0"/>
+          <w:numId w:val="2"/>
+        </w:numPr>
+        <w:rPr>
+          <w:rFonts w:ascii="Times New Roman" w:hAnsi="Times New Roman" w:cs="Times New Roman"/>
+          <w:b/>
+          <w:color w:val="auto"/>
+          <w:sz w:val="40"/>
+          <w:szCs w:val="40"/>
+        </w:rPr>
+      </w:pPr>
+      <w:r>
+        <w:rPr>
+          <w:rFonts w:ascii="Times New Roman" w:hAnsi="Times New Roman" w:cs="Times New Roman"/>
+          <w:b/>
+          <w:color w:val="auto"/>
+          <w:sz w:val="40"/>
+          <w:szCs w:val="40"/>
+        </w:rPr>
+        <w:t>User Roles and Access</w:t>
+      </w:r>
+    </w:p>
+    <w:p>
+      <w:pPr>
+        <w:ind w:left="360"/>
+      </w:pPr>
+    </w:p>
+    <w:p>
+      <w:pPr>
+        <w:ind w:firstLine="360"/>
+      </w:pPr>
+      <w:r>
+        <w:lastRenderedPageBreak/>
+        <w:t>The system has three operational users: NOC, departmental users, and final approver. The NOC acts as the primary administrator of the off boarding process.</w:t>
+      </w:r>
+    </w:p>
+    <w:p>
+      <w:pPr>
+        <w:pStyle w:val="Heading2"/>
+        <w:numPr>
+          <w:ilvl w:val="1"/>
+          <w:numId w:val="2"/>
+        </w:numPr>
+        <w:rPr>
+          <w:rFonts w:ascii="Times New Roman" w:hAnsi="Times New Roman" w:cs="Times New Roman"/>
+          <w:b/>
+          <w:color w:val="auto"/>
+          <w:sz w:val="32"/>
+          <w:szCs w:val="32"/>
+        </w:rPr>
+      </w:pPr>
+      <w:r>
+        <w:rPr>
+          <w:rFonts w:ascii="Times New Roman" w:hAnsi="Times New Roman" w:cs="Times New Roman"/>
+          <w:b/>
+          <w:color w:val="auto"/>
+          <w:sz w:val="32"/>
+          <w:szCs w:val="32"/>
+        </w:rPr>
+        <w:t>NOC User</w:t>
+      </w:r>
+    </w:p>
+    <w:p>
+      <w:pPr>
+        <w:ind w:left="360" w:firstLine="360"/>
+      </w:pPr>
+      <w:r>
+        <w:t xml:space="preserve">The NOC user signs into the staff portal and manages the off boarding workflow, NOC </w:t>
+      </w:r>
+      <w:r>
+        <w:t xml:space="preserve">user </w:t>
+      </w:r>
+      <w:r>
+        <w:t>can create</w:t>
+      </w:r>
+      <w:r>
+        <w:t xml:space="preserve"> cases, view the case register, monitor progress, review notification results, print cases, and reissue departmental task links when necessary.</w:t>
+      </w:r>
+      <w:r>
+        <w:t xml:space="preserve"> </w:t>
+      </w:r>
+    </w:p>
+    <w:p>
+      <w:pPr>
+        <w:pStyle w:val="Heading2"/>
+        <w:numPr>
+          <w:ilvl w:val="1"/>
+          <w:numId w:val="2"/>
+        </w:numPr>
+        <w:rPr>
+          <w:rFonts w:ascii="Times New Roman" w:hAnsi="Times New Roman" w:cs="Times New Roman"/>
+          <w:b/>
+          <w:color w:val="auto"/>
+          <w:sz w:val="32"/>
+          <w:szCs w:val="32"/>
+        </w:rPr>
+      </w:pPr>
+      <w:r>
+        <w:rPr>
+          <w:rFonts w:ascii="Times New Roman" w:hAnsi="Times New Roman" w:cs="Times New Roman"/>
+          <w:b/>
+          <w:color w:val="auto"/>
+          <w:sz w:val="32"/>
+          <w:szCs w:val="32"/>
+        </w:rPr>
+        <w:t>Departmental User</w:t>
+      </w:r>
+    </w:p>
+    <w:p>
+      <w:pPr>
+        <w:ind w:left="360" w:firstLine="360"/>
+      </w:pPr>
+      <w:r>
+        <w:t xml:space="preserve">The departmental user can </w:t>
+      </w:r>
+      <w:bookmarkStart w:id="19" w:name="_GoBack"/>
+      <w:bookmarkEnd w:id="19"/>
+    </w:p>
+    <w:p>
+      <w:pPr>
+        <w:ind w:left="360" w:firstLine="360"/>
+      </w:pPr>
+    </w:p>
+    <w:p/>
+    <w:p/>
     <w:sectPr>
       <w:pgSz w:w="12240" w:h="15840"/>
       <w:pgMar w:top="1440" w:right="1440" w:bottom="1440" w:left="1440" w:header="720" w:footer="720" w:gutter="0"/>
@@ -2107,6 +4412,232 @@
 <file path=word/numbering.xml><?xml version="1.0" encoding="utf-8"?>
 <w:numbering xmlns:wpc="http://schemas.microsoft.com/office/word/2010/wordprocessingCanvas" xmlns:cx="http://schemas.microsoft.com/office/drawing/2014/chartex" xmlns:cx1="http://schemas.microsoft.com/office/drawing/2015/9/8/chartex" xmlns:mc="http://schemas.openxmlformats.org/markup-compatibility/2006" xmlns:o="urn:schemas-microsoft-com:office:office" xmlns:r="http://schemas.openxmlformats.org/officeDocument/2006/relationships" xmlns:m="http://schemas.openxmlformats.org/officeDocument/2006/math" xmlns:v="urn:schemas-microsoft-com:vml" xmlns:wp14="http://schemas.microsoft.com/office/word/2010/wordprocessingDrawing" xmlns:wp="http://schemas.openxmlformats.org/drawingml/2006/wordprocessingDrawing" xmlns:w10="urn:schemas-microsoft-com:office:word" xmlns:w="http://schemas.openxmlformats.org/wordprocessingml/2006/main" xmlns:w14="http://schemas.microsoft.com/office/word/2010/wordml" xmlns:w15="http://schemas.microsoft.com/office/word/2012/wordml" xmlns:w16se="http://schemas.microsoft.com/office/word/2015/wordml/symex" xmlns:wpg="http://schemas.microsoft.com/office/word/2010/wordprocessingGroup" xmlns:wpi="http://schemas.microsoft.com/office/word/2010/wordprocessingInk" xmlns:wne="http://schemas.microsoft.com/office/word/2006/wordml" xmlns:wps="http://schemas.microsoft.com/office/word/2010/wordprocessingShape" mc:Ignorable="w14 w15 w16se wp14">
   <w:abstractNum w:abstractNumId="0" w15:restartNumberingAfterBreak="0">
+    <w:nsid w:val="0B200E3D"/>
+    <w:multiLevelType w:val="hybridMultilevel"/>
+    <w:tmpl w:val="DC42700C"/>
+    <w:lvl w:ilvl="0" w:tplc="04090001">
+      <w:start w:val="1"/>
+      <w:numFmt w:val="bullet"/>
+      <w:lvlText w:val=""/>
+      <w:lvlJc w:val="left"/>
+      <w:pPr>
+        <w:ind w:left="2160" w:hanging="360"/>
+      </w:pPr>
+      <w:rPr>
+        <w:rFonts w:ascii="Symbol" w:hAnsi="Symbol" w:hint="default"/>
+      </w:rPr>
+    </w:lvl>
+    <w:lvl w:ilvl="1" w:tplc="04090003" w:tentative="1">
+      <w:start w:val="1"/>
+      <w:numFmt w:val="bullet"/>
+      <w:lvlText w:val="o"/>
+      <w:lvlJc w:val="left"/>
+      <w:pPr>
+        <w:ind w:left="2880" w:hanging="360"/>
+      </w:pPr>
+      <w:rPr>
+        <w:rFonts w:ascii="Courier New" w:hAnsi="Courier New" w:cs="Courier New" w:hint="default"/>
+      </w:rPr>
+    </w:lvl>
+    <w:lvl w:ilvl="2" w:tplc="04090005" w:tentative="1">
+      <w:start w:val="1"/>
+      <w:numFmt w:val="bullet"/>
+      <w:lvlText w:val=""/>
+      <w:lvlJc w:val="left"/>
+      <w:pPr>
+        <w:ind w:left="3600" w:hanging="360"/>
+      </w:pPr>
+      <w:rPr>
+        <w:rFonts w:ascii="Wingdings" w:hAnsi="Wingdings" w:hint="default"/>
+      </w:rPr>
+    </w:lvl>
+    <w:lvl w:ilvl="3" w:tplc="04090001" w:tentative="1">
+      <w:start w:val="1"/>
+      <w:numFmt w:val="bullet"/>
+      <w:lvlText w:val=""/>
+      <w:lvlJc w:val="left"/>
+      <w:pPr>
+        <w:ind w:left="4320" w:hanging="360"/>
+      </w:pPr>
+      <w:rPr>
+        <w:rFonts w:ascii="Symbol" w:hAnsi="Symbol" w:hint="default"/>
+      </w:rPr>
+    </w:lvl>
+    <w:lvl w:ilvl="4" w:tplc="04090003" w:tentative="1">
+      <w:start w:val="1"/>
+      <w:numFmt w:val="bullet"/>
+      <w:lvlText w:val="o"/>
+      <w:lvlJc w:val="left"/>
+      <w:pPr>
+        <w:ind w:left="5040" w:hanging="360"/>
+      </w:pPr>
+      <w:rPr>
+        <w:rFonts w:ascii="Courier New" w:hAnsi="Courier New" w:cs="Courier New" w:hint="default"/>
+      </w:rPr>
+    </w:lvl>
+    <w:lvl w:ilvl="5" w:tplc="04090005" w:tentative="1">
+      <w:start w:val="1"/>
+      <w:numFmt w:val="bullet"/>
+      <w:lvlText w:val=""/>
+      <w:lvlJc w:val="left"/>
+      <w:pPr>
+        <w:ind w:left="5760" w:hanging="360"/>
+      </w:pPr>
+      <w:rPr>
+        <w:rFonts w:ascii="Wingdings" w:hAnsi="Wingdings" w:hint="default"/>
+      </w:rPr>
+    </w:lvl>
+    <w:lvl w:ilvl="6" w:tplc="04090001" w:tentative="1">
+      <w:start w:val="1"/>
+      <w:numFmt w:val="bullet"/>
+      <w:lvlText w:val=""/>
+      <w:lvlJc w:val="left"/>
+      <w:pPr>
+        <w:ind w:left="6480" w:hanging="360"/>
+      </w:pPr>
+      <w:rPr>
+        <w:rFonts w:ascii="Symbol" w:hAnsi="Symbol" w:hint="default"/>
+      </w:rPr>
+    </w:lvl>
+    <w:lvl w:ilvl="7" w:tplc="04090003" w:tentative="1">
+      <w:start w:val="1"/>
+      <w:numFmt w:val="bullet"/>
+      <w:lvlText w:val="o"/>
+      <w:lvlJc w:val="left"/>
+      <w:pPr>
+        <w:ind w:left="7200" w:hanging="360"/>
+      </w:pPr>
+      <w:rPr>
+        <w:rFonts w:ascii="Courier New" w:hAnsi="Courier New" w:cs="Courier New" w:hint="default"/>
+      </w:rPr>
+    </w:lvl>
+    <w:lvl w:ilvl="8" w:tplc="04090005" w:tentative="1">
+      <w:start w:val="1"/>
+      <w:numFmt w:val="bullet"/>
+      <w:lvlText w:val=""/>
+      <w:lvlJc w:val="left"/>
+      <w:pPr>
+        <w:ind w:left="7920" w:hanging="360"/>
+      </w:pPr>
+      <w:rPr>
+        <w:rFonts w:ascii="Wingdings" w:hAnsi="Wingdings" w:hint="default"/>
+      </w:rPr>
+    </w:lvl>
+  </w:abstractNum>
+  <w:abstractNum w:abstractNumId="1" w15:restartNumberingAfterBreak="0">
+    <w:nsid w:val="457C628A"/>
+    <w:multiLevelType w:val="hybridMultilevel"/>
+    <w:tmpl w:val="10469334"/>
+    <w:lvl w:ilvl="0" w:tplc="04090001">
+      <w:start w:val="1"/>
+      <w:numFmt w:val="bullet"/>
+      <w:lvlText w:val=""/>
+      <w:lvlJc w:val="left"/>
+      <w:pPr>
+        <w:ind w:left="1088" w:hanging="360"/>
+      </w:pPr>
+      <w:rPr>
+        <w:rFonts w:ascii="Symbol" w:hAnsi="Symbol" w:hint="default"/>
+      </w:rPr>
+    </w:lvl>
+    <w:lvl w:ilvl="1" w:tplc="04090003" w:tentative="1">
+      <w:start w:val="1"/>
+      <w:numFmt w:val="bullet"/>
+      <w:lvlText w:val="o"/>
+      <w:lvlJc w:val="left"/>
+      <w:pPr>
+        <w:ind w:left="1808" w:hanging="360"/>
+      </w:pPr>
+      <w:rPr>
+        <w:rFonts w:ascii="Courier New" w:hAnsi="Courier New" w:cs="Courier New" w:hint="default"/>
+      </w:rPr>
+    </w:lvl>
+    <w:lvl w:ilvl="2" w:tplc="04090005" w:tentative="1">
+      <w:start w:val="1"/>
+      <w:numFmt w:val="bullet"/>
+      <w:lvlText w:val=""/>
+      <w:lvlJc w:val="left"/>
+      <w:pPr>
+        <w:ind w:left="2528" w:hanging="360"/>
+      </w:pPr>
+      <w:rPr>
+        <w:rFonts w:ascii="Wingdings" w:hAnsi="Wingdings" w:hint="default"/>
+      </w:rPr>
+    </w:lvl>
+    <w:lvl w:ilvl="3" w:tplc="04090001" w:tentative="1">
+      <w:start w:val="1"/>
+      <w:numFmt w:val="bullet"/>
+      <w:lvlText w:val=""/>
+      <w:lvlJc w:val="left"/>
+      <w:pPr>
+        <w:ind w:left="3248" w:hanging="360"/>
+      </w:pPr>
+      <w:rPr>
+        <w:rFonts w:ascii="Symbol" w:hAnsi="Symbol" w:hint="default"/>
+      </w:rPr>
+    </w:lvl>
+    <w:lvl w:ilvl="4" w:tplc="04090003" w:tentative="1">
+      <w:start w:val="1"/>
+      <w:numFmt w:val="bullet"/>
+      <w:lvlText w:val="o"/>
+      <w:lvlJc w:val="left"/>
+      <w:pPr>
+        <w:ind w:left="3968" w:hanging="360"/>
+      </w:pPr>
+      <w:rPr>
+        <w:rFonts w:ascii="Courier New" w:hAnsi="Courier New" w:cs="Courier New" w:hint="default"/>
+      </w:rPr>
+    </w:lvl>
+    <w:lvl w:ilvl="5" w:tplc="04090005" w:tentative="1">
+      <w:start w:val="1"/>
+      <w:numFmt w:val="bullet"/>
+      <w:lvlText w:val=""/>
+      <w:lvlJc w:val="left"/>
+      <w:pPr>
+        <w:ind w:left="4688" w:hanging="360"/>
+      </w:pPr>
+      <w:rPr>
+        <w:rFonts w:ascii="Wingdings" w:hAnsi="Wingdings" w:hint="default"/>
+      </w:rPr>
+    </w:lvl>
+    <w:lvl w:ilvl="6" w:tplc="04090001" w:tentative="1">
+      <w:start w:val="1"/>
+      <w:numFmt w:val="bullet"/>
+      <w:lvlText w:val=""/>
+      <w:lvlJc w:val="left"/>
+      <w:pPr>
+        <w:ind w:left="5408" w:hanging="360"/>
+      </w:pPr>
+      <w:rPr>
+        <w:rFonts w:ascii="Symbol" w:hAnsi="Symbol" w:hint="default"/>
+      </w:rPr>
+    </w:lvl>
+    <w:lvl w:ilvl="7" w:tplc="04090003" w:tentative="1">
+      <w:start w:val="1"/>
+      <w:numFmt w:val="bullet"/>
+      <w:lvlText w:val="o"/>
+      <w:lvlJc w:val="left"/>
+      <w:pPr>
+        <w:ind w:left="6128" w:hanging="360"/>
+      </w:pPr>
+      <w:rPr>
+        <w:rFonts w:ascii="Courier New" w:hAnsi="Courier New" w:cs="Courier New" w:hint="default"/>
+      </w:rPr>
+    </w:lvl>
+    <w:lvl w:ilvl="8" w:tplc="04090005" w:tentative="1">
+      <w:start w:val="1"/>
+      <w:numFmt w:val="bullet"/>
+      <w:lvlText w:val=""/>
+      <w:lvlJc w:val="left"/>
+      <w:pPr>
+        <w:ind w:left="6848" w:hanging="360"/>
+      </w:pPr>
+      <w:rPr>
+        <w:rFonts w:ascii="Wingdings" w:hAnsi="Wingdings" w:hint="default"/>
+      </w:rPr>
+    </w:lvl>
+  </w:abstractNum>
+  <w:abstractNum w:abstractNumId="2" w15:restartNumberingAfterBreak="0">
     <w:nsid w:val="46130471"/>
     <w:multiLevelType w:val="multilevel"/>
     <w:tmpl w:val="C02C0AAC"/>
@@ -2230,7 +4761,7 @@
       </w:rPr>
     </w:lvl>
   </w:abstractNum>
-  <w:abstractNum w:abstractNumId="1" w15:restartNumberingAfterBreak="0">
+  <w:abstractNum w:abstractNumId="3" w15:restartNumberingAfterBreak="0">
     <w:nsid w:val="4F177284"/>
     <w:multiLevelType w:val="hybridMultilevel"/>
     <w:tmpl w:val="A66CE7F4"/>
@@ -2319,7 +4850,7 @@
       </w:pPr>
     </w:lvl>
   </w:abstractNum>
-  <w:abstractNum w:abstractNumId="2" w15:restartNumberingAfterBreak="0">
+  <w:abstractNum w:abstractNumId="4" w15:restartNumberingAfterBreak="0">
     <w:nsid w:val="610F3BE8"/>
     <w:multiLevelType w:val="multilevel"/>
     <w:tmpl w:val="C02C0AAC"/>
@@ -2444,13 +4975,19 @@
     </w:lvl>
   </w:abstractNum>
   <w:num w:numId="1">
-    <w:abstractNumId w:val="1"/>
+    <w:abstractNumId w:val="3"/>
   </w:num>
   <w:num w:numId="2">
+    <w:abstractNumId w:val="2"/>
+  </w:num>
+  <w:num w:numId="3">
+    <w:abstractNumId w:val="4"/>
+  </w:num>
+  <w:num w:numId="4">
     <w:abstractNumId w:val="0"/>
   </w:num>
-  <w:num w:numId="3">
-    <w:abstractNumId w:val="2"/>
+  <w:num w:numId="5">
+    <w:abstractNumId w:val="1"/>
   </w:num>
 </w:numbering>
 </file>
@@ -2892,6 +5429,28 @@
       <w:szCs w:val="26"/>
     </w:rPr>
   </w:style>
+  <w:style w:type="paragraph" w:styleId="Heading3">
+    <w:name w:val="heading 3"/>
+    <w:basedOn w:val="Normal"/>
+    <w:next w:val="Normal"/>
+    <w:link w:val="Heading3Char"/>
+    <w:uiPriority w:val="9"/>
+    <w:unhideWhenUsed/>
+    <w:qFormat/>
+    <w:rsid w:val="0085609A"/>
+    <w:pPr>
+      <w:keepNext/>
+      <w:keepLines/>
+      <w:spacing w:before="40" w:after="0"/>
+      <w:outlineLvl w:val="2"/>
+    </w:pPr>
+    <w:rPr>
+      <w:rFonts w:asciiTheme="majorHAnsi" w:eastAsiaTheme="majorEastAsia" w:hAnsiTheme="majorHAnsi" w:cstheme="majorBidi"/>
+      <w:color w:val="1F4D78" w:themeColor="accent1" w:themeShade="7F"/>
+      <w:sz w:val="24"/>
+      <w:szCs w:val="24"/>
+    </w:rPr>
+  </w:style>
   <w:style w:type="character" w:default="1" w:styleId="DefaultParagraphFont">
     <w:name w:val="Default Paragraph Font"/>
     <w:uiPriority w:val="1"/>
@@ -3148,6 +5707,414 @@
       <w:tblPr/>
       <w:tcPr>
         <w:shd w:val="clear" w:color="auto" w:fill="F2F2F2" w:themeFill="background1" w:themeFillShade="F2"/>
+      </w:tcPr>
+    </w:tblStylePr>
+  </w:style>
+  <w:style w:type="character" w:customStyle="1" w:styleId="Heading3Char">
+    <w:name w:val="Heading 3 Char"/>
+    <w:basedOn w:val="DefaultParagraphFont"/>
+    <w:link w:val="Heading3"/>
+    <w:uiPriority w:val="9"/>
+    <w:rsid w:val="0085609A"/>
+    <w:rPr>
+      <w:rFonts w:asciiTheme="majorHAnsi" w:eastAsiaTheme="majorEastAsia" w:hAnsiTheme="majorHAnsi" w:cstheme="majorBidi"/>
+      <w:color w:val="1F4D78" w:themeColor="accent1" w:themeShade="7F"/>
+      <w:sz w:val="24"/>
+      <w:szCs w:val="24"/>
+    </w:rPr>
+  </w:style>
+  <w:style w:type="paragraph" w:styleId="TOC3">
+    <w:name w:val="toc 3"/>
+    <w:basedOn w:val="Normal"/>
+    <w:next w:val="Normal"/>
+    <w:autoRedefine/>
+    <w:uiPriority w:val="39"/>
+    <w:unhideWhenUsed/>
+    <w:rsid w:val="00171977"/>
+    <w:pPr>
+      <w:spacing w:after="100"/>
+      <w:ind w:left="440"/>
+    </w:pPr>
+  </w:style>
+  <w:style w:type="paragraph" w:styleId="Caption">
+    <w:name w:val="caption"/>
+    <w:basedOn w:val="Normal"/>
+    <w:next w:val="Normal"/>
+    <w:uiPriority w:val="35"/>
+    <w:unhideWhenUsed/>
+    <w:qFormat/>
+    <w:rsid w:val="001A5D92"/>
+    <w:pPr>
+      <w:spacing w:after="200" w:line="240" w:lineRule="auto"/>
+    </w:pPr>
+    <w:rPr>
+      <w:i/>
+      <w:iCs/>
+      <w:color w:val="44546A" w:themeColor="text2"/>
+      <w:sz w:val="18"/>
+      <w:szCs w:val="18"/>
+    </w:rPr>
+  </w:style>
+  <w:style w:type="table" w:styleId="PlainTable2">
+    <w:name w:val="Plain Table 2"/>
+    <w:basedOn w:val="TableNormal"/>
+    <w:uiPriority w:val="42"/>
+    <w:rsid w:val="00592F85"/>
+    <w:pPr>
+      <w:spacing w:after="0" w:line="240" w:lineRule="auto"/>
+    </w:pPr>
+    <w:tblPr>
+      <w:tblStyleRowBandSize w:val="1"/>
+      <w:tblStyleColBandSize w:val="1"/>
+      <w:tblBorders>
+        <w:top w:val="single" w:sz="4" w:space="0" w:color="7F7F7F" w:themeColor="text1" w:themeTint="80"/>
+        <w:bottom w:val="single" w:sz="4" w:space="0" w:color="7F7F7F" w:themeColor="text1" w:themeTint="80"/>
+      </w:tblBorders>
+    </w:tblPr>
+    <w:tblStylePr w:type="firstRow">
+      <w:rPr>
+        <w:b/>
+        <w:bCs/>
+      </w:rPr>
+      <w:tblPr/>
+      <w:tcPr>
+        <w:tcBorders>
+          <w:bottom w:val="single" w:sz="4" w:space="0" w:color="7F7F7F" w:themeColor="text1" w:themeTint="80"/>
+        </w:tcBorders>
+      </w:tcPr>
+    </w:tblStylePr>
+    <w:tblStylePr w:type="lastRow">
+      <w:rPr>
+        <w:b/>
+        <w:bCs/>
+      </w:rPr>
+      <w:tblPr/>
+      <w:tcPr>
+        <w:tcBorders>
+          <w:top w:val="single" w:sz="4" w:space="0" w:color="7F7F7F" w:themeColor="text1" w:themeTint="80"/>
+        </w:tcBorders>
+      </w:tcPr>
+    </w:tblStylePr>
+    <w:tblStylePr w:type="firstCol">
+      <w:rPr>
+        <w:b/>
+        <w:bCs/>
+      </w:rPr>
+    </w:tblStylePr>
+    <w:tblStylePr w:type="lastCol">
+      <w:rPr>
+        <w:b/>
+        <w:bCs/>
+      </w:rPr>
+    </w:tblStylePr>
+    <w:tblStylePr w:type="band1Vert">
+      <w:tblPr/>
+      <w:tcPr>
+        <w:tcBorders>
+          <w:left w:val="single" w:sz="4" w:space="0" w:color="7F7F7F" w:themeColor="text1" w:themeTint="80"/>
+          <w:right w:val="single" w:sz="4" w:space="0" w:color="7F7F7F" w:themeColor="text1" w:themeTint="80"/>
+        </w:tcBorders>
+      </w:tcPr>
+    </w:tblStylePr>
+    <w:tblStylePr w:type="band2Vert">
+      <w:tblPr/>
+      <w:tcPr>
+        <w:tcBorders>
+          <w:left w:val="single" w:sz="4" w:space="0" w:color="7F7F7F" w:themeColor="text1" w:themeTint="80"/>
+          <w:right w:val="single" w:sz="4" w:space="0" w:color="7F7F7F" w:themeColor="text1" w:themeTint="80"/>
+        </w:tcBorders>
+      </w:tcPr>
+    </w:tblStylePr>
+    <w:tblStylePr w:type="band1Horz">
+      <w:tblPr/>
+      <w:tcPr>
+        <w:tcBorders>
+          <w:top w:val="single" w:sz="4" w:space="0" w:color="7F7F7F" w:themeColor="text1" w:themeTint="80"/>
+          <w:bottom w:val="single" w:sz="4" w:space="0" w:color="7F7F7F" w:themeColor="text1" w:themeTint="80"/>
+        </w:tcBorders>
+      </w:tcPr>
+    </w:tblStylePr>
+  </w:style>
+  <w:style w:type="table" w:styleId="GridTable2">
+    <w:name w:val="Grid Table 2"/>
+    <w:basedOn w:val="TableNormal"/>
+    <w:uiPriority w:val="47"/>
+    <w:rsid w:val="00592F85"/>
+    <w:pPr>
+      <w:spacing w:after="0" w:line="240" w:lineRule="auto"/>
+    </w:pPr>
+    <w:tblPr>
+      <w:tblStyleRowBandSize w:val="1"/>
+      <w:tblStyleColBandSize w:val="1"/>
+      <w:tblBorders>
+        <w:top w:val="single" w:sz="2" w:space="0" w:color="666666" w:themeColor="text1" w:themeTint="99"/>
+        <w:bottom w:val="single" w:sz="2" w:space="0" w:color="666666" w:themeColor="text1" w:themeTint="99"/>
+        <w:insideH w:val="single" w:sz="2" w:space="0" w:color="666666" w:themeColor="text1" w:themeTint="99"/>
+        <w:insideV w:val="single" w:sz="2" w:space="0" w:color="666666" w:themeColor="text1" w:themeTint="99"/>
+      </w:tblBorders>
+    </w:tblPr>
+    <w:tblStylePr w:type="firstRow">
+      <w:rPr>
+        <w:b/>
+        <w:bCs/>
+      </w:rPr>
+      <w:tblPr/>
+      <w:tcPr>
+        <w:tcBorders>
+          <w:top w:val="nil"/>
+          <w:bottom w:val="single" w:sz="12" w:space="0" w:color="666666" w:themeColor="text1" w:themeTint="99"/>
+          <w:insideH w:val="nil"/>
+          <w:insideV w:val="nil"/>
+        </w:tcBorders>
+        <w:shd w:val="clear" w:color="auto" w:fill="FFFFFF" w:themeFill="background1"/>
+      </w:tcPr>
+    </w:tblStylePr>
+    <w:tblStylePr w:type="lastRow">
+      <w:rPr>
+        <w:b/>
+        <w:bCs/>
+      </w:rPr>
+      <w:tblPr/>
+      <w:tcPr>
+        <w:tcBorders>
+          <w:top w:val="double" w:sz="2" w:space="0" w:color="666666" w:themeColor="text1" w:themeTint="99"/>
+          <w:bottom w:val="nil"/>
+          <w:insideH w:val="nil"/>
+          <w:insideV w:val="nil"/>
+        </w:tcBorders>
+        <w:shd w:val="clear" w:color="auto" w:fill="FFFFFF" w:themeFill="background1"/>
+      </w:tcPr>
+    </w:tblStylePr>
+    <w:tblStylePr w:type="firstCol">
+      <w:rPr>
+        <w:b/>
+        <w:bCs/>
+      </w:rPr>
+    </w:tblStylePr>
+    <w:tblStylePr w:type="lastCol">
+      <w:rPr>
+        <w:b/>
+        <w:bCs/>
+      </w:rPr>
+    </w:tblStylePr>
+    <w:tblStylePr w:type="band1Vert">
+      <w:tblPr/>
+      <w:tcPr>
+        <w:shd w:val="clear" w:color="auto" w:fill="CCCCCC" w:themeFill="text1" w:themeFillTint="33"/>
+      </w:tcPr>
+    </w:tblStylePr>
+    <w:tblStylePr w:type="band1Horz">
+      <w:tblPr/>
+      <w:tcPr>
+        <w:shd w:val="clear" w:color="auto" w:fill="CCCCCC" w:themeFill="text1" w:themeFillTint="33"/>
+      </w:tcPr>
+    </w:tblStylePr>
+  </w:style>
+  <w:style w:type="table" w:styleId="GridTable3-Accent3">
+    <w:name w:val="Grid Table 3 Accent 3"/>
+    <w:basedOn w:val="TableNormal"/>
+    <w:uiPriority w:val="48"/>
+    <w:rsid w:val="00592F85"/>
+    <w:pPr>
+      <w:spacing w:after="0" w:line="240" w:lineRule="auto"/>
+    </w:pPr>
+    <w:tblPr>
+      <w:tblStyleRowBandSize w:val="1"/>
+      <w:tblStyleColBandSize w:val="1"/>
+      <w:tblBorders>
+        <w:top w:val="single" w:sz="4" w:space="0" w:color="C9C9C9" w:themeColor="accent3" w:themeTint="99"/>
+        <w:left w:val="single" w:sz="4" w:space="0" w:color="C9C9C9" w:themeColor="accent3" w:themeTint="99"/>
+        <w:bottom w:val="single" w:sz="4" w:space="0" w:color="C9C9C9" w:themeColor="accent3" w:themeTint="99"/>
+        <w:right w:val="single" w:sz="4" w:space="0" w:color="C9C9C9" w:themeColor="accent3" w:themeTint="99"/>
+        <w:insideH w:val="single" w:sz="4" w:space="0" w:color="C9C9C9" w:themeColor="accent3" w:themeTint="99"/>
+        <w:insideV w:val="single" w:sz="4" w:space="0" w:color="C9C9C9" w:themeColor="accent3" w:themeTint="99"/>
+      </w:tblBorders>
+    </w:tblPr>
+    <w:tblStylePr w:type="firstRow">
+      <w:rPr>
+        <w:b/>
+        <w:bCs/>
+      </w:rPr>
+      <w:tblPr/>
+      <w:tcPr>
+        <w:tcBorders>
+          <w:top w:val="nil"/>
+          <w:left w:val="nil"/>
+          <w:right w:val="nil"/>
+          <w:insideH w:val="nil"/>
+          <w:insideV w:val="nil"/>
+        </w:tcBorders>
+        <w:shd w:val="clear" w:color="auto" w:fill="FFFFFF" w:themeFill="background1"/>
+      </w:tcPr>
+    </w:tblStylePr>
+    <w:tblStylePr w:type="lastRow">
+      <w:rPr>
+        <w:b/>
+        <w:bCs/>
+      </w:rPr>
+      <w:tblPr/>
+      <w:tcPr>
+        <w:tcBorders>
+          <w:left w:val="nil"/>
+          <w:bottom w:val="nil"/>
+          <w:right w:val="nil"/>
+          <w:insideH w:val="nil"/>
+          <w:insideV w:val="nil"/>
+        </w:tcBorders>
+        <w:shd w:val="clear" w:color="auto" w:fill="FFFFFF" w:themeFill="background1"/>
+      </w:tcPr>
+    </w:tblStylePr>
+    <w:tblStylePr w:type="firstCol">
+      <w:pPr>
+        <w:jc w:val="right"/>
+      </w:pPr>
+      <w:rPr>
+        <w:i/>
+        <w:iCs/>
+      </w:rPr>
+      <w:tblPr/>
+      <w:tcPr>
+        <w:tcBorders>
+          <w:top w:val="nil"/>
+          <w:left w:val="nil"/>
+          <w:bottom w:val="nil"/>
+          <w:insideH w:val="nil"/>
+          <w:insideV w:val="nil"/>
+        </w:tcBorders>
+        <w:shd w:val="clear" w:color="auto" w:fill="FFFFFF" w:themeFill="background1"/>
+      </w:tcPr>
+    </w:tblStylePr>
+    <w:tblStylePr w:type="lastCol">
+      <w:rPr>
+        <w:i/>
+        <w:iCs/>
+      </w:rPr>
+      <w:tblPr/>
+      <w:tcPr>
+        <w:tcBorders>
+          <w:top w:val="nil"/>
+          <w:bottom w:val="nil"/>
+          <w:right w:val="nil"/>
+          <w:insideH w:val="nil"/>
+          <w:insideV w:val="nil"/>
+        </w:tcBorders>
+        <w:shd w:val="clear" w:color="auto" w:fill="FFFFFF" w:themeFill="background1"/>
+      </w:tcPr>
+    </w:tblStylePr>
+    <w:tblStylePr w:type="band1Vert">
+      <w:tblPr/>
+      <w:tcPr>
+        <w:shd w:val="clear" w:color="auto" w:fill="EDEDED" w:themeFill="accent3" w:themeFillTint="33"/>
+      </w:tcPr>
+    </w:tblStylePr>
+    <w:tblStylePr w:type="band1Horz">
+      <w:tblPr/>
+      <w:tcPr>
+        <w:shd w:val="clear" w:color="auto" w:fill="EDEDED" w:themeFill="accent3" w:themeFillTint="33"/>
+      </w:tcPr>
+    </w:tblStylePr>
+    <w:tblStylePr w:type="neCell">
+      <w:tblPr/>
+      <w:tcPr>
+        <w:tcBorders>
+          <w:bottom w:val="single" w:sz="4" w:space="0" w:color="C9C9C9" w:themeColor="accent3" w:themeTint="99"/>
+        </w:tcBorders>
+      </w:tcPr>
+    </w:tblStylePr>
+    <w:tblStylePr w:type="nwCell">
+      <w:tblPr/>
+      <w:tcPr>
+        <w:tcBorders>
+          <w:bottom w:val="single" w:sz="4" w:space="0" w:color="C9C9C9" w:themeColor="accent3" w:themeTint="99"/>
+        </w:tcBorders>
+      </w:tcPr>
+    </w:tblStylePr>
+    <w:tblStylePr w:type="seCell">
+      <w:tblPr/>
+      <w:tcPr>
+        <w:tcBorders>
+          <w:top w:val="single" w:sz="4" w:space="0" w:color="C9C9C9" w:themeColor="accent3" w:themeTint="99"/>
+        </w:tcBorders>
+      </w:tcPr>
+    </w:tblStylePr>
+    <w:tblStylePr w:type="swCell">
+      <w:tblPr/>
+      <w:tcPr>
+        <w:tcBorders>
+          <w:top w:val="single" w:sz="4" w:space="0" w:color="C9C9C9" w:themeColor="accent3" w:themeTint="99"/>
+        </w:tcBorders>
+      </w:tcPr>
+    </w:tblStylePr>
+  </w:style>
+  <w:style w:type="table" w:styleId="GridTable6Colorful">
+    <w:name w:val="Grid Table 6 Colorful"/>
+    <w:basedOn w:val="TableNormal"/>
+    <w:uiPriority w:val="51"/>
+    <w:rsid w:val="00880068"/>
+    <w:pPr>
+      <w:spacing w:after="0" w:line="240" w:lineRule="auto"/>
+    </w:pPr>
+    <w:rPr>
+      <w:color w:val="000000" w:themeColor="text1"/>
+    </w:rPr>
+    <w:tblPr>
+      <w:tblStyleRowBandSize w:val="1"/>
+      <w:tblStyleColBandSize w:val="1"/>
+      <w:tblBorders>
+        <w:top w:val="single" w:sz="4" w:space="0" w:color="666666" w:themeColor="text1" w:themeTint="99"/>
+        <w:left w:val="single" w:sz="4" w:space="0" w:color="666666" w:themeColor="text1" w:themeTint="99"/>
+        <w:bottom w:val="single" w:sz="4" w:space="0" w:color="666666" w:themeColor="text1" w:themeTint="99"/>
+        <w:right w:val="single" w:sz="4" w:space="0" w:color="666666" w:themeColor="text1" w:themeTint="99"/>
+        <w:insideH w:val="single" w:sz="4" w:space="0" w:color="666666" w:themeColor="text1" w:themeTint="99"/>
+        <w:insideV w:val="single" w:sz="4" w:space="0" w:color="666666" w:themeColor="text1" w:themeTint="99"/>
+      </w:tblBorders>
+    </w:tblPr>
+    <w:tblStylePr w:type="firstRow">
+      <w:rPr>
+        <w:b/>
+        <w:bCs/>
+      </w:rPr>
+      <w:tblPr/>
+      <w:tcPr>
+        <w:tcBorders>
+          <w:bottom w:val="single" w:sz="12" w:space="0" w:color="666666" w:themeColor="text1" w:themeTint="99"/>
+        </w:tcBorders>
+      </w:tcPr>
+    </w:tblStylePr>
+    <w:tblStylePr w:type="lastRow">
+      <w:rPr>
+        <w:b/>
+        <w:bCs/>
+      </w:rPr>
+      <w:tblPr/>
+      <w:tcPr>
+        <w:tcBorders>
+          <w:top w:val="double" w:sz="4" w:space="0" w:color="666666" w:themeColor="text1" w:themeTint="99"/>
+        </w:tcBorders>
+      </w:tcPr>
+    </w:tblStylePr>
+    <w:tblStylePr w:type="firstCol">
+      <w:rPr>
+        <w:b/>
+        <w:bCs/>
+      </w:rPr>
+    </w:tblStylePr>
+    <w:tblStylePr w:type="lastCol">
+      <w:rPr>
+        <w:b/>
+        <w:bCs/>
+      </w:rPr>
+    </w:tblStylePr>
+    <w:tblStylePr w:type="band1Vert">
+      <w:tblPr/>
+      <w:tcPr>
+        <w:shd w:val="clear" w:color="auto" w:fill="CCCCCC" w:themeFill="text1" w:themeFillTint="33"/>
+      </w:tcPr>
+    </w:tblStylePr>
+    <w:tblStylePr w:type="band1Horz">
+      <w:tblPr/>
+      <w:tcPr>
+        <w:shd w:val="clear" w:color="auto" w:fill="CCCCCC" w:themeFill="text1" w:themeFillTint="33"/>
       </w:tcPr>
     </w:tblStylePr>
   </w:style>
@@ -3420,7 +6387,7 @@
 </file>
 
 <file path=customXml/itemProps1.xml><?xml version="1.0" encoding="utf-8"?>
-<ds:datastoreItem xmlns:ds="http://schemas.openxmlformats.org/officeDocument/2006/customXml" ds:itemID="{FF8AB842-973F-4148-96E3-35CF877EB03D}">
+<ds:datastoreItem xmlns:ds="http://schemas.openxmlformats.org/officeDocument/2006/customXml" ds:itemID="{27A39218-7675-4772-9B34-EA64BF6229FA}">
   <ds:schemaRefs>
     <ds:schemaRef ds:uri="http://schemas.openxmlformats.org/officeDocument/2006/bibliography"/>
   </ds:schemaRefs>

--- a/app/Technical Documentation.docx
+++ b/app/Technical Documentation.docx
@@ -89,8 +89,6 @@
           </wp:inline>
         </w:drawing>
       </w:r>
-      <w:bookmarkStart w:id="0" w:name="_GoBack"/>
-      <w:bookmarkEnd w:id="0"/>
     </w:p>
     <w:p>
       <w:pPr>
@@ -330,7 +328,7 @@
             </w:rPr>
             <w:fldChar w:fldCharType="separate"/>
           </w:r>
-          <w:hyperlink w:anchor="_Toc236148897" w:history="1">
+          <w:hyperlink w:anchor="_Toc236313951" w:history="1">
             <w:r>
               <w:rPr>
                 <w:rStyle w:val="Hyperlink"/>
@@ -375,7 +373,7 @@
                 <w:noProof/>
                 <w:webHidden/>
               </w:rPr>
-              <w:instrText xml:space="preserve"> PAGEREF _Toc236148897 \h </w:instrText>
+              <w:instrText xml:space="preserve"> PAGEREF _Toc236313951 \h </w:instrText>
             </w:r>
             <w:r>
               <w:rPr>
@@ -395,7 +393,7 @@
                 <w:noProof/>
                 <w:webHidden/>
               </w:rPr>
-              <w:t>3</w:t>
+              <w:t>4</w:t>
             </w:r>
             <w:r>
               <w:rPr>
@@ -418,7 +416,7 @@
               <w:noProof/>
             </w:rPr>
           </w:pPr>
-          <w:hyperlink w:anchor="_Toc236148898" w:history="1">
+          <w:hyperlink w:anchor="_Toc236313952" w:history="1">
             <w:r>
               <w:rPr>
                 <w:rStyle w:val="Hyperlink"/>
@@ -463,7 +461,7 @@
                 <w:noProof/>
                 <w:webHidden/>
               </w:rPr>
-              <w:instrText xml:space="preserve"> PAGEREF _Toc236148898 \h </w:instrText>
+              <w:instrText xml:space="preserve"> PAGEREF _Toc236313952 \h </w:instrText>
             </w:r>
             <w:r>
               <w:rPr>
@@ -483,7 +481,7 @@
                 <w:noProof/>
                 <w:webHidden/>
               </w:rPr>
-              <w:t>3</w:t>
+              <w:t>4</w:t>
             </w:r>
             <w:r>
               <w:rPr>
@@ -506,7 +504,7 @@
               <w:noProof/>
             </w:rPr>
           </w:pPr>
-          <w:hyperlink w:anchor="_Toc236148899" w:history="1">
+          <w:hyperlink w:anchor="_Toc236313953" w:history="1">
             <w:r>
               <w:rPr>
                 <w:rStyle w:val="Hyperlink"/>
@@ -551,7 +549,7 @@
                 <w:noProof/>
                 <w:webHidden/>
               </w:rPr>
-              <w:instrText xml:space="preserve"> PAGEREF _Toc236148899 \h </w:instrText>
+              <w:instrText xml:space="preserve"> PAGEREF _Toc236313953 \h </w:instrText>
             </w:r>
             <w:r>
               <w:rPr>
@@ -594,7 +592,7 @@
               <w:noProof/>
             </w:rPr>
           </w:pPr>
-          <w:hyperlink w:anchor="_Toc236148900" w:history="1">
+          <w:hyperlink w:anchor="_Toc236313954" w:history="1">
             <w:r>
               <w:rPr>
                 <w:rStyle w:val="Hyperlink"/>
@@ -639,7 +637,7 @@
                 <w:noProof/>
                 <w:webHidden/>
               </w:rPr>
-              <w:instrText xml:space="preserve"> PAGEREF _Toc236148900 \h </w:instrText>
+              <w:instrText xml:space="preserve"> PAGEREF _Toc236313954 \h </w:instrText>
             </w:r>
             <w:r>
               <w:rPr>
@@ -682,7 +680,7 @@
               <w:noProof/>
             </w:rPr>
           </w:pPr>
-          <w:hyperlink w:anchor="_Toc236148901" w:history="1">
+          <w:hyperlink w:anchor="_Toc236313955" w:history="1">
             <w:r>
               <w:rPr>
                 <w:rStyle w:val="Hyperlink"/>
@@ -727,7 +725,7 @@
                 <w:noProof/>
                 <w:webHidden/>
               </w:rPr>
-              <w:instrText xml:space="preserve"> PAGEREF _Toc236148901 \h </w:instrText>
+              <w:instrText xml:space="preserve"> PAGEREF _Toc236313955 \h </w:instrText>
             </w:r>
             <w:r>
               <w:rPr>
@@ -747,7 +745,7 @@
                 <w:noProof/>
                 <w:webHidden/>
               </w:rPr>
-              <w:t>4</w:t>
+              <w:t>5</w:t>
             </w:r>
             <w:r>
               <w:rPr>
@@ -770,7 +768,7 @@
               <w:noProof/>
             </w:rPr>
           </w:pPr>
-          <w:hyperlink w:anchor="_Toc236148902" w:history="1">
+          <w:hyperlink w:anchor="_Toc236313956" w:history="1">
             <w:r>
               <w:rPr>
                 <w:rStyle w:val="Hyperlink"/>
@@ -815,7 +813,7 @@
                 <w:noProof/>
                 <w:webHidden/>
               </w:rPr>
-              <w:instrText xml:space="preserve"> PAGEREF _Toc236148902 \h </w:instrText>
+              <w:instrText xml:space="preserve"> PAGEREF _Toc236313956 \h </w:instrText>
             </w:r>
             <w:r>
               <w:rPr>
@@ -835,7 +833,7 @@
                 <w:noProof/>
                 <w:webHidden/>
               </w:rPr>
-              <w:t>4</w:t>
+              <w:t>5</w:t>
             </w:r>
             <w:r>
               <w:rPr>
@@ -858,7 +856,7 @@
               <w:noProof/>
             </w:rPr>
           </w:pPr>
-          <w:hyperlink w:anchor="_Toc236148903" w:history="1">
+          <w:hyperlink w:anchor="_Toc236313957" w:history="1">
             <w:r>
               <w:rPr>
                 <w:rStyle w:val="Hyperlink"/>
@@ -903,7 +901,7 @@
                 <w:noProof/>
                 <w:webHidden/>
               </w:rPr>
-              <w:instrText xml:space="preserve"> PAGEREF _Toc236148903 \h </w:instrText>
+              <w:instrText xml:space="preserve"> PAGEREF _Toc236313957 \h </w:instrText>
             </w:r>
             <w:r>
               <w:rPr>
@@ -946,7 +944,7 @@
               <w:noProof/>
             </w:rPr>
           </w:pPr>
-          <w:hyperlink w:anchor="_Toc236148904" w:history="1">
+          <w:hyperlink w:anchor="_Toc236313958" w:history="1">
             <w:r>
               <w:rPr>
                 <w:rStyle w:val="Hyperlink"/>
@@ -991,7 +989,7 @@
                 <w:noProof/>
                 <w:webHidden/>
               </w:rPr>
-              <w:instrText xml:space="preserve"> PAGEREF _Toc236148904 \h </w:instrText>
+              <w:instrText xml:space="preserve"> PAGEREF _Toc236313958 \h </w:instrText>
             </w:r>
             <w:r>
               <w:rPr>
@@ -1034,7 +1032,7 @@
               <w:noProof/>
             </w:rPr>
           </w:pPr>
-          <w:hyperlink w:anchor="_Toc236148905" w:history="1">
+          <w:hyperlink w:anchor="_Toc236313959" w:history="1">
             <w:r>
               <w:rPr>
                 <w:rStyle w:val="Hyperlink"/>
@@ -1079,7 +1077,7 @@
                 <w:noProof/>
                 <w:webHidden/>
               </w:rPr>
-              <w:instrText xml:space="preserve"> PAGEREF _Toc236148905 \h </w:instrText>
+              <w:instrText xml:space="preserve"> PAGEREF _Toc236313959 \h </w:instrText>
             </w:r>
             <w:r>
               <w:rPr>
@@ -1122,7 +1120,7 @@
               <w:noProof/>
             </w:rPr>
           </w:pPr>
-          <w:hyperlink w:anchor="_Toc236148906" w:history="1">
+          <w:hyperlink w:anchor="_Toc236313960" w:history="1">
             <w:r>
               <w:rPr>
                 <w:rStyle w:val="Hyperlink"/>
@@ -1167,7 +1165,7 @@
                 <w:noProof/>
                 <w:webHidden/>
               </w:rPr>
-              <w:instrText xml:space="preserve"> PAGEREF _Toc236148906 \h </w:instrText>
+              <w:instrText xml:space="preserve"> PAGEREF _Toc236313960 \h </w:instrText>
             </w:r>
             <w:r>
               <w:rPr>
@@ -1210,7 +1208,7 @@
               <w:noProof/>
             </w:rPr>
           </w:pPr>
-          <w:hyperlink w:anchor="_Toc236148907" w:history="1">
+          <w:hyperlink w:anchor="_Toc236313961" w:history="1">
             <w:r>
               <w:rPr>
                 <w:rStyle w:val="Hyperlink"/>
@@ -1255,7 +1253,7 @@
                 <w:noProof/>
                 <w:webHidden/>
               </w:rPr>
-              <w:instrText xml:space="preserve"> PAGEREF _Toc236148907 \h </w:instrText>
+              <w:instrText xml:space="preserve"> PAGEREF _Toc236313961 \h </w:instrText>
             </w:r>
             <w:r>
               <w:rPr>
@@ -1298,7 +1296,7 @@
               <w:noProof/>
             </w:rPr>
           </w:pPr>
-          <w:hyperlink w:anchor="_Toc236148908" w:history="1">
+          <w:hyperlink w:anchor="_Toc236313962" w:history="1">
             <w:r>
               <w:rPr>
                 <w:rStyle w:val="Hyperlink"/>
@@ -1343,7 +1341,7 @@
                 <w:noProof/>
                 <w:webHidden/>
               </w:rPr>
-              <w:instrText xml:space="preserve"> PAGEREF _Toc236148908 \h </w:instrText>
+              <w:instrText xml:space="preserve"> PAGEREF _Toc236313962 \h </w:instrText>
             </w:r>
             <w:r>
               <w:rPr>
@@ -1386,7 +1384,7 @@
               <w:noProof/>
             </w:rPr>
           </w:pPr>
-          <w:hyperlink w:anchor="_Toc236148909" w:history="1">
+          <w:hyperlink w:anchor="_Toc236313963" w:history="1">
             <w:r>
               <w:rPr>
                 <w:rStyle w:val="Hyperlink"/>
@@ -1431,7 +1429,7 @@
                 <w:noProof/>
                 <w:webHidden/>
               </w:rPr>
-              <w:instrText xml:space="preserve"> PAGEREF _Toc236148909 \h </w:instrText>
+              <w:instrText xml:space="preserve"> PAGEREF _Toc236313963 \h </w:instrText>
             </w:r>
             <w:r>
               <w:rPr>
@@ -1474,7 +1472,7 @@
               <w:noProof/>
             </w:rPr>
           </w:pPr>
-          <w:hyperlink w:anchor="_Toc236148910" w:history="1">
+          <w:hyperlink w:anchor="_Toc236313964" w:history="1">
             <w:r>
               <w:rPr>
                 <w:rStyle w:val="Hyperlink"/>
@@ -1519,7 +1517,7 @@
                 <w:noProof/>
                 <w:webHidden/>
               </w:rPr>
-              <w:instrText xml:space="preserve"> PAGEREF _Toc236148910 \h </w:instrText>
+              <w:instrText xml:space="preserve"> PAGEREF _Toc236313964 \h </w:instrText>
             </w:r>
             <w:r>
               <w:rPr>
@@ -1562,7 +1560,7 @@
               <w:noProof/>
             </w:rPr>
           </w:pPr>
-          <w:hyperlink w:anchor="_Toc236148911" w:history="1">
+          <w:hyperlink w:anchor="_Toc236313965" w:history="1">
             <w:r>
               <w:rPr>
                 <w:rStyle w:val="Hyperlink"/>
@@ -1607,7 +1605,7 @@
                 <w:noProof/>
                 <w:webHidden/>
               </w:rPr>
-              <w:instrText xml:space="preserve"> PAGEREF _Toc236148911 \h </w:instrText>
+              <w:instrText xml:space="preserve"> PAGEREF _Toc236313965 \h </w:instrText>
             </w:r>
             <w:r>
               <w:rPr>
@@ -1650,7 +1648,7 @@
               <w:noProof/>
             </w:rPr>
           </w:pPr>
-          <w:hyperlink w:anchor="_Toc236148912" w:history="1">
+          <w:hyperlink w:anchor="_Toc236313966" w:history="1">
             <w:r>
               <w:rPr>
                 <w:rStyle w:val="Hyperlink"/>
@@ -1695,7 +1693,7 @@
                 <w:noProof/>
                 <w:webHidden/>
               </w:rPr>
-              <w:instrText xml:space="preserve"> PAGEREF _Toc236148912 \h </w:instrText>
+              <w:instrText xml:space="preserve"> PAGEREF _Toc236313966 \h </w:instrText>
             </w:r>
             <w:r>
               <w:rPr>
@@ -1738,7 +1736,7 @@
               <w:noProof/>
             </w:rPr>
           </w:pPr>
-          <w:hyperlink w:anchor="_Toc236148913" w:history="1">
+          <w:hyperlink w:anchor="_Toc236313967" w:history="1">
             <w:r>
               <w:rPr>
                 <w:rStyle w:val="Hyperlink"/>
@@ -1783,7 +1781,7 @@
                 <w:noProof/>
                 <w:webHidden/>
               </w:rPr>
-              <w:instrText xml:space="preserve"> PAGEREF _Toc236148913 \h </w:instrText>
+              <w:instrText xml:space="preserve"> PAGEREF _Toc236313967 \h </w:instrText>
             </w:r>
             <w:r>
               <w:rPr>
@@ -1826,7 +1824,7 @@
               <w:noProof/>
             </w:rPr>
           </w:pPr>
-          <w:hyperlink w:anchor="_Toc236148914" w:history="1">
+          <w:hyperlink w:anchor="_Toc236313968" w:history="1">
             <w:r>
               <w:rPr>
                 <w:rStyle w:val="Hyperlink"/>
@@ -1871,7 +1869,7 @@
                 <w:noProof/>
                 <w:webHidden/>
               </w:rPr>
-              <w:instrText xml:space="preserve"> PAGEREF _Toc236148914 \h </w:instrText>
+              <w:instrText xml:space="preserve"> PAGEREF _Toc236313968 \h </w:instrText>
             </w:r>
             <w:r>
               <w:rPr>
@@ -1914,7 +1912,7 @@
               <w:noProof/>
             </w:rPr>
           </w:pPr>
-          <w:hyperlink w:anchor="_Toc236148915" w:history="1">
+          <w:hyperlink w:anchor="_Toc236313969" w:history="1">
             <w:r>
               <w:rPr>
                 <w:rStyle w:val="Hyperlink"/>
@@ -1959,7 +1957,7 @@
                 <w:noProof/>
                 <w:webHidden/>
               </w:rPr>
-              <w:instrText xml:space="preserve"> PAGEREF _Toc236148915 \h </w:instrText>
+              <w:instrText xml:space="preserve"> PAGEREF _Toc236313969 \h </w:instrText>
             </w:r>
             <w:r>
               <w:rPr>
@@ -2002,7 +2000,7 @@
               <w:noProof/>
             </w:rPr>
           </w:pPr>
-          <w:hyperlink w:anchor="_Toc236148916" w:history="1">
+          <w:hyperlink w:anchor="_Toc236313970" w:history="1">
             <w:r>
               <w:rPr>
                 <w:rStyle w:val="Hyperlink"/>
@@ -2047,7 +2045,7 @@
                 <w:noProof/>
                 <w:webHidden/>
               </w:rPr>
-              <w:instrText xml:space="preserve"> PAGEREF _Toc236148916 \h </w:instrText>
+              <w:instrText xml:space="preserve"> PAGEREF _Toc236313970 \h </w:instrText>
             </w:r>
             <w:r>
               <w:rPr>
@@ -2090,7 +2088,7 @@
               <w:noProof/>
             </w:rPr>
           </w:pPr>
-          <w:hyperlink w:anchor="_Toc236148917" w:history="1">
+          <w:hyperlink w:anchor="_Toc236313971" w:history="1">
             <w:r>
               <w:rPr>
                 <w:rStyle w:val="Hyperlink"/>
@@ -2135,7 +2133,7 @@
                 <w:noProof/>
                 <w:webHidden/>
               </w:rPr>
-              <w:instrText xml:space="preserve"> PAGEREF _Toc236148917 \h </w:instrText>
+              <w:instrText xml:space="preserve"> PAGEREF _Toc236313971 \h </w:instrText>
             </w:r>
             <w:r>
               <w:rPr>
@@ -2178,7 +2176,7 @@
               <w:noProof/>
             </w:rPr>
           </w:pPr>
-          <w:hyperlink w:anchor="_Toc236148918" w:history="1">
+          <w:hyperlink w:anchor="_Toc236313972" w:history="1">
             <w:r>
               <w:rPr>
                 <w:rStyle w:val="Hyperlink"/>
@@ -2223,7 +2221,7 @@
                 <w:noProof/>
                 <w:webHidden/>
               </w:rPr>
-              <w:instrText xml:space="preserve"> PAGEREF _Toc236148918 \h </w:instrText>
+              <w:instrText xml:space="preserve"> PAGEREF _Toc236313972 \h </w:instrText>
             </w:r>
             <w:r>
               <w:rPr>
@@ -2266,7 +2264,7 @@
               <w:noProof/>
             </w:rPr>
           </w:pPr>
-          <w:hyperlink w:anchor="_Toc236148919" w:history="1">
+          <w:hyperlink w:anchor="_Toc236313973" w:history="1">
             <w:r>
               <w:rPr>
                 <w:rStyle w:val="Hyperlink"/>
@@ -2311,7 +2309,7 @@
                 <w:noProof/>
                 <w:webHidden/>
               </w:rPr>
-              <w:instrText xml:space="preserve"> PAGEREF _Toc236148919 \h </w:instrText>
+              <w:instrText xml:space="preserve"> PAGEREF _Toc236313973 \h </w:instrText>
             </w:r>
             <w:r>
               <w:rPr>
@@ -2354,7 +2352,7 @@
               <w:noProof/>
             </w:rPr>
           </w:pPr>
-          <w:hyperlink w:anchor="_Toc236148920" w:history="1">
+          <w:hyperlink w:anchor="_Toc236313974" w:history="1">
             <w:r>
               <w:rPr>
                 <w:rStyle w:val="Hyperlink"/>
@@ -2399,7 +2397,7 @@
                 <w:noProof/>
                 <w:webHidden/>
               </w:rPr>
-              <w:instrText xml:space="preserve"> PAGEREF _Toc236148920 \h </w:instrText>
+              <w:instrText xml:space="preserve"> PAGEREF _Toc236313974 \h </w:instrText>
             </w:r>
             <w:r>
               <w:rPr>
@@ -2442,7 +2440,7 @@
               <w:noProof/>
             </w:rPr>
           </w:pPr>
-          <w:hyperlink w:anchor="_Toc236148921" w:history="1">
+          <w:hyperlink w:anchor="_Toc236313975" w:history="1">
             <w:r>
               <w:rPr>
                 <w:rStyle w:val="Hyperlink"/>
@@ -2487,7 +2485,7 @@
                 <w:noProof/>
                 <w:webHidden/>
               </w:rPr>
-              <w:instrText xml:space="preserve"> PAGEREF _Toc236148921 \h </w:instrText>
+              <w:instrText xml:space="preserve"> PAGEREF _Toc236313975 \h </w:instrText>
             </w:r>
             <w:r>
               <w:rPr>
@@ -2530,7 +2528,7 @@
               <w:noProof/>
             </w:rPr>
           </w:pPr>
-          <w:hyperlink w:anchor="_Toc236148922" w:history="1">
+          <w:hyperlink w:anchor="_Toc236313976" w:history="1">
             <w:r>
               <w:rPr>
                 <w:rStyle w:val="Hyperlink"/>
@@ -2575,7 +2573,7 @@
                 <w:noProof/>
                 <w:webHidden/>
               </w:rPr>
-              <w:instrText xml:space="preserve"> PAGEREF _Toc236148922 \h </w:instrText>
+              <w:instrText xml:space="preserve"> PAGEREF _Toc236313976 \h </w:instrText>
             </w:r>
             <w:r>
               <w:rPr>
@@ -2618,7 +2616,7 @@
               <w:noProof/>
             </w:rPr>
           </w:pPr>
-          <w:hyperlink w:anchor="_Toc236148923" w:history="1">
+          <w:hyperlink w:anchor="_Toc236313977" w:history="1">
             <w:r>
               <w:rPr>
                 <w:rStyle w:val="Hyperlink"/>
@@ -2663,7 +2661,7 @@
                 <w:noProof/>
                 <w:webHidden/>
               </w:rPr>
-              <w:instrText xml:space="preserve"> PAGEREF _Toc236148923 \h </w:instrText>
+              <w:instrText xml:space="preserve"> PAGEREF _Toc236313977 \h </w:instrText>
             </w:r>
             <w:r>
               <w:rPr>
@@ -2706,7 +2704,7 @@
               <w:noProof/>
             </w:rPr>
           </w:pPr>
-          <w:hyperlink w:anchor="_Toc236148924" w:history="1">
+          <w:hyperlink w:anchor="_Toc236313978" w:history="1">
             <w:r>
               <w:rPr>
                 <w:rStyle w:val="Hyperlink"/>
@@ -2751,7 +2749,7 @@
                 <w:noProof/>
                 <w:webHidden/>
               </w:rPr>
-              <w:instrText xml:space="preserve"> PAGEREF _Toc236148924 \h </w:instrText>
+              <w:instrText xml:space="preserve"> PAGEREF _Toc236313978 \h </w:instrText>
             </w:r>
             <w:r>
               <w:rPr>
@@ -2794,7 +2792,7 @@
               <w:noProof/>
             </w:rPr>
           </w:pPr>
-          <w:hyperlink w:anchor="_Toc236148925" w:history="1">
+          <w:hyperlink w:anchor="_Toc236313979" w:history="1">
             <w:r>
               <w:rPr>
                 <w:rStyle w:val="Hyperlink"/>
@@ -2839,7 +2837,7 @@
                 <w:noProof/>
                 <w:webHidden/>
               </w:rPr>
-              <w:instrText xml:space="preserve"> PAGEREF _Toc236148925 \h </w:instrText>
+              <w:instrText xml:space="preserve"> PAGEREF _Toc236313979 \h </w:instrText>
             </w:r>
             <w:r>
               <w:rPr>
@@ -2882,7 +2880,7 @@
               <w:noProof/>
             </w:rPr>
           </w:pPr>
-          <w:hyperlink w:anchor="_Toc236148926" w:history="1">
+          <w:hyperlink w:anchor="_Toc236313980" w:history="1">
             <w:r>
               <w:rPr>
                 <w:rStyle w:val="Hyperlink"/>
@@ -2927,7 +2925,7 @@
                 <w:noProof/>
                 <w:webHidden/>
               </w:rPr>
-              <w:instrText xml:space="preserve"> PAGEREF _Toc236148926 \h </w:instrText>
+              <w:instrText xml:space="preserve"> PAGEREF _Toc236313980 \h </w:instrText>
             </w:r>
             <w:r>
               <w:rPr>
@@ -2970,7 +2968,7 @@
               <w:noProof/>
             </w:rPr>
           </w:pPr>
-          <w:hyperlink w:anchor="_Toc236148927" w:history="1">
+          <w:hyperlink w:anchor="_Toc236313981" w:history="1">
             <w:r>
               <w:rPr>
                 <w:rStyle w:val="Hyperlink"/>
@@ -3015,7 +3013,7 @@
                 <w:noProof/>
                 <w:webHidden/>
               </w:rPr>
-              <w:instrText xml:space="preserve"> PAGEREF _Toc236148927 \h </w:instrText>
+              <w:instrText xml:space="preserve"> PAGEREF _Toc236313981 \h </w:instrText>
             </w:r>
             <w:r>
               <w:rPr>
@@ -3058,7 +3056,7 @@
               <w:noProof/>
             </w:rPr>
           </w:pPr>
-          <w:hyperlink w:anchor="_Toc236148928" w:history="1">
+          <w:hyperlink w:anchor="_Toc236313982" w:history="1">
             <w:r>
               <w:rPr>
                 <w:rStyle w:val="Hyperlink"/>
@@ -3103,7 +3101,7 @@
                 <w:noProof/>
                 <w:webHidden/>
               </w:rPr>
-              <w:instrText xml:space="preserve"> PAGEREF _Toc236148928 \h </w:instrText>
+              <w:instrText xml:space="preserve"> PAGEREF _Toc236313982 \h </w:instrText>
             </w:r>
             <w:r>
               <w:rPr>
@@ -3146,7 +3144,7 @@
               <w:noProof/>
             </w:rPr>
           </w:pPr>
-          <w:hyperlink w:anchor="_Toc236148929" w:history="1">
+          <w:hyperlink w:anchor="_Toc236313983" w:history="1">
             <w:r>
               <w:rPr>
                 <w:rStyle w:val="Hyperlink"/>
@@ -3191,7 +3189,7 @@
                 <w:noProof/>
                 <w:webHidden/>
               </w:rPr>
-              <w:instrText xml:space="preserve"> PAGEREF _Toc236148929 \h </w:instrText>
+              <w:instrText xml:space="preserve"> PAGEREF _Toc236313983 \h </w:instrText>
             </w:r>
             <w:r>
               <w:rPr>
@@ -3234,7 +3232,7 @@
               <w:noProof/>
             </w:rPr>
           </w:pPr>
-          <w:hyperlink w:anchor="_Toc236148930" w:history="1">
+          <w:hyperlink w:anchor="_Toc236313984" w:history="1">
             <w:r>
               <w:rPr>
                 <w:rStyle w:val="Hyperlink"/>
@@ -3279,7 +3277,7 @@
                 <w:noProof/>
                 <w:webHidden/>
               </w:rPr>
-              <w:instrText xml:space="preserve"> PAGEREF _Toc236148930 \h </w:instrText>
+              <w:instrText xml:space="preserve"> PAGEREF _Toc236313984 \h </w:instrText>
             </w:r>
             <w:r>
               <w:rPr>
@@ -3322,7 +3320,7 @@
               <w:noProof/>
             </w:rPr>
           </w:pPr>
-          <w:hyperlink w:anchor="_Toc236148931" w:history="1">
+          <w:hyperlink w:anchor="_Toc236313985" w:history="1">
             <w:r>
               <w:rPr>
                 <w:rStyle w:val="Hyperlink"/>
@@ -3367,7 +3365,7 @@
                 <w:noProof/>
                 <w:webHidden/>
               </w:rPr>
-              <w:instrText xml:space="preserve"> PAGEREF _Toc236148931 \h </w:instrText>
+              <w:instrText xml:space="preserve"> PAGEREF _Toc236313985 \h </w:instrText>
             </w:r>
             <w:r>
               <w:rPr>
@@ -3410,7 +3408,7 @@
               <w:noProof/>
             </w:rPr>
           </w:pPr>
-          <w:hyperlink w:anchor="_Toc236148932" w:history="1">
+          <w:hyperlink w:anchor="_Toc236313986" w:history="1">
             <w:r>
               <w:rPr>
                 <w:rStyle w:val="Hyperlink"/>
@@ -3455,7 +3453,7 @@
                 <w:noProof/>
                 <w:webHidden/>
               </w:rPr>
-              <w:instrText xml:space="preserve"> PAGEREF _Toc236148932 \h </w:instrText>
+              <w:instrText xml:space="preserve"> PAGEREF _Toc236313986 \h </w:instrText>
             </w:r>
             <w:r>
               <w:rPr>
@@ -3498,7 +3496,7 @@
               <w:noProof/>
             </w:rPr>
           </w:pPr>
-          <w:hyperlink w:anchor="_Toc236148933" w:history="1">
+          <w:hyperlink w:anchor="_Toc236313987" w:history="1">
             <w:r>
               <w:rPr>
                 <w:rStyle w:val="Hyperlink"/>
@@ -3543,7 +3541,7 @@
                 <w:noProof/>
                 <w:webHidden/>
               </w:rPr>
-              <w:instrText xml:space="preserve"> PAGEREF _Toc236148933 \h </w:instrText>
+              <w:instrText xml:space="preserve"> PAGEREF _Toc236313987 \h </w:instrText>
             </w:r>
             <w:r>
               <w:rPr>
@@ -3586,7 +3584,7 @@
               <w:noProof/>
             </w:rPr>
           </w:pPr>
-          <w:hyperlink w:anchor="_Toc236148934" w:history="1">
+          <w:hyperlink w:anchor="_Toc236313988" w:history="1">
             <w:r>
               <w:rPr>
                 <w:rStyle w:val="Hyperlink"/>
@@ -3631,7 +3629,7 @@
                 <w:noProof/>
                 <w:webHidden/>
               </w:rPr>
-              <w:instrText xml:space="preserve"> PAGEREF _Toc236148934 \h </w:instrText>
+              <w:instrText xml:space="preserve"> PAGEREF _Toc236313988 \h </w:instrText>
             </w:r>
             <w:r>
               <w:rPr>
@@ -3674,7 +3672,7 @@
               <w:noProof/>
             </w:rPr>
           </w:pPr>
-          <w:hyperlink w:anchor="_Toc236148935" w:history="1">
+          <w:hyperlink w:anchor="_Toc236313989" w:history="1">
             <w:r>
               <w:rPr>
                 <w:rStyle w:val="Hyperlink"/>
@@ -3719,7 +3717,7 @@
                 <w:noProof/>
                 <w:webHidden/>
               </w:rPr>
-              <w:instrText xml:space="preserve"> PAGEREF _Toc236148935 \h </w:instrText>
+              <w:instrText xml:space="preserve"> PAGEREF _Toc236313989 \h </w:instrText>
             </w:r>
             <w:r>
               <w:rPr>
@@ -3762,7 +3760,7 @@
               <w:noProof/>
             </w:rPr>
           </w:pPr>
-          <w:hyperlink w:anchor="_Toc236148936" w:history="1">
+          <w:hyperlink w:anchor="_Toc236313990" w:history="1">
             <w:r>
               <w:rPr>
                 <w:rStyle w:val="Hyperlink"/>
@@ -3807,7 +3805,7 @@
                 <w:noProof/>
                 <w:webHidden/>
               </w:rPr>
-              <w:instrText xml:space="preserve"> PAGEREF _Toc236148936 \h </w:instrText>
+              <w:instrText xml:space="preserve"> PAGEREF _Toc236313990 \h </w:instrText>
             </w:r>
             <w:r>
               <w:rPr>
@@ -3850,7 +3848,7 @@
               <w:noProof/>
             </w:rPr>
           </w:pPr>
-          <w:hyperlink w:anchor="_Toc236148937" w:history="1">
+          <w:hyperlink w:anchor="_Toc236313991" w:history="1">
             <w:r>
               <w:rPr>
                 <w:rStyle w:val="Hyperlink"/>
@@ -3895,7 +3893,7 @@
                 <w:noProof/>
                 <w:webHidden/>
               </w:rPr>
-              <w:instrText xml:space="preserve"> PAGEREF _Toc236148937 \h </w:instrText>
+              <w:instrText xml:space="preserve"> PAGEREF _Toc236313991 \h </w:instrText>
             </w:r>
             <w:r>
               <w:rPr>
@@ -3938,7 +3936,7 @@
               <w:noProof/>
             </w:rPr>
           </w:pPr>
-          <w:hyperlink w:anchor="_Toc236148938" w:history="1">
+          <w:hyperlink w:anchor="_Toc236313992" w:history="1">
             <w:r>
               <w:rPr>
                 <w:rStyle w:val="Hyperlink"/>
@@ -3983,7 +3981,7 @@
                 <w:noProof/>
                 <w:webHidden/>
               </w:rPr>
-              <w:instrText xml:space="preserve"> PAGEREF _Toc236148938 \h </w:instrText>
+              <w:instrText xml:space="preserve"> PAGEREF _Toc236313992 \h </w:instrText>
             </w:r>
             <w:r>
               <w:rPr>
@@ -4026,7 +4024,7 @@
               <w:noProof/>
             </w:rPr>
           </w:pPr>
-          <w:hyperlink w:anchor="_Toc236148939" w:history="1">
+          <w:hyperlink w:anchor="_Toc236313993" w:history="1">
             <w:r>
               <w:rPr>
                 <w:rStyle w:val="Hyperlink"/>
@@ -4071,7 +4069,7 @@
                 <w:noProof/>
                 <w:webHidden/>
               </w:rPr>
-              <w:instrText xml:space="preserve"> PAGEREF _Toc236148939 \h </w:instrText>
+              <w:instrText xml:space="preserve"> PAGEREF _Toc236313993 \h </w:instrText>
             </w:r>
             <w:r>
               <w:rPr>
@@ -4114,7 +4112,7 @@
               <w:noProof/>
             </w:rPr>
           </w:pPr>
-          <w:hyperlink w:anchor="_Toc236148940" w:history="1">
+          <w:hyperlink w:anchor="_Toc236313994" w:history="1">
             <w:r>
               <w:rPr>
                 <w:rStyle w:val="Hyperlink"/>
@@ -4159,7 +4157,7 @@
                 <w:noProof/>
                 <w:webHidden/>
               </w:rPr>
-              <w:instrText xml:space="preserve"> PAGEREF _Toc236148940 \h </w:instrText>
+              <w:instrText xml:space="preserve"> PAGEREF _Toc236313994 \h </w:instrText>
             </w:r>
             <w:r>
               <w:rPr>
@@ -4202,7 +4200,7 @@
               <w:noProof/>
             </w:rPr>
           </w:pPr>
-          <w:hyperlink w:anchor="_Toc236148941" w:history="1">
+          <w:hyperlink w:anchor="_Toc236313995" w:history="1">
             <w:r>
               <w:rPr>
                 <w:rStyle w:val="Hyperlink"/>
@@ -4247,7 +4245,7 @@
                 <w:noProof/>
                 <w:webHidden/>
               </w:rPr>
-              <w:instrText xml:space="preserve"> PAGEREF _Toc236148941 \h </w:instrText>
+              <w:instrText xml:space="preserve"> PAGEREF _Toc236313995 \h </w:instrText>
             </w:r>
             <w:r>
               <w:rPr>
@@ -4290,7 +4288,7 @@
               <w:noProof/>
             </w:rPr>
           </w:pPr>
-          <w:hyperlink w:anchor="_Toc236148942" w:history="1">
+          <w:hyperlink w:anchor="_Toc236313996" w:history="1">
             <w:r>
               <w:rPr>
                 <w:rStyle w:val="Hyperlink"/>
@@ -4335,7 +4333,7 @@
                 <w:noProof/>
                 <w:webHidden/>
               </w:rPr>
-              <w:instrText xml:space="preserve"> PAGEREF _Toc236148942 \h </w:instrText>
+              <w:instrText xml:space="preserve"> PAGEREF _Toc236313996 \h </w:instrText>
             </w:r>
             <w:r>
               <w:rPr>
@@ -4378,7 +4376,7 @@
               <w:noProof/>
             </w:rPr>
           </w:pPr>
-          <w:hyperlink w:anchor="_Toc236148943" w:history="1">
+          <w:hyperlink w:anchor="_Toc236313997" w:history="1">
             <w:r>
               <w:rPr>
                 <w:rStyle w:val="Hyperlink"/>
@@ -4423,7 +4421,7 @@
                 <w:noProof/>
                 <w:webHidden/>
               </w:rPr>
-              <w:instrText xml:space="preserve"> PAGEREF _Toc236148943 \h </w:instrText>
+              <w:instrText xml:space="preserve"> PAGEREF _Toc236313997 \h </w:instrText>
             </w:r>
             <w:r>
               <w:rPr>
@@ -4444,6 +4442,1432 @@
                 <w:webHidden/>
               </w:rPr>
               <w:t>21</w:t>
+            </w:r>
+            <w:r>
+              <w:rPr>
+                <w:noProof/>
+                <w:webHidden/>
+              </w:rPr>
+              <w:fldChar w:fldCharType="end"/>
+            </w:r>
+          </w:hyperlink>
+        </w:p>
+        <w:p>
+          <w:pPr>
+            <w:pStyle w:val="TOC1"/>
+            <w:tabs>
+              <w:tab w:val="left" w:pos="660"/>
+              <w:tab w:val="right" w:leader="dot" w:pos="9350"/>
+            </w:tabs>
+            <w:rPr>
+              <w:rFonts w:eastAsiaTheme="minorEastAsia"/>
+              <w:noProof/>
+            </w:rPr>
+          </w:pPr>
+          <w:hyperlink w:anchor="_Toc236313998" w:history="1">
+            <w:r>
+              <w:rPr>
+                <w:rStyle w:val="Hyperlink"/>
+                <w:rFonts w:ascii="Times New Roman" w:hAnsi="Times New Roman" w:cs="Times New Roman"/>
+                <w:b/>
+                <w:noProof/>
+              </w:rPr>
+              <w:t>10.</w:t>
+            </w:r>
+            <w:r>
+              <w:rPr>
+                <w:rFonts w:eastAsiaTheme="minorEastAsia"/>
+                <w:noProof/>
+              </w:rPr>
+              <w:tab/>
+            </w:r>
+            <w:r>
+              <w:rPr>
+                <w:rStyle w:val="Hyperlink"/>
+                <w:rFonts w:ascii="Times New Roman" w:hAnsi="Times New Roman" w:cs="Times New Roman"/>
+                <w:b/>
+                <w:noProof/>
+              </w:rPr>
+              <w:t>Database Schema and ERD</w:t>
+            </w:r>
+            <w:r>
+              <w:rPr>
+                <w:noProof/>
+                <w:webHidden/>
+              </w:rPr>
+              <w:tab/>
+            </w:r>
+            <w:r>
+              <w:rPr>
+                <w:noProof/>
+                <w:webHidden/>
+              </w:rPr>
+              <w:fldChar w:fldCharType="begin"/>
+            </w:r>
+            <w:r>
+              <w:rPr>
+                <w:noProof/>
+                <w:webHidden/>
+              </w:rPr>
+              <w:instrText xml:space="preserve"> PAGEREF _Toc236313998 \h </w:instrText>
+            </w:r>
+            <w:r>
+              <w:rPr>
+                <w:noProof/>
+                <w:webHidden/>
+              </w:rPr>
+            </w:r>
+            <w:r>
+              <w:rPr>
+                <w:noProof/>
+                <w:webHidden/>
+              </w:rPr>
+              <w:fldChar w:fldCharType="separate"/>
+            </w:r>
+            <w:r>
+              <w:rPr>
+                <w:noProof/>
+                <w:webHidden/>
+              </w:rPr>
+              <w:t>22</w:t>
+            </w:r>
+            <w:r>
+              <w:rPr>
+                <w:noProof/>
+                <w:webHidden/>
+              </w:rPr>
+              <w:fldChar w:fldCharType="end"/>
+            </w:r>
+          </w:hyperlink>
+        </w:p>
+        <w:p>
+          <w:pPr>
+            <w:pStyle w:val="TOC2"/>
+            <w:tabs>
+              <w:tab w:val="left" w:pos="1100"/>
+              <w:tab w:val="right" w:leader="dot" w:pos="9350"/>
+            </w:tabs>
+            <w:rPr>
+              <w:rFonts w:eastAsiaTheme="minorEastAsia"/>
+              <w:noProof/>
+            </w:rPr>
+          </w:pPr>
+          <w:hyperlink w:anchor="_Toc236313999" w:history="1">
+            <w:r>
+              <w:rPr>
+                <w:rStyle w:val="Hyperlink"/>
+                <w:rFonts w:ascii="Times New Roman" w:hAnsi="Times New Roman" w:cs="Times New Roman"/>
+                <w:b/>
+                <w:noProof/>
+              </w:rPr>
+              <w:t>10.1.</w:t>
+            </w:r>
+            <w:r>
+              <w:rPr>
+                <w:rFonts w:eastAsiaTheme="minorEastAsia"/>
+                <w:noProof/>
+              </w:rPr>
+              <w:tab/>
+            </w:r>
+            <w:r>
+              <w:rPr>
+                <w:rStyle w:val="Hyperlink"/>
+                <w:rFonts w:ascii="Times New Roman" w:hAnsi="Times New Roman" w:cs="Times New Roman"/>
+                <w:b/>
+                <w:noProof/>
+              </w:rPr>
+              <w:t>Database Overview</w:t>
+            </w:r>
+            <w:r>
+              <w:rPr>
+                <w:noProof/>
+                <w:webHidden/>
+              </w:rPr>
+              <w:tab/>
+            </w:r>
+            <w:r>
+              <w:rPr>
+                <w:noProof/>
+                <w:webHidden/>
+              </w:rPr>
+              <w:fldChar w:fldCharType="begin"/>
+            </w:r>
+            <w:r>
+              <w:rPr>
+                <w:noProof/>
+                <w:webHidden/>
+              </w:rPr>
+              <w:instrText xml:space="preserve"> PAGEREF _Toc236313999 \h </w:instrText>
+            </w:r>
+            <w:r>
+              <w:rPr>
+                <w:noProof/>
+                <w:webHidden/>
+              </w:rPr>
+            </w:r>
+            <w:r>
+              <w:rPr>
+                <w:noProof/>
+                <w:webHidden/>
+              </w:rPr>
+              <w:fldChar w:fldCharType="separate"/>
+            </w:r>
+            <w:r>
+              <w:rPr>
+                <w:noProof/>
+                <w:webHidden/>
+              </w:rPr>
+              <w:t>22</w:t>
+            </w:r>
+            <w:r>
+              <w:rPr>
+                <w:noProof/>
+                <w:webHidden/>
+              </w:rPr>
+              <w:fldChar w:fldCharType="end"/>
+            </w:r>
+          </w:hyperlink>
+        </w:p>
+        <w:p>
+          <w:pPr>
+            <w:pStyle w:val="TOC2"/>
+            <w:tabs>
+              <w:tab w:val="left" w:pos="1100"/>
+              <w:tab w:val="right" w:leader="dot" w:pos="9350"/>
+            </w:tabs>
+            <w:rPr>
+              <w:rFonts w:eastAsiaTheme="minorEastAsia"/>
+              <w:noProof/>
+            </w:rPr>
+          </w:pPr>
+          <w:hyperlink w:anchor="_Toc236314000" w:history="1">
+            <w:r>
+              <w:rPr>
+                <w:rStyle w:val="Hyperlink"/>
+                <w:rFonts w:ascii="Times New Roman" w:hAnsi="Times New Roman" w:cs="Times New Roman"/>
+                <w:b/>
+                <w:noProof/>
+              </w:rPr>
+              <w:t>10.2.</w:t>
+            </w:r>
+            <w:r>
+              <w:rPr>
+                <w:rFonts w:eastAsiaTheme="minorEastAsia"/>
+                <w:noProof/>
+              </w:rPr>
+              <w:tab/>
+            </w:r>
+            <w:r>
+              <w:rPr>
+                <w:rStyle w:val="Hyperlink"/>
+                <w:rFonts w:ascii="Times New Roman" w:hAnsi="Times New Roman" w:cs="Times New Roman"/>
+                <w:b/>
+                <w:noProof/>
+              </w:rPr>
+              <w:t>Entity-Relation Diagram (ERD)</w:t>
+            </w:r>
+            <w:r>
+              <w:rPr>
+                <w:noProof/>
+                <w:webHidden/>
+              </w:rPr>
+              <w:tab/>
+            </w:r>
+            <w:r>
+              <w:rPr>
+                <w:noProof/>
+                <w:webHidden/>
+              </w:rPr>
+              <w:fldChar w:fldCharType="begin"/>
+            </w:r>
+            <w:r>
+              <w:rPr>
+                <w:noProof/>
+                <w:webHidden/>
+              </w:rPr>
+              <w:instrText xml:space="preserve"> PAGEREF _Toc236314000 \h </w:instrText>
+            </w:r>
+            <w:r>
+              <w:rPr>
+                <w:noProof/>
+                <w:webHidden/>
+              </w:rPr>
+            </w:r>
+            <w:r>
+              <w:rPr>
+                <w:noProof/>
+                <w:webHidden/>
+              </w:rPr>
+              <w:fldChar w:fldCharType="separate"/>
+            </w:r>
+            <w:r>
+              <w:rPr>
+                <w:noProof/>
+                <w:webHidden/>
+              </w:rPr>
+              <w:t>23</w:t>
+            </w:r>
+            <w:r>
+              <w:rPr>
+                <w:noProof/>
+                <w:webHidden/>
+              </w:rPr>
+              <w:fldChar w:fldCharType="end"/>
+            </w:r>
+          </w:hyperlink>
+        </w:p>
+        <w:p>
+          <w:pPr>
+            <w:pStyle w:val="TOC2"/>
+            <w:tabs>
+              <w:tab w:val="left" w:pos="1100"/>
+              <w:tab w:val="right" w:leader="dot" w:pos="9350"/>
+            </w:tabs>
+            <w:rPr>
+              <w:rFonts w:eastAsiaTheme="minorEastAsia"/>
+              <w:noProof/>
+            </w:rPr>
+          </w:pPr>
+          <w:hyperlink w:anchor="_Toc236314001" w:history="1">
+            <w:r>
+              <w:rPr>
+                <w:rStyle w:val="Hyperlink"/>
+                <w:rFonts w:ascii="Times New Roman" w:hAnsi="Times New Roman" w:cs="Times New Roman"/>
+                <w:b/>
+                <w:noProof/>
+              </w:rPr>
+              <w:t>10.3.</w:t>
+            </w:r>
+            <w:r>
+              <w:rPr>
+                <w:rFonts w:eastAsiaTheme="minorEastAsia"/>
+                <w:noProof/>
+              </w:rPr>
+              <w:tab/>
+            </w:r>
+            <w:r>
+              <w:rPr>
+                <w:rStyle w:val="Hyperlink"/>
+                <w:rFonts w:ascii="Times New Roman" w:hAnsi="Times New Roman" w:cs="Times New Roman"/>
+                <w:b/>
+                <w:noProof/>
+              </w:rPr>
+              <w:t>Entity Descriptions</w:t>
+            </w:r>
+            <w:r>
+              <w:rPr>
+                <w:noProof/>
+                <w:webHidden/>
+              </w:rPr>
+              <w:tab/>
+            </w:r>
+            <w:r>
+              <w:rPr>
+                <w:noProof/>
+                <w:webHidden/>
+              </w:rPr>
+              <w:fldChar w:fldCharType="begin"/>
+            </w:r>
+            <w:r>
+              <w:rPr>
+                <w:noProof/>
+                <w:webHidden/>
+              </w:rPr>
+              <w:instrText xml:space="preserve"> PAGEREF _Toc236314001 \h </w:instrText>
+            </w:r>
+            <w:r>
+              <w:rPr>
+                <w:noProof/>
+                <w:webHidden/>
+              </w:rPr>
+            </w:r>
+            <w:r>
+              <w:rPr>
+                <w:noProof/>
+                <w:webHidden/>
+              </w:rPr>
+              <w:fldChar w:fldCharType="separate"/>
+            </w:r>
+            <w:r>
+              <w:rPr>
+                <w:noProof/>
+                <w:webHidden/>
+              </w:rPr>
+              <w:t>23</w:t>
+            </w:r>
+            <w:r>
+              <w:rPr>
+                <w:noProof/>
+                <w:webHidden/>
+              </w:rPr>
+              <w:fldChar w:fldCharType="end"/>
+            </w:r>
+          </w:hyperlink>
+        </w:p>
+        <w:p>
+          <w:pPr>
+            <w:pStyle w:val="TOC3"/>
+            <w:tabs>
+              <w:tab w:val="left" w:pos="1320"/>
+              <w:tab w:val="right" w:leader="dot" w:pos="9350"/>
+            </w:tabs>
+            <w:rPr>
+              <w:rFonts w:eastAsiaTheme="minorEastAsia"/>
+              <w:noProof/>
+            </w:rPr>
+          </w:pPr>
+          <w:hyperlink w:anchor="_Toc236314002" w:history="1">
+            <w:r>
+              <w:rPr>
+                <w:rStyle w:val="Hyperlink"/>
+                <w:rFonts w:ascii="Times New Roman" w:hAnsi="Times New Roman" w:cs="Times New Roman"/>
+                <w:b/>
+                <w:noProof/>
+              </w:rPr>
+              <w:t>10.3.1.</w:t>
+            </w:r>
+            <w:r>
+              <w:rPr>
+                <w:rFonts w:eastAsiaTheme="minorEastAsia"/>
+                <w:noProof/>
+              </w:rPr>
+              <w:tab/>
+            </w:r>
+            <w:r>
+              <w:rPr>
+                <w:rStyle w:val="Hyperlink"/>
+                <w:rFonts w:ascii="Times New Roman" w:hAnsi="Times New Roman" w:cs="Times New Roman"/>
+                <w:b/>
+                <w:noProof/>
+              </w:rPr>
+              <w:t>User</w:t>
+            </w:r>
+            <w:r>
+              <w:rPr>
+                <w:noProof/>
+                <w:webHidden/>
+              </w:rPr>
+              <w:tab/>
+            </w:r>
+            <w:r>
+              <w:rPr>
+                <w:noProof/>
+                <w:webHidden/>
+              </w:rPr>
+              <w:fldChar w:fldCharType="begin"/>
+            </w:r>
+            <w:r>
+              <w:rPr>
+                <w:noProof/>
+                <w:webHidden/>
+              </w:rPr>
+              <w:instrText xml:space="preserve"> PAGEREF _Toc236314002 \h </w:instrText>
+            </w:r>
+            <w:r>
+              <w:rPr>
+                <w:noProof/>
+                <w:webHidden/>
+              </w:rPr>
+            </w:r>
+            <w:r>
+              <w:rPr>
+                <w:noProof/>
+                <w:webHidden/>
+              </w:rPr>
+              <w:fldChar w:fldCharType="separate"/>
+            </w:r>
+            <w:r>
+              <w:rPr>
+                <w:noProof/>
+                <w:webHidden/>
+              </w:rPr>
+              <w:t>23</w:t>
+            </w:r>
+            <w:r>
+              <w:rPr>
+                <w:noProof/>
+                <w:webHidden/>
+              </w:rPr>
+              <w:fldChar w:fldCharType="end"/>
+            </w:r>
+          </w:hyperlink>
+        </w:p>
+        <w:p>
+          <w:pPr>
+            <w:pStyle w:val="TOC3"/>
+            <w:tabs>
+              <w:tab w:val="left" w:pos="1320"/>
+              <w:tab w:val="right" w:leader="dot" w:pos="9350"/>
+            </w:tabs>
+            <w:rPr>
+              <w:rFonts w:eastAsiaTheme="minorEastAsia"/>
+              <w:noProof/>
+            </w:rPr>
+          </w:pPr>
+          <w:hyperlink w:anchor="_Toc236314003" w:history="1">
+            <w:r>
+              <w:rPr>
+                <w:rStyle w:val="Hyperlink"/>
+                <w:rFonts w:ascii="Times New Roman" w:hAnsi="Times New Roman" w:cs="Times New Roman"/>
+                <w:b/>
+                <w:noProof/>
+              </w:rPr>
+              <w:t>10.3.2.</w:t>
+            </w:r>
+            <w:r>
+              <w:rPr>
+                <w:rFonts w:eastAsiaTheme="minorEastAsia"/>
+                <w:noProof/>
+              </w:rPr>
+              <w:tab/>
+            </w:r>
+            <w:r>
+              <w:rPr>
+                <w:rStyle w:val="Hyperlink"/>
+                <w:rFonts w:ascii="Times New Roman" w:hAnsi="Times New Roman" w:cs="Times New Roman"/>
+                <w:b/>
+                <w:noProof/>
+              </w:rPr>
+              <w:t>Department</w:t>
+            </w:r>
+            <w:r>
+              <w:rPr>
+                <w:noProof/>
+                <w:webHidden/>
+              </w:rPr>
+              <w:tab/>
+            </w:r>
+            <w:r>
+              <w:rPr>
+                <w:noProof/>
+                <w:webHidden/>
+              </w:rPr>
+              <w:fldChar w:fldCharType="begin"/>
+            </w:r>
+            <w:r>
+              <w:rPr>
+                <w:noProof/>
+                <w:webHidden/>
+              </w:rPr>
+              <w:instrText xml:space="preserve"> PAGEREF _Toc236314003 \h </w:instrText>
+            </w:r>
+            <w:r>
+              <w:rPr>
+                <w:noProof/>
+                <w:webHidden/>
+              </w:rPr>
+            </w:r>
+            <w:r>
+              <w:rPr>
+                <w:noProof/>
+                <w:webHidden/>
+              </w:rPr>
+              <w:fldChar w:fldCharType="separate"/>
+            </w:r>
+            <w:r>
+              <w:rPr>
+                <w:noProof/>
+                <w:webHidden/>
+              </w:rPr>
+              <w:t>24</w:t>
+            </w:r>
+            <w:r>
+              <w:rPr>
+                <w:noProof/>
+                <w:webHidden/>
+              </w:rPr>
+              <w:fldChar w:fldCharType="end"/>
+            </w:r>
+          </w:hyperlink>
+        </w:p>
+        <w:p>
+          <w:pPr>
+            <w:pStyle w:val="TOC3"/>
+            <w:tabs>
+              <w:tab w:val="left" w:pos="1320"/>
+              <w:tab w:val="right" w:leader="dot" w:pos="9350"/>
+            </w:tabs>
+            <w:rPr>
+              <w:rFonts w:eastAsiaTheme="minorEastAsia"/>
+              <w:noProof/>
+            </w:rPr>
+          </w:pPr>
+          <w:hyperlink w:anchor="_Toc236314004" w:history="1">
+            <w:r>
+              <w:rPr>
+                <w:rStyle w:val="Hyperlink"/>
+                <w:rFonts w:ascii="Times New Roman" w:hAnsi="Times New Roman" w:cs="Times New Roman"/>
+                <w:b/>
+                <w:noProof/>
+              </w:rPr>
+              <w:t>10.3.3.</w:t>
+            </w:r>
+            <w:r>
+              <w:rPr>
+                <w:rFonts w:eastAsiaTheme="minorEastAsia"/>
+                <w:noProof/>
+              </w:rPr>
+              <w:tab/>
+            </w:r>
+            <w:r>
+              <w:rPr>
+                <w:rStyle w:val="Hyperlink"/>
+                <w:rFonts w:ascii="Times New Roman" w:hAnsi="Times New Roman" w:cs="Times New Roman"/>
+                <w:b/>
+                <w:noProof/>
+              </w:rPr>
+              <w:t>DepartmentEmployee</w:t>
+            </w:r>
+            <w:r>
+              <w:rPr>
+                <w:noProof/>
+                <w:webHidden/>
+              </w:rPr>
+              <w:tab/>
+            </w:r>
+            <w:r>
+              <w:rPr>
+                <w:noProof/>
+                <w:webHidden/>
+              </w:rPr>
+              <w:fldChar w:fldCharType="begin"/>
+            </w:r>
+            <w:r>
+              <w:rPr>
+                <w:noProof/>
+                <w:webHidden/>
+              </w:rPr>
+              <w:instrText xml:space="preserve"> PAGEREF _Toc236314004 \h </w:instrText>
+            </w:r>
+            <w:r>
+              <w:rPr>
+                <w:noProof/>
+                <w:webHidden/>
+              </w:rPr>
+            </w:r>
+            <w:r>
+              <w:rPr>
+                <w:noProof/>
+                <w:webHidden/>
+              </w:rPr>
+              <w:fldChar w:fldCharType="separate"/>
+            </w:r>
+            <w:r>
+              <w:rPr>
+                <w:noProof/>
+                <w:webHidden/>
+              </w:rPr>
+              <w:t>24</w:t>
+            </w:r>
+            <w:r>
+              <w:rPr>
+                <w:noProof/>
+                <w:webHidden/>
+              </w:rPr>
+              <w:fldChar w:fldCharType="end"/>
+            </w:r>
+          </w:hyperlink>
+        </w:p>
+        <w:p>
+          <w:pPr>
+            <w:pStyle w:val="TOC3"/>
+            <w:tabs>
+              <w:tab w:val="left" w:pos="1320"/>
+              <w:tab w:val="right" w:leader="dot" w:pos="9350"/>
+            </w:tabs>
+            <w:rPr>
+              <w:rFonts w:eastAsiaTheme="minorEastAsia"/>
+              <w:noProof/>
+            </w:rPr>
+          </w:pPr>
+          <w:hyperlink w:anchor="_Toc236314005" w:history="1">
+            <w:r>
+              <w:rPr>
+                <w:rStyle w:val="Hyperlink"/>
+                <w:rFonts w:ascii="Times New Roman" w:hAnsi="Times New Roman" w:cs="Times New Roman"/>
+                <w:b/>
+                <w:noProof/>
+              </w:rPr>
+              <w:t>10.3.4.</w:t>
+            </w:r>
+            <w:r>
+              <w:rPr>
+                <w:rFonts w:eastAsiaTheme="minorEastAsia"/>
+                <w:noProof/>
+              </w:rPr>
+              <w:tab/>
+            </w:r>
+            <w:r>
+              <w:rPr>
+                <w:rStyle w:val="Hyperlink"/>
+                <w:rFonts w:ascii="Times New Roman" w:hAnsi="Times New Roman" w:cs="Times New Roman"/>
+                <w:b/>
+                <w:noProof/>
+              </w:rPr>
+              <w:t>WorkflowPhase</w:t>
+            </w:r>
+            <w:r>
+              <w:rPr>
+                <w:noProof/>
+                <w:webHidden/>
+              </w:rPr>
+              <w:tab/>
+            </w:r>
+            <w:r>
+              <w:rPr>
+                <w:noProof/>
+                <w:webHidden/>
+              </w:rPr>
+              <w:fldChar w:fldCharType="begin"/>
+            </w:r>
+            <w:r>
+              <w:rPr>
+                <w:noProof/>
+                <w:webHidden/>
+              </w:rPr>
+              <w:instrText xml:space="preserve"> PAGEREF _Toc236314005 \h </w:instrText>
+            </w:r>
+            <w:r>
+              <w:rPr>
+                <w:noProof/>
+                <w:webHidden/>
+              </w:rPr>
+            </w:r>
+            <w:r>
+              <w:rPr>
+                <w:noProof/>
+                <w:webHidden/>
+              </w:rPr>
+              <w:fldChar w:fldCharType="separate"/>
+            </w:r>
+            <w:r>
+              <w:rPr>
+                <w:noProof/>
+                <w:webHidden/>
+              </w:rPr>
+              <w:t>24</w:t>
+            </w:r>
+            <w:r>
+              <w:rPr>
+                <w:noProof/>
+                <w:webHidden/>
+              </w:rPr>
+              <w:fldChar w:fldCharType="end"/>
+            </w:r>
+          </w:hyperlink>
+        </w:p>
+        <w:p>
+          <w:pPr>
+            <w:pStyle w:val="TOC3"/>
+            <w:tabs>
+              <w:tab w:val="left" w:pos="1320"/>
+              <w:tab w:val="right" w:leader="dot" w:pos="9350"/>
+            </w:tabs>
+            <w:rPr>
+              <w:rFonts w:eastAsiaTheme="minorEastAsia"/>
+              <w:noProof/>
+            </w:rPr>
+          </w:pPr>
+          <w:hyperlink w:anchor="_Toc236314006" w:history="1">
+            <w:r>
+              <w:rPr>
+                <w:rStyle w:val="Hyperlink"/>
+                <w:rFonts w:ascii="Times New Roman" w:hAnsi="Times New Roman" w:cs="Times New Roman"/>
+                <w:b/>
+                <w:noProof/>
+              </w:rPr>
+              <w:t>10.3.5.</w:t>
+            </w:r>
+            <w:r>
+              <w:rPr>
+                <w:rFonts w:eastAsiaTheme="minorEastAsia"/>
+                <w:noProof/>
+              </w:rPr>
+              <w:tab/>
+            </w:r>
+            <w:r>
+              <w:rPr>
+                <w:rStyle w:val="Hyperlink"/>
+                <w:rFonts w:ascii="Times New Roman" w:hAnsi="Times New Roman" w:cs="Times New Roman"/>
+                <w:b/>
+                <w:noProof/>
+              </w:rPr>
+              <w:t>ChecklistItem</w:t>
+            </w:r>
+            <w:r>
+              <w:rPr>
+                <w:noProof/>
+                <w:webHidden/>
+              </w:rPr>
+              <w:tab/>
+            </w:r>
+            <w:r>
+              <w:rPr>
+                <w:noProof/>
+                <w:webHidden/>
+              </w:rPr>
+              <w:fldChar w:fldCharType="begin"/>
+            </w:r>
+            <w:r>
+              <w:rPr>
+                <w:noProof/>
+                <w:webHidden/>
+              </w:rPr>
+              <w:instrText xml:space="preserve"> PAGEREF _Toc236314006 \h </w:instrText>
+            </w:r>
+            <w:r>
+              <w:rPr>
+                <w:noProof/>
+                <w:webHidden/>
+              </w:rPr>
+            </w:r>
+            <w:r>
+              <w:rPr>
+                <w:noProof/>
+                <w:webHidden/>
+              </w:rPr>
+              <w:fldChar w:fldCharType="separate"/>
+            </w:r>
+            <w:r>
+              <w:rPr>
+                <w:noProof/>
+                <w:webHidden/>
+              </w:rPr>
+              <w:t>24</w:t>
+            </w:r>
+            <w:r>
+              <w:rPr>
+                <w:noProof/>
+                <w:webHidden/>
+              </w:rPr>
+              <w:fldChar w:fldCharType="end"/>
+            </w:r>
+          </w:hyperlink>
+        </w:p>
+        <w:p>
+          <w:pPr>
+            <w:pStyle w:val="TOC3"/>
+            <w:tabs>
+              <w:tab w:val="left" w:pos="1320"/>
+              <w:tab w:val="right" w:leader="dot" w:pos="9350"/>
+            </w:tabs>
+            <w:rPr>
+              <w:rFonts w:eastAsiaTheme="minorEastAsia"/>
+              <w:noProof/>
+            </w:rPr>
+          </w:pPr>
+          <w:hyperlink w:anchor="_Toc236314007" w:history="1">
+            <w:r>
+              <w:rPr>
+                <w:rStyle w:val="Hyperlink"/>
+                <w:rFonts w:ascii="Times New Roman" w:hAnsi="Times New Roman" w:cs="Times New Roman"/>
+                <w:b/>
+                <w:noProof/>
+              </w:rPr>
+              <w:t>10.3.6.</w:t>
+            </w:r>
+            <w:r>
+              <w:rPr>
+                <w:rFonts w:eastAsiaTheme="minorEastAsia"/>
+                <w:noProof/>
+              </w:rPr>
+              <w:tab/>
+            </w:r>
+            <w:r>
+              <w:rPr>
+                <w:rStyle w:val="Hyperlink"/>
+                <w:rFonts w:ascii="Times New Roman" w:hAnsi="Times New Roman" w:cs="Times New Roman"/>
+                <w:b/>
+                <w:noProof/>
+              </w:rPr>
+              <w:t>EmployeeDepartment</w:t>
+            </w:r>
+            <w:r>
+              <w:rPr>
+                <w:noProof/>
+                <w:webHidden/>
+              </w:rPr>
+              <w:tab/>
+            </w:r>
+            <w:r>
+              <w:rPr>
+                <w:noProof/>
+                <w:webHidden/>
+              </w:rPr>
+              <w:fldChar w:fldCharType="begin"/>
+            </w:r>
+            <w:r>
+              <w:rPr>
+                <w:noProof/>
+                <w:webHidden/>
+              </w:rPr>
+              <w:instrText xml:space="preserve"> PAGEREF _Toc236314007 \h </w:instrText>
+            </w:r>
+            <w:r>
+              <w:rPr>
+                <w:noProof/>
+                <w:webHidden/>
+              </w:rPr>
+            </w:r>
+            <w:r>
+              <w:rPr>
+                <w:noProof/>
+                <w:webHidden/>
+              </w:rPr>
+              <w:fldChar w:fldCharType="separate"/>
+            </w:r>
+            <w:r>
+              <w:rPr>
+                <w:noProof/>
+                <w:webHidden/>
+              </w:rPr>
+              <w:t>24</w:t>
+            </w:r>
+            <w:r>
+              <w:rPr>
+                <w:noProof/>
+                <w:webHidden/>
+              </w:rPr>
+              <w:fldChar w:fldCharType="end"/>
+            </w:r>
+          </w:hyperlink>
+        </w:p>
+        <w:p>
+          <w:pPr>
+            <w:pStyle w:val="TOC3"/>
+            <w:tabs>
+              <w:tab w:val="left" w:pos="1320"/>
+              <w:tab w:val="right" w:leader="dot" w:pos="9350"/>
+            </w:tabs>
+            <w:rPr>
+              <w:rFonts w:eastAsiaTheme="minorEastAsia"/>
+              <w:noProof/>
+            </w:rPr>
+          </w:pPr>
+          <w:hyperlink w:anchor="_Toc236314008" w:history="1">
+            <w:r>
+              <w:rPr>
+                <w:rStyle w:val="Hyperlink"/>
+                <w:rFonts w:ascii="Times New Roman" w:hAnsi="Times New Roman" w:cs="Times New Roman"/>
+                <w:b/>
+                <w:noProof/>
+              </w:rPr>
+              <w:t>10.3.7.</w:t>
+            </w:r>
+            <w:r>
+              <w:rPr>
+                <w:rFonts w:eastAsiaTheme="minorEastAsia"/>
+                <w:noProof/>
+              </w:rPr>
+              <w:tab/>
+            </w:r>
+            <w:r>
+              <w:rPr>
+                <w:rStyle w:val="Hyperlink"/>
+                <w:rFonts w:ascii="Times New Roman" w:hAnsi="Times New Roman" w:cs="Times New Roman"/>
+                <w:b/>
+                <w:noProof/>
+              </w:rPr>
+              <w:t>OffboardingCase</w:t>
+            </w:r>
+            <w:r>
+              <w:rPr>
+                <w:noProof/>
+                <w:webHidden/>
+              </w:rPr>
+              <w:tab/>
+            </w:r>
+            <w:r>
+              <w:rPr>
+                <w:noProof/>
+                <w:webHidden/>
+              </w:rPr>
+              <w:fldChar w:fldCharType="begin"/>
+            </w:r>
+            <w:r>
+              <w:rPr>
+                <w:noProof/>
+                <w:webHidden/>
+              </w:rPr>
+              <w:instrText xml:space="preserve"> PAGEREF _Toc236314008 \h </w:instrText>
+            </w:r>
+            <w:r>
+              <w:rPr>
+                <w:noProof/>
+                <w:webHidden/>
+              </w:rPr>
+            </w:r>
+            <w:r>
+              <w:rPr>
+                <w:noProof/>
+                <w:webHidden/>
+              </w:rPr>
+              <w:fldChar w:fldCharType="separate"/>
+            </w:r>
+            <w:r>
+              <w:rPr>
+                <w:noProof/>
+                <w:webHidden/>
+              </w:rPr>
+              <w:t>24</w:t>
+            </w:r>
+            <w:r>
+              <w:rPr>
+                <w:noProof/>
+                <w:webHidden/>
+              </w:rPr>
+              <w:fldChar w:fldCharType="end"/>
+            </w:r>
+          </w:hyperlink>
+        </w:p>
+        <w:p>
+          <w:pPr>
+            <w:pStyle w:val="TOC3"/>
+            <w:tabs>
+              <w:tab w:val="left" w:pos="1320"/>
+              <w:tab w:val="right" w:leader="dot" w:pos="9350"/>
+            </w:tabs>
+            <w:rPr>
+              <w:rFonts w:eastAsiaTheme="minorEastAsia"/>
+              <w:noProof/>
+            </w:rPr>
+          </w:pPr>
+          <w:hyperlink w:anchor="_Toc236314009" w:history="1">
+            <w:r>
+              <w:rPr>
+                <w:rStyle w:val="Hyperlink"/>
+                <w:rFonts w:ascii="Times New Roman" w:hAnsi="Times New Roman" w:cs="Times New Roman"/>
+                <w:b/>
+                <w:noProof/>
+              </w:rPr>
+              <w:t>10.3.8.</w:t>
+            </w:r>
+            <w:r>
+              <w:rPr>
+                <w:rFonts w:eastAsiaTheme="minorEastAsia"/>
+                <w:noProof/>
+              </w:rPr>
+              <w:tab/>
+            </w:r>
+            <w:r>
+              <w:rPr>
+                <w:rStyle w:val="Hyperlink"/>
+                <w:rFonts w:ascii="Times New Roman" w:hAnsi="Times New Roman" w:cs="Times New Roman"/>
+                <w:b/>
+                <w:noProof/>
+              </w:rPr>
+              <w:t>WorkflowTask</w:t>
+            </w:r>
+            <w:r>
+              <w:rPr>
+                <w:noProof/>
+                <w:webHidden/>
+              </w:rPr>
+              <w:tab/>
+            </w:r>
+            <w:r>
+              <w:rPr>
+                <w:noProof/>
+                <w:webHidden/>
+              </w:rPr>
+              <w:fldChar w:fldCharType="begin"/>
+            </w:r>
+            <w:r>
+              <w:rPr>
+                <w:noProof/>
+                <w:webHidden/>
+              </w:rPr>
+              <w:instrText xml:space="preserve"> PAGEREF _Toc236314009 \h </w:instrText>
+            </w:r>
+            <w:r>
+              <w:rPr>
+                <w:noProof/>
+                <w:webHidden/>
+              </w:rPr>
+            </w:r>
+            <w:r>
+              <w:rPr>
+                <w:noProof/>
+                <w:webHidden/>
+              </w:rPr>
+              <w:fldChar w:fldCharType="separate"/>
+            </w:r>
+            <w:r>
+              <w:rPr>
+                <w:noProof/>
+                <w:webHidden/>
+              </w:rPr>
+              <w:t>24</w:t>
+            </w:r>
+            <w:r>
+              <w:rPr>
+                <w:noProof/>
+                <w:webHidden/>
+              </w:rPr>
+              <w:fldChar w:fldCharType="end"/>
+            </w:r>
+          </w:hyperlink>
+        </w:p>
+        <w:p>
+          <w:pPr>
+            <w:pStyle w:val="TOC3"/>
+            <w:tabs>
+              <w:tab w:val="left" w:pos="1320"/>
+              <w:tab w:val="right" w:leader="dot" w:pos="9350"/>
+            </w:tabs>
+            <w:rPr>
+              <w:rFonts w:eastAsiaTheme="minorEastAsia"/>
+              <w:noProof/>
+            </w:rPr>
+          </w:pPr>
+          <w:hyperlink w:anchor="_Toc236314010" w:history="1">
+            <w:r>
+              <w:rPr>
+                <w:rStyle w:val="Hyperlink"/>
+                <w:rFonts w:ascii="Times New Roman" w:hAnsi="Times New Roman" w:cs="Times New Roman"/>
+                <w:b/>
+                <w:noProof/>
+              </w:rPr>
+              <w:t>10.3.9.</w:t>
+            </w:r>
+            <w:r>
+              <w:rPr>
+                <w:rFonts w:eastAsiaTheme="minorEastAsia"/>
+                <w:noProof/>
+              </w:rPr>
+              <w:tab/>
+            </w:r>
+            <w:r>
+              <w:rPr>
+                <w:rStyle w:val="Hyperlink"/>
+                <w:rFonts w:ascii="Times New Roman" w:hAnsi="Times New Roman" w:cs="Times New Roman"/>
+                <w:b/>
+                <w:noProof/>
+              </w:rPr>
+              <w:t>ChecklistResponse</w:t>
+            </w:r>
+            <w:r>
+              <w:rPr>
+                <w:noProof/>
+                <w:webHidden/>
+              </w:rPr>
+              <w:tab/>
+            </w:r>
+            <w:r>
+              <w:rPr>
+                <w:noProof/>
+                <w:webHidden/>
+              </w:rPr>
+              <w:fldChar w:fldCharType="begin"/>
+            </w:r>
+            <w:r>
+              <w:rPr>
+                <w:noProof/>
+                <w:webHidden/>
+              </w:rPr>
+              <w:instrText xml:space="preserve"> PAGEREF _Toc236314010 \h </w:instrText>
+            </w:r>
+            <w:r>
+              <w:rPr>
+                <w:noProof/>
+                <w:webHidden/>
+              </w:rPr>
+            </w:r>
+            <w:r>
+              <w:rPr>
+                <w:noProof/>
+                <w:webHidden/>
+              </w:rPr>
+              <w:fldChar w:fldCharType="separate"/>
+            </w:r>
+            <w:r>
+              <w:rPr>
+                <w:noProof/>
+                <w:webHidden/>
+              </w:rPr>
+              <w:t>25</w:t>
+            </w:r>
+            <w:r>
+              <w:rPr>
+                <w:noProof/>
+                <w:webHidden/>
+              </w:rPr>
+              <w:fldChar w:fldCharType="end"/>
+            </w:r>
+          </w:hyperlink>
+        </w:p>
+        <w:p>
+          <w:pPr>
+            <w:pStyle w:val="TOC3"/>
+            <w:tabs>
+              <w:tab w:val="left" w:pos="1540"/>
+              <w:tab w:val="right" w:leader="dot" w:pos="9350"/>
+            </w:tabs>
+            <w:rPr>
+              <w:rFonts w:eastAsiaTheme="minorEastAsia"/>
+              <w:noProof/>
+            </w:rPr>
+          </w:pPr>
+          <w:hyperlink w:anchor="_Toc236314011" w:history="1">
+            <w:r>
+              <w:rPr>
+                <w:rStyle w:val="Hyperlink"/>
+                <w:rFonts w:ascii="Times New Roman" w:hAnsi="Times New Roman" w:cs="Times New Roman"/>
+                <w:b/>
+                <w:noProof/>
+              </w:rPr>
+              <w:t>10.3.10.</w:t>
+            </w:r>
+            <w:r>
+              <w:rPr>
+                <w:rFonts w:eastAsiaTheme="minorEastAsia"/>
+                <w:noProof/>
+              </w:rPr>
+              <w:tab/>
+            </w:r>
+            <w:r>
+              <w:rPr>
+                <w:rStyle w:val="Hyperlink"/>
+                <w:rFonts w:ascii="Times New Roman" w:hAnsi="Times New Roman" w:cs="Times New Roman"/>
+                <w:b/>
+                <w:noProof/>
+              </w:rPr>
+              <w:t>TaskAccessGrant</w:t>
+            </w:r>
+            <w:r>
+              <w:rPr>
+                <w:noProof/>
+                <w:webHidden/>
+              </w:rPr>
+              <w:tab/>
+            </w:r>
+            <w:r>
+              <w:rPr>
+                <w:noProof/>
+                <w:webHidden/>
+              </w:rPr>
+              <w:fldChar w:fldCharType="begin"/>
+            </w:r>
+            <w:r>
+              <w:rPr>
+                <w:noProof/>
+                <w:webHidden/>
+              </w:rPr>
+              <w:instrText xml:space="preserve"> PAGEREF _Toc236314011 \h </w:instrText>
+            </w:r>
+            <w:r>
+              <w:rPr>
+                <w:noProof/>
+                <w:webHidden/>
+              </w:rPr>
+            </w:r>
+            <w:r>
+              <w:rPr>
+                <w:noProof/>
+                <w:webHidden/>
+              </w:rPr>
+              <w:fldChar w:fldCharType="separate"/>
+            </w:r>
+            <w:r>
+              <w:rPr>
+                <w:noProof/>
+                <w:webHidden/>
+              </w:rPr>
+              <w:t>25</w:t>
+            </w:r>
+            <w:r>
+              <w:rPr>
+                <w:noProof/>
+                <w:webHidden/>
+              </w:rPr>
+              <w:fldChar w:fldCharType="end"/>
+            </w:r>
+          </w:hyperlink>
+        </w:p>
+        <w:p>
+          <w:pPr>
+            <w:pStyle w:val="TOC3"/>
+            <w:tabs>
+              <w:tab w:val="left" w:pos="1540"/>
+              <w:tab w:val="right" w:leader="dot" w:pos="9350"/>
+            </w:tabs>
+            <w:rPr>
+              <w:rFonts w:eastAsiaTheme="minorEastAsia"/>
+              <w:noProof/>
+            </w:rPr>
+          </w:pPr>
+          <w:hyperlink w:anchor="_Toc236314012" w:history="1">
+            <w:r>
+              <w:rPr>
+                <w:rStyle w:val="Hyperlink"/>
+                <w:rFonts w:ascii="Times New Roman" w:hAnsi="Times New Roman" w:cs="Times New Roman"/>
+                <w:b/>
+                <w:noProof/>
+              </w:rPr>
+              <w:t>10.3.11.</w:t>
+            </w:r>
+            <w:r>
+              <w:rPr>
+                <w:rFonts w:eastAsiaTheme="minorEastAsia"/>
+                <w:noProof/>
+              </w:rPr>
+              <w:tab/>
+            </w:r>
+            <w:r>
+              <w:rPr>
+                <w:rStyle w:val="Hyperlink"/>
+                <w:rFonts w:ascii="Times New Roman" w:hAnsi="Times New Roman" w:cs="Times New Roman"/>
+                <w:b/>
+                <w:noProof/>
+              </w:rPr>
+              <w:t>AuditLog</w:t>
+            </w:r>
+            <w:r>
+              <w:rPr>
+                <w:noProof/>
+                <w:webHidden/>
+              </w:rPr>
+              <w:tab/>
+            </w:r>
+            <w:r>
+              <w:rPr>
+                <w:noProof/>
+                <w:webHidden/>
+              </w:rPr>
+              <w:fldChar w:fldCharType="begin"/>
+            </w:r>
+            <w:r>
+              <w:rPr>
+                <w:noProof/>
+                <w:webHidden/>
+              </w:rPr>
+              <w:instrText xml:space="preserve"> PAGEREF _Toc236314012 \h </w:instrText>
+            </w:r>
+            <w:r>
+              <w:rPr>
+                <w:noProof/>
+                <w:webHidden/>
+              </w:rPr>
+            </w:r>
+            <w:r>
+              <w:rPr>
+                <w:noProof/>
+                <w:webHidden/>
+              </w:rPr>
+              <w:fldChar w:fldCharType="separate"/>
+            </w:r>
+            <w:r>
+              <w:rPr>
+                <w:noProof/>
+                <w:webHidden/>
+              </w:rPr>
+              <w:t>25</w:t>
+            </w:r>
+            <w:r>
+              <w:rPr>
+                <w:noProof/>
+                <w:webHidden/>
+              </w:rPr>
+              <w:fldChar w:fldCharType="end"/>
+            </w:r>
+          </w:hyperlink>
+        </w:p>
+        <w:p>
+          <w:pPr>
+            <w:pStyle w:val="TOC3"/>
+            <w:tabs>
+              <w:tab w:val="left" w:pos="1540"/>
+              <w:tab w:val="right" w:leader="dot" w:pos="9350"/>
+            </w:tabs>
+            <w:rPr>
+              <w:rFonts w:eastAsiaTheme="minorEastAsia"/>
+              <w:noProof/>
+            </w:rPr>
+          </w:pPr>
+          <w:hyperlink w:anchor="_Toc236314013" w:history="1">
+            <w:r>
+              <w:rPr>
+                <w:rStyle w:val="Hyperlink"/>
+                <w:rFonts w:ascii="Times New Roman" w:hAnsi="Times New Roman" w:cs="Times New Roman"/>
+                <w:b/>
+                <w:noProof/>
+              </w:rPr>
+              <w:t>10.3.12.</w:t>
+            </w:r>
+            <w:r>
+              <w:rPr>
+                <w:rFonts w:eastAsiaTheme="minorEastAsia"/>
+                <w:noProof/>
+              </w:rPr>
+              <w:tab/>
+            </w:r>
+            <w:r>
+              <w:rPr>
+                <w:rStyle w:val="Hyperlink"/>
+                <w:rFonts w:ascii="Times New Roman" w:hAnsi="Times New Roman" w:cs="Times New Roman"/>
+                <w:b/>
+                <w:noProof/>
+              </w:rPr>
+              <w:t>Ema</w:t>
+            </w:r>
+            <w:r>
+              <w:rPr>
+                <w:rStyle w:val="Hyperlink"/>
+                <w:rFonts w:ascii="Times New Roman" w:hAnsi="Times New Roman" w:cs="Times New Roman"/>
+                <w:b/>
+                <w:noProof/>
+              </w:rPr>
+              <w:t>i</w:t>
+            </w:r>
+            <w:r>
+              <w:rPr>
+                <w:rStyle w:val="Hyperlink"/>
+                <w:rFonts w:ascii="Times New Roman" w:hAnsi="Times New Roman" w:cs="Times New Roman"/>
+                <w:b/>
+                <w:noProof/>
+              </w:rPr>
+              <w:t>lNotification</w:t>
+            </w:r>
+            <w:r>
+              <w:rPr>
+                <w:noProof/>
+                <w:webHidden/>
+              </w:rPr>
+              <w:tab/>
+            </w:r>
+            <w:r>
+              <w:rPr>
+                <w:noProof/>
+                <w:webHidden/>
+              </w:rPr>
+              <w:fldChar w:fldCharType="begin"/>
+            </w:r>
+            <w:r>
+              <w:rPr>
+                <w:noProof/>
+                <w:webHidden/>
+              </w:rPr>
+              <w:instrText xml:space="preserve"> PAGEREF _Toc236314013 \h </w:instrText>
+            </w:r>
+            <w:r>
+              <w:rPr>
+                <w:noProof/>
+                <w:webHidden/>
+              </w:rPr>
+            </w:r>
+            <w:r>
+              <w:rPr>
+                <w:noProof/>
+                <w:webHidden/>
+              </w:rPr>
+              <w:fldChar w:fldCharType="separate"/>
+            </w:r>
+            <w:r>
+              <w:rPr>
+                <w:noProof/>
+                <w:webHidden/>
+              </w:rPr>
+              <w:t>25</w:t>
             </w:r>
             <w:r>
               <w:rPr>
@@ -4585,7 +6009,7 @@
           <w:szCs w:val="40"/>
         </w:rPr>
       </w:pPr>
-      <w:bookmarkStart w:id="1" w:name="_Toc236148897"/>
+      <w:bookmarkStart w:id="0" w:name="_Toc236313951"/>
       <w:r>
         <w:rPr>
           <w:rFonts w:ascii="Times New Roman" w:hAnsi="Times New Roman" w:cs="Times New Roman"/>
@@ -4594,10 +6018,9 @@
           <w:sz w:val="40"/>
           <w:szCs w:val="40"/>
         </w:rPr>
-        <w:lastRenderedPageBreak/>
         <w:t>Project Overview</w:t>
       </w:r>
-      <w:bookmarkEnd w:id="1"/>
+      <w:bookmarkEnd w:id="0"/>
     </w:p>
     <w:p>
       <w:pPr>
@@ -4620,7 +6043,7 @@
           <w:szCs w:val="32"/>
         </w:rPr>
       </w:pPr>
-      <w:bookmarkStart w:id="2" w:name="_Toc236148898"/>
+      <w:bookmarkStart w:id="1" w:name="_Toc236313952"/>
       <w:r>
         <w:rPr>
           <w:rStyle w:val="Heading2Char"/>
@@ -4632,7 +6055,7 @@
         </w:rPr>
         <w:t>Project Name</w:t>
       </w:r>
-      <w:bookmarkEnd w:id="2"/>
+      <w:bookmarkEnd w:id="1"/>
       <w:r>
         <w:rPr>
           <w:rFonts w:ascii="Times New Roman" w:hAnsi="Times New Roman" w:cs="Times New Roman"/>
@@ -4680,7 +6103,7 @@
           <w:rFonts w:ascii="Times New Roman" w:hAnsi="Times New Roman" w:cs="Times New Roman"/>
         </w:rPr>
       </w:pPr>
-      <w:bookmarkStart w:id="3" w:name="_Toc236148899"/>
+      <w:bookmarkStart w:id="2" w:name="_Toc236313953"/>
       <w:r>
         <w:rPr>
           <w:rStyle w:val="Heading2Char"/>
@@ -4692,7 +6115,7 @@
         </w:rPr>
         <w:t>Project Purpose</w:t>
       </w:r>
-      <w:bookmarkEnd w:id="3"/>
+      <w:bookmarkEnd w:id="2"/>
     </w:p>
     <w:p>
       <w:pPr>
@@ -4741,7 +6164,7 @@
           <w:szCs w:val="32"/>
         </w:rPr>
       </w:pPr>
-      <w:bookmarkStart w:id="4" w:name="_Toc236148900"/>
+      <w:bookmarkStart w:id="3" w:name="_Toc236313954"/>
       <w:r>
         <w:rPr>
           <w:rFonts w:ascii="Times New Roman" w:hAnsi="Times New Roman" w:cs="Times New Roman"/>
@@ -4752,7 +6175,7 @@
         </w:rPr>
         <w:t>Technology Stack</w:t>
       </w:r>
-      <w:bookmarkEnd w:id="4"/>
+      <w:bookmarkEnd w:id="3"/>
     </w:p>
     <w:p>
       <w:pPr>
@@ -4766,29 +6189,51 @@
         <w:pStyle w:val="Caption"/>
         <w:keepNext/>
         <w:ind w:firstLine="360"/>
-      </w:pPr>
-      <w:r>
+        <w:rPr>
+          <w:rFonts w:ascii="Times New Roman" w:hAnsi="Times New Roman" w:cs="Times New Roman"/>
+        </w:rPr>
+      </w:pPr>
+      <w:r>
+        <w:rPr>
+          <w:rFonts w:ascii="Times New Roman" w:hAnsi="Times New Roman" w:cs="Times New Roman"/>
+        </w:rPr>
         <w:t xml:space="preserve">Table </w:t>
       </w:r>
       <w:r>
+        <w:rPr>
+          <w:rFonts w:ascii="Times New Roman" w:hAnsi="Times New Roman" w:cs="Times New Roman"/>
+        </w:rPr>
         <w:fldChar w:fldCharType="begin"/>
       </w:r>
       <w:r>
+        <w:rPr>
+          <w:rFonts w:ascii="Times New Roman" w:hAnsi="Times New Roman" w:cs="Times New Roman"/>
+        </w:rPr>
         <w:instrText xml:space="preserve"> SEQ Table \* ARABIC </w:instrText>
       </w:r>
       <w:r>
+        <w:rPr>
+          <w:rFonts w:ascii="Times New Roman" w:hAnsi="Times New Roman" w:cs="Times New Roman"/>
+        </w:rPr>
         <w:fldChar w:fldCharType="separate"/>
       </w:r>
       <w:r>
         <w:rPr>
+          <w:rFonts w:ascii="Times New Roman" w:hAnsi="Times New Roman" w:cs="Times New Roman"/>
           <w:noProof/>
         </w:rPr>
         <w:t>1</w:t>
       </w:r>
       <w:r>
+        <w:rPr>
+          <w:rFonts w:ascii="Times New Roman" w:hAnsi="Times New Roman" w:cs="Times New Roman"/>
+        </w:rPr>
         <w:fldChar w:fldCharType="end"/>
       </w:r>
       <w:r>
+        <w:rPr>
+          <w:rFonts w:ascii="Times New Roman" w:hAnsi="Times New Roman" w:cs="Times New Roman"/>
+        </w:rPr>
         <w:t>: Technology stack for the project:</w:t>
       </w:r>
     </w:p>
@@ -5129,16 +6574,8 @@
               <w:rPr>
                 <w:rFonts w:ascii="Times New Roman" w:hAnsi="Times New Roman" w:cs="Times New Roman"/>
               </w:rPr>
-              <w:t>Flask-</w:t>
-            </w:r>
-            <w:proofErr w:type="spellStart"/>
-            <w:r>
-              <w:rPr>
-                <w:rFonts w:ascii="Times New Roman" w:hAnsi="Times New Roman" w:cs="Times New Roman"/>
-              </w:rPr>
-              <w:t>SQLALchemy</w:t>
-            </w:r>
-            <w:proofErr w:type="spellEnd"/>
+              <w:t>Flask-SQLALchemy</w:t>
+            </w:r>
           </w:p>
         </w:tc>
         <w:tc>
@@ -5326,6 +6763,7 @@
                 <w:sz w:val="21"/>
                 <w:szCs w:val="21"/>
               </w:rPr>
+              <w:lastRenderedPageBreak/>
               <w:t>Forms and validation</w:t>
             </w:r>
           </w:p>
@@ -5505,21 +6943,7 @@
               <w:rPr>
                 <w:rFonts w:ascii="Times New Roman" w:hAnsi="Times New Roman" w:cs="Times New Roman"/>
               </w:rPr>
-              <w:t xml:space="preserve">Configurable through </w:t>
-            </w:r>
-            <w:proofErr w:type="spellStart"/>
-            <w:r>
-              <w:rPr>
-                <w:rFonts w:ascii="Times New Roman" w:hAnsi="Times New Roman" w:cs="Times New Roman"/>
-              </w:rPr>
-              <w:t>env</w:t>
-            </w:r>
-            <w:proofErr w:type="spellEnd"/>
-            <w:r>
-              <w:rPr>
-                <w:rFonts w:ascii="Times New Roman" w:hAnsi="Times New Roman" w:cs="Times New Roman"/>
-              </w:rPr>
-              <w:t xml:space="preserve"> variables, with a console mode available for local testing</w:t>
+              <w:t>Configurable through env variables, with a console mode available for local testing</w:t>
             </w:r>
           </w:p>
         </w:tc>
@@ -5603,7 +7027,7 @@
           <w:szCs w:val="40"/>
         </w:rPr>
       </w:pPr>
-      <w:bookmarkStart w:id="5" w:name="_Toc236148901"/>
+      <w:bookmarkStart w:id="4" w:name="_Toc236313955"/>
       <w:r>
         <w:rPr>
           <w:rFonts w:ascii="Times New Roman" w:hAnsi="Times New Roman" w:cs="Times New Roman"/>
@@ -5612,10 +7036,9 @@
           <w:sz w:val="40"/>
           <w:szCs w:val="40"/>
         </w:rPr>
-        <w:lastRenderedPageBreak/>
         <w:t>System Architecture</w:t>
       </w:r>
-      <w:bookmarkEnd w:id="5"/>
+      <w:bookmarkEnd w:id="4"/>
     </w:p>
     <w:p>
       <w:pPr>
@@ -5640,7 +7063,7 @@
           <w:szCs w:val="32"/>
         </w:rPr>
       </w:pPr>
-      <w:bookmarkStart w:id="6" w:name="_Toc236148902"/>
+      <w:bookmarkStart w:id="5" w:name="_Toc236313956"/>
       <w:r>
         <w:rPr>
           <w:rStyle w:val="Heading2Char"/>
@@ -5652,7 +7075,7 @@
         </w:rPr>
         <w:t>High Level System Architecture</w:t>
       </w:r>
-      <w:bookmarkEnd w:id="6"/>
+      <w:bookmarkEnd w:id="5"/>
     </w:p>
     <w:p>
       <w:pPr>
@@ -5687,7 +7110,7 @@
           <w:color w:val="auto"/>
         </w:rPr>
       </w:pPr>
-      <w:bookmarkStart w:id="7" w:name="_Toc236148903"/>
+      <w:bookmarkStart w:id="6" w:name="_Toc236313957"/>
       <w:r>
         <w:rPr>
           <w:rFonts w:ascii="Times New Roman" w:hAnsi="Times New Roman" w:cs="Times New Roman"/>
@@ -5696,7 +7119,7 @@
         </w:rPr>
         <w:t>Presentation Layer:</w:t>
       </w:r>
-      <w:bookmarkEnd w:id="7"/>
+      <w:bookmarkEnd w:id="6"/>
       <w:r>
         <w:rPr>
           <w:rFonts w:ascii="Times New Roman" w:hAnsi="Times New Roman" w:cs="Times New Roman"/>
@@ -5717,21 +7140,7 @@
         <w:rPr>
           <w:rFonts w:ascii="Times New Roman" w:hAnsi="Times New Roman" w:cs="Times New Roman"/>
         </w:rPr>
-        <w:t xml:space="preserve">The presentation layer consists of server-rendered Jinja2 templates, CSS, and limited Vanilla JavaScript. Users can access the system through a web browser to create cases, complete departmental checklists, </w:t>
-      </w:r>
-      <w:proofErr w:type="spellStart"/>
-      <w:r>
-        <w:rPr>
-          <w:rFonts w:ascii="Times New Roman" w:hAnsi="Times New Roman" w:cs="Times New Roman"/>
-        </w:rPr>
-        <w:t>moniter</w:t>
-      </w:r>
-      <w:proofErr w:type="spellEnd"/>
-      <w:r>
-        <w:rPr>
-          <w:rFonts w:ascii="Times New Roman" w:hAnsi="Times New Roman" w:cs="Times New Roman"/>
-        </w:rPr>
-        <w:t xml:space="preserve"> progress, review final approval, view and print case details. Form validation messages and workflow status information are also displayed at this layer.</w:t>
+        <w:t>The presentation layer consists of server-rendered Jinja2 templates, CSS, and limited Vanilla JavaScript. Users can access the system through a web browser to create cases, complete departmental checklists, moniter progress, review final approval, view and print case details. Form validation messages and workflow status information are also displayed at this layer.</w:t>
       </w:r>
     </w:p>
     <w:p>
@@ -5747,7 +7156,7 @@
           <w:color w:val="auto"/>
         </w:rPr>
       </w:pPr>
-      <w:bookmarkStart w:id="8" w:name="_Toc236148904"/>
+      <w:bookmarkStart w:id="7" w:name="_Toc236313958"/>
       <w:r>
         <w:rPr>
           <w:rFonts w:ascii="Times New Roman" w:hAnsi="Times New Roman" w:cs="Times New Roman"/>
@@ -5756,7 +7165,7 @@
         </w:rPr>
         <w:t>Application Layer:</w:t>
       </w:r>
-      <w:bookmarkEnd w:id="8"/>
+      <w:bookmarkEnd w:id="7"/>
       <w:r>
         <w:rPr>
           <w:rFonts w:ascii="Times New Roman" w:hAnsi="Times New Roman" w:cs="Times New Roman"/>
@@ -5799,7 +7208,7 @@
           <w:color w:val="auto"/>
         </w:rPr>
       </w:pPr>
-      <w:bookmarkStart w:id="9" w:name="_Toc236148905"/>
+      <w:bookmarkStart w:id="8" w:name="_Toc236313959"/>
       <w:r>
         <w:rPr>
           <w:rFonts w:ascii="Times New Roman" w:hAnsi="Times New Roman" w:cs="Times New Roman"/>
@@ -5808,7 +7217,7 @@
         </w:rPr>
         <w:t>Data Layer:</w:t>
       </w:r>
-      <w:bookmarkEnd w:id="9"/>
+      <w:bookmarkEnd w:id="8"/>
       <w:r>
         <w:rPr>
           <w:rFonts w:ascii="Times New Roman" w:hAnsi="Times New Roman" w:cs="Times New Roman"/>
@@ -5829,21 +7238,7 @@
         <w:rPr>
           <w:rFonts w:ascii="Times New Roman" w:hAnsi="Times New Roman" w:cs="Times New Roman"/>
         </w:rPr>
-        <w:t xml:space="preserve">The application accesses the SQLite database through </w:t>
-      </w:r>
-      <w:proofErr w:type="spellStart"/>
-      <w:r>
-        <w:rPr>
-          <w:rFonts w:ascii="Times New Roman" w:hAnsi="Times New Roman" w:cs="Times New Roman"/>
-        </w:rPr>
-        <w:t>SQLAlchemy</w:t>
-      </w:r>
-      <w:proofErr w:type="spellEnd"/>
-      <w:r>
-        <w:rPr>
-          <w:rFonts w:ascii="Times New Roman" w:hAnsi="Times New Roman" w:cs="Times New Roman"/>
-        </w:rPr>
-        <w:t>. The database stores users, cases, workflow tasks, checklist responses, access grants, notifications, and audit records. The application also communicates with the configured SMTP server to deliver departmental task links and workflow notifications.</w:t>
+        <w:t>The application accesses the SQLite database through SQLAlchemy. The database stores users, cases, workflow tasks, checklist responses, access grants, notifications, and audit records. The application also communicates with the configured SMTP server to deliver departmental task links and workflow notifications.</w:t>
       </w:r>
     </w:p>
     <w:p>
@@ -5861,7 +7256,7 @@
           <w:szCs w:val="32"/>
         </w:rPr>
       </w:pPr>
-      <w:bookmarkStart w:id="10" w:name="_Toc236148906"/>
+      <w:bookmarkStart w:id="9" w:name="_Toc236313960"/>
       <w:r>
         <w:rPr>
           <w:rFonts w:ascii="Times New Roman" w:hAnsi="Times New Roman" w:cs="Times New Roman"/>
@@ -5873,7 +7268,7 @@
         <w:lastRenderedPageBreak/>
         <w:t>Data Flow Diagram</w:t>
       </w:r>
-      <w:bookmarkEnd w:id="10"/>
+      <w:bookmarkEnd w:id="9"/>
     </w:p>
     <w:p>
       <w:pPr>
@@ -6231,7 +7626,7 @@
           <w:szCs w:val="40"/>
         </w:rPr>
       </w:pPr>
-      <w:bookmarkStart w:id="11" w:name="_Toc236148907"/>
+      <w:bookmarkStart w:id="10" w:name="_Toc236313961"/>
       <w:r>
         <w:rPr>
           <w:rFonts w:ascii="Times New Roman" w:hAnsi="Times New Roman" w:cs="Times New Roman"/>
@@ -6243,7 +7638,7 @@
         <w:lastRenderedPageBreak/>
         <w:t>Functional Overview</w:t>
       </w:r>
-      <w:bookmarkEnd w:id="11"/>
+      <w:bookmarkEnd w:id="10"/>
     </w:p>
     <w:p>
       <w:pPr>
@@ -6256,21 +7651,7 @@
         <w:rPr>
           <w:rFonts w:ascii="Times New Roman" w:hAnsi="Times New Roman" w:cs="Times New Roman"/>
         </w:rPr>
-        <w:t xml:space="preserve">The Off boarding Workflow Automation System manages employee clearance cases from initiation to final closure. It guides each case through the required departments, records checklist responses, sends task notifications, and provides </w:t>
-      </w:r>
-      <w:proofErr w:type="spellStart"/>
-      <w:r>
-        <w:rPr>
-          <w:rFonts w:ascii="Times New Roman" w:hAnsi="Times New Roman" w:cs="Times New Roman"/>
-        </w:rPr>
-        <w:t>authorised</w:t>
-      </w:r>
-      <w:proofErr w:type="spellEnd"/>
-      <w:r>
-        <w:rPr>
-          <w:rFonts w:ascii="Times New Roman" w:hAnsi="Times New Roman" w:cs="Times New Roman"/>
-        </w:rPr>
-        <w:t xml:space="preserve"> staff with visibility into current workflow status. </w:t>
+        <w:t xml:space="preserve">The Off boarding Workflow Automation System manages employee clearance cases from initiation to final closure. It guides each case through the required departments, records checklist responses, sends task notifications, and provides authorised staff with visibility into current workflow status. </w:t>
       </w:r>
     </w:p>
     <w:p>
@@ -6288,7 +7669,7 @@
           <w:szCs w:val="32"/>
         </w:rPr>
       </w:pPr>
-      <w:bookmarkStart w:id="12" w:name="_Toc236148908"/>
+      <w:bookmarkStart w:id="11" w:name="_Toc236313962"/>
       <w:r>
         <w:rPr>
           <w:rFonts w:ascii="Times New Roman" w:hAnsi="Times New Roman" w:cs="Times New Roman"/>
@@ -6299,7 +7680,7 @@
         </w:rPr>
         <w:t>Case Creation</w:t>
       </w:r>
-      <w:bookmarkEnd w:id="12"/>
+      <w:bookmarkEnd w:id="11"/>
     </w:p>
     <w:p>
       <w:pPr>
@@ -6312,21 +7693,7 @@
         <w:rPr>
           <w:rFonts w:ascii="Times New Roman" w:hAnsi="Times New Roman" w:cs="Times New Roman"/>
         </w:rPr>
-        <w:t xml:space="preserve">An authorized NOC user creates an </w:t>
-      </w:r>
-      <w:proofErr w:type="spellStart"/>
-      <w:r>
-        <w:rPr>
-          <w:rFonts w:ascii="Times New Roman" w:hAnsi="Times New Roman" w:cs="Times New Roman"/>
-        </w:rPr>
-        <w:t>offboarding</w:t>
-      </w:r>
-      <w:proofErr w:type="spellEnd"/>
-      <w:r>
-        <w:rPr>
-          <w:rFonts w:ascii="Times New Roman" w:hAnsi="Times New Roman" w:cs="Times New Roman"/>
-        </w:rPr>
-        <w:t xml:space="preserve"> case by entering the employee’s details. The system validates the details, generates a unique case number, and initiates the workflow. The case creation action is also recorded in the audit history. </w:t>
+        <w:t xml:space="preserve">An authorized NOC user creates an offboarding case by entering the employee’s details. The system validates the details, generates a unique case number, and initiates the workflow. The case creation action is also recorded in the audit history. </w:t>
       </w:r>
     </w:p>
     <w:p>
@@ -6344,7 +7711,7 @@
           <w:szCs w:val="32"/>
         </w:rPr>
       </w:pPr>
-      <w:bookmarkStart w:id="13" w:name="_Toc236148909"/>
+      <w:bookmarkStart w:id="12" w:name="_Toc236313963"/>
       <w:r>
         <w:rPr>
           <w:rFonts w:ascii="Times New Roman" w:hAnsi="Times New Roman" w:cs="Times New Roman"/>
@@ -6355,7 +7722,7 @@
         </w:rPr>
         <w:t>Departmental Clearance Workflow</w:t>
       </w:r>
-      <w:bookmarkEnd w:id="13"/>
+      <w:bookmarkEnd w:id="12"/>
     </w:p>
     <w:p>
       <w:pPr>
@@ -6398,7 +7765,7 @@
           <w:szCs w:val="32"/>
         </w:rPr>
       </w:pPr>
-      <w:bookmarkStart w:id="14" w:name="_Toc236148910"/>
+      <w:bookmarkStart w:id="13" w:name="_Toc236313964"/>
       <w:r>
         <w:rPr>
           <w:rFonts w:ascii="Times New Roman" w:hAnsi="Times New Roman" w:cs="Times New Roman"/>
@@ -6409,7 +7776,7 @@
         </w:rPr>
         <w:t>Checklist Completion</w:t>
       </w:r>
-      <w:bookmarkEnd w:id="14"/>
+      <w:bookmarkEnd w:id="13"/>
     </w:p>
     <w:p>
       <w:pPr>
@@ -6458,7 +7825,7 @@
           <w:szCs w:val="32"/>
         </w:rPr>
       </w:pPr>
-      <w:bookmarkStart w:id="15" w:name="_Toc236148911"/>
+      <w:bookmarkStart w:id="14" w:name="_Toc236313965"/>
       <w:r>
         <w:rPr>
           <w:rFonts w:ascii="Times New Roman" w:hAnsi="Times New Roman" w:cs="Times New Roman"/>
@@ -6469,7 +7836,7 @@
         </w:rPr>
         <w:t>Email Notification and Secure Access</w:t>
       </w:r>
-      <w:bookmarkEnd w:id="15"/>
+      <w:bookmarkEnd w:id="14"/>
     </w:p>
     <w:p>
       <w:pPr>
@@ -6500,7 +7867,7 @@
           <w:szCs w:val="32"/>
         </w:rPr>
       </w:pPr>
-      <w:bookmarkStart w:id="16" w:name="_Toc236148912"/>
+      <w:bookmarkStart w:id="15" w:name="_Toc236313966"/>
       <w:r>
         <w:rPr>
           <w:rFonts w:ascii="Times New Roman" w:hAnsi="Times New Roman" w:cs="Times New Roman"/>
@@ -6521,7 +7888,7 @@
         </w:rPr>
         <w:t xml:space="preserve"> and Printing</w:t>
       </w:r>
-      <w:bookmarkEnd w:id="16"/>
+      <w:bookmarkEnd w:id="15"/>
     </w:p>
     <w:p>
       <w:pPr>
@@ -6558,7 +7925,7 @@
           <w:szCs w:val="32"/>
         </w:rPr>
       </w:pPr>
-      <w:bookmarkStart w:id="17" w:name="_Toc236148913"/>
+      <w:bookmarkStart w:id="16" w:name="_Toc236313967"/>
       <w:r>
         <w:rPr>
           <w:rFonts w:ascii="Times New Roman" w:hAnsi="Times New Roman" w:cs="Times New Roman"/>
@@ -6569,7 +7936,7 @@
         </w:rPr>
         <w:t>Overdue Task Handling</w:t>
       </w:r>
-      <w:bookmarkEnd w:id="17"/>
+      <w:bookmarkEnd w:id="16"/>
     </w:p>
     <w:p>
       <w:pPr>
@@ -6600,7 +7967,7 @@
           <w:szCs w:val="32"/>
         </w:rPr>
       </w:pPr>
-      <w:bookmarkStart w:id="18" w:name="_Toc236148914"/>
+      <w:bookmarkStart w:id="17" w:name="_Toc236313968"/>
       <w:r>
         <w:rPr>
           <w:rFonts w:ascii="Times New Roman" w:hAnsi="Times New Roman" w:cs="Times New Roman"/>
@@ -6611,7 +7978,7 @@
         </w:rPr>
         <w:t>Final Approval and Case Closure</w:t>
       </w:r>
-      <w:bookmarkEnd w:id="18"/>
+      <w:bookmarkEnd w:id="17"/>
     </w:p>
     <w:p>
       <w:pPr>
@@ -6624,21 +7991,7 @@
         <w:rPr>
           <w:rFonts w:ascii="Times New Roman" w:hAnsi="Times New Roman" w:cs="Times New Roman"/>
         </w:rPr>
-        <w:t xml:space="preserve">After all department’s tasks have been completed, the case enters the Final Admin Approval Phase. The approver can examine all the department’s checklist responses, as well as basic employee, and </w:t>
-      </w:r>
-      <w:proofErr w:type="spellStart"/>
-      <w:r>
-        <w:rPr>
-          <w:rFonts w:ascii="Times New Roman" w:hAnsi="Times New Roman" w:cs="Times New Roman"/>
-        </w:rPr>
-        <w:t>offboarding</w:t>
-      </w:r>
-      <w:proofErr w:type="spellEnd"/>
-      <w:r>
-        <w:rPr>
-          <w:rFonts w:ascii="Times New Roman" w:hAnsi="Times New Roman" w:cs="Times New Roman"/>
-        </w:rPr>
-        <w:t xml:space="preserve"> case information. After thoroughly reviewing each response, the admin can approve the case. Approval closes the case and records the fina</w:t>
+        <w:t>After all department’s tasks have been completed, the case enters the Final Admin Approval Phase. The approver can examine all the department’s checklist responses, as well as basic employee, and offboarding case information. After thoroughly reviewing each response, the admin can approve the case. Approval closes the case and records the fina</w:t>
       </w:r>
       <w:r>
         <w:rPr>
@@ -6662,7 +8015,7 @@
           <w:szCs w:val="32"/>
         </w:rPr>
       </w:pPr>
-      <w:bookmarkStart w:id="19" w:name="_Toc236148915"/>
+      <w:bookmarkStart w:id="18" w:name="_Toc236313969"/>
       <w:r>
         <w:rPr>
           <w:rFonts w:ascii="Times New Roman" w:hAnsi="Times New Roman" w:cs="Times New Roman"/>
@@ -6674,7 +8027,7 @@
         <w:lastRenderedPageBreak/>
         <w:t>Basic End-to-End Workflow</w:t>
       </w:r>
-      <w:bookmarkEnd w:id="19"/>
+      <w:bookmarkEnd w:id="18"/>
     </w:p>
     <w:p>
       <w:pPr>
@@ -7057,7 +8410,7 @@
           <w:szCs w:val="40"/>
         </w:rPr>
       </w:pPr>
-      <w:bookmarkStart w:id="20" w:name="_Toc236148916"/>
+      <w:bookmarkStart w:id="19" w:name="_Toc236313970"/>
       <w:r>
         <w:rPr>
           <w:rFonts w:ascii="Times New Roman" w:hAnsi="Times New Roman" w:cs="Times New Roman"/>
@@ -7069,7 +8422,7 @@
         <w:lastRenderedPageBreak/>
         <w:t>User Roles and Access</w:t>
       </w:r>
-      <w:bookmarkEnd w:id="20"/>
+      <w:bookmarkEnd w:id="19"/>
     </w:p>
     <w:p>
       <w:pPr>
@@ -7108,7 +8461,7 @@
           <w:szCs w:val="32"/>
         </w:rPr>
       </w:pPr>
-      <w:bookmarkStart w:id="21" w:name="_Toc236148917"/>
+      <w:bookmarkStart w:id="20" w:name="_Toc236313971"/>
       <w:r>
         <w:rPr>
           <w:rFonts w:ascii="Times New Roman" w:hAnsi="Times New Roman" w:cs="Times New Roman"/>
@@ -7119,7 +8472,7 @@
         </w:rPr>
         <w:t>NOC User</w:t>
       </w:r>
-      <w:bookmarkEnd w:id="21"/>
+      <w:bookmarkEnd w:id="20"/>
     </w:p>
     <w:p>
       <w:pPr>
@@ -7174,7 +8527,7 @@
           <w:szCs w:val="32"/>
         </w:rPr>
       </w:pPr>
-      <w:bookmarkStart w:id="22" w:name="_Toc236148918"/>
+      <w:bookmarkStart w:id="21" w:name="_Toc236313972"/>
       <w:r>
         <w:rPr>
           <w:rFonts w:ascii="Times New Roman" w:hAnsi="Times New Roman" w:cs="Times New Roman"/>
@@ -7185,7 +8538,7 @@
         </w:rPr>
         <w:t>Departmental User</w:t>
       </w:r>
-      <w:bookmarkEnd w:id="22"/>
+      <w:bookmarkEnd w:id="21"/>
     </w:p>
     <w:p>
       <w:pPr>
@@ -7222,7 +8575,7 @@
           <w:szCs w:val="32"/>
         </w:rPr>
       </w:pPr>
-      <w:bookmarkStart w:id="23" w:name="_Toc236148919"/>
+      <w:bookmarkStart w:id="22" w:name="_Toc236313973"/>
       <w:r>
         <w:rPr>
           <w:rFonts w:ascii="Times New Roman" w:hAnsi="Times New Roman" w:cs="Times New Roman"/>
@@ -7233,7 +8586,7 @@
         </w:rPr>
         <w:t>Final Approver</w:t>
       </w:r>
-      <w:bookmarkEnd w:id="23"/>
+      <w:bookmarkEnd w:id="22"/>
     </w:p>
     <w:p>
       <w:pPr>
@@ -7392,7 +8745,7 @@
           <w:szCs w:val="40"/>
         </w:rPr>
       </w:pPr>
-      <w:bookmarkStart w:id="24" w:name="_Toc236148920"/>
+      <w:bookmarkStart w:id="23" w:name="_Toc236313974"/>
       <w:r>
         <w:rPr>
           <w:rFonts w:ascii="Times New Roman" w:hAnsi="Times New Roman" w:cs="Times New Roman"/>
@@ -7404,7 +8757,7 @@
         <w:lastRenderedPageBreak/>
         <w:t>User Interface and Operational Walkthrough</w:t>
       </w:r>
-      <w:bookmarkEnd w:id="24"/>
+      <w:bookmarkEnd w:id="23"/>
     </w:p>
     <w:p>
       <w:pPr>
@@ -7441,7 +8794,7 @@
           <w:szCs w:val="32"/>
         </w:rPr>
       </w:pPr>
-      <w:bookmarkStart w:id="25" w:name="_Toc236148921"/>
+      <w:bookmarkStart w:id="24" w:name="_Toc236313975"/>
       <w:r>
         <w:rPr>
           <w:rFonts w:ascii="Times New Roman" w:hAnsi="Times New Roman" w:cs="Times New Roman"/>
@@ -7452,7 +8805,7 @@
         </w:rPr>
         <w:t>Staff Portal Sign-in</w:t>
       </w:r>
-      <w:bookmarkEnd w:id="25"/>
+      <w:bookmarkEnd w:id="24"/>
     </w:p>
     <w:p>
       <w:pPr>
@@ -7484,6 +8837,7 @@
       <w:r>
         <w:rPr>
           <w:rFonts w:ascii="Times New Roman" w:hAnsi="Times New Roman" w:cs="Times New Roman"/>
+          <w:noProof/>
         </w:rPr>
         <w:drawing>
           <wp:inline distT="0" distB="0" distL="0" distR="0" wp14:anchorId="267EA8A9" wp14:editId="64191862">
@@ -7595,7 +8949,7 @@
           <w:szCs w:val="32"/>
         </w:rPr>
       </w:pPr>
-      <w:bookmarkStart w:id="26" w:name="_Toc236148922"/>
+      <w:bookmarkStart w:id="25" w:name="_Toc236313976"/>
       <w:r>
         <w:rPr>
           <w:rFonts w:ascii="Times New Roman" w:hAnsi="Times New Roman" w:cs="Times New Roman"/>
@@ -7606,7 +8960,7 @@
         </w:rPr>
         <w:t>Dashboard</w:t>
       </w:r>
-      <w:bookmarkEnd w:id="26"/>
+      <w:bookmarkEnd w:id="25"/>
     </w:p>
     <w:p>
       <w:pPr>
@@ -7631,6 +8985,7 @@
       <w:r>
         <w:rPr>
           <w:rFonts w:ascii="Times New Roman" w:hAnsi="Times New Roman" w:cs="Times New Roman"/>
+          <w:noProof/>
         </w:rPr>
         <w:lastRenderedPageBreak/>
         <w:drawing>
@@ -7742,7 +9097,7 @@
           <w:szCs w:val="32"/>
         </w:rPr>
       </w:pPr>
-      <w:bookmarkStart w:id="27" w:name="_Toc236148923"/>
+      <w:bookmarkStart w:id="26" w:name="_Toc236313977"/>
       <w:r>
         <w:rPr>
           <w:rFonts w:ascii="Times New Roman" w:hAnsi="Times New Roman" w:cs="Times New Roman"/>
@@ -7753,33 +9108,19 @@
         </w:rPr>
         <w:t>Create Off boarding Case</w:t>
       </w:r>
-      <w:bookmarkEnd w:id="27"/>
-    </w:p>
-    <w:p>
-      <w:pPr>
-        <w:rPr>
-          <w:rFonts w:ascii="Times New Roman" w:hAnsi="Times New Roman" w:cs="Times New Roman"/>
-        </w:rPr>
-      </w:pPr>
-      <w:r>
-        <w:rPr>
-          <w:rFonts w:ascii="Times New Roman" w:hAnsi="Times New Roman" w:cs="Times New Roman"/>
-        </w:rPr>
-        <w:t xml:space="preserve">NOC starts a new </w:t>
-      </w:r>
-      <w:proofErr w:type="spellStart"/>
-      <w:r>
-        <w:rPr>
-          <w:rFonts w:ascii="Times New Roman" w:hAnsi="Times New Roman" w:cs="Times New Roman"/>
-        </w:rPr>
-        <w:t>offboarding</w:t>
-      </w:r>
-      <w:proofErr w:type="spellEnd"/>
-      <w:r>
-        <w:rPr>
-          <w:rFonts w:ascii="Times New Roman" w:hAnsi="Times New Roman" w:cs="Times New Roman"/>
-        </w:rPr>
-        <w:t xml:space="preserve"> case by navigating to the “Create New Case” option located in the navigation bar. This option redirects them to a new off boarding case form, where the user must insert employee details, like employee name, department, last day of work, line manager, designation, and ID. Required fields are validated before the case is created. After which the workflow officially begins, and </w:t>
+      <w:bookmarkEnd w:id="26"/>
+    </w:p>
+    <w:p>
+      <w:pPr>
+        <w:rPr>
+          <w:rFonts w:ascii="Times New Roman" w:hAnsi="Times New Roman" w:cs="Times New Roman"/>
+        </w:rPr>
+      </w:pPr>
+      <w:r>
+        <w:rPr>
+          <w:rFonts w:ascii="Times New Roman" w:hAnsi="Times New Roman" w:cs="Times New Roman"/>
+        </w:rPr>
+        <w:t xml:space="preserve">NOC starts a new offboarding case by navigating to the “Create New Case” option located in the navigation bar. This option redirects them to a new off boarding case form, where the user must insert employee details, like employee name, department, last day of work, line manager, designation, and ID. Required fields are validated before the case is created. After which the workflow officially begins, and </w:t>
       </w:r>
       <w:r>
         <w:rPr>
@@ -7805,6 +9146,7 @@
       <w:r>
         <w:rPr>
           <w:rFonts w:ascii="Times New Roman" w:hAnsi="Times New Roman" w:cs="Times New Roman"/>
+          <w:noProof/>
         </w:rPr>
         <w:drawing>
           <wp:inline distT="0" distB="0" distL="0" distR="0" wp14:anchorId="36F187B5" wp14:editId="6AF0039E">
@@ -7904,6 +9246,7 @@
       <w:r>
         <w:rPr>
           <w:rFonts w:ascii="Times New Roman" w:hAnsi="Times New Roman" w:cs="Times New Roman"/>
+          <w:noProof/>
         </w:rPr>
         <w:lastRenderedPageBreak/>
         <w:drawing>
@@ -8009,7 +9352,7 @@
           <w:szCs w:val="32"/>
         </w:rPr>
       </w:pPr>
-      <w:bookmarkStart w:id="28" w:name="_Toc236148924"/>
+      <w:bookmarkStart w:id="27" w:name="_Toc236313978"/>
       <w:r>
         <w:rPr>
           <w:rFonts w:ascii="Times New Roman" w:hAnsi="Times New Roman" w:cs="Times New Roman"/>
@@ -8020,7 +9363,7 @@
         </w:rPr>
         <w:t>Departmental Task access</w:t>
       </w:r>
-      <w:bookmarkEnd w:id="28"/>
+      <w:bookmarkEnd w:id="27"/>
     </w:p>
     <w:p>
       <w:pPr>
@@ -8181,6 +9524,7 @@
       <w:r>
         <w:rPr>
           <w:rFonts w:ascii="Times New Roman" w:hAnsi="Times New Roman" w:cs="Times New Roman"/>
+          <w:noProof/>
         </w:rPr>
         <w:drawing>
           <wp:anchor distT="0" distB="0" distL="114300" distR="114300" simplePos="0" relativeHeight="251661312" behindDoc="0" locked="0" layoutInCell="1" allowOverlap="1" wp14:anchorId="2E5AC025" wp14:editId="6A8A1073">
@@ -8248,6 +9592,7 @@
       <w:r>
         <w:rPr>
           <w:rFonts w:ascii="Times New Roman" w:hAnsi="Times New Roman" w:cs="Times New Roman"/>
+          <w:noProof/>
         </w:rPr>
         <w:lastRenderedPageBreak/>
         <w:drawing>
@@ -8362,7 +9707,7 @@
           <w:szCs w:val="32"/>
         </w:rPr>
       </w:pPr>
-      <w:bookmarkStart w:id="29" w:name="_Toc236148925"/>
+      <w:bookmarkStart w:id="28" w:name="_Toc236313979"/>
       <w:r>
         <w:rPr>
           <w:rFonts w:ascii="Times New Roman" w:hAnsi="Times New Roman" w:cs="Times New Roman"/>
@@ -8373,7 +9718,7 @@
         </w:rPr>
         <w:t>Departmental Clearance Checklist</w:t>
       </w:r>
-      <w:bookmarkEnd w:id="29"/>
+      <w:bookmarkEnd w:id="28"/>
     </w:p>
     <w:p>
       <w:pPr>
@@ -8538,7 +9883,7 @@
           <w:szCs w:val="32"/>
         </w:rPr>
       </w:pPr>
-      <w:bookmarkStart w:id="30" w:name="_Toc236148926"/>
+      <w:bookmarkStart w:id="29" w:name="_Toc236313980"/>
       <w:r>
         <w:rPr>
           <w:rFonts w:ascii="Times New Roman" w:hAnsi="Times New Roman" w:cs="Times New Roman"/>
@@ -8550,33 +9895,19 @@
         <w:lastRenderedPageBreak/>
         <w:t>Case Details, Progress Monitoring, Printing, and Reissuing Links</w:t>
       </w:r>
-      <w:bookmarkEnd w:id="30"/>
-    </w:p>
-    <w:p>
-      <w:pPr>
-        <w:rPr>
-          <w:rFonts w:ascii="Times New Roman" w:hAnsi="Times New Roman" w:cs="Times New Roman"/>
-        </w:rPr>
-      </w:pPr>
-      <w:r>
-        <w:rPr>
-          <w:rFonts w:ascii="Times New Roman" w:hAnsi="Times New Roman" w:cs="Times New Roman"/>
-        </w:rPr>
-        <w:t xml:space="preserve">The case details page allows NOC user to review the current state of an </w:t>
-      </w:r>
-      <w:proofErr w:type="spellStart"/>
-      <w:r>
-        <w:rPr>
-          <w:rFonts w:ascii="Times New Roman" w:hAnsi="Times New Roman" w:cs="Times New Roman"/>
-        </w:rPr>
-        <w:t>offboarding</w:t>
-      </w:r>
-      <w:proofErr w:type="spellEnd"/>
-      <w:r>
-        <w:rPr>
-          <w:rFonts w:ascii="Times New Roman" w:hAnsi="Times New Roman" w:cs="Times New Roman"/>
-        </w:rPr>
-        <w:t xml:space="preserve"> case. It shows the employee information, workflow progress, completed departmental checklists, notification records, and audit activity. This page is also used to print relevant details of the selected case. In case a departmental secure link is inaccessible, the NOC user also has the capability to issue a new link.</w:t>
+      <w:bookmarkEnd w:id="29"/>
+    </w:p>
+    <w:p>
+      <w:pPr>
+        <w:rPr>
+          <w:rFonts w:ascii="Times New Roman" w:hAnsi="Times New Roman" w:cs="Times New Roman"/>
+        </w:rPr>
+      </w:pPr>
+      <w:r>
+        <w:rPr>
+          <w:rFonts w:ascii="Times New Roman" w:hAnsi="Times New Roman" w:cs="Times New Roman"/>
+        </w:rPr>
+        <w:t>The case details page allows NOC user to review the current state of an offboarding case. It shows the employee information, workflow progress, completed departmental checklists, notification records, and audit activity. This page is also used to print relevant details of the selected case. In case a departmental secure link is inaccessible, the NOC user also has the capability to issue a new link.</w:t>
       </w:r>
     </w:p>
     <w:p>
@@ -8589,6 +9920,7 @@
       <w:r>
         <w:rPr>
           <w:rFonts w:ascii="Times New Roman" w:hAnsi="Times New Roman" w:cs="Times New Roman"/>
+          <w:noProof/>
         </w:rPr>
         <w:drawing>
           <wp:inline distT="0" distB="0" distL="0" distR="0" wp14:anchorId="728A7069" wp14:editId="4407551F">
@@ -8636,6 +9968,7 @@
       <w:r>
         <w:rPr>
           <w:rFonts w:ascii="Times New Roman" w:hAnsi="Times New Roman" w:cs="Times New Roman"/>
+          <w:noProof/>
         </w:rPr>
         <w:drawing>
           <wp:inline distT="0" distB="0" distL="0" distR="0" wp14:anchorId="68594C2B" wp14:editId="44CBF985">
@@ -8735,6 +10068,7 @@
       <w:r>
         <w:rPr>
           <w:rFonts w:ascii="Times New Roman" w:hAnsi="Times New Roman" w:cs="Times New Roman"/>
+          <w:noProof/>
         </w:rPr>
         <w:lastRenderedPageBreak/>
         <w:drawing>
@@ -8854,7 +10188,7 @@
           <w:szCs w:val="32"/>
         </w:rPr>
       </w:pPr>
-      <w:bookmarkStart w:id="31" w:name="_Toc236148927"/>
+      <w:bookmarkStart w:id="30" w:name="_Toc236313981"/>
       <w:r>
         <w:rPr>
           <w:rFonts w:ascii="Times New Roman" w:hAnsi="Times New Roman" w:cs="Times New Roman"/>
@@ -8865,7 +10199,7 @@
         </w:rPr>
         <w:t>Final HOD Approval</w:t>
       </w:r>
-      <w:bookmarkEnd w:id="31"/>
+      <w:bookmarkEnd w:id="30"/>
     </w:p>
     <w:p>
       <w:pPr>
@@ -8890,6 +10224,7 @@
       <w:r>
         <w:rPr>
           <w:rFonts w:ascii="Times New Roman" w:hAnsi="Times New Roman" w:cs="Times New Roman"/>
+          <w:noProof/>
         </w:rPr>
         <w:drawing>
           <wp:inline distT="0" distB="0" distL="0" distR="0" wp14:anchorId="641671C5" wp14:editId="4C177FF6">
@@ -8996,6 +10331,7 @@
       <w:r>
         <w:rPr>
           <w:rFonts w:ascii="Times New Roman" w:hAnsi="Times New Roman" w:cs="Times New Roman"/>
+          <w:noProof/>
         </w:rPr>
         <w:lastRenderedPageBreak/>
         <w:drawing>
@@ -9044,6 +10380,7 @@
       <w:r>
         <w:rPr>
           <w:rFonts w:ascii="Times New Roman" w:hAnsi="Times New Roman" w:cs="Times New Roman"/>
+          <w:noProof/>
         </w:rPr>
         <w:drawing>
           <wp:inline distT="0" distB="0" distL="0" distR="0" wp14:anchorId="35D95E8E" wp14:editId="6F0D3AE9">
@@ -9249,7 +10586,7 @@
           <w:szCs w:val="40"/>
         </w:rPr>
       </w:pPr>
-      <w:bookmarkStart w:id="32" w:name="_Toc236148928"/>
+      <w:bookmarkStart w:id="31" w:name="_Toc236313982"/>
       <w:r>
         <w:rPr>
           <w:rFonts w:ascii="Times New Roman" w:hAnsi="Times New Roman" w:cs="Times New Roman"/>
@@ -9261,7 +10598,7 @@
         <w:lastRenderedPageBreak/>
         <w:t>Workflow Processing Mechanism</w:t>
       </w:r>
-      <w:bookmarkEnd w:id="32"/>
+      <w:bookmarkEnd w:id="31"/>
     </w:p>
     <w:p>
       <w:pPr>
@@ -9285,7 +10622,7 @@
           <w:szCs w:val="32"/>
         </w:rPr>
       </w:pPr>
-      <w:bookmarkStart w:id="33" w:name="_Toc236148929"/>
+      <w:bookmarkStart w:id="32" w:name="_Toc236313983"/>
       <w:r>
         <w:rPr>
           <w:rFonts w:ascii="Times New Roman" w:hAnsi="Times New Roman" w:cs="Times New Roman"/>
@@ -9296,7 +10633,7 @@
         </w:rPr>
         <w:t>Case Initialization</w:t>
       </w:r>
-      <w:bookmarkEnd w:id="33"/>
+      <w:bookmarkEnd w:id="32"/>
     </w:p>
     <w:p>
       <w:pPr>
@@ -9315,23 +10652,7 @@
           <w:sz w:val="22"/>
           <w:szCs w:val="22"/>
         </w:rPr>
-        <w:t xml:space="preserve">NOC submits the new </w:t>
-      </w:r>
-      <w:proofErr w:type="spellStart"/>
-      <w:r>
-        <w:rPr>
-          <w:sz w:val="22"/>
-          <w:szCs w:val="22"/>
-        </w:rPr>
-        <w:t>offboarding</w:t>
-      </w:r>
-      <w:proofErr w:type="spellEnd"/>
-      <w:r>
-        <w:rPr>
-          <w:sz w:val="22"/>
-          <w:szCs w:val="22"/>
-        </w:rPr>
-        <w:t xml:space="preserve"> case form.</w:t>
+        <w:t>NOC submits the new offboarding case form.</w:t>
       </w:r>
     </w:p>
     <w:p>
@@ -9391,23 +10712,7 @@
           <w:sz w:val="22"/>
           <w:szCs w:val="22"/>
         </w:rPr>
-        <w:t xml:space="preserve">A new </w:t>
-      </w:r>
-      <w:proofErr w:type="spellStart"/>
-      <w:r>
-        <w:rPr>
-          <w:sz w:val="22"/>
-          <w:szCs w:val="22"/>
-        </w:rPr>
-        <w:t>OffboardingCase</w:t>
-      </w:r>
-      <w:proofErr w:type="spellEnd"/>
-      <w:r>
-        <w:rPr>
-          <w:sz w:val="22"/>
-          <w:szCs w:val="22"/>
-        </w:rPr>
-        <w:t xml:space="preserve"> record is created.</w:t>
+        <w:t>A new OffboardingCase record is created.</w:t>
       </w:r>
     </w:p>
     <w:p>
@@ -9447,23 +10752,7 @@
           <w:sz w:val="22"/>
           <w:szCs w:val="22"/>
         </w:rPr>
-        <w:t xml:space="preserve">The first </w:t>
-      </w:r>
-      <w:proofErr w:type="spellStart"/>
-      <w:r>
-        <w:rPr>
-          <w:sz w:val="22"/>
-          <w:szCs w:val="22"/>
-        </w:rPr>
-        <w:t>WorkflowTask</w:t>
-      </w:r>
-      <w:proofErr w:type="spellEnd"/>
-      <w:r>
-        <w:rPr>
-          <w:sz w:val="22"/>
-          <w:szCs w:val="22"/>
-        </w:rPr>
-        <w:t xml:space="preserve"> is activated and assigned a due date.</w:t>
+        <w:t>The first WorkflowTask is activated and assigned a due date.</w:t>
       </w:r>
     </w:p>
     <w:p>
@@ -9521,7 +10810,7 @@
           <w:szCs w:val="32"/>
         </w:rPr>
       </w:pPr>
-      <w:bookmarkStart w:id="34" w:name="_Toc236148930"/>
+      <w:bookmarkStart w:id="33" w:name="_Toc236313984"/>
       <w:r>
         <w:rPr>
           <w:rFonts w:ascii="Times New Roman" w:hAnsi="Times New Roman" w:cs="Times New Roman"/>
@@ -9532,7 +10821,7 @@
         </w:rPr>
         <w:t>Departmental Checklist Submission</w:t>
       </w:r>
-      <w:bookmarkEnd w:id="34"/>
+      <w:bookmarkEnd w:id="33"/>
     </w:p>
     <w:p>
       <w:pPr>
@@ -9639,21 +10928,7 @@
         <w:rPr>
           <w:rFonts w:ascii="Times New Roman" w:hAnsi="Times New Roman" w:cs="Times New Roman"/>
         </w:rPr>
-        <w:t xml:space="preserve">Valid responses are stored as </w:t>
-      </w:r>
-      <w:proofErr w:type="spellStart"/>
-      <w:r>
-        <w:rPr>
-          <w:rFonts w:ascii="Times New Roman" w:hAnsi="Times New Roman" w:cs="Times New Roman"/>
-        </w:rPr>
-        <w:t>ChecklistResponse</w:t>
-      </w:r>
-      <w:proofErr w:type="spellEnd"/>
-      <w:r>
-        <w:rPr>
-          <w:rFonts w:ascii="Times New Roman" w:hAnsi="Times New Roman" w:cs="Times New Roman"/>
-        </w:rPr>
-        <w:t xml:space="preserve"> records.</w:t>
+        <w:t>Valid responses are stored as ChecklistResponse records.</w:t>
       </w:r>
     </w:p>
     <w:p>
@@ -9707,7 +10982,7 @@
           <w:szCs w:val="32"/>
         </w:rPr>
       </w:pPr>
-      <w:bookmarkStart w:id="35" w:name="_Toc236148931"/>
+      <w:bookmarkStart w:id="34" w:name="_Toc236313985"/>
       <w:r>
         <w:rPr>
           <w:rFonts w:ascii="Times New Roman" w:hAnsi="Times New Roman" w:cs="Times New Roman"/>
@@ -9718,7 +10993,7 @@
         </w:rPr>
         <w:t>Workflow Progression</w:t>
       </w:r>
-      <w:bookmarkEnd w:id="35"/>
+      <w:bookmarkEnd w:id="34"/>
     </w:p>
     <w:p>
       <w:pPr>
@@ -10065,7 +11340,7 @@
           <w:szCs w:val="32"/>
         </w:rPr>
       </w:pPr>
-      <w:bookmarkStart w:id="36" w:name="_Toc236148932"/>
+      <w:bookmarkStart w:id="35" w:name="_Toc236313986"/>
       <w:r>
         <w:rPr>
           <w:rFonts w:ascii="Times New Roman" w:hAnsi="Times New Roman" w:cs="Times New Roman"/>
@@ -10076,7 +11351,7 @@
         </w:rPr>
         <w:t>Final Admin Approval &amp; Closure</w:t>
       </w:r>
-      <w:bookmarkEnd w:id="36"/>
+      <w:bookmarkEnd w:id="35"/>
     </w:p>
     <w:p>
       <w:pPr>
@@ -10219,7 +11494,7 @@
           <w:szCs w:val="40"/>
         </w:rPr>
       </w:pPr>
-      <w:bookmarkStart w:id="37" w:name="_Toc236148933"/>
+      <w:bookmarkStart w:id="36" w:name="_Toc236313987"/>
       <w:r>
         <w:rPr>
           <w:rFonts w:ascii="Times New Roman" w:hAnsi="Times New Roman" w:cs="Times New Roman"/>
@@ -10231,7 +11506,7 @@
         <w:lastRenderedPageBreak/>
         <w:t>Secure Task Link Mechanism</w:t>
       </w:r>
-      <w:bookmarkEnd w:id="37"/>
+      <w:bookmarkEnd w:id="36"/>
     </w:p>
     <w:p>
       <w:pPr>
@@ -10255,7 +11530,7 @@
           <w:szCs w:val="32"/>
         </w:rPr>
       </w:pPr>
-      <w:bookmarkStart w:id="38" w:name="_Toc236148934"/>
+      <w:bookmarkStart w:id="37" w:name="_Toc236313988"/>
       <w:r>
         <w:rPr>
           <w:rFonts w:ascii="Times New Roman" w:hAnsi="Times New Roman" w:cs="Times New Roman"/>
@@ -10266,7 +11541,7 @@
         </w:rPr>
         <w:t>Link Generation</w:t>
       </w:r>
-      <w:bookmarkEnd w:id="38"/>
+      <w:bookmarkEnd w:id="37"/>
     </w:p>
     <w:p>
       <w:pPr>
@@ -10373,7 +11648,7 @@
           <w:szCs w:val="32"/>
         </w:rPr>
       </w:pPr>
-      <w:bookmarkStart w:id="39" w:name="_Toc236148935"/>
+      <w:bookmarkStart w:id="38" w:name="_Toc236313989"/>
       <w:r>
         <w:rPr>
           <w:rFonts w:ascii="Times New Roman" w:hAnsi="Times New Roman" w:cs="Times New Roman"/>
@@ -10384,7 +11659,7 @@
         </w:rPr>
         <w:t>Link Validation</w:t>
       </w:r>
-      <w:bookmarkEnd w:id="39"/>
+      <w:bookmarkEnd w:id="38"/>
     </w:p>
     <w:p>
       <w:pPr>
@@ -10465,35 +11740,42 @@
         </w:rPr>
         <w:t xml:space="preserve">Searches for the corresponding </w:t>
       </w:r>
-      <w:proofErr w:type="spellStart"/>
-      <w:r>
-        <w:rPr>
-          <w:rFonts w:ascii="Times New Roman" w:hAnsi="Times New Roman" w:cs="Times New Roman"/>
+      <w:r>
+        <w:rPr>
+          <w:rFonts w:ascii="Times New Roman" w:hAnsi="Times New Roman" w:cs="Times New Roman"/>
+          <w:i/>
         </w:rPr>
         <w:t>TaskAccessGrant</w:t>
       </w:r>
-      <w:proofErr w:type="spellEnd"/>
       <w:r>
         <w:rPr>
           <w:rFonts w:ascii="Times New Roman" w:hAnsi="Times New Roman" w:cs="Times New Roman"/>
         </w:rPr>
         <w:t xml:space="preserve"> in the database (Refer to the </w:t>
       </w:r>
-      <w:commentRangeStart w:id="40"/>
-      <w:r>
-        <w:rPr>
-          <w:rFonts w:ascii="Times New Roman" w:hAnsi="Times New Roman" w:cs="Times New Roman"/>
-        </w:rPr>
-        <w:t>schema</w:t>
-      </w:r>
-      <w:commentRangeEnd w:id="40"/>
-      <w:r>
-        <w:rPr>
-          <w:rStyle w:val="CommentReference"/>
-          <w:rFonts w:ascii="Times New Roman" w:hAnsi="Times New Roman" w:cs="Times New Roman"/>
-        </w:rPr>
-        <w:commentReference w:id="40"/>
-      </w:r>
+      <w:hyperlink w:anchor="_Database_Schema_and" w:history="1">
+        <w:r>
+          <w:rPr>
+            <w:rStyle w:val="Hyperlink"/>
+            <w:rFonts w:ascii="Times New Roman" w:hAnsi="Times New Roman" w:cs="Times New Roman"/>
+          </w:rPr>
+          <w:t>sch</w:t>
+        </w:r>
+        <w:r>
+          <w:rPr>
+            <w:rStyle w:val="Hyperlink"/>
+            <w:rFonts w:ascii="Times New Roman" w:hAnsi="Times New Roman" w:cs="Times New Roman"/>
+          </w:rPr>
+          <w:t>e</w:t>
+        </w:r>
+        <w:r>
+          <w:rPr>
+            <w:rStyle w:val="Hyperlink"/>
+            <w:rFonts w:ascii="Times New Roman" w:hAnsi="Times New Roman" w:cs="Times New Roman"/>
+          </w:rPr>
+          <w:t>ma</w:t>
+        </w:r>
+      </w:hyperlink>
       <w:r>
         <w:rPr>
           <w:rFonts w:ascii="Times New Roman" w:hAnsi="Times New Roman" w:cs="Times New Roman"/>
@@ -10618,7 +11900,7 @@
           <w:szCs w:val="32"/>
         </w:rPr>
       </w:pPr>
-      <w:bookmarkStart w:id="41" w:name="_Toc236148936"/>
+      <w:bookmarkStart w:id="39" w:name="_Toc236313990"/>
       <w:r>
         <w:rPr>
           <w:rFonts w:ascii="Times New Roman" w:hAnsi="Times New Roman" w:cs="Times New Roman"/>
@@ -10629,7 +11911,7 @@
         </w:rPr>
         <w:t>Link Reissue</w:t>
       </w:r>
-      <w:bookmarkEnd w:id="41"/>
+      <w:bookmarkEnd w:id="39"/>
     </w:p>
     <w:p>
       <w:pPr>
@@ -10983,7 +12265,8 @@
           <w:szCs w:val="40"/>
         </w:rPr>
       </w:pPr>
-      <w:bookmarkStart w:id="42" w:name="_Toc236148937"/>
+      <w:bookmarkStart w:id="40" w:name="_Toc236313991"/>
+      <w:bookmarkStart w:id="41" w:name="_GoBack"/>
       <w:r>
         <w:rPr>
           <w:rFonts w:ascii="Times New Roman" w:hAnsi="Times New Roman" w:cs="Times New Roman"/>
@@ -10995,8 +12278,9 @@
         <w:lastRenderedPageBreak/>
         <w:t>Email Notification Mechanism</w:t>
       </w:r>
-      <w:bookmarkEnd w:id="42"/>
-    </w:p>
+      <w:bookmarkEnd w:id="40"/>
+    </w:p>
+    <w:bookmarkEnd w:id="41"/>
     <w:p>
       <w:pPr>
         <w:rPr>
@@ -11019,7 +12303,7 @@
           <w:szCs w:val="32"/>
         </w:rPr>
       </w:pPr>
-      <w:bookmarkStart w:id="43" w:name="_Toc236148938"/>
+      <w:bookmarkStart w:id="42" w:name="_Toc236313992"/>
       <w:r>
         <w:rPr>
           <w:rFonts w:ascii="Times New Roman" w:hAnsi="Times New Roman" w:cs="Times New Roman"/>
@@ -11030,7 +12314,7 @@
         </w:rPr>
         <w:t>How notifications are sent</w:t>
       </w:r>
-      <w:bookmarkEnd w:id="43"/>
+      <w:bookmarkEnd w:id="42"/>
     </w:p>
     <w:p>
       <w:pPr>
@@ -11080,6 +12364,9 @@
         </w:rPr>
       </w:pPr>
       <w:r>
+        <w:rPr>
+          <w:rFonts w:ascii="Times New Roman" w:hAnsi="Times New Roman" w:cs="Times New Roman"/>
+        </w:rPr>
         <w:t>A secure task link is included where departmental action is required.</w:t>
       </w:r>
     </w:p>
@@ -11095,6 +12382,9 @@
         </w:rPr>
       </w:pPr>
       <w:r>
+        <w:rPr>
+          <w:rFonts w:ascii="Times New Roman" w:hAnsi="Times New Roman" w:cs="Times New Roman"/>
+        </w:rPr>
         <w:t>Delivery is attempted through the configured SMTP backend.</w:t>
       </w:r>
     </w:p>
@@ -11110,6 +12400,9 @@
         </w:rPr>
       </w:pPr>
       <w:r>
+        <w:rPr>
+          <w:rFonts w:ascii="Times New Roman" w:hAnsi="Times New Roman" w:cs="Times New Roman"/>
+        </w:rPr>
         <w:t>The notification status is updated after the attempt.</w:t>
       </w:r>
     </w:p>
@@ -11125,6 +12418,9 @@
         </w:rPr>
       </w:pPr>
       <w:r>
+        <w:rPr>
+          <w:rFonts w:ascii="Times New Roman" w:hAnsi="Times New Roman" w:cs="Times New Roman"/>
+        </w:rPr>
         <w:t>Delivery errors are stored for troubleshooting.</w:t>
       </w:r>
     </w:p>
@@ -11140,6 +12436,9 @@
         </w:rPr>
       </w:pPr>
       <w:r>
+        <w:rPr>
+          <w:rFonts w:ascii="Times New Roman" w:hAnsi="Times New Roman" w:cs="Times New Roman"/>
+        </w:rPr>
         <w:t>Console mode may be used during local development instead of sending an external email.</w:t>
       </w:r>
     </w:p>
@@ -11167,7 +12466,7 @@
           <w:szCs w:val="32"/>
         </w:rPr>
       </w:pPr>
-      <w:bookmarkStart w:id="44" w:name="_Toc236148939"/>
+      <w:bookmarkStart w:id="43" w:name="_Toc236313993"/>
       <w:r>
         <w:rPr>
           <w:rFonts w:ascii="Times New Roman" w:hAnsi="Times New Roman" w:cs="Times New Roman"/>
@@ -11178,9 +12477,46 @@
         </w:rPr>
         <w:t>Notification Types</w:t>
       </w:r>
-      <w:bookmarkEnd w:id="44"/>
-    </w:p>
-    <w:p/>
+      <w:bookmarkEnd w:id="43"/>
+    </w:p>
+    <w:p>
+      <w:pPr>
+        <w:rPr>
+          <w:rFonts w:ascii="Times New Roman" w:hAnsi="Times New Roman" w:cs="Times New Roman"/>
+        </w:rPr>
+      </w:pPr>
+    </w:p>
+    <w:p>
+      <w:pPr>
+        <w:pStyle w:val="Caption"/>
+        <w:keepNext/>
+        <w:ind w:firstLine="360"/>
+      </w:pPr>
+      <w:r>
+        <w:t xml:space="preserve">Table </w:t>
+      </w:r>
+      <w:r>
+        <w:fldChar w:fldCharType="begin"/>
+      </w:r>
+      <w:r>
+        <w:instrText xml:space="preserve"> SEQ Table \* ARABIC </w:instrText>
+      </w:r>
+      <w:r>
+        <w:fldChar w:fldCharType="separate"/>
+      </w:r>
+      <w:r>
+        <w:rPr>
+          <w:noProof/>
+        </w:rPr>
+        <w:t>2</w:t>
+      </w:r>
+      <w:r>
+        <w:fldChar w:fldCharType="end"/>
+      </w:r>
+      <w:r>
+        <w:t>: Types of notifications,, and their purposes.</w:t>
+      </w:r>
+    </w:p>
     <w:tbl>
       <w:tblPr>
         <w:tblStyle w:val="GridTable6Colorful"/>
@@ -11533,11 +12869,17 @@
     <w:p>
       <w:pPr>
         <w:ind w:left="720"/>
+        <w:rPr>
+          <w:rFonts w:ascii="Times New Roman" w:hAnsi="Times New Roman" w:cs="Times New Roman"/>
+        </w:rPr>
       </w:pPr>
     </w:p>
     <w:p>
       <w:pPr>
         <w:ind w:left="720"/>
+        <w:rPr>
+          <w:rFonts w:ascii="Times New Roman" w:hAnsi="Times New Roman" w:cs="Times New Roman"/>
+        </w:rPr>
       </w:pPr>
     </w:p>
     <w:p>
@@ -11555,7 +12897,7 @@
           <w:szCs w:val="32"/>
         </w:rPr>
       </w:pPr>
-      <w:bookmarkStart w:id="45" w:name="_Toc236148940"/>
+      <w:bookmarkStart w:id="44" w:name="_Toc236313994"/>
       <w:r>
         <w:rPr>
           <w:rFonts w:ascii="Times New Roman" w:hAnsi="Times New Roman" w:cs="Times New Roman"/>
@@ -11566,13 +12908,19 @@
         </w:rPr>
         <w:t>Departmental Email Contents</w:t>
       </w:r>
-      <w:bookmarkEnd w:id="45"/>
+      <w:bookmarkEnd w:id="44"/>
     </w:p>
     <w:p>
       <w:pPr>
         <w:ind w:left="360"/>
-      </w:pPr>
-      <w:r>
+        <w:rPr>
+          <w:rFonts w:ascii="Times New Roman" w:hAnsi="Times New Roman" w:cs="Times New Roman"/>
+        </w:rPr>
+      </w:pPr>
+      <w:r>
+        <w:rPr>
+          <w:rFonts w:ascii="Times New Roman" w:hAnsi="Times New Roman" w:cs="Times New Roman"/>
+        </w:rPr>
         <w:t>A departmental assignment email normally includes:</w:t>
       </w:r>
     </w:p>
@@ -11583,8 +12931,14 @@
           <w:ilvl w:val="0"/>
           <w:numId w:val="28"/>
         </w:numPr>
-      </w:pPr>
-      <w:r>
+        <w:rPr>
+          <w:rFonts w:ascii="Times New Roman" w:hAnsi="Times New Roman" w:cs="Times New Roman"/>
+        </w:rPr>
+      </w:pPr>
+      <w:r>
+        <w:rPr>
+          <w:rFonts w:ascii="Times New Roman" w:hAnsi="Times New Roman" w:cs="Times New Roman"/>
+        </w:rPr>
         <w:t>Case reference.</w:t>
       </w:r>
     </w:p>
@@ -11595,8 +12949,14 @@
           <w:ilvl w:val="0"/>
           <w:numId w:val="28"/>
         </w:numPr>
-      </w:pPr>
-      <w:r>
+        <w:rPr>
+          <w:rFonts w:ascii="Times New Roman" w:hAnsi="Times New Roman" w:cs="Times New Roman"/>
+        </w:rPr>
+      </w:pPr>
+      <w:r>
+        <w:rPr>
+          <w:rFonts w:ascii="Times New Roman" w:hAnsi="Times New Roman" w:cs="Times New Roman"/>
+        </w:rPr>
         <w:t>Assigned department or workflow phase.</w:t>
       </w:r>
     </w:p>
@@ -11607,8 +12967,14 @@
           <w:ilvl w:val="0"/>
           <w:numId w:val="28"/>
         </w:numPr>
-      </w:pPr>
-      <w:r>
+        <w:rPr>
+          <w:rFonts w:ascii="Times New Roman" w:hAnsi="Times New Roman" w:cs="Times New Roman"/>
+        </w:rPr>
+      </w:pPr>
+      <w:r>
+        <w:rPr>
+          <w:rFonts w:ascii="Times New Roman" w:hAnsi="Times New Roman" w:cs="Times New Roman"/>
+        </w:rPr>
         <w:t>Employee Information</w:t>
       </w:r>
     </w:p>
@@ -11619,8 +12985,14 @@
           <w:ilvl w:val="0"/>
           <w:numId w:val="28"/>
         </w:numPr>
-      </w:pPr>
-      <w:r>
+        <w:rPr>
+          <w:rFonts w:ascii="Times New Roman" w:hAnsi="Times New Roman" w:cs="Times New Roman"/>
+        </w:rPr>
+      </w:pPr>
+      <w:r>
+        <w:rPr>
+          <w:rFonts w:ascii="Times New Roman" w:hAnsi="Times New Roman" w:cs="Times New Roman"/>
+        </w:rPr>
         <w:t>Due date</w:t>
       </w:r>
     </w:p>
@@ -11631,8 +13003,14 @@
           <w:ilvl w:val="0"/>
           <w:numId w:val="28"/>
         </w:numPr>
-      </w:pPr>
-      <w:r>
+        <w:rPr>
+          <w:rFonts w:ascii="Times New Roman" w:hAnsi="Times New Roman" w:cs="Times New Roman"/>
+        </w:rPr>
+      </w:pPr>
+      <w:r>
+        <w:rPr>
+          <w:rFonts w:ascii="Times New Roman" w:hAnsi="Times New Roman" w:cs="Times New Roman"/>
+        </w:rPr>
         <w:t>Secure task link.</w:t>
       </w:r>
     </w:p>
@@ -11643,14 +13021,23 @@
           <w:ilvl w:val="0"/>
           <w:numId w:val="28"/>
         </w:numPr>
-      </w:pPr>
-      <w:r>
+        <w:rPr>
+          <w:rFonts w:ascii="Times New Roman" w:hAnsi="Times New Roman" w:cs="Times New Roman"/>
+        </w:rPr>
+      </w:pPr>
+      <w:r>
+        <w:rPr>
+          <w:rFonts w:ascii="Times New Roman" w:hAnsi="Times New Roman" w:cs="Times New Roman"/>
+        </w:rPr>
         <w:t>Brief completion instructions.</w:t>
       </w:r>
     </w:p>
     <w:p>
       <w:pPr>
         <w:ind w:left="720"/>
+        <w:rPr>
+          <w:rFonts w:ascii="Times New Roman" w:hAnsi="Times New Roman" w:cs="Times New Roman"/>
+        </w:rPr>
       </w:pPr>
     </w:p>
     <w:p>
@@ -11668,7 +13055,7 @@
           <w:szCs w:val="32"/>
         </w:rPr>
       </w:pPr>
-      <w:bookmarkStart w:id="46" w:name="_Toc236148941"/>
+      <w:bookmarkStart w:id="45" w:name="_Toc236313995"/>
       <w:r>
         <w:rPr>
           <w:rFonts w:ascii="Times New Roman" w:hAnsi="Times New Roman" w:cs="Times New Roman"/>
@@ -11677,12 +13064,51 @@
           <w:sz w:val="32"/>
           <w:szCs w:val="32"/>
         </w:rPr>
-        <w:lastRenderedPageBreak/>
         <w:t>Notification Tracking</w:t>
       </w:r>
-      <w:bookmarkEnd w:id="46"/>
-    </w:p>
-    <w:p/>
+      <w:bookmarkEnd w:id="45"/>
+    </w:p>
+    <w:p>
+      <w:pPr>
+        <w:rPr>
+          <w:rFonts w:ascii="Times New Roman" w:hAnsi="Times New Roman" w:cs="Times New Roman"/>
+        </w:rPr>
+      </w:pPr>
+    </w:p>
+    <w:p>
+      <w:pPr>
+        <w:pStyle w:val="Caption"/>
+        <w:keepNext/>
+        <w:ind w:firstLine="360"/>
+      </w:pPr>
+      <w:r>
+        <w:t xml:space="preserve">Table </w:t>
+      </w:r>
+      <w:r>
+        <w:fldChar w:fldCharType="begin"/>
+      </w:r>
+      <w:r>
+        <w:instrText xml:space="preserve"> SEQ Table \* ARABIC </w:instrText>
+      </w:r>
+      <w:r>
+        <w:fldChar w:fldCharType="separate"/>
+      </w:r>
+      <w:r>
+        <w:rPr>
+          <w:noProof/>
+        </w:rPr>
+        <w:t>3</w:t>
+      </w:r>
+      <w:r>
+        <w:fldChar w:fldCharType="end"/>
+      </w:r>
+      <w:r>
+        <w:t>:</w:t>
+      </w:r>
+      <w:r>
+        <w:t>Types of notification statuses, and their purposes.</w:t>
+      </w:r>
+    </w:p>
     <w:tbl>
       <w:tblPr>
         <w:tblStyle w:val="GridTable6Colorful"/>
@@ -11872,6 +13298,9 @@
             <w:pPr>
               <w:jc w:val="center"/>
               <w:cnfStyle w:val="000000000000" w:firstRow="0" w:lastRow="0" w:firstColumn="0" w:lastColumn="0" w:oddVBand="0" w:evenVBand="0" w:oddHBand="0" w:evenHBand="0" w:firstRowFirstColumn="0" w:firstRowLastColumn="0" w:lastRowFirstColumn="0" w:lastRowLastColumn="0"/>
+              <w:rPr>
+                <w:rFonts w:ascii="Times New Roman" w:hAnsi="Times New Roman" w:cs="Times New Roman"/>
+              </w:rPr>
             </w:pPr>
           </w:p>
           <w:p>
@@ -11883,6 +13312,9 @@
               </w:rPr>
             </w:pPr>
             <w:r>
+              <w:rPr>
+                <w:rFonts w:ascii="Times New Roman" w:hAnsi="Times New Roman" w:cs="Times New Roman"/>
+              </w:rPr>
               <w:t>SMTP delivery completed successfully</w:t>
             </w:r>
           </w:p>
@@ -11918,6 +13350,9 @@
               </w:rPr>
             </w:pPr>
             <w:r>
+              <w:rPr>
+                <w:rFonts w:ascii="Times New Roman" w:hAnsi="Times New Roman" w:cs="Times New Roman"/>
+              </w:rPr>
               <w:t>Failed</w:t>
             </w:r>
           </w:p>
@@ -11944,14 +13379,29 @@
               </w:rPr>
             </w:pPr>
             <w:r>
+              <w:rPr>
+                <w:rFonts w:ascii="Times New Roman" w:hAnsi="Times New Roman" w:cs="Times New Roman"/>
+              </w:rPr>
               <w:t>Delivery was unsuccessful and an error was recorded</w:t>
             </w:r>
           </w:p>
         </w:tc>
       </w:tr>
     </w:tbl>
-    <w:p/>
-    <w:p/>
+    <w:p>
+      <w:pPr>
+        <w:rPr>
+          <w:rFonts w:ascii="Times New Roman" w:hAnsi="Times New Roman" w:cs="Times New Roman"/>
+        </w:rPr>
+      </w:pPr>
+    </w:p>
+    <w:p>
+      <w:pPr>
+        <w:rPr>
+          <w:rFonts w:ascii="Times New Roman" w:hAnsi="Times New Roman" w:cs="Times New Roman"/>
+        </w:rPr>
+      </w:pPr>
+    </w:p>
     <w:p>
       <w:pPr>
         <w:pStyle w:val="ListParagraph"/>
@@ -12219,7 +13669,7 @@
           <w:szCs w:val="40"/>
         </w:rPr>
       </w:pPr>
-      <w:bookmarkStart w:id="47" w:name="_Toc236148942"/>
+      <w:bookmarkStart w:id="46" w:name="_Toc236313996"/>
       <w:r>
         <w:rPr>
           <w:rFonts w:ascii="Times New Roman" w:hAnsi="Times New Roman" w:cs="Times New Roman"/>
@@ -12228,12 +13678,17 @@
           <w:sz w:val="40"/>
           <w:szCs w:val="40"/>
         </w:rPr>
-        <w:lastRenderedPageBreak/>
         <w:t>Security Implementation</w:t>
       </w:r>
-      <w:bookmarkEnd w:id="47"/>
-    </w:p>
-    <w:p/>
+      <w:bookmarkEnd w:id="46"/>
+    </w:p>
+    <w:p>
+      <w:pPr>
+        <w:rPr>
+          <w:rFonts w:ascii="Times New Roman" w:hAnsi="Times New Roman" w:cs="Times New Roman"/>
+        </w:rPr>
+      </w:pPr>
+    </w:p>
     <w:p>
       <w:pPr>
         <w:pStyle w:val="Heading2"/>
@@ -12249,7 +13704,7 @@
           <w:szCs w:val="32"/>
         </w:rPr>
       </w:pPr>
-      <w:bookmarkStart w:id="48" w:name="_Toc236148943"/>
+      <w:bookmarkStart w:id="47" w:name="_Toc236313997"/>
       <w:r>
         <w:rPr>
           <w:rFonts w:ascii="Times New Roman" w:hAnsi="Times New Roman" w:cs="Times New Roman"/>
@@ -12260,12 +13715,46 @@
         </w:rPr>
         <w:t>Implemented Security Controls</w:t>
       </w:r>
-      <w:bookmarkEnd w:id="48"/>
+      <w:bookmarkEnd w:id="47"/>
     </w:p>
     <w:p>
       <w:pPr>
         <w:ind w:left="360"/>
-      </w:pPr>
+        <w:rPr>
+          <w:rFonts w:ascii="Times New Roman" w:hAnsi="Times New Roman" w:cs="Times New Roman"/>
+        </w:rPr>
+      </w:pPr>
+    </w:p>
+    <w:p>
+      <w:pPr>
+        <w:pStyle w:val="Caption"/>
+        <w:keepNext/>
+        <w:ind w:firstLine="360"/>
+      </w:pPr>
+      <w:r>
+        <w:t xml:space="preserve">Table </w:t>
+      </w:r>
+      <w:r>
+        <w:fldChar w:fldCharType="begin"/>
+      </w:r>
+      <w:r>
+        <w:instrText xml:space="preserve"> SEQ Table \* ARABIC </w:instrText>
+      </w:r>
+      <w:r>
+        <w:fldChar w:fldCharType="separate"/>
+      </w:r>
+      <w:r>
+        <w:rPr>
+          <w:noProof/>
+        </w:rPr>
+        <w:t>4</w:t>
+      </w:r>
+      <w:r>
+        <w:fldChar w:fldCharType="end"/>
+      </w:r>
+      <w:r>
+        <w:t>:</w:t>
+      </w:r>
     </w:p>
     <w:tbl>
       <w:tblPr>
@@ -12456,6 +13945,9 @@
             <w:pPr>
               <w:jc w:val="center"/>
               <w:cnfStyle w:val="000000000000" w:firstRow="0" w:lastRow="0" w:firstColumn="0" w:lastColumn="0" w:oddVBand="0" w:evenVBand="0" w:oddHBand="0" w:evenHBand="0" w:firstRowFirstColumn="0" w:firstRowLastColumn="0" w:lastRowFirstColumn="0" w:lastRowLastColumn="0"/>
+              <w:rPr>
+                <w:rFonts w:ascii="Times New Roman" w:hAnsi="Times New Roman" w:cs="Times New Roman"/>
+              </w:rPr>
             </w:pPr>
           </w:p>
           <w:p>
@@ -12467,6 +13959,9 @@
               </w:rPr>
             </w:pPr>
             <w:r>
+              <w:rPr>
+                <w:rFonts w:ascii="Times New Roman" w:hAnsi="Times New Roman" w:cs="Times New Roman"/>
+              </w:rPr>
               <w:t>Passwords stored as secure hashes rather than plaintext.</w:t>
             </w:r>
           </w:p>
@@ -12485,6 +13980,9 @@
           <w:p>
             <w:pPr>
               <w:jc w:val="center"/>
+              <w:rPr>
+                <w:rFonts w:ascii="Times New Roman" w:hAnsi="Times New Roman" w:cs="Times New Roman"/>
+              </w:rPr>
             </w:pPr>
           </w:p>
           <w:p>
@@ -12497,6 +13995,9 @@
               </w:rPr>
             </w:pPr>
             <w:r>
+              <w:rPr>
+                <w:rFonts w:ascii="Times New Roman" w:hAnsi="Times New Roman" w:cs="Times New Roman"/>
+              </w:rPr>
               <w:t>Role-based authorization</w:t>
             </w:r>
           </w:p>
@@ -12509,14 +14010,23 @@
             <w:pPr>
               <w:jc w:val="center"/>
               <w:cnfStyle w:val="000000100000" w:firstRow="0" w:lastRow="0" w:firstColumn="0" w:lastColumn="0" w:oddVBand="0" w:evenVBand="0" w:oddHBand="1" w:evenHBand="0" w:firstRowFirstColumn="0" w:firstRowLastColumn="0" w:lastRowFirstColumn="0" w:lastRowLastColumn="0"/>
+              <w:rPr>
+                <w:rFonts w:ascii="Times New Roman" w:hAnsi="Times New Roman" w:cs="Times New Roman"/>
+              </w:rPr>
             </w:pPr>
           </w:p>
           <w:p>
             <w:pPr>
               <w:jc w:val="center"/>
               <w:cnfStyle w:val="000000100000" w:firstRow="0" w:lastRow="0" w:firstColumn="0" w:lastColumn="0" w:oddVBand="0" w:evenVBand="0" w:oddHBand="1" w:evenHBand="0" w:firstRowFirstColumn="0" w:firstRowLastColumn="0" w:lastRowFirstColumn="0" w:lastRowLastColumn="0"/>
+              <w:rPr>
+                <w:rFonts w:ascii="Times New Roman" w:hAnsi="Times New Roman" w:cs="Times New Roman"/>
+              </w:rPr>
             </w:pPr>
             <w:r>
+              <w:rPr>
+                <w:rFonts w:ascii="Times New Roman" w:hAnsi="Times New Roman" w:cs="Times New Roman"/>
+              </w:rPr>
               <w:t>Protected portal routes restricted by operational role</w:t>
             </w:r>
           </w:p>
@@ -12543,13 +14053,22 @@
           <w:p>
             <w:pPr>
               <w:jc w:val="center"/>
+              <w:rPr>
+                <w:rFonts w:ascii="Times New Roman" w:hAnsi="Times New Roman" w:cs="Times New Roman"/>
+              </w:rPr>
             </w:pPr>
           </w:p>
           <w:p>
             <w:pPr>
               <w:jc w:val="center"/>
+              <w:rPr>
+                <w:rFonts w:ascii="Times New Roman" w:hAnsi="Times New Roman" w:cs="Times New Roman"/>
+              </w:rPr>
             </w:pPr>
             <w:r>
+              <w:rPr>
+                <w:rFonts w:ascii="Times New Roman" w:hAnsi="Times New Roman" w:cs="Times New Roman"/>
+              </w:rPr>
               <w:t>Departmental access</w:t>
             </w:r>
           </w:p>
@@ -12562,14 +14081,23 @@
             <w:pPr>
               <w:jc w:val="center"/>
               <w:cnfStyle w:val="000000000000" w:firstRow="0" w:lastRow="0" w:firstColumn="0" w:lastColumn="0" w:oddVBand="0" w:evenVBand="0" w:oddHBand="0" w:evenHBand="0" w:firstRowFirstColumn="0" w:firstRowLastColumn="0" w:lastRowFirstColumn="0" w:lastRowLastColumn="0"/>
+              <w:rPr>
+                <w:rFonts w:ascii="Times New Roman" w:hAnsi="Times New Roman" w:cs="Times New Roman"/>
+              </w:rPr>
             </w:pPr>
           </w:p>
           <w:p>
             <w:pPr>
               <w:jc w:val="center"/>
               <w:cnfStyle w:val="000000000000" w:firstRow="0" w:lastRow="0" w:firstColumn="0" w:lastColumn="0" w:oddVBand="0" w:evenVBand="0" w:oddHBand="0" w:evenHBand="0" w:firstRowFirstColumn="0" w:firstRowLastColumn="0" w:lastRowFirstColumn="0" w:lastRowLastColumn="0"/>
+              <w:rPr>
+                <w:rFonts w:ascii="Times New Roman" w:hAnsi="Times New Roman" w:cs="Times New Roman"/>
+              </w:rPr>
             </w:pPr>
             <w:r>
+              <w:rPr>
+                <w:rFonts w:ascii="Times New Roman" w:hAnsi="Times New Roman" w:cs="Times New Roman"/>
+              </w:rPr>
               <w:t>Task-specific secure URLs instead of general portal access</w:t>
             </w:r>
           </w:p>
@@ -12588,13 +14116,22 @@
           <w:p>
             <w:pPr>
               <w:jc w:val="center"/>
+              <w:rPr>
+                <w:rFonts w:ascii="Times New Roman" w:hAnsi="Times New Roman" w:cs="Times New Roman"/>
+              </w:rPr>
             </w:pPr>
           </w:p>
           <w:p>
             <w:pPr>
               <w:jc w:val="center"/>
+              <w:rPr>
+                <w:rFonts w:ascii="Times New Roman" w:hAnsi="Times New Roman" w:cs="Times New Roman"/>
+              </w:rPr>
             </w:pPr>
             <w:r>
+              <w:rPr>
+                <w:rFonts w:ascii="Times New Roman" w:hAnsi="Times New Roman" w:cs="Times New Roman"/>
+              </w:rPr>
               <w:t>Token protection</w:t>
             </w:r>
           </w:p>
@@ -12607,14 +14144,23 @@
             <w:pPr>
               <w:jc w:val="center"/>
               <w:cnfStyle w:val="000000100000" w:firstRow="0" w:lastRow="0" w:firstColumn="0" w:lastColumn="0" w:oddVBand="0" w:evenVBand="0" w:oddHBand="1" w:evenHBand="0" w:firstRowFirstColumn="0" w:firstRowLastColumn="0" w:lastRowFirstColumn="0" w:lastRowLastColumn="0"/>
+              <w:rPr>
+                <w:rFonts w:ascii="Times New Roman" w:hAnsi="Times New Roman" w:cs="Times New Roman"/>
+              </w:rPr>
             </w:pPr>
           </w:p>
           <w:p>
             <w:pPr>
               <w:jc w:val="center"/>
               <w:cnfStyle w:val="000000100000" w:firstRow="0" w:lastRow="0" w:firstColumn="0" w:lastColumn="0" w:oddVBand="0" w:evenVBand="0" w:oddHBand="1" w:evenHBand="0" w:firstRowFirstColumn="0" w:firstRowLastColumn="0" w:lastRowFirstColumn="0" w:lastRowLastColumn="0"/>
+              <w:rPr>
+                <w:rFonts w:ascii="Times New Roman" w:hAnsi="Times New Roman" w:cs="Times New Roman"/>
+              </w:rPr>
             </w:pPr>
             <w:r>
+              <w:rPr>
+                <w:rFonts w:ascii="Times New Roman" w:hAnsi="Times New Roman" w:cs="Times New Roman"/>
+              </w:rPr>
               <w:t>Only SHA-256 hashes are stored in database</w:t>
             </w:r>
           </w:p>
@@ -12632,13 +14178,22 @@
           <w:p>
             <w:pPr>
               <w:jc w:val="center"/>
+              <w:rPr>
+                <w:rFonts w:ascii="Times New Roman" w:hAnsi="Times New Roman" w:cs="Times New Roman"/>
+              </w:rPr>
             </w:pPr>
           </w:p>
           <w:p>
             <w:pPr>
               <w:jc w:val="center"/>
+              <w:rPr>
+                <w:rFonts w:ascii="Times New Roman" w:hAnsi="Times New Roman" w:cs="Times New Roman"/>
+              </w:rPr>
             </w:pPr>
             <w:r>
+              <w:rPr>
+                <w:rFonts w:ascii="Times New Roman" w:hAnsi="Times New Roman" w:cs="Times New Roman"/>
+              </w:rPr>
               <w:t>Token expiry</w:t>
             </w:r>
           </w:p>
@@ -12651,14 +14206,23 @@
             <w:pPr>
               <w:jc w:val="center"/>
               <w:cnfStyle w:val="000000000000" w:firstRow="0" w:lastRow="0" w:firstColumn="0" w:lastColumn="0" w:oddVBand="0" w:evenVBand="0" w:oddHBand="0" w:evenHBand="0" w:firstRowFirstColumn="0" w:firstRowLastColumn="0" w:lastRowFirstColumn="0" w:lastRowLastColumn="0"/>
+              <w:rPr>
+                <w:rFonts w:ascii="Times New Roman" w:hAnsi="Times New Roman" w:cs="Times New Roman"/>
+              </w:rPr>
             </w:pPr>
           </w:p>
           <w:p>
             <w:pPr>
               <w:jc w:val="center"/>
               <w:cnfStyle w:val="000000000000" w:firstRow="0" w:lastRow="0" w:firstColumn="0" w:lastColumn="0" w:oddVBand="0" w:evenVBand="0" w:oddHBand="0" w:evenHBand="0" w:firstRowFirstColumn="0" w:firstRowLastColumn="0" w:lastRowFirstColumn="0" w:lastRowLastColumn="0"/>
+              <w:rPr>
+                <w:rFonts w:ascii="Times New Roman" w:hAnsi="Times New Roman" w:cs="Times New Roman"/>
+              </w:rPr>
             </w:pPr>
             <w:r>
+              <w:rPr>
+                <w:rFonts w:ascii="Times New Roman" w:hAnsi="Times New Roman" w:cs="Times New Roman"/>
+              </w:rPr>
               <w:t>Configurable expiry time for task-access links</w:t>
             </w:r>
           </w:p>
@@ -12677,13 +14241,22 @@
           <w:p>
             <w:pPr>
               <w:jc w:val="center"/>
+              <w:rPr>
+                <w:rFonts w:ascii="Times New Roman" w:hAnsi="Times New Roman" w:cs="Times New Roman"/>
+              </w:rPr>
             </w:pPr>
           </w:p>
           <w:p>
             <w:pPr>
               <w:jc w:val="center"/>
+              <w:rPr>
+                <w:rFonts w:ascii="Times New Roman" w:hAnsi="Times New Roman" w:cs="Times New Roman"/>
+              </w:rPr>
             </w:pPr>
             <w:r>
+              <w:rPr>
+                <w:rFonts w:ascii="Times New Roman" w:hAnsi="Times New Roman" w:cs="Times New Roman"/>
+              </w:rPr>
               <w:t>Token revocation</w:t>
             </w:r>
           </w:p>
@@ -12696,14 +14269,23 @@
             <w:pPr>
               <w:jc w:val="center"/>
               <w:cnfStyle w:val="000000100000" w:firstRow="0" w:lastRow="0" w:firstColumn="0" w:lastColumn="0" w:oddVBand="0" w:evenVBand="0" w:oddHBand="1" w:evenHBand="0" w:firstRowFirstColumn="0" w:firstRowLastColumn="0" w:lastRowFirstColumn="0" w:lastRowLastColumn="0"/>
+              <w:rPr>
+                <w:rFonts w:ascii="Times New Roman" w:hAnsi="Times New Roman" w:cs="Times New Roman"/>
+              </w:rPr>
             </w:pPr>
           </w:p>
           <w:p>
             <w:pPr>
               <w:jc w:val="center"/>
               <w:cnfStyle w:val="000000100000" w:firstRow="0" w:lastRow="0" w:firstColumn="0" w:lastColumn="0" w:oddVBand="0" w:evenVBand="0" w:oddHBand="1" w:evenHBand="0" w:firstRowFirstColumn="0" w:firstRowLastColumn="0" w:lastRowFirstColumn="0" w:lastRowLastColumn="0"/>
+              <w:rPr>
+                <w:rFonts w:ascii="Times New Roman" w:hAnsi="Times New Roman" w:cs="Times New Roman"/>
+              </w:rPr>
             </w:pPr>
             <w:r>
+              <w:rPr>
+                <w:rFonts w:ascii="Times New Roman" w:hAnsi="Times New Roman" w:cs="Times New Roman"/>
+              </w:rPr>
               <w:t xml:space="preserve">Existing grants can be invalidated during link reissue or task submission. </w:t>
             </w:r>
           </w:p>
@@ -12721,13 +14303,22 @@
           <w:p>
             <w:pPr>
               <w:jc w:val="center"/>
+              <w:rPr>
+                <w:rFonts w:ascii="Times New Roman" w:hAnsi="Times New Roman" w:cs="Times New Roman"/>
+              </w:rPr>
             </w:pPr>
           </w:p>
           <w:p>
             <w:pPr>
               <w:jc w:val="center"/>
+              <w:rPr>
+                <w:rFonts w:ascii="Times New Roman" w:hAnsi="Times New Roman" w:cs="Times New Roman"/>
+              </w:rPr>
             </w:pPr>
             <w:r>
+              <w:rPr>
+                <w:rFonts w:ascii="Times New Roman" w:hAnsi="Times New Roman" w:cs="Times New Roman"/>
+              </w:rPr>
               <w:t>CSRF protection</w:t>
             </w:r>
           </w:p>
@@ -12740,17 +14331,29 @@
             <w:pPr>
               <w:jc w:val="center"/>
               <w:cnfStyle w:val="000000000000" w:firstRow="0" w:lastRow="0" w:firstColumn="0" w:lastColumn="0" w:oddVBand="0" w:evenVBand="0" w:oddHBand="0" w:evenHBand="0" w:firstRowFirstColumn="0" w:firstRowLastColumn="0" w:lastRowFirstColumn="0" w:lastRowLastColumn="0"/>
+              <w:rPr>
+                <w:rFonts w:ascii="Times New Roman" w:hAnsi="Times New Roman" w:cs="Times New Roman"/>
+              </w:rPr>
             </w:pPr>
           </w:p>
           <w:p>
             <w:pPr>
               <w:jc w:val="center"/>
               <w:cnfStyle w:val="000000000000" w:firstRow="0" w:lastRow="0" w:firstColumn="0" w:lastColumn="0" w:oddVBand="0" w:evenVBand="0" w:oddHBand="0" w:evenHBand="0" w:firstRowFirstColumn="0" w:firstRowLastColumn="0" w:lastRowFirstColumn="0" w:lastRowLastColumn="0"/>
+              <w:rPr>
+                <w:rFonts w:ascii="Times New Roman" w:hAnsi="Times New Roman" w:cs="Times New Roman"/>
+              </w:rPr>
             </w:pPr>
             <w:r>
+              <w:rPr>
+                <w:rFonts w:ascii="Times New Roman" w:hAnsi="Times New Roman" w:cs="Times New Roman"/>
+              </w:rPr>
               <w:t>Flask-WTF CSRF</w:t>
             </w:r>
             <w:r>
+              <w:rPr>
+                <w:rFonts w:ascii="Times New Roman" w:hAnsi="Times New Roman" w:cs="Times New Roman"/>
+              </w:rPr>
               <w:t xml:space="preserve"> validation on state-changing forms</w:t>
             </w:r>
           </w:p>
@@ -12769,13 +14372,22 @@
           <w:p>
             <w:pPr>
               <w:jc w:val="center"/>
+              <w:rPr>
+                <w:rFonts w:ascii="Times New Roman" w:hAnsi="Times New Roman" w:cs="Times New Roman"/>
+              </w:rPr>
             </w:pPr>
           </w:p>
           <w:p>
             <w:pPr>
               <w:jc w:val="center"/>
+              <w:rPr>
+                <w:rFonts w:ascii="Times New Roman" w:hAnsi="Times New Roman" w:cs="Times New Roman"/>
+              </w:rPr>
             </w:pPr>
             <w:r>
+              <w:rPr>
+                <w:rFonts w:ascii="Times New Roman" w:hAnsi="Times New Roman" w:cs="Times New Roman"/>
+              </w:rPr>
               <w:t>Session Protection</w:t>
             </w:r>
           </w:p>
@@ -12788,37 +14400,33 @@
             <w:pPr>
               <w:jc w:val="center"/>
               <w:cnfStyle w:val="000000100000" w:firstRow="0" w:lastRow="0" w:firstColumn="0" w:lastColumn="0" w:oddVBand="0" w:evenVBand="0" w:oddHBand="1" w:evenHBand="0" w:firstRowFirstColumn="0" w:firstRowLastColumn="0" w:lastRowFirstColumn="0" w:lastRowLastColumn="0"/>
+              <w:rPr>
+                <w:rFonts w:ascii="Times New Roman" w:hAnsi="Times New Roman" w:cs="Times New Roman"/>
+              </w:rPr>
             </w:pPr>
           </w:p>
           <w:p>
             <w:pPr>
               <w:jc w:val="center"/>
               <w:cnfStyle w:val="000000100000" w:firstRow="0" w:lastRow="0" w:firstColumn="0" w:lastColumn="0" w:oddVBand="0" w:evenVBand="0" w:oddHBand="1" w:evenHBand="0" w:firstRowFirstColumn="0" w:firstRowLastColumn="0" w:lastRowFirstColumn="0" w:lastRowLastColumn="0"/>
+              <w:rPr>
+                <w:rFonts w:ascii="Times New Roman" w:hAnsi="Times New Roman" w:cs="Times New Roman"/>
+              </w:rPr>
             </w:pPr>
             <w:r>
-              <w:t xml:space="preserve">Session cookies are marked </w:t>
-            </w:r>
-            <w:proofErr w:type="spellStart"/>
-            <w:r>
-              <w:t>HttpOnly</w:t>
-            </w:r>
-            <w:proofErr w:type="spellEnd"/>
-            <w:r>
-              <w:t xml:space="preserve"> to prevent JavaScript from accessing session cookies, and </w:t>
-            </w:r>
-            <w:proofErr w:type="spellStart"/>
-            <w:r>
-              <w:t>SameSite</w:t>
-            </w:r>
-            <w:proofErr w:type="spellEnd"/>
-            <w:r>
-              <w:t xml:space="preserve">=Lax to limit cross-site transmission. </w:t>
+              <w:rPr>
+                <w:rFonts w:ascii="Times New Roman" w:hAnsi="Times New Roman" w:cs="Times New Roman"/>
+              </w:rPr>
+              <w:t xml:space="preserve">Session cookies are marked HttpOnly to prevent JavaScript from accessing session cookies, and SameSite=Lax to limit cross-site transmission. </w:t>
             </w:r>
           </w:p>
           <w:p>
             <w:pPr>
               <w:jc w:val="center"/>
               <w:cnfStyle w:val="000000100000" w:firstRow="0" w:lastRow="0" w:firstColumn="0" w:lastColumn="0" w:oddVBand="0" w:evenVBand="0" w:oddHBand="1" w:evenHBand="0" w:firstRowFirstColumn="0" w:firstRowLastColumn="0" w:lastRowFirstColumn="0" w:lastRowLastColumn="0"/>
+              <w:rPr>
+                <w:rFonts w:ascii="Times New Roman" w:hAnsi="Times New Roman" w:cs="Times New Roman"/>
+              </w:rPr>
             </w:pPr>
           </w:p>
         </w:tc>
@@ -12826,27 +14434,1290 @@
     </w:tbl>
     <w:p>
       <w:pPr>
+        <w:rPr>
+          <w:rFonts w:ascii="Times New Roman" w:hAnsi="Times New Roman" w:cs="Times New Roman"/>
+        </w:rPr>
+      </w:pPr>
+    </w:p>
+    <w:p>
+      <w:pPr>
+        <w:pStyle w:val="Heading1"/>
+        <w:numPr>
+          <w:ilvl w:val="0"/>
+          <w:numId w:val="2"/>
+        </w:numPr>
+        <w:rPr>
+          <w:rFonts w:ascii="Times New Roman" w:hAnsi="Times New Roman" w:cs="Times New Roman"/>
+          <w:b/>
+          <w:color w:val="auto"/>
+          <w:sz w:val="40"/>
+          <w:szCs w:val="40"/>
+        </w:rPr>
+      </w:pPr>
+      <w:bookmarkStart w:id="48" w:name="_Database_Schema_and"/>
+      <w:bookmarkStart w:id="49" w:name="_Toc236313998"/>
+      <w:bookmarkEnd w:id="48"/>
+      <w:r>
+        <w:rPr>
+          <w:rFonts w:ascii="Times New Roman" w:hAnsi="Times New Roman" w:cs="Times New Roman"/>
+          <w:b/>
+          <w:color w:val="auto"/>
+          <w:sz w:val="40"/>
+          <w:szCs w:val="40"/>
+        </w:rPr>
+        <w:lastRenderedPageBreak/>
+        <w:t>Database Schema and ERD</w:t>
+      </w:r>
+      <w:bookmarkEnd w:id="49"/>
+    </w:p>
+    <w:p>
+      <w:pPr>
         <w:ind w:left="360"/>
-      </w:pPr>
+        <w:rPr>
+          <w:rFonts w:ascii="Times New Roman" w:hAnsi="Times New Roman" w:cs="Times New Roman"/>
+        </w:rPr>
+      </w:pPr>
+    </w:p>
+    <w:p>
+      <w:pPr>
+        <w:pStyle w:val="Heading2"/>
+        <w:numPr>
+          <w:ilvl w:val="1"/>
+          <w:numId w:val="2"/>
+        </w:numPr>
+        <w:rPr>
+          <w:rFonts w:ascii="Times New Roman" w:hAnsi="Times New Roman" w:cs="Times New Roman"/>
+          <w:b/>
+          <w:color w:val="auto"/>
+          <w:sz w:val="32"/>
+          <w:szCs w:val="32"/>
+        </w:rPr>
+      </w:pPr>
+      <w:bookmarkStart w:id="50" w:name="_Toc236313999"/>
+      <w:r>
+        <w:rPr>
+          <w:rFonts w:ascii="Times New Roman" w:hAnsi="Times New Roman" w:cs="Times New Roman"/>
+          <w:b/>
+          <w:color w:val="auto"/>
+          <w:sz w:val="32"/>
+          <w:szCs w:val="32"/>
+        </w:rPr>
+        <w:t>Database Overview</w:t>
+      </w:r>
+      <w:bookmarkEnd w:id="50"/>
     </w:p>
     <w:p>
       <w:pPr>
         <w:ind w:left="360"/>
-      </w:pPr>
+        <w:rPr>
+          <w:rFonts w:ascii="Times New Roman" w:hAnsi="Times New Roman" w:cs="Times New Roman"/>
+        </w:rPr>
+      </w:pPr>
+      <w:r>
+        <w:rPr>
+          <w:rFonts w:ascii="Times New Roman" w:hAnsi="Times New Roman" w:cs="Times New Roman"/>
+        </w:rPr>
+        <w:t xml:space="preserve">The Offboarding Workflow Automation System uses a relational database to store workflow configuration, employee’s offboarding cases, departmental tasks, checklist responses, secure access records, email notifications, and audit events. The current prototype uses </w:t>
+      </w:r>
+      <w:r>
+        <w:rPr>
+          <w:rFonts w:ascii="Times New Roman" w:hAnsi="Times New Roman" w:cs="Times New Roman"/>
+          <w:i/>
+        </w:rPr>
+        <w:t>SQLite</w:t>
+      </w:r>
+      <w:r>
+        <w:rPr>
+          <w:rFonts w:ascii="Times New Roman" w:hAnsi="Times New Roman" w:cs="Times New Roman"/>
+        </w:rPr>
+        <w:t xml:space="preserve"> as the database management system, while </w:t>
+      </w:r>
+      <w:r>
+        <w:rPr>
+          <w:rFonts w:ascii="Times New Roman" w:hAnsi="Times New Roman" w:cs="Times New Roman"/>
+          <w:i/>
+        </w:rPr>
+        <w:t>SQLAlchemy</w:t>
+      </w:r>
+      <w:r>
+        <w:rPr>
+          <w:rFonts w:ascii="Times New Roman" w:hAnsi="Times New Roman" w:cs="Times New Roman"/>
+        </w:rPr>
+        <w:t xml:space="preserve"> is sued as the Object-Relational Mapping framework. </w:t>
+      </w:r>
+      <w:r>
+        <w:rPr>
+          <w:rFonts w:ascii="Times New Roman" w:hAnsi="Times New Roman" w:cs="Times New Roman"/>
+          <w:i/>
+        </w:rPr>
+        <w:t>SQLAlchemy</w:t>
+      </w:r>
+      <w:r>
+        <w:rPr>
+          <w:rFonts w:ascii="Times New Roman" w:hAnsi="Times New Roman" w:cs="Times New Roman"/>
+        </w:rPr>
+        <w:t xml:space="preserve"> allows databases to be represented as Python model classes and enables the application to create, retrieve, update, and relate records without relying on manually writing SQL queries. </w:t>
+      </w:r>
     </w:p>
     <w:p>
       <w:pPr>
         <w:ind w:left="360"/>
-      </w:pPr>
+        <w:rPr>
+          <w:rFonts w:ascii="Times New Roman" w:hAnsi="Times New Roman" w:cs="Times New Roman"/>
+        </w:rPr>
+      </w:pPr>
+      <w:r>
+        <w:rPr>
+          <w:rFonts w:ascii="Times New Roman" w:hAnsi="Times New Roman" w:cs="Times New Roman"/>
+          <w:i/>
+        </w:rPr>
+        <w:t xml:space="preserve">Flask-Migrate, </w:t>
+      </w:r>
+      <w:r>
+        <w:rPr>
+          <w:rFonts w:ascii="Times New Roman" w:hAnsi="Times New Roman" w:cs="Times New Roman"/>
+        </w:rPr>
+        <w:t xml:space="preserve">which uses </w:t>
+      </w:r>
+      <w:r>
+        <w:rPr>
+          <w:rFonts w:ascii="Times New Roman" w:hAnsi="Times New Roman" w:cs="Times New Roman"/>
+          <w:i/>
+        </w:rPr>
+        <w:t xml:space="preserve">Alembic </w:t>
+      </w:r>
+      <w:r>
+        <w:rPr>
+          <w:rFonts w:ascii="Times New Roman" w:hAnsi="Times New Roman" w:cs="Times New Roman"/>
+        </w:rPr>
+        <w:t xml:space="preserve">internally, is employed to manage the database schema changes. Migration files provide a controlled and traceable method for creating tables, adding columns, defining indexes, and modifying constraints as the application evolves. </w:t>
+      </w:r>
     </w:p>
     <w:p>
       <w:pPr>
         <w:ind w:left="360"/>
-      </w:pPr>
+        <w:rPr>
+          <w:rFonts w:ascii="Times New Roman" w:hAnsi="Times New Roman" w:cs="Times New Roman"/>
+        </w:rPr>
+      </w:pPr>
+      <w:r>
+        <w:rPr>
+          <w:rFonts w:ascii="Times New Roman" w:hAnsi="Times New Roman" w:cs="Times New Roman"/>
+        </w:rPr>
+        <w:t>The database consists of following main entities:</w:t>
+      </w:r>
+    </w:p>
+    <w:p>
+      <w:pPr>
+        <w:pStyle w:val="ListParagraph"/>
+        <w:numPr>
+          <w:ilvl w:val="0"/>
+          <w:numId w:val="31"/>
+        </w:numPr>
+        <w:rPr>
+          <w:rFonts w:ascii="Times New Roman" w:hAnsi="Times New Roman" w:cs="Times New Roman"/>
+        </w:rPr>
+      </w:pPr>
+      <w:r>
+        <w:rPr>
+          <w:rFonts w:ascii="Times New Roman" w:hAnsi="Times New Roman" w:cs="Times New Roman"/>
+        </w:rPr>
+        <w:t>User</w:t>
+      </w:r>
+    </w:p>
+    <w:p>
+      <w:pPr>
+        <w:pStyle w:val="ListParagraph"/>
+        <w:numPr>
+          <w:ilvl w:val="0"/>
+          <w:numId w:val="31"/>
+        </w:numPr>
+        <w:rPr>
+          <w:rFonts w:ascii="Times New Roman" w:hAnsi="Times New Roman" w:cs="Times New Roman"/>
+        </w:rPr>
+      </w:pPr>
+      <w:r>
+        <w:rPr>
+          <w:rFonts w:ascii="Times New Roman" w:hAnsi="Times New Roman" w:cs="Times New Roman"/>
+        </w:rPr>
+        <w:t>Department</w:t>
+      </w:r>
+    </w:p>
+    <w:p>
+      <w:pPr>
+        <w:pStyle w:val="ListParagraph"/>
+        <w:numPr>
+          <w:ilvl w:val="0"/>
+          <w:numId w:val="31"/>
+        </w:numPr>
+        <w:rPr>
+          <w:rFonts w:ascii="Times New Roman" w:hAnsi="Times New Roman" w:cs="Times New Roman"/>
+        </w:rPr>
+      </w:pPr>
+      <w:r>
+        <w:rPr>
+          <w:rFonts w:ascii="Times New Roman" w:hAnsi="Times New Roman" w:cs="Times New Roman"/>
+        </w:rPr>
+        <w:t>DepartmentEmployee</w:t>
+      </w:r>
+    </w:p>
+    <w:p>
+      <w:pPr>
+        <w:pStyle w:val="ListParagraph"/>
+        <w:numPr>
+          <w:ilvl w:val="0"/>
+          <w:numId w:val="31"/>
+        </w:numPr>
+        <w:rPr>
+          <w:rFonts w:ascii="Times New Roman" w:hAnsi="Times New Roman" w:cs="Times New Roman"/>
+        </w:rPr>
+      </w:pPr>
+      <w:r>
+        <w:rPr>
+          <w:rFonts w:ascii="Times New Roman" w:hAnsi="Times New Roman" w:cs="Times New Roman"/>
+        </w:rPr>
+        <w:t>WorkflowPhase</w:t>
+      </w:r>
+    </w:p>
+    <w:p>
+      <w:pPr>
+        <w:pStyle w:val="ListParagraph"/>
+        <w:numPr>
+          <w:ilvl w:val="0"/>
+          <w:numId w:val="31"/>
+        </w:numPr>
+        <w:rPr>
+          <w:rFonts w:ascii="Times New Roman" w:hAnsi="Times New Roman" w:cs="Times New Roman"/>
+        </w:rPr>
+      </w:pPr>
+      <w:r>
+        <w:rPr>
+          <w:rFonts w:ascii="Times New Roman" w:hAnsi="Times New Roman" w:cs="Times New Roman"/>
+        </w:rPr>
+        <w:t>ChecklistItem</w:t>
+      </w:r>
+    </w:p>
+    <w:p>
+      <w:pPr>
+        <w:pStyle w:val="ListParagraph"/>
+        <w:numPr>
+          <w:ilvl w:val="0"/>
+          <w:numId w:val="31"/>
+        </w:numPr>
+        <w:rPr>
+          <w:rFonts w:ascii="Times New Roman" w:hAnsi="Times New Roman" w:cs="Times New Roman"/>
+        </w:rPr>
+      </w:pPr>
+      <w:r>
+        <w:rPr>
+          <w:rFonts w:ascii="Times New Roman" w:hAnsi="Times New Roman" w:cs="Times New Roman"/>
+        </w:rPr>
+        <w:t>EmployeeDepartment</w:t>
+      </w:r>
+    </w:p>
+    <w:p>
+      <w:pPr>
+        <w:pStyle w:val="ListParagraph"/>
+        <w:numPr>
+          <w:ilvl w:val="0"/>
+          <w:numId w:val="31"/>
+        </w:numPr>
+        <w:rPr>
+          <w:rFonts w:ascii="Times New Roman" w:hAnsi="Times New Roman" w:cs="Times New Roman"/>
+        </w:rPr>
+      </w:pPr>
+      <w:r>
+        <w:rPr>
+          <w:rFonts w:ascii="Times New Roman" w:hAnsi="Times New Roman" w:cs="Times New Roman"/>
+        </w:rPr>
+        <w:t>OffboardingCase</w:t>
+      </w:r>
+    </w:p>
+    <w:p>
+      <w:pPr>
+        <w:pStyle w:val="ListParagraph"/>
+        <w:numPr>
+          <w:ilvl w:val="0"/>
+          <w:numId w:val="31"/>
+        </w:numPr>
+        <w:rPr>
+          <w:rFonts w:ascii="Times New Roman" w:hAnsi="Times New Roman" w:cs="Times New Roman"/>
+        </w:rPr>
+      </w:pPr>
+      <w:r>
+        <w:rPr>
+          <w:rFonts w:ascii="Times New Roman" w:hAnsi="Times New Roman" w:cs="Times New Roman"/>
+        </w:rPr>
+        <w:t>WorkflowTask</w:t>
+      </w:r>
+    </w:p>
+    <w:p>
+      <w:pPr>
+        <w:pStyle w:val="ListParagraph"/>
+        <w:numPr>
+          <w:ilvl w:val="0"/>
+          <w:numId w:val="31"/>
+        </w:numPr>
+        <w:rPr>
+          <w:rFonts w:ascii="Times New Roman" w:hAnsi="Times New Roman" w:cs="Times New Roman"/>
+        </w:rPr>
+      </w:pPr>
+      <w:r>
+        <w:rPr>
+          <w:rFonts w:ascii="Times New Roman" w:hAnsi="Times New Roman" w:cs="Times New Roman"/>
+        </w:rPr>
+        <w:t>ChecklistResponse</w:t>
+      </w:r>
+    </w:p>
+    <w:p>
+      <w:pPr>
+        <w:pStyle w:val="ListParagraph"/>
+        <w:numPr>
+          <w:ilvl w:val="0"/>
+          <w:numId w:val="31"/>
+        </w:numPr>
+        <w:rPr>
+          <w:rFonts w:ascii="Times New Roman" w:hAnsi="Times New Roman" w:cs="Times New Roman"/>
+        </w:rPr>
+      </w:pPr>
+      <w:r>
+        <w:rPr>
+          <w:rFonts w:ascii="Times New Roman" w:hAnsi="Times New Roman" w:cs="Times New Roman"/>
+        </w:rPr>
+        <w:t>TaskAccessGrant</w:t>
+      </w:r>
+    </w:p>
+    <w:p>
+      <w:pPr>
+        <w:pStyle w:val="ListParagraph"/>
+        <w:numPr>
+          <w:ilvl w:val="0"/>
+          <w:numId w:val="31"/>
+        </w:numPr>
+        <w:rPr>
+          <w:rFonts w:ascii="Times New Roman" w:hAnsi="Times New Roman" w:cs="Times New Roman"/>
+        </w:rPr>
+      </w:pPr>
+      <w:r>
+        <w:rPr>
+          <w:rFonts w:ascii="Times New Roman" w:hAnsi="Times New Roman" w:cs="Times New Roman"/>
+        </w:rPr>
+        <w:t>AuditLog</w:t>
+      </w:r>
+    </w:p>
+    <w:p>
+      <w:pPr>
+        <w:pStyle w:val="ListParagraph"/>
+        <w:numPr>
+          <w:ilvl w:val="0"/>
+          <w:numId w:val="31"/>
+        </w:numPr>
+        <w:rPr>
+          <w:rFonts w:ascii="Times New Roman" w:hAnsi="Times New Roman" w:cs="Times New Roman"/>
+        </w:rPr>
+      </w:pPr>
+      <w:r>
+        <w:rPr>
+          <w:rFonts w:ascii="Times New Roman" w:hAnsi="Times New Roman" w:cs="Times New Roman"/>
+        </w:rPr>
+        <w:t>EmailNotification</w:t>
+      </w:r>
+    </w:p>
+    <w:p>
+      <w:pPr>
+        <w:rPr>
+          <w:rFonts w:ascii="Times New Roman" w:hAnsi="Times New Roman" w:cs="Times New Roman"/>
+        </w:rPr>
+      </w:pPr>
+    </w:p>
+    <w:p>
+      <w:pPr>
+        <w:rPr>
+          <w:rFonts w:ascii="Times New Roman" w:hAnsi="Times New Roman" w:cs="Times New Roman"/>
+        </w:rPr>
+      </w:pPr>
+    </w:p>
+    <w:p>
+      <w:pPr>
+        <w:rPr>
+          <w:rFonts w:ascii="Times New Roman" w:hAnsi="Times New Roman" w:cs="Times New Roman"/>
+        </w:rPr>
+      </w:pPr>
+    </w:p>
+    <w:p>
+      <w:pPr>
+        <w:rPr>
+          <w:rFonts w:ascii="Times New Roman" w:hAnsi="Times New Roman" w:cs="Times New Roman"/>
+        </w:rPr>
+      </w:pPr>
+    </w:p>
+    <w:p>
+      <w:pPr>
+        <w:rPr>
+          <w:rFonts w:ascii="Times New Roman" w:hAnsi="Times New Roman" w:cs="Times New Roman"/>
+        </w:rPr>
+      </w:pPr>
+    </w:p>
+    <w:p>
+      <w:pPr>
+        <w:rPr>
+          <w:rFonts w:ascii="Times New Roman" w:hAnsi="Times New Roman" w:cs="Times New Roman"/>
+        </w:rPr>
+      </w:pPr>
+    </w:p>
+    <w:p>
+      <w:pPr>
+        <w:rPr>
+          <w:rFonts w:ascii="Times New Roman" w:hAnsi="Times New Roman" w:cs="Times New Roman"/>
+        </w:rPr>
+      </w:pPr>
+    </w:p>
+    <w:p>
+      <w:pPr>
+        <w:rPr>
+          <w:rFonts w:ascii="Times New Roman" w:hAnsi="Times New Roman" w:cs="Times New Roman"/>
+        </w:rPr>
+      </w:pPr>
+    </w:p>
+    <w:p>
+      <w:pPr>
+        <w:rPr>
+          <w:rFonts w:ascii="Times New Roman" w:hAnsi="Times New Roman" w:cs="Times New Roman"/>
+        </w:rPr>
+      </w:pPr>
+    </w:p>
+    <w:p>
+      <w:pPr>
+        <w:rPr>
+          <w:rFonts w:ascii="Times New Roman" w:hAnsi="Times New Roman" w:cs="Times New Roman"/>
+        </w:rPr>
+      </w:pPr>
+    </w:p>
+    <w:p>
+      <w:pPr>
+        <w:rPr>
+          <w:rFonts w:ascii="Times New Roman" w:hAnsi="Times New Roman" w:cs="Times New Roman"/>
+        </w:rPr>
+      </w:pPr>
+    </w:p>
+    <w:p>
+      <w:pPr>
+        <w:rPr>
+          <w:rFonts w:ascii="Times New Roman" w:hAnsi="Times New Roman" w:cs="Times New Roman"/>
+        </w:rPr>
+      </w:pPr>
+    </w:p>
+    <w:p>
+      <w:pPr>
+        <w:rPr>
+          <w:rFonts w:ascii="Times New Roman" w:hAnsi="Times New Roman" w:cs="Times New Roman"/>
+        </w:rPr>
+      </w:pPr>
+    </w:p>
+    <w:p>
+      <w:pPr>
+        <w:pStyle w:val="Heading2"/>
+        <w:numPr>
+          <w:ilvl w:val="1"/>
+          <w:numId w:val="2"/>
+        </w:numPr>
+        <w:rPr>
+          <w:rFonts w:ascii="Times New Roman" w:hAnsi="Times New Roman" w:cs="Times New Roman"/>
+          <w:b/>
+          <w:color w:val="auto"/>
+          <w:sz w:val="32"/>
+          <w:szCs w:val="32"/>
+        </w:rPr>
+      </w:pPr>
+      <w:bookmarkStart w:id="51" w:name="_Toc236314000"/>
+      <w:r>
+        <w:rPr>
+          <w:rFonts w:ascii="Times New Roman" w:hAnsi="Times New Roman" w:cs="Times New Roman"/>
+          <w:b/>
+          <w:color w:val="auto"/>
+          <w:sz w:val="32"/>
+          <w:szCs w:val="32"/>
+        </w:rPr>
+        <w:t>Entity-Relation Diagram (ERD)</w:t>
+      </w:r>
+      <w:bookmarkEnd w:id="51"/>
+    </w:p>
+    <w:p/>
+    <w:p/>
+    <w:p>
+      <w:pPr>
+        <w:keepNext/>
+      </w:pPr>
+      <w:r>
+        <w:drawing>
+          <wp:inline distT="0" distB="0" distL="0" distR="0" wp14:anchorId="5C557D04" wp14:editId="5F3B99C8">
+            <wp:extent cx="5943600" cy="4265295"/>
+            <wp:effectExtent l="0" t="0" r="0" b="1905"/>
+            <wp:docPr id="3" name="Picture 3"/>
+            <wp:cNvGraphicFramePr>
+              <a:graphicFrameLocks xmlns:a="http://schemas.openxmlformats.org/drawingml/2006/main" noChangeAspect="1"/>
+            </wp:cNvGraphicFramePr>
+            <a:graphic xmlns:a="http://schemas.openxmlformats.org/drawingml/2006/main">
+              <a:graphicData uri="http://schemas.openxmlformats.org/drawingml/2006/picture">
+                <pic:pic xmlns:pic="http://schemas.openxmlformats.org/drawingml/2006/picture">
+                  <pic:nvPicPr>
+                    <pic:cNvPr id="1" name=""/>
+                    <pic:cNvPicPr/>
+                  </pic:nvPicPr>
+                  <pic:blipFill>
+                    <a:blip r:embed="rId24"/>
+                    <a:stretch>
+                      <a:fillRect/>
+                    </a:stretch>
+                  </pic:blipFill>
+                  <pic:spPr>
+                    <a:xfrm>
+                      <a:off x="0" y="0"/>
+                      <a:ext cx="5943600" cy="4265295"/>
+                    </a:xfrm>
+                    <a:prstGeom prst="rect">
+                      <a:avLst/>
+                    </a:prstGeom>
+                  </pic:spPr>
+                </pic:pic>
+              </a:graphicData>
+            </a:graphic>
+          </wp:inline>
+        </w:drawing>
+      </w:r>
+    </w:p>
+    <w:p>
+      <w:pPr>
+        <w:pStyle w:val="Caption"/>
+      </w:pPr>
+      <w:r>
+        <w:t xml:space="preserve">Figure </w:t>
+      </w:r>
+      <w:r>
+        <w:fldChar w:fldCharType="begin"/>
+      </w:r>
+      <w:r>
+        <w:instrText xml:space="preserve"> SEQ Figure \* ARABIC </w:instrText>
+      </w:r>
+      <w:r>
+        <w:fldChar w:fldCharType="separate"/>
+      </w:r>
+      <w:r>
+        <w:rPr>
+          <w:noProof/>
+        </w:rPr>
+        <w:t>14</w:t>
+      </w:r>
+      <w:r>
+        <w:fldChar w:fldCharType="end"/>
+      </w:r>
+      <w:r>
+        <w:t>: Entity-Relation Diagram (ERD) for the database schema of the application</w:t>
+      </w:r>
+    </w:p>
+    <w:p>
+      <w:pPr>
+        <w:rPr>
+          <w:rFonts w:ascii="Times New Roman" w:hAnsi="Times New Roman" w:cs="Times New Roman"/>
+        </w:rPr>
+      </w:pPr>
+    </w:p>
+    <w:p>
+      <w:pPr>
+        <w:rPr>
+          <w:rFonts w:ascii="Times New Roman" w:hAnsi="Times New Roman" w:cs="Times New Roman"/>
+        </w:rPr>
+      </w:pPr>
+    </w:p>
+    <w:p>
+      <w:pPr>
+        <w:pStyle w:val="Heading2"/>
+        <w:numPr>
+          <w:ilvl w:val="1"/>
+          <w:numId w:val="2"/>
+        </w:numPr>
+        <w:rPr>
+          <w:rFonts w:ascii="Times New Roman" w:hAnsi="Times New Roman" w:cs="Times New Roman"/>
+          <w:b/>
+          <w:color w:val="auto"/>
+          <w:sz w:val="32"/>
+          <w:szCs w:val="32"/>
+        </w:rPr>
+      </w:pPr>
+      <w:bookmarkStart w:id="52" w:name="_Toc236314001"/>
+      <w:r>
+        <w:rPr>
+          <w:rFonts w:ascii="Times New Roman" w:hAnsi="Times New Roman" w:cs="Times New Roman"/>
+          <w:b/>
+          <w:color w:val="auto"/>
+          <w:sz w:val="32"/>
+          <w:szCs w:val="32"/>
+        </w:rPr>
+        <w:t>Entity Descriptions</w:t>
+      </w:r>
+      <w:bookmarkEnd w:id="52"/>
+    </w:p>
+    <w:p/>
+    <w:p>
+      <w:pPr>
+        <w:pStyle w:val="Heading3"/>
+        <w:numPr>
+          <w:ilvl w:val="2"/>
+          <w:numId w:val="2"/>
+        </w:numPr>
+        <w:rPr>
+          <w:rFonts w:ascii="Times New Roman" w:hAnsi="Times New Roman" w:cs="Times New Roman"/>
+          <w:b/>
+          <w:color w:val="auto"/>
+        </w:rPr>
+      </w:pPr>
+      <w:bookmarkStart w:id="53" w:name="_Toc236314002"/>
+      <w:r>
+        <w:rPr>
+          <w:rFonts w:ascii="Times New Roman" w:hAnsi="Times New Roman" w:cs="Times New Roman"/>
+          <w:b/>
+          <w:color w:val="auto"/>
+        </w:rPr>
+        <w:t>User</w:t>
+      </w:r>
+      <w:bookmarkEnd w:id="53"/>
     </w:p>
     <w:p>
       <w:pPr>
         <w:ind w:left="360"/>
+        <w:rPr>
+          <w:rFonts w:ascii="Times New Roman" w:hAnsi="Times New Roman" w:cs="Times New Roman"/>
+        </w:rPr>
+      </w:pPr>
+      <w:r>
+        <w:rPr>
+          <w:rFonts w:ascii="Times New Roman" w:hAnsi="Times New Roman" w:cs="Times New Roman"/>
+        </w:rPr>
+        <w:t>The User entity stores accounts permitted to access the authenticated operations portal. Each user is identified by a unique email address and has a stored password hash, full name, authorization role, active status, login t</w:t>
+      </w:r>
+      <w:r>
+        <w:rPr>
+          <w:rFonts w:ascii="Times New Roman" w:hAnsi="Times New Roman" w:cs="Times New Roman"/>
+        </w:rPr>
+        <w:t>imestamp, and record timestamps</w:t>
+      </w:r>
+      <w:r>
+        <w:rPr>
+          <w:rFonts w:ascii="Times New Roman" w:hAnsi="Times New Roman" w:cs="Times New Roman"/>
+        </w:rPr>
+        <w:t>. Passwords are stored as hashes rather than plaintext values. The entity does not contain foreign keys to other database tables because portal authorization is role-based rather than directly linked to workflow departments.</w:t>
+      </w:r>
+    </w:p>
+    <w:p>
+      <w:pPr>
+        <w:pStyle w:val="Heading3"/>
+        <w:numPr>
+          <w:ilvl w:val="2"/>
+          <w:numId w:val="2"/>
+        </w:numPr>
+        <w:rPr>
+          <w:rFonts w:ascii="Times New Roman" w:hAnsi="Times New Roman" w:cs="Times New Roman"/>
+          <w:b/>
+          <w:color w:val="auto"/>
+        </w:rPr>
+      </w:pPr>
+      <w:bookmarkStart w:id="54" w:name="_Toc236314003"/>
+      <w:r>
+        <w:rPr>
+          <w:rFonts w:ascii="Times New Roman" w:hAnsi="Times New Roman" w:cs="Times New Roman"/>
+          <w:b/>
+          <w:color w:val="auto"/>
+        </w:rPr>
+        <w:lastRenderedPageBreak/>
+        <w:t>Department</w:t>
+      </w:r>
+      <w:bookmarkEnd w:id="54"/>
+    </w:p>
+    <w:p>
+      <w:pPr>
+        <w:ind w:left="360"/>
+        <w:rPr>
+          <w:rFonts w:ascii="Times New Roman" w:hAnsi="Times New Roman" w:cs="Times New Roman"/>
+        </w:rPr>
+      </w:pPr>
+      <w:r>
+        <w:rPr>
+          <w:rFonts w:ascii="Times New Roman" w:hAnsi="Times New Roman" w:cs="Times New Roman"/>
+        </w:rPr>
+        <w:t>The Department entity represents departments that participate in the offboarding clearance workflow, such as NOC, MIS, Hardware, and Administration. Each department has a unique name, an email address used for workflow assignment and notification, and an active-status field. One department may contain multiple department employees and may be responsible for multiple workflow phases.</w:t>
+      </w:r>
+    </w:p>
+    <w:p>
+      <w:pPr>
+        <w:pStyle w:val="Heading3"/>
+        <w:numPr>
+          <w:ilvl w:val="2"/>
+          <w:numId w:val="2"/>
+        </w:numPr>
+        <w:rPr>
+          <w:rFonts w:ascii="Times New Roman" w:hAnsi="Times New Roman" w:cs="Times New Roman"/>
+          <w:b/>
+          <w:color w:val="auto"/>
+        </w:rPr>
+      </w:pPr>
+      <w:bookmarkStart w:id="55" w:name="_Toc236314004"/>
+      <w:r>
+        <w:rPr>
+          <w:rFonts w:ascii="Times New Roman" w:hAnsi="Times New Roman" w:cs="Times New Roman"/>
+          <w:b/>
+          <w:color w:val="auto"/>
+        </w:rPr>
+        <w:t>DepartmentEmployee</w:t>
+      </w:r>
+      <w:bookmarkEnd w:id="55"/>
+    </w:p>
+    <w:p>
+      <w:pPr>
+        <w:ind w:left="360"/>
+        <w:rPr>
+          <w:rFonts w:ascii="Times New Roman" w:hAnsi="Times New Roman" w:cs="Times New Roman"/>
+        </w:rPr>
+      </w:pPr>
+      <w:r>
+        <w:rPr>
+          <w:rFonts w:ascii="Times New Roman" w:hAnsi="Times New Roman" w:cs="Times New Roman"/>
+        </w:rPr>
+        <w:t>The DepartmentEmployee entity stores employees who may be selected as responsible for individual checklist responses. Each record belongs to one workflow department through department_id and contains a unique employee code, full name, and active status. The entity is connected to ChecklistResponse, allowing the system to record the specific departmental employee responsible for each clearance item.</w:t>
+      </w:r>
+    </w:p>
+    <w:p>
+      <w:pPr>
+        <w:pStyle w:val="Heading3"/>
+        <w:numPr>
+          <w:ilvl w:val="2"/>
+          <w:numId w:val="2"/>
+        </w:numPr>
+        <w:rPr>
+          <w:rFonts w:ascii="Times New Roman" w:hAnsi="Times New Roman" w:cs="Times New Roman"/>
+          <w:b/>
+          <w:color w:val="auto"/>
+        </w:rPr>
+      </w:pPr>
+      <w:bookmarkStart w:id="56" w:name="_Toc236314005"/>
+      <w:r>
+        <w:rPr>
+          <w:rFonts w:ascii="Times New Roman" w:hAnsi="Times New Roman" w:cs="Times New Roman"/>
+          <w:b/>
+          <w:color w:val="auto"/>
+        </w:rPr>
+        <w:t>WorkflowPhase</w:t>
+      </w:r>
+      <w:bookmarkEnd w:id="56"/>
+    </w:p>
+    <w:p>
+      <w:pPr>
+        <w:ind w:left="360"/>
+        <w:rPr>
+          <w:rFonts w:ascii="Times New Roman" w:hAnsi="Times New Roman" w:cs="Times New Roman"/>
+        </w:rPr>
+      </w:pPr>
+      <w:r>
+        <w:rPr>
+          <w:rFonts w:ascii="Times New Roman" w:hAnsi="Times New Roman" w:cs="Times New Roman"/>
+        </w:rPr>
+        <w:t>The WorkflowPhase entity defines the ordered stages through which an offboarding case progresses. Each phase belongs to one department and includes a name, unique slug, sequence number, optional description, active status, and an indicator specifying whether the phase represents final approval. A workflow phase may contain multiple checklist items and may be referenced by multiple workflow tasks.</w:t>
+      </w:r>
+    </w:p>
+    <w:p>
+      <w:pPr>
+        <w:pStyle w:val="Heading3"/>
+        <w:numPr>
+          <w:ilvl w:val="2"/>
+          <w:numId w:val="2"/>
+        </w:numPr>
+        <w:rPr>
+          <w:rFonts w:ascii="Times New Roman" w:hAnsi="Times New Roman" w:cs="Times New Roman"/>
+          <w:b/>
+          <w:color w:val="auto"/>
+        </w:rPr>
+      </w:pPr>
+      <w:bookmarkStart w:id="57" w:name="_Toc236314006"/>
+      <w:r>
+        <w:rPr>
+          <w:rFonts w:ascii="Times New Roman" w:hAnsi="Times New Roman" w:cs="Times New Roman"/>
+          <w:b/>
+          <w:color w:val="auto"/>
+        </w:rPr>
+        <w:t>ChecklistItem</w:t>
+      </w:r>
+      <w:bookmarkEnd w:id="57"/>
+    </w:p>
+    <w:p>
+      <w:pPr>
+        <w:ind w:left="360"/>
+        <w:rPr>
+          <w:rFonts w:ascii="Times New Roman" w:hAnsi="Times New Roman" w:cs="Times New Roman"/>
+        </w:rPr>
+      </w:pPr>
+      <w:r>
+        <w:rPr>
+          <w:rFonts w:ascii="Times New Roman" w:hAnsi="Times New Roman" w:cs="Times New Roman"/>
+        </w:rPr>
+        <w:t>The ChecklistItem entity defines an individual clearance requirement belonging to a workflow phase. Each checklist item contains the requirement text, an optional section heading, display order, required-status indicator, and active-status indicator. The phase_id foreign key determines the workflow phase in which the item appears. One checklist item may be referenced by multiple checklist responses across different offboarding cases.</w:t>
+      </w:r>
+    </w:p>
+    <w:p>
+      <w:pPr>
+        <w:pStyle w:val="Heading3"/>
+        <w:numPr>
+          <w:ilvl w:val="2"/>
+          <w:numId w:val="2"/>
+        </w:numPr>
+        <w:rPr>
+          <w:rFonts w:ascii="Times New Roman" w:hAnsi="Times New Roman" w:cs="Times New Roman"/>
+          <w:b/>
+          <w:color w:val="auto"/>
+        </w:rPr>
+      </w:pPr>
+      <w:bookmarkStart w:id="58" w:name="_Toc236314007"/>
+      <w:r>
+        <w:rPr>
+          <w:rFonts w:ascii="Times New Roman" w:hAnsi="Times New Roman" w:cs="Times New Roman"/>
+          <w:b/>
+          <w:color w:val="auto"/>
+        </w:rPr>
+        <w:t>EmployeeDepartment</w:t>
+      </w:r>
+      <w:bookmarkEnd w:id="58"/>
+    </w:p>
+    <w:p>
+      <w:pPr>
+        <w:ind w:left="360"/>
+        <w:rPr>
+          <w:rFonts w:ascii="Times New Roman" w:hAnsi="Times New Roman" w:cs="Times New Roman"/>
+        </w:rPr>
+      </w:pPr>
+      <w:r>
+        <w:rPr>
+          <w:rFonts w:ascii="Times New Roman" w:hAnsi="Times New Roman" w:cs="Times New Roman"/>
+        </w:rPr>
+        <w:t>The EmployeeDepartment entity stores the organizational departments of employees being offboarded, such as Finance, Sales, Human Resources, or Manufacturing. It is separate from the Department entity because it represents the employee’s home department rather than a department responsible for performing workflow clearance. Each name is unique and may be deactivated through the is_active field. The table does not have a foreign-key relationship with OffboardingCase; the selected department name is stored in the case as text.</w:t>
+      </w:r>
+    </w:p>
+    <w:p>
+      <w:pPr>
+        <w:pStyle w:val="Heading3"/>
+        <w:numPr>
+          <w:ilvl w:val="2"/>
+          <w:numId w:val="2"/>
+        </w:numPr>
+        <w:rPr>
+          <w:rFonts w:ascii="Times New Roman" w:hAnsi="Times New Roman" w:cs="Times New Roman"/>
+          <w:b/>
+          <w:color w:val="auto"/>
+        </w:rPr>
+      </w:pPr>
+      <w:bookmarkStart w:id="59" w:name="_Toc236314008"/>
+      <w:r>
+        <w:rPr>
+          <w:rFonts w:ascii="Times New Roman" w:hAnsi="Times New Roman" w:cs="Times New Roman"/>
+          <w:b/>
+          <w:color w:val="auto"/>
+        </w:rPr>
+        <w:t>OffboardingCase</w:t>
+      </w:r>
+      <w:bookmarkEnd w:id="59"/>
+    </w:p>
+    <w:p>
+      <w:pPr>
+        <w:ind w:left="360"/>
+        <w:rPr>
+          <w:rFonts w:ascii="Times New Roman" w:hAnsi="Times New Roman" w:cs="Times New Roman"/>
+        </w:rPr>
+      </w:pPr>
+      <w:r>
+        <w:rPr>
+          <w:rFonts w:ascii="Times New Roman" w:hAnsi="Times New Roman" w:cs="Times New Roman"/>
+        </w:rPr>
+        <w:t>The OffboardingCase entity is the central operational record in the database. It stores the case number, employee information, designation, organizational department, final working date, line manager, case status, creator, timestamps, and current workflow phase. The case_number field is unique, while current_phase_id references the phase currently responsible for processing the case.</w:t>
+      </w:r>
+    </w:p>
+    <w:p>
+      <w:pPr>
+        <w:ind w:left="360"/>
+        <w:rPr>
+          <w:rFonts w:ascii="Times New Roman" w:hAnsi="Times New Roman" w:cs="Times New Roman"/>
+        </w:rPr>
+      </w:pPr>
+      <w:r>
+        <w:rPr>
+          <w:rFonts w:ascii="Times New Roman" w:hAnsi="Times New Roman" w:cs="Times New Roman"/>
+        </w:rPr>
+        <w:t>One offboarding case may contain multiple workflow tasks and audit-log records. The case also maintains created_at, updated_at, and closed_at timestamps to support lifecycle tracking.</w:t>
+      </w:r>
+    </w:p>
+    <w:p>
+      <w:pPr>
+        <w:pStyle w:val="Heading3"/>
+        <w:numPr>
+          <w:ilvl w:val="2"/>
+          <w:numId w:val="2"/>
+        </w:numPr>
+        <w:rPr>
+          <w:rFonts w:ascii="Times New Roman" w:hAnsi="Times New Roman" w:cs="Times New Roman"/>
+          <w:b/>
+          <w:color w:val="auto"/>
+        </w:rPr>
+      </w:pPr>
+      <w:bookmarkStart w:id="60" w:name="_Toc236314009"/>
+      <w:r>
+        <w:rPr>
+          <w:rFonts w:ascii="Times New Roman" w:hAnsi="Times New Roman" w:cs="Times New Roman"/>
+          <w:b/>
+          <w:color w:val="auto"/>
+        </w:rPr>
+        <w:t>WorkflowTask</w:t>
+      </w:r>
+      <w:bookmarkEnd w:id="60"/>
+    </w:p>
+    <w:p>
+      <w:pPr>
+        <w:ind w:left="360"/>
+        <w:rPr>
+          <w:rFonts w:ascii="Times New Roman" w:hAnsi="Times New Roman" w:cs="Times New Roman"/>
+        </w:rPr>
+      </w:pPr>
+      <w:r>
+        <w:rPr>
+          <w:rFonts w:ascii="Times New Roman" w:hAnsi="Times New Roman" w:cs="Times New Roman"/>
+        </w:rPr>
+        <w:t>The WorkflowTask entity represents the execution of one workflow phase for one offboarding case. Each task belongs to an OffboardingCase and a WorkflowPhase through the case_id and phase_id foreign keys. It records the assigned email address, task status, assignment time, due time, opening time, and submission time.</w:t>
+      </w:r>
+    </w:p>
+    <w:p>
+      <w:pPr>
+        <w:ind w:left="360"/>
+        <w:rPr>
+          <w:rFonts w:ascii="Times New Roman" w:hAnsi="Times New Roman" w:cs="Times New Roman"/>
+        </w:rPr>
+      </w:pPr>
+      <w:r>
+        <w:rPr>
+          <w:rFonts w:ascii="Times New Roman" w:hAnsi="Times New Roman" w:cs="Times New Roman"/>
+        </w:rPr>
+        <w:lastRenderedPageBreak/>
+        <w:t>A unique constraint on case_id and phase_id ensures that the same workflow phase cannot generate more than one task for a particular case. One workflow task may contain multiple checklist responses, task-access grants, and email notifications.</w:t>
+      </w:r>
+    </w:p>
+    <w:p>
+      <w:pPr>
+        <w:pStyle w:val="Heading3"/>
+        <w:numPr>
+          <w:ilvl w:val="2"/>
+          <w:numId w:val="2"/>
+        </w:numPr>
+        <w:rPr>
+          <w:rFonts w:ascii="Times New Roman" w:hAnsi="Times New Roman" w:cs="Times New Roman"/>
+          <w:b/>
+          <w:color w:val="auto"/>
+        </w:rPr>
+      </w:pPr>
+      <w:bookmarkStart w:id="61" w:name="_Toc236314010"/>
+      <w:r>
+        <w:rPr>
+          <w:rFonts w:ascii="Times New Roman" w:hAnsi="Times New Roman" w:cs="Times New Roman"/>
+          <w:b/>
+          <w:color w:val="auto"/>
+        </w:rPr>
+        <w:t>ChecklistResponse</w:t>
+      </w:r>
+      <w:bookmarkEnd w:id="61"/>
+      <w:r>
+        <w:rPr>
+          <w:rFonts w:ascii="Times New Roman" w:hAnsi="Times New Roman" w:cs="Times New Roman"/>
+          <w:b/>
+          <w:color w:val="auto"/>
+        </w:rPr>
+        <w:t xml:space="preserve"> </w:t>
+      </w:r>
+    </w:p>
+    <w:p>
+      <w:pPr>
+        <w:ind w:left="360"/>
+        <w:rPr>
+          <w:rFonts w:ascii="Times New Roman" w:hAnsi="Times New Roman" w:cs="Times New Roman"/>
+        </w:rPr>
+      </w:pPr>
+      <w:r>
+        <w:rPr>
+          <w:rFonts w:ascii="Times New Roman" w:hAnsi="Times New Roman" w:cs="Times New Roman"/>
+        </w:rPr>
+        <w:t>The ChecklistResponse entity stores the submitted result for one checklist item within a workflow task. Each response references an offboarding case, workflow task, checklist item, and responsible department employee. It also records the response status, optional reason, submitting identity, and submission timestamp.</w:t>
+      </w:r>
+    </w:p>
+    <w:p>
+      <w:pPr>
+        <w:ind w:left="360"/>
+      </w:pPr>
+      <w:r>
+        <w:t>A unique constraint on workflow_task_id and checklist_item_id prevents the same checklist item from receiving more than one stored response within the same task.</w:t>
+      </w:r>
+    </w:p>
+    <w:p>
+      <w:pPr>
+        <w:pStyle w:val="Heading3"/>
+        <w:numPr>
+          <w:ilvl w:val="2"/>
+          <w:numId w:val="2"/>
+        </w:numPr>
+        <w:rPr>
+          <w:rFonts w:ascii="Times New Roman" w:hAnsi="Times New Roman" w:cs="Times New Roman"/>
+          <w:b/>
+          <w:color w:val="auto"/>
+        </w:rPr>
+      </w:pPr>
+      <w:bookmarkStart w:id="62" w:name="_Toc236314011"/>
+      <w:r>
+        <w:rPr>
+          <w:rFonts w:ascii="Times New Roman" w:hAnsi="Times New Roman" w:cs="Times New Roman"/>
+          <w:b/>
+          <w:color w:val="auto"/>
+        </w:rPr>
+        <w:t>TaskAccessGrant</w:t>
+      </w:r>
+      <w:bookmarkEnd w:id="62"/>
+    </w:p>
+    <w:p>
+      <w:pPr>
+        <w:ind w:left="360"/>
+        <w:rPr>
+          <w:rFonts w:ascii="Times New Roman" w:hAnsi="Times New Roman" w:cs="Times New Roman"/>
+        </w:rPr>
+      </w:pPr>
+      <w:r>
+        <w:rPr>
+          <w:rFonts w:ascii="Times New Roman" w:hAnsi="Times New Roman" w:cs="Times New Roman"/>
+        </w:rPr>
+        <w:t>The TaskAccessGrant entity supports secure, task-specific access for departments that do not use permanent portal accounts. Each grant belongs to one workflow task and records the SHA-256 hash of the access token, intended recipient email, expiration time, creation time, access count, most recent access time, consumption time, and revocation time.</w:t>
+      </w:r>
+    </w:p>
+    <w:p>
+      <w:pPr>
+        <w:ind w:left="360"/>
+        <w:rPr>
+          <w:rFonts w:ascii="Times New Roman" w:hAnsi="Times New Roman" w:cs="Times New Roman"/>
+        </w:rPr>
+      </w:pPr>
+      <w:r>
+        <w:rPr>
+          <w:rFonts w:ascii="Times New Roman" w:hAnsi="Times New Roman" w:cs="Times New Roman"/>
+        </w:rPr>
+        <w:t>The raw token sent through email is not stored in the database. The token_hash field is unique, and multiple historical grants may exist for one task when links are replaced, revoked, or consumed.</w:t>
+      </w:r>
+    </w:p>
+    <w:p>
+      <w:pPr>
+        <w:pStyle w:val="Heading3"/>
+        <w:numPr>
+          <w:ilvl w:val="2"/>
+          <w:numId w:val="2"/>
+        </w:numPr>
+        <w:rPr>
+          <w:rFonts w:ascii="Times New Roman" w:hAnsi="Times New Roman" w:cs="Times New Roman"/>
+          <w:b/>
+          <w:color w:val="auto"/>
+        </w:rPr>
+      </w:pPr>
+      <w:bookmarkStart w:id="63" w:name="_Toc236314012"/>
+      <w:r>
+        <w:rPr>
+          <w:rFonts w:ascii="Times New Roman" w:hAnsi="Times New Roman" w:cs="Times New Roman"/>
+          <w:b/>
+          <w:color w:val="auto"/>
+        </w:rPr>
+        <w:t>AuditLog</w:t>
+      </w:r>
+      <w:bookmarkEnd w:id="63"/>
+    </w:p>
+    <w:p>
+      <w:pPr>
+        <w:ind w:left="360"/>
+        <w:rPr>
+          <w:rFonts w:ascii="Times New Roman" w:hAnsi="Times New Roman" w:cs="Times New Roman"/>
+        </w:rPr>
+      </w:pPr>
+      <w:r>
+        <w:rPr>
+          <w:rFonts w:ascii="Times New Roman" w:hAnsi="Times New Roman" w:cs="Times New Roman"/>
+        </w:rPr>
+        <w:t>The AuditLog entity stores a chronological history of significant actions associated with an offboarding case. Each record references one case and contains an action identifier, the responsible actor, optional event details, and the event timestamp. Examples of recorded events include task creation, task opening, checklist submission, secure-link activation, notification delivery, final approval, and case closure.</w:t>
+      </w:r>
+      <w:r>
+        <w:rPr>
+          <w:rFonts w:ascii="Times New Roman" w:hAnsi="Times New Roman" w:cs="Times New Roman"/>
+        </w:rPr>
+        <w:tab/>
+      </w:r>
+    </w:p>
+    <w:p>
+      <w:pPr>
+        <w:ind w:left="360"/>
+        <w:rPr>
+          <w:rFonts w:ascii="Times New Roman" w:hAnsi="Times New Roman" w:cs="Times New Roman"/>
+        </w:rPr>
+      </w:pPr>
+      <w:r>
+        <w:rPr>
+          <w:rFonts w:ascii="Times New Roman" w:hAnsi="Times New Roman" w:cs="Times New Roman"/>
+        </w:rPr>
+        <w:t>An index on case_id and created_at supports efficient retrieval of a case’s audit history in chronological order.</w:t>
+      </w:r>
+    </w:p>
+    <w:p>
+      <w:pPr>
+        <w:pStyle w:val="Heading3"/>
+        <w:numPr>
+          <w:ilvl w:val="2"/>
+          <w:numId w:val="2"/>
+        </w:numPr>
+        <w:rPr>
+          <w:rFonts w:ascii="Times New Roman" w:hAnsi="Times New Roman" w:cs="Times New Roman"/>
+          <w:b/>
+          <w:color w:val="auto"/>
+        </w:rPr>
+      </w:pPr>
+      <w:bookmarkStart w:id="64" w:name="_Toc236314013"/>
+      <w:r>
+        <w:rPr>
+          <w:rFonts w:ascii="Times New Roman" w:hAnsi="Times New Roman" w:cs="Times New Roman"/>
+          <w:b/>
+          <w:color w:val="auto"/>
+        </w:rPr>
+        <w:t>EmailNotification</w:t>
+      </w:r>
+      <w:bookmarkEnd w:id="64"/>
+    </w:p>
+    <w:p>
+      <w:pPr>
+        <w:ind w:left="360"/>
+        <w:rPr>
+          <w:rFonts w:ascii="Times New Roman" w:hAnsi="Times New Roman" w:cs="Times New Roman"/>
+        </w:rPr>
+      </w:pPr>
+      <w:r>
+        <w:rPr>
+          <w:rFonts w:ascii="Times New Roman" w:hAnsi="Times New Roman" w:cs="Times New Roman"/>
+        </w:rPr>
+        <w:t>The EmailNotification entity records emails created and delivered during the workflow. Each notification is associated with both an offboarding case and a workflow task. It records the notification category, recipient email, subject, delivery status, optional deduplication key, provider message identifier, error details, creation time, attempt time, and successful sending time.</w:t>
+      </w:r>
+    </w:p>
+    <w:p>
+      <w:pPr>
+        <w:ind w:left="360"/>
+        <w:rPr>
+          <w:rFonts w:ascii="Times New Roman" w:hAnsi="Times New Roman" w:cs="Times New Roman"/>
+        </w:rPr>
+      </w:pPr>
+      <w:r>
+        <w:rPr>
+          <w:rFonts w:ascii="Times New Roman" w:hAnsi="Times New Roman" w:cs="Times New Roman"/>
+        </w:rPr>
+        <w:t>The entity supports assignment emails, replacement secure-link emails, and overdue escalation messages. Its indexes support queries by case and delivery status, as well as by workflow task and notification type.</w:t>
+      </w:r>
+    </w:p>
+    <w:p>
+      <w:pPr>
+        <w:ind w:left="360"/>
+        <w:rPr>
+          <w:rFonts w:ascii="Times New Roman" w:hAnsi="Times New Roman" w:cs="Times New Roman"/>
+        </w:rPr>
+      </w:pPr>
+    </w:p>
+    <w:p>
+      <w:pPr>
+        <w:ind w:left="360"/>
+        <w:rPr>
+          <w:rFonts w:ascii="Times New Roman" w:hAnsi="Times New Roman" w:cs="Times New Roman"/>
+        </w:rPr>
+      </w:pPr>
+      <w:r>
+        <w:rPr>
+          <w:rFonts w:ascii="Times New Roman" w:hAnsi="Times New Roman" w:cs="Times New Roman"/>
+        </w:rPr>
+        <w:t>.</w:t>
+      </w:r>
+    </w:p>
+    <w:p>
+      <w:pPr>
+        <w:ind w:left="360"/>
+        <w:rPr>
+          <w:rFonts w:ascii="Times New Roman" w:hAnsi="Times New Roman" w:cs="Times New Roman"/>
+        </w:rPr>
+      </w:pPr>
+    </w:p>
+    <w:p>
+      <w:pPr>
+        <w:ind w:left="360"/>
+        <w:rPr>
+          <w:rFonts w:ascii="Times New Roman" w:hAnsi="Times New Roman" w:cs="Times New Roman"/>
+        </w:rPr>
+      </w:pPr>
+    </w:p>
+    <w:p>
+      <w:pPr>
+        <w:rPr>
+          <w:rFonts w:ascii="Times New Roman" w:hAnsi="Times New Roman" w:cs="Times New Roman"/>
+        </w:rPr>
+      </w:pPr>
+    </w:p>
+    <w:p>
+      <w:pPr>
+        <w:ind w:left="360"/>
+        <w:rPr>
+          <w:rFonts w:ascii="Times New Roman" w:hAnsi="Times New Roman" w:cs="Times New Roman"/>
+        </w:rPr>
+      </w:pPr>
+    </w:p>
+    <w:p>
+      <w:pPr>
+        <w:ind w:left="360"/>
+        <w:rPr>
+          <w:rFonts w:ascii="Times New Roman" w:hAnsi="Times New Roman" w:cs="Times New Roman"/>
+        </w:rPr>
+      </w:pPr>
+    </w:p>
+    <w:p>
+      <w:pPr>
+        <w:rPr>
+          <w:rFonts w:ascii="Times New Roman" w:hAnsi="Times New Roman" w:cs="Times New Roman"/>
+        </w:rPr>
+      </w:pPr>
+    </w:p>
+    <w:p>
+      <w:pPr>
+        <w:ind w:left="360"/>
+        <w:rPr>
+          <w:rFonts w:ascii="Times New Roman" w:hAnsi="Times New Roman" w:cs="Times New Roman"/>
+        </w:rPr>
+      </w:pPr>
+    </w:p>
+    <w:p>
+      <w:pPr>
+        <w:ind w:left="360"/>
+        <w:rPr>
+          <w:rFonts w:ascii="Times New Roman" w:hAnsi="Times New Roman" w:cs="Times New Roman"/>
+        </w:rPr>
+      </w:pPr>
+    </w:p>
+    <w:p>
+      <w:pPr>
+        <w:ind w:left="360"/>
+        <w:rPr>
+          <w:rFonts w:ascii="Times New Roman" w:hAnsi="Times New Roman" w:cs="Times New Roman"/>
+        </w:rPr>
+      </w:pPr>
+    </w:p>
+    <w:p>
+      <w:pPr>
+        <w:ind w:left="360"/>
+        <w:rPr>
+          <w:rFonts w:ascii="Times New Roman" w:hAnsi="Times New Roman" w:cs="Times New Roman"/>
+        </w:rPr>
       </w:pPr>
     </w:p>
     <w:p>
@@ -12866,38 +15737,6 @@
     </w:sectPr>
   </w:body>
 </w:document>
-</file>
-
-<file path=word/comments.xml><?xml version="1.0" encoding="utf-8"?>
-<w:comments xmlns:wpc="http://schemas.microsoft.com/office/word/2010/wordprocessingCanvas" xmlns:cx="http://schemas.microsoft.com/office/drawing/2014/chartex" xmlns:cx1="http://schemas.microsoft.com/office/drawing/2015/9/8/chartex" xmlns:mc="http://schemas.openxmlformats.org/markup-compatibility/2006" xmlns:o="urn:schemas-microsoft-com:office:office" xmlns:r="http://schemas.openxmlformats.org/officeDocument/2006/relationships" xmlns:m="http://schemas.openxmlformats.org/officeDocument/2006/math" xmlns:v="urn:schemas-microsoft-com:vml" xmlns:wp14="http://schemas.microsoft.com/office/word/2010/wordprocessingDrawing" xmlns:wp="http://schemas.openxmlformats.org/drawingml/2006/wordprocessingDrawing" xmlns:w10="urn:schemas-microsoft-com:office:word" xmlns:w="http://schemas.openxmlformats.org/wordprocessingml/2006/main" xmlns:w14="http://schemas.microsoft.com/office/word/2010/wordml" xmlns:w15="http://schemas.microsoft.com/office/word/2012/wordml" xmlns:w16se="http://schemas.microsoft.com/office/word/2015/wordml/symex" xmlns:wpg="http://schemas.microsoft.com/office/word/2010/wordprocessingGroup" xmlns:wpi="http://schemas.microsoft.com/office/word/2010/wordprocessingInk" xmlns:wne="http://schemas.microsoft.com/office/word/2006/wordml" xmlns:wps="http://schemas.microsoft.com/office/word/2010/wordprocessingShape" mc:Ignorable="w14 w15 w16se wp14">
-  <w:comment w:id="40" w:author="Internee" w:date="2026-07-28T15:00:00Z" w:initials="I">
-    <w:p>
-      <w:pPr>
-        <w:pStyle w:val="CommentText"/>
-      </w:pPr>
-      <w:r>
-        <w:rPr>
-          <w:rStyle w:val="CommentReference"/>
-        </w:rPr>
-        <w:annotationRef/>
-      </w:r>
-      <w:r>
-        <w:t>Convert to a clickable link.</w:t>
-      </w:r>
-    </w:p>
-    <w:p>
-      <w:pPr>
-        <w:pStyle w:val="CommentText"/>
-      </w:pPr>
-    </w:p>
-  </w:comment>
-</w:comments>
-</file>
-
-<file path=word/commentsExtended.xml><?xml version="1.0" encoding="utf-8"?>
-<w15:commentsEx xmlns:wpc="http://schemas.microsoft.com/office/word/2010/wordprocessingCanvas" xmlns:cx="http://schemas.microsoft.com/office/drawing/2014/chartex" xmlns:cx1="http://schemas.microsoft.com/office/drawing/2015/9/8/chartex" xmlns:mc="http://schemas.openxmlformats.org/markup-compatibility/2006" xmlns:o="urn:schemas-microsoft-com:office:office" xmlns:r="http://schemas.openxmlformats.org/officeDocument/2006/relationships" xmlns:m="http://schemas.openxmlformats.org/officeDocument/2006/math" xmlns:v="urn:schemas-microsoft-com:vml" xmlns:wp14="http://schemas.microsoft.com/office/word/2010/wordprocessingDrawing" xmlns:wp="http://schemas.openxmlformats.org/drawingml/2006/wordprocessingDrawing" xmlns:w10="urn:schemas-microsoft-com:office:word" xmlns:w="http://schemas.openxmlformats.org/wordprocessingml/2006/main" xmlns:w14="http://schemas.microsoft.com/office/word/2010/wordml" xmlns:w15="http://schemas.microsoft.com/office/word/2012/wordml" xmlns:w16se="http://schemas.microsoft.com/office/word/2015/wordml/symex" xmlns:wpg="http://schemas.microsoft.com/office/word/2010/wordprocessingGroup" xmlns:wpi="http://schemas.microsoft.com/office/word/2010/wordprocessingInk" xmlns:wne="http://schemas.microsoft.com/office/word/2006/wordml" xmlns:wps="http://schemas.microsoft.com/office/word/2010/wordprocessingShape" mc:Ignorable="w14 w15 w16se wp14">
-  <w15:commentEx w15:paraId="64364FD7" w15:done="0"/>
-</w15:commentsEx>
 </file>
 
 <file path=word/endnotes.xml><?xml version="1.0" encoding="utf-8"?>
@@ -14185,6 +17024,92 @@
     </w:lvl>
   </w:abstractNum>
   <w:abstractNum w:abstractNumId="12" w15:restartNumberingAfterBreak="0">
+    <w:nsid w:val="3B4F789F"/>
+    <w:multiLevelType w:val="hybridMultilevel"/>
+    <w:tmpl w:val="6AD609CC"/>
+    <w:lvl w:ilvl="0" w:tplc="0409000F">
+      <w:start w:val="1"/>
+      <w:numFmt w:val="decimal"/>
+      <w:lvlText w:val="%1."/>
+      <w:lvlJc w:val="left"/>
+      <w:pPr>
+        <w:ind w:left="2160" w:hanging="360"/>
+      </w:pPr>
+    </w:lvl>
+    <w:lvl w:ilvl="1" w:tplc="04090019" w:tentative="1">
+      <w:start w:val="1"/>
+      <w:numFmt w:val="lowerLetter"/>
+      <w:lvlText w:val="%2."/>
+      <w:lvlJc w:val="left"/>
+      <w:pPr>
+        <w:ind w:left="2880" w:hanging="360"/>
+      </w:pPr>
+    </w:lvl>
+    <w:lvl w:ilvl="2" w:tplc="0409001B" w:tentative="1">
+      <w:start w:val="1"/>
+      <w:numFmt w:val="lowerRoman"/>
+      <w:lvlText w:val="%3."/>
+      <w:lvlJc w:val="right"/>
+      <w:pPr>
+        <w:ind w:left="3600" w:hanging="180"/>
+      </w:pPr>
+    </w:lvl>
+    <w:lvl w:ilvl="3" w:tplc="0409000F" w:tentative="1">
+      <w:start w:val="1"/>
+      <w:numFmt w:val="decimal"/>
+      <w:lvlText w:val="%4."/>
+      <w:lvlJc w:val="left"/>
+      <w:pPr>
+        <w:ind w:left="4320" w:hanging="360"/>
+      </w:pPr>
+    </w:lvl>
+    <w:lvl w:ilvl="4" w:tplc="04090019" w:tentative="1">
+      <w:start w:val="1"/>
+      <w:numFmt w:val="lowerLetter"/>
+      <w:lvlText w:val="%5."/>
+      <w:lvlJc w:val="left"/>
+      <w:pPr>
+        <w:ind w:left="5040" w:hanging="360"/>
+      </w:pPr>
+    </w:lvl>
+    <w:lvl w:ilvl="5" w:tplc="0409001B" w:tentative="1">
+      <w:start w:val="1"/>
+      <w:numFmt w:val="lowerRoman"/>
+      <w:lvlText w:val="%6."/>
+      <w:lvlJc w:val="right"/>
+      <w:pPr>
+        <w:ind w:left="5760" w:hanging="180"/>
+      </w:pPr>
+    </w:lvl>
+    <w:lvl w:ilvl="6" w:tplc="0409000F" w:tentative="1">
+      <w:start w:val="1"/>
+      <w:numFmt w:val="decimal"/>
+      <w:lvlText w:val="%7."/>
+      <w:lvlJc w:val="left"/>
+      <w:pPr>
+        <w:ind w:left="6480" w:hanging="360"/>
+      </w:pPr>
+    </w:lvl>
+    <w:lvl w:ilvl="7" w:tplc="04090019" w:tentative="1">
+      <w:start w:val="1"/>
+      <w:numFmt w:val="lowerLetter"/>
+      <w:lvlText w:val="%8."/>
+      <w:lvlJc w:val="left"/>
+      <w:pPr>
+        <w:ind w:left="7200" w:hanging="360"/>
+      </w:pPr>
+    </w:lvl>
+    <w:lvl w:ilvl="8" w:tplc="0409001B" w:tentative="1">
+      <w:start w:val="1"/>
+      <w:numFmt w:val="lowerRoman"/>
+      <w:lvlText w:val="%9."/>
+      <w:lvlJc w:val="right"/>
+      <w:pPr>
+        <w:ind w:left="7920" w:hanging="180"/>
+      </w:pPr>
+    </w:lvl>
+  </w:abstractNum>
+  <w:abstractNum w:abstractNumId="13" w15:restartNumberingAfterBreak="0">
     <w:nsid w:val="3BB84309"/>
     <w:multiLevelType w:val="hybridMultilevel"/>
     <w:tmpl w:val="56464EEA"/>
@@ -14273,7 +17198,7 @@
       </w:pPr>
     </w:lvl>
   </w:abstractNum>
-  <w:abstractNum w:abstractNumId="13" w15:restartNumberingAfterBreak="0">
+  <w:abstractNum w:abstractNumId="14" w15:restartNumberingAfterBreak="0">
     <w:nsid w:val="3BD76CA9"/>
     <w:multiLevelType w:val="hybridMultilevel"/>
     <w:tmpl w:val="CFC8B43E"/>
@@ -14362,7 +17287,7 @@
       </w:pPr>
     </w:lvl>
   </w:abstractNum>
-  <w:abstractNum w:abstractNumId="14" w15:restartNumberingAfterBreak="0">
+  <w:abstractNum w:abstractNumId="15" w15:restartNumberingAfterBreak="0">
     <w:nsid w:val="40CF04E8"/>
     <w:multiLevelType w:val="hybridMultilevel"/>
     <w:tmpl w:val="F886E774"/>
@@ -14451,7 +17376,7 @@
       </w:pPr>
     </w:lvl>
   </w:abstractNum>
-  <w:abstractNum w:abstractNumId="15" w15:restartNumberingAfterBreak="0">
+  <w:abstractNum w:abstractNumId="16" w15:restartNumberingAfterBreak="0">
     <w:nsid w:val="41C741AC"/>
     <w:multiLevelType w:val="multilevel"/>
     <w:tmpl w:val="C02C0AAC"/>
@@ -14575,7 +17500,7 @@
       </w:rPr>
     </w:lvl>
   </w:abstractNum>
-  <w:abstractNum w:abstractNumId="16" w15:restartNumberingAfterBreak="0">
+  <w:abstractNum w:abstractNumId="17" w15:restartNumberingAfterBreak="0">
     <w:nsid w:val="422A1A23"/>
     <w:multiLevelType w:val="hybridMultilevel"/>
     <w:tmpl w:val="EF4CCB2A"/>
@@ -14664,121 +17589,8 @@
       </w:pPr>
     </w:lvl>
   </w:abstractNum>
-  <w:abstractNum w:abstractNumId="17" w15:restartNumberingAfterBreak="0">
-    <w:nsid w:val="457C628A"/>
-    <w:multiLevelType w:val="hybridMultilevel"/>
-    <w:tmpl w:val="10469334"/>
-    <w:lvl w:ilvl="0" w:tplc="04090001">
-      <w:start w:val="1"/>
-      <w:numFmt w:val="bullet"/>
-      <w:lvlText w:val=""/>
-      <w:lvlJc w:val="left"/>
-      <w:pPr>
-        <w:ind w:left="1088" w:hanging="360"/>
-      </w:pPr>
-      <w:rPr>
-        <w:rFonts w:ascii="Symbol" w:hAnsi="Symbol" w:hint="default"/>
-      </w:rPr>
-    </w:lvl>
-    <w:lvl w:ilvl="1" w:tplc="04090003" w:tentative="1">
-      <w:start w:val="1"/>
-      <w:numFmt w:val="bullet"/>
-      <w:lvlText w:val="o"/>
-      <w:lvlJc w:val="left"/>
-      <w:pPr>
-        <w:ind w:left="1808" w:hanging="360"/>
-      </w:pPr>
-      <w:rPr>
-        <w:rFonts w:ascii="Courier New" w:hAnsi="Courier New" w:cs="Courier New" w:hint="default"/>
-      </w:rPr>
-    </w:lvl>
-    <w:lvl w:ilvl="2" w:tplc="04090005" w:tentative="1">
-      <w:start w:val="1"/>
-      <w:numFmt w:val="bullet"/>
-      <w:lvlText w:val=""/>
-      <w:lvlJc w:val="left"/>
-      <w:pPr>
-        <w:ind w:left="2528" w:hanging="360"/>
-      </w:pPr>
-      <w:rPr>
-        <w:rFonts w:ascii="Wingdings" w:hAnsi="Wingdings" w:hint="default"/>
-      </w:rPr>
-    </w:lvl>
-    <w:lvl w:ilvl="3" w:tplc="04090001" w:tentative="1">
-      <w:start w:val="1"/>
-      <w:numFmt w:val="bullet"/>
-      <w:lvlText w:val=""/>
-      <w:lvlJc w:val="left"/>
-      <w:pPr>
-        <w:ind w:left="3248" w:hanging="360"/>
-      </w:pPr>
-      <w:rPr>
-        <w:rFonts w:ascii="Symbol" w:hAnsi="Symbol" w:hint="default"/>
-      </w:rPr>
-    </w:lvl>
-    <w:lvl w:ilvl="4" w:tplc="04090003" w:tentative="1">
-      <w:start w:val="1"/>
-      <w:numFmt w:val="bullet"/>
-      <w:lvlText w:val="o"/>
-      <w:lvlJc w:val="left"/>
-      <w:pPr>
-        <w:ind w:left="3968" w:hanging="360"/>
-      </w:pPr>
-      <w:rPr>
-        <w:rFonts w:ascii="Courier New" w:hAnsi="Courier New" w:cs="Courier New" w:hint="default"/>
-      </w:rPr>
-    </w:lvl>
-    <w:lvl w:ilvl="5" w:tplc="04090005" w:tentative="1">
-      <w:start w:val="1"/>
-      <w:numFmt w:val="bullet"/>
-      <w:lvlText w:val=""/>
-      <w:lvlJc w:val="left"/>
-      <w:pPr>
-        <w:ind w:left="4688" w:hanging="360"/>
-      </w:pPr>
-      <w:rPr>
-        <w:rFonts w:ascii="Wingdings" w:hAnsi="Wingdings" w:hint="default"/>
-      </w:rPr>
-    </w:lvl>
-    <w:lvl w:ilvl="6" w:tplc="04090001" w:tentative="1">
-      <w:start w:val="1"/>
-      <w:numFmt w:val="bullet"/>
-      <w:lvlText w:val=""/>
-      <w:lvlJc w:val="left"/>
-      <w:pPr>
-        <w:ind w:left="5408" w:hanging="360"/>
-      </w:pPr>
-      <w:rPr>
-        <w:rFonts w:ascii="Symbol" w:hAnsi="Symbol" w:hint="default"/>
-      </w:rPr>
-    </w:lvl>
-    <w:lvl w:ilvl="7" w:tplc="04090003" w:tentative="1">
-      <w:start w:val="1"/>
-      <w:numFmt w:val="bullet"/>
-      <w:lvlText w:val="o"/>
-      <w:lvlJc w:val="left"/>
-      <w:pPr>
-        <w:ind w:left="6128" w:hanging="360"/>
-      </w:pPr>
-      <w:rPr>
-        <w:rFonts w:ascii="Courier New" w:hAnsi="Courier New" w:cs="Courier New" w:hint="default"/>
-      </w:rPr>
-    </w:lvl>
-    <w:lvl w:ilvl="8" w:tplc="04090005" w:tentative="1">
-      <w:start w:val="1"/>
-      <w:numFmt w:val="bullet"/>
-      <w:lvlText w:val=""/>
-      <w:lvlJc w:val="left"/>
-      <w:pPr>
-        <w:ind w:left="6848" w:hanging="360"/>
-      </w:pPr>
-      <w:rPr>
-        <w:rFonts w:ascii="Wingdings" w:hAnsi="Wingdings" w:hint="default"/>
-      </w:rPr>
-    </w:lvl>
-  </w:abstractNum>
   <w:abstractNum w:abstractNumId="18" w15:restartNumberingAfterBreak="0">
-    <w:nsid w:val="46130471"/>
+    <w:nsid w:val="424477F5"/>
     <w:multiLevelType w:val="multilevel"/>
     <w:tmpl w:val="C02C0AAC"/>
     <w:lvl w:ilvl="0">
@@ -14902,98 +17714,122 @@
     </w:lvl>
   </w:abstractNum>
   <w:abstractNum w:abstractNumId="19" w15:restartNumberingAfterBreak="0">
-    <w:nsid w:val="4F177284"/>
+    <w:nsid w:val="457C628A"/>
     <w:multiLevelType w:val="hybridMultilevel"/>
-    <w:tmpl w:val="A66CE7F4"/>
-    <w:lvl w:ilvl="0" w:tplc="0409000F">
-      <w:start w:val="1"/>
-      <w:numFmt w:val="decimal"/>
-      <w:lvlText w:val="%1."/>
-      <w:lvlJc w:val="left"/>
-      <w:pPr>
-        <w:ind w:left="720" w:hanging="360"/>
+    <w:tmpl w:val="10469334"/>
+    <w:lvl w:ilvl="0" w:tplc="04090001">
+      <w:start w:val="1"/>
+      <w:numFmt w:val="bullet"/>
+      <w:lvlText w:val=""/>
+      <w:lvlJc w:val="left"/>
+      <w:pPr>
+        <w:ind w:left="1088" w:hanging="360"/>
       </w:pPr>
       <w:rPr>
-        <w:rFonts w:hint="default"/>
+        <w:rFonts w:ascii="Symbol" w:hAnsi="Symbol" w:hint="default"/>
       </w:rPr>
     </w:lvl>
-    <w:lvl w:ilvl="1" w:tplc="04090019" w:tentative="1">
-      <w:start w:val="1"/>
-      <w:numFmt w:val="lowerLetter"/>
-      <w:lvlText w:val="%2."/>
-      <w:lvlJc w:val="left"/>
-      <w:pPr>
-        <w:ind w:left="1440" w:hanging="360"/>
-      </w:pPr>
-    </w:lvl>
-    <w:lvl w:ilvl="2" w:tplc="0409001B" w:tentative="1">
-      <w:start w:val="1"/>
-      <w:numFmt w:val="lowerRoman"/>
-      <w:lvlText w:val="%3."/>
-      <w:lvlJc w:val="right"/>
-      <w:pPr>
-        <w:ind w:left="2160" w:hanging="180"/>
-      </w:pPr>
-    </w:lvl>
-    <w:lvl w:ilvl="3" w:tplc="0409000F" w:tentative="1">
-      <w:start w:val="1"/>
-      <w:numFmt w:val="decimal"/>
-      <w:lvlText w:val="%4."/>
-      <w:lvlJc w:val="left"/>
-      <w:pPr>
-        <w:ind w:left="2880" w:hanging="360"/>
-      </w:pPr>
-    </w:lvl>
-    <w:lvl w:ilvl="4" w:tplc="04090019" w:tentative="1">
-      <w:start w:val="1"/>
-      <w:numFmt w:val="lowerLetter"/>
-      <w:lvlText w:val="%5."/>
-      <w:lvlJc w:val="left"/>
-      <w:pPr>
-        <w:ind w:left="3600" w:hanging="360"/>
-      </w:pPr>
-    </w:lvl>
-    <w:lvl w:ilvl="5" w:tplc="0409001B" w:tentative="1">
-      <w:start w:val="1"/>
-      <w:numFmt w:val="lowerRoman"/>
-      <w:lvlText w:val="%6."/>
-      <w:lvlJc w:val="right"/>
-      <w:pPr>
-        <w:ind w:left="4320" w:hanging="180"/>
-      </w:pPr>
-    </w:lvl>
-    <w:lvl w:ilvl="6" w:tplc="0409000F" w:tentative="1">
-      <w:start w:val="1"/>
-      <w:numFmt w:val="decimal"/>
-      <w:lvlText w:val="%7."/>
-      <w:lvlJc w:val="left"/>
-      <w:pPr>
-        <w:ind w:left="5040" w:hanging="360"/>
-      </w:pPr>
-    </w:lvl>
-    <w:lvl w:ilvl="7" w:tplc="04090019" w:tentative="1">
-      <w:start w:val="1"/>
-      <w:numFmt w:val="lowerLetter"/>
-      <w:lvlText w:val="%8."/>
-      <w:lvlJc w:val="left"/>
-      <w:pPr>
-        <w:ind w:left="5760" w:hanging="360"/>
-      </w:pPr>
-    </w:lvl>
-    <w:lvl w:ilvl="8" w:tplc="0409001B" w:tentative="1">
-      <w:start w:val="1"/>
-      <w:numFmt w:val="lowerRoman"/>
-      <w:lvlText w:val="%9."/>
-      <w:lvlJc w:val="right"/>
-      <w:pPr>
-        <w:ind w:left="6480" w:hanging="180"/>
-      </w:pPr>
+    <w:lvl w:ilvl="1" w:tplc="04090003" w:tentative="1">
+      <w:start w:val="1"/>
+      <w:numFmt w:val="bullet"/>
+      <w:lvlText w:val="o"/>
+      <w:lvlJc w:val="left"/>
+      <w:pPr>
+        <w:ind w:left="1808" w:hanging="360"/>
+      </w:pPr>
+      <w:rPr>
+        <w:rFonts w:ascii="Courier New" w:hAnsi="Courier New" w:cs="Courier New" w:hint="default"/>
+      </w:rPr>
+    </w:lvl>
+    <w:lvl w:ilvl="2" w:tplc="04090005" w:tentative="1">
+      <w:start w:val="1"/>
+      <w:numFmt w:val="bullet"/>
+      <w:lvlText w:val=""/>
+      <w:lvlJc w:val="left"/>
+      <w:pPr>
+        <w:ind w:left="2528" w:hanging="360"/>
+      </w:pPr>
+      <w:rPr>
+        <w:rFonts w:ascii="Wingdings" w:hAnsi="Wingdings" w:hint="default"/>
+      </w:rPr>
+    </w:lvl>
+    <w:lvl w:ilvl="3" w:tplc="04090001" w:tentative="1">
+      <w:start w:val="1"/>
+      <w:numFmt w:val="bullet"/>
+      <w:lvlText w:val=""/>
+      <w:lvlJc w:val="left"/>
+      <w:pPr>
+        <w:ind w:left="3248" w:hanging="360"/>
+      </w:pPr>
+      <w:rPr>
+        <w:rFonts w:ascii="Symbol" w:hAnsi="Symbol" w:hint="default"/>
+      </w:rPr>
+    </w:lvl>
+    <w:lvl w:ilvl="4" w:tplc="04090003" w:tentative="1">
+      <w:start w:val="1"/>
+      <w:numFmt w:val="bullet"/>
+      <w:lvlText w:val="o"/>
+      <w:lvlJc w:val="left"/>
+      <w:pPr>
+        <w:ind w:left="3968" w:hanging="360"/>
+      </w:pPr>
+      <w:rPr>
+        <w:rFonts w:ascii="Courier New" w:hAnsi="Courier New" w:cs="Courier New" w:hint="default"/>
+      </w:rPr>
+    </w:lvl>
+    <w:lvl w:ilvl="5" w:tplc="04090005" w:tentative="1">
+      <w:start w:val="1"/>
+      <w:numFmt w:val="bullet"/>
+      <w:lvlText w:val=""/>
+      <w:lvlJc w:val="left"/>
+      <w:pPr>
+        <w:ind w:left="4688" w:hanging="360"/>
+      </w:pPr>
+      <w:rPr>
+        <w:rFonts w:ascii="Wingdings" w:hAnsi="Wingdings" w:hint="default"/>
+      </w:rPr>
+    </w:lvl>
+    <w:lvl w:ilvl="6" w:tplc="04090001" w:tentative="1">
+      <w:start w:val="1"/>
+      <w:numFmt w:val="bullet"/>
+      <w:lvlText w:val=""/>
+      <w:lvlJc w:val="left"/>
+      <w:pPr>
+        <w:ind w:left="5408" w:hanging="360"/>
+      </w:pPr>
+      <w:rPr>
+        <w:rFonts w:ascii="Symbol" w:hAnsi="Symbol" w:hint="default"/>
+      </w:rPr>
+    </w:lvl>
+    <w:lvl w:ilvl="7" w:tplc="04090003" w:tentative="1">
+      <w:start w:val="1"/>
+      <w:numFmt w:val="bullet"/>
+      <w:lvlText w:val="o"/>
+      <w:lvlJc w:val="left"/>
+      <w:pPr>
+        <w:ind w:left="6128" w:hanging="360"/>
+      </w:pPr>
+      <w:rPr>
+        <w:rFonts w:ascii="Courier New" w:hAnsi="Courier New" w:cs="Courier New" w:hint="default"/>
+      </w:rPr>
+    </w:lvl>
+    <w:lvl w:ilvl="8" w:tplc="04090005" w:tentative="1">
+      <w:start w:val="1"/>
+      <w:numFmt w:val="bullet"/>
+      <w:lvlText w:val=""/>
+      <w:lvlJc w:val="left"/>
+      <w:pPr>
+        <w:ind w:left="6848" w:hanging="360"/>
+      </w:pPr>
+      <w:rPr>
+        <w:rFonts w:ascii="Wingdings" w:hAnsi="Wingdings" w:hint="default"/>
+      </w:rPr>
     </w:lvl>
   </w:abstractNum>
   <w:abstractNum w:abstractNumId="20" w15:restartNumberingAfterBreak="0">
-    <w:nsid w:val="51200076"/>
+    <w:nsid w:val="46130471"/>
     <w:multiLevelType w:val="multilevel"/>
-    <w:tmpl w:val="C02C0AAC"/>
+    <w:tmpl w:val="BACCC700"/>
     <w:lvl w:ilvl="0">
       <w:start w:val="1"/>
       <w:numFmt w:val="decimal"/>
@@ -15033,6 +17869,7 @@
       </w:pPr>
       <w:rPr>
         <w:rFonts w:eastAsiaTheme="majorEastAsia" w:hint="default"/>
+        <w:b/>
       </w:rPr>
     </w:lvl>
     <w:lvl w:ilvl="3">
@@ -15115,96 +17952,7 @@
     </w:lvl>
   </w:abstractNum>
   <w:abstractNum w:abstractNumId="21" w15:restartNumberingAfterBreak="0">
-    <w:nsid w:val="551852A4"/>
-    <w:multiLevelType w:val="hybridMultilevel"/>
-    <w:tmpl w:val="9926CA2C"/>
-    <w:lvl w:ilvl="0" w:tplc="D092ECE4">
-      <w:start w:val="1"/>
-      <w:numFmt w:val="decimal"/>
-      <w:lvlText w:val="%1."/>
-      <w:lvlJc w:val="left"/>
-      <w:pPr>
-        <w:ind w:left="1080" w:hanging="360"/>
-      </w:pPr>
-      <w:rPr>
-        <w:rFonts w:hint="default"/>
-      </w:rPr>
-    </w:lvl>
-    <w:lvl w:ilvl="1" w:tplc="04090019" w:tentative="1">
-      <w:start w:val="1"/>
-      <w:numFmt w:val="lowerLetter"/>
-      <w:lvlText w:val="%2."/>
-      <w:lvlJc w:val="left"/>
-      <w:pPr>
-        <w:ind w:left="1800" w:hanging="360"/>
-      </w:pPr>
-    </w:lvl>
-    <w:lvl w:ilvl="2" w:tplc="0409001B" w:tentative="1">
-      <w:start w:val="1"/>
-      <w:numFmt w:val="lowerRoman"/>
-      <w:lvlText w:val="%3."/>
-      <w:lvlJc w:val="right"/>
-      <w:pPr>
-        <w:ind w:left="2520" w:hanging="180"/>
-      </w:pPr>
-    </w:lvl>
-    <w:lvl w:ilvl="3" w:tplc="0409000F" w:tentative="1">
-      <w:start w:val="1"/>
-      <w:numFmt w:val="decimal"/>
-      <w:lvlText w:val="%4."/>
-      <w:lvlJc w:val="left"/>
-      <w:pPr>
-        <w:ind w:left="3240" w:hanging="360"/>
-      </w:pPr>
-    </w:lvl>
-    <w:lvl w:ilvl="4" w:tplc="04090019" w:tentative="1">
-      <w:start w:val="1"/>
-      <w:numFmt w:val="lowerLetter"/>
-      <w:lvlText w:val="%5."/>
-      <w:lvlJc w:val="left"/>
-      <w:pPr>
-        <w:ind w:left="3960" w:hanging="360"/>
-      </w:pPr>
-    </w:lvl>
-    <w:lvl w:ilvl="5" w:tplc="0409001B" w:tentative="1">
-      <w:start w:val="1"/>
-      <w:numFmt w:val="lowerRoman"/>
-      <w:lvlText w:val="%6."/>
-      <w:lvlJc w:val="right"/>
-      <w:pPr>
-        <w:ind w:left="4680" w:hanging="180"/>
-      </w:pPr>
-    </w:lvl>
-    <w:lvl w:ilvl="6" w:tplc="0409000F" w:tentative="1">
-      <w:start w:val="1"/>
-      <w:numFmt w:val="decimal"/>
-      <w:lvlText w:val="%7."/>
-      <w:lvlJc w:val="left"/>
-      <w:pPr>
-        <w:ind w:left="5400" w:hanging="360"/>
-      </w:pPr>
-    </w:lvl>
-    <w:lvl w:ilvl="7" w:tplc="04090019" w:tentative="1">
-      <w:start w:val="1"/>
-      <w:numFmt w:val="lowerLetter"/>
-      <w:lvlText w:val="%8."/>
-      <w:lvlJc w:val="left"/>
-      <w:pPr>
-        <w:ind w:left="6120" w:hanging="360"/>
-      </w:pPr>
-    </w:lvl>
-    <w:lvl w:ilvl="8" w:tplc="0409001B" w:tentative="1">
-      <w:start w:val="1"/>
-      <w:numFmt w:val="lowerRoman"/>
-      <w:lvlText w:val="%9."/>
-      <w:lvlJc w:val="right"/>
-      <w:pPr>
-        <w:ind w:left="6840" w:hanging="180"/>
-      </w:pPr>
-    </w:lvl>
-  </w:abstractNum>
-  <w:abstractNum w:abstractNumId="22" w15:restartNumberingAfterBreak="0">
-    <w:nsid w:val="59781CCB"/>
+    <w:nsid w:val="48610854"/>
     <w:multiLevelType w:val="multilevel"/>
     <w:tmpl w:val="C02C0AAC"/>
     <w:lvl w:ilvl="0">
@@ -15327,8 +18075,97 @@
       </w:rPr>
     </w:lvl>
   </w:abstractNum>
+  <w:abstractNum w:abstractNumId="22" w15:restartNumberingAfterBreak="0">
+    <w:nsid w:val="4F177284"/>
+    <w:multiLevelType w:val="hybridMultilevel"/>
+    <w:tmpl w:val="A66CE7F4"/>
+    <w:lvl w:ilvl="0" w:tplc="0409000F">
+      <w:start w:val="1"/>
+      <w:numFmt w:val="decimal"/>
+      <w:lvlText w:val="%1."/>
+      <w:lvlJc w:val="left"/>
+      <w:pPr>
+        <w:ind w:left="720" w:hanging="360"/>
+      </w:pPr>
+      <w:rPr>
+        <w:rFonts w:hint="default"/>
+      </w:rPr>
+    </w:lvl>
+    <w:lvl w:ilvl="1" w:tplc="04090019" w:tentative="1">
+      <w:start w:val="1"/>
+      <w:numFmt w:val="lowerLetter"/>
+      <w:lvlText w:val="%2."/>
+      <w:lvlJc w:val="left"/>
+      <w:pPr>
+        <w:ind w:left="1440" w:hanging="360"/>
+      </w:pPr>
+    </w:lvl>
+    <w:lvl w:ilvl="2" w:tplc="0409001B" w:tentative="1">
+      <w:start w:val="1"/>
+      <w:numFmt w:val="lowerRoman"/>
+      <w:lvlText w:val="%3."/>
+      <w:lvlJc w:val="right"/>
+      <w:pPr>
+        <w:ind w:left="2160" w:hanging="180"/>
+      </w:pPr>
+    </w:lvl>
+    <w:lvl w:ilvl="3" w:tplc="0409000F" w:tentative="1">
+      <w:start w:val="1"/>
+      <w:numFmt w:val="decimal"/>
+      <w:lvlText w:val="%4."/>
+      <w:lvlJc w:val="left"/>
+      <w:pPr>
+        <w:ind w:left="2880" w:hanging="360"/>
+      </w:pPr>
+    </w:lvl>
+    <w:lvl w:ilvl="4" w:tplc="04090019" w:tentative="1">
+      <w:start w:val="1"/>
+      <w:numFmt w:val="lowerLetter"/>
+      <w:lvlText w:val="%5."/>
+      <w:lvlJc w:val="left"/>
+      <w:pPr>
+        <w:ind w:left="3600" w:hanging="360"/>
+      </w:pPr>
+    </w:lvl>
+    <w:lvl w:ilvl="5" w:tplc="0409001B" w:tentative="1">
+      <w:start w:val="1"/>
+      <w:numFmt w:val="lowerRoman"/>
+      <w:lvlText w:val="%6."/>
+      <w:lvlJc w:val="right"/>
+      <w:pPr>
+        <w:ind w:left="4320" w:hanging="180"/>
+      </w:pPr>
+    </w:lvl>
+    <w:lvl w:ilvl="6" w:tplc="0409000F" w:tentative="1">
+      <w:start w:val="1"/>
+      <w:numFmt w:val="decimal"/>
+      <w:lvlText w:val="%7."/>
+      <w:lvlJc w:val="left"/>
+      <w:pPr>
+        <w:ind w:left="5040" w:hanging="360"/>
+      </w:pPr>
+    </w:lvl>
+    <w:lvl w:ilvl="7" w:tplc="04090019" w:tentative="1">
+      <w:start w:val="1"/>
+      <w:numFmt w:val="lowerLetter"/>
+      <w:lvlText w:val="%8."/>
+      <w:lvlJc w:val="left"/>
+      <w:pPr>
+        <w:ind w:left="5760" w:hanging="360"/>
+      </w:pPr>
+    </w:lvl>
+    <w:lvl w:ilvl="8" w:tplc="0409001B" w:tentative="1">
+      <w:start w:val="1"/>
+      <w:numFmt w:val="lowerRoman"/>
+      <w:lvlText w:val="%9."/>
+      <w:lvlJc w:val="right"/>
+      <w:pPr>
+        <w:ind w:left="6480" w:hanging="180"/>
+      </w:pPr>
+    </w:lvl>
+  </w:abstractNum>
   <w:abstractNum w:abstractNumId="23" w15:restartNumberingAfterBreak="0">
-    <w:nsid w:val="59D16865"/>
+    <w:nsid w:val="51200076"/>
     <w:multiLevelType w:val="multilevel"/>
     <w:tmpl w:val="C02C0AAC"/>
     <w:lvl w:ilvl="0">
@@ -15452,7 +18289,96 @@
     </w:lvl>
   </w:abstractNum>
   <w:abstractNum w:abstractNumId="24" w15:restartNumberingAfterBreak="0">
-    <w:nsid w:val="610F3BE8"/>
+    <w:nsid w:val="551852A4"/>
+    <w:multiLevelType w:val="hybridMultilevel"/>
+    <w:tmpl w:val="9926CA2C"/>
+    <w:lvl w:ilvl="0" w:tplc="D092ECE4">
+      <w:start w:val="1"/>
+      <w:numFmt w:val="decimal"/>
+      <w:lvlText w:val="%1."/>
+      <w:lvlJc w:val="left"/>
+      <w:pPr>
+        <w:ind w:left="1080" w:hanging="360"/>
+      </w:pPr>
+      <w:rPr>
+        <w:rFonts w:hint="default"/>
+      </w:rPr>
+    </w:lvl>
+    <w:lvl w:ilvl="1" w:tplc="04090019" w:tentative="1">
+      <w:start w:val="1"/>
+      <w:numFmt w:val="lowerLetter"/>
+      <w:lvlText w:val="%2."/>
+      <w:lvlJc w:val="left"/>
+      <w:pPr>
+        <w:ind w:left="1800" w:hanging="360"/>
+      </w:pPr>
+    </w:lvl>
+    <w:lvl w:ilvl="2" w:tplc="0409001B" w:tentative="1">
+      <w:start w:val="1"/>
+      <w:numFmt w:val="lowerRoman"/>
+      <w:lvlText w:val="%3."/>
+      <w:lvlJc w:val="right"/>
+      <w:pPr>
+        <w:ind w:left="2520" w:hanging="180"/>
+      </w:pPr>
+    </w:lvl>
+    <w:lvl w:ilvl="3" w:tplc="0409000F" w:tentative="1">
+      <w:start w:val="1"/>
+      <w:numFmt w:val="decimal"/>
+      <w:lvlText w:val="%4."/>
+      <w:lvlJc w:val="left"/>
+      <w:pPr>
+        <w:ind w:left="3240" w:hanging="360"/>
+      </w:pPr>
+    </w:lvl>
+    <w:lvl w:ilvl="4" w:tplc="04090019" w:tentative="1">
+      <w:start w:val="1"/>
+      <w:numFmt w:val="lowerLetter"/>
+      <w:lvlText w:val="%5."/>
+      <w:lvlJc w:val="left"/>
+      <w:pPr>
+        <w:ind w:left="3960" w:hanging="360"/>
+      </w:pPr>
+    </w:lvl>
+    <w:lvl w:ilvl="5" w:tplc="0409001B" w:tentative="1">
+      <w:start w:val="1"/>
+      <w:numFmt w:val="lowerRoman"/>
+      <w:lvlText w:val="%6."/>
+      <w:lvlJc w:val="right"/>
+      <w:pPr>
+        <w:ind w:left="4680" w:hanging="180"/>
+      </w:pPr>
+    </w:lvl>
+    <w:lvl w:ilvl="6" w:tplc="0409000F" w:tentative="1">
+      <w:start w:val="1"/>
+      <w:numFmt w:val="decimal"/>
+      <w:lvlText w:val="%7."/>
+      <w:lvlJc w:val="left"/>
+      <w:pPr>
+        <w:ind w:left="5400" w:hanging="360"/>
+      </w:pPr>
+    </w:lvl>
+    <w:lvl w:ilvl="7" w:tplc="04090019" w:tentative="1">
+      <w:start w:val="1"/>
+      <w:numFmt w:val="lowerLetter"/>
+      <w:lvlText w:val="%8."/>
+      <w:lvlJc w:val="left"/>
+      <w:pPr>
+        <w:ind w:left="6120" w:hanging="360"/>
+      </w:pPr>
+    </w:lvl>
+    <w:lvl w:ilvl="8" w:tplc="0409001B" w:tentative="1">
+      <w:start w:val="1"/>
+      <w:numFmt w:val="lowerRoman"/>
+      <w:lvlText w:val="%9."/>
+      <w:lvlJc w:val="right"/>
+      <w:pPr>
+        <w:ind w:left="6840" w:hanging="180"/>
+      </w:pPr>
+    </w:lvl>
+  </w:abstractNum>
+  <w:abstractNum w:abstractNumId="25" w15:restartNumberingAfterBreak="0">
+    <w:nsid w:val="59781CCB"/>
     <w:multiLevelType w:val="multilevel"/>
     <w:tmpl w:val="C02C0AAC"/>
     <w:lvl w:ilvl="0">
@@ -15575,186 +18501,8 @@
       </w:rPr>
     </w:lvl>
   </w:abstractNum>
-  <w:abstractNum w:abstractNumId="25" w15:restartNumberingAfterBreak="0">
-    <w:nsid w:val="65512A0B"/>
-    <w:multiLevelType w:val="hybridMultilevel"/>
-    <w:tmpl w:val="D47AFC24"/>
-    <w:lvl w:ilvl="0" w:tplc="082E4BEA">
-      <w:start w:val="1"/>
-      <w:numFmt w:val="decimal"/>
-      <w:lvlText w:val="%1."/>
-      <w:lvlJc w:val="left"/>
-      <w:pPr>
-        <w:ind w:left="1800" w:hanging="360"/>
-      </w:pPr>
-      <w:rPr>
-        <w:rFonts w:hint="default"/>
-      </w:rPr>
-    </w:lvl>
-    <w:lvl w:ilvl="1" w:tplc="04090019" w:tentative="1">
-      <w:start w:val="1"/>
-      <w:numFmt w:val="lowerLetter"/>
-      <w:lvlText w:val="%2."/>
-      <w:lvlJc w:val="left"/>
-      <w:pPr>
-        <w:ind w:left="2520" w:hanging="360"/>
-      </w:pPr>
-    </w:lvl>
-    <w:lvl w:ilvl="2" w:tplc="0409001B" w:tentative="1">
-      <w:start w:val="1"/>
-      <w:numFmt w:val="lowerRoman"/>
-      <w:lvlText w:val="%3."/>
-      <w:lvlJc w:val="right"/>
-      <w:pPr>
-        <w:ind w:left="3240" w:hanging="180"/>
-      </w:pPr>
-    </w:lvl>
-    <w:lvl w:ilvl="3" w:tplc="0409000F" w:tentative="1">
-      <w:start w:val="1"/>
-      <w:numFmt w:val="decimal"/>
-      <w:lvlText w:val="%4."/>
-      <w:lvlJc w:val="left"/>
-      <w:pPr>
-        <w:ind w:left="3960" w:hanging="360"/>
-      </w:pPr>
-    </w:lvl>
-    <w:lvl w:ilvl="4" w:tplc="04090019" w:tentative="1">
-      <w:start w:val="1"/>
-      <w:numFmt w:val="lowerLetter"/>
-      <w:lvlText w:val="%5."/>
-      <w:lvlJc w:val="left"/>
-      <w:pPr>
-        <w:ind w:left="4680" w:hanging="360"/>
-      </w:pPr>
-    </w:lvl>
-    <w:lvl w:ilvl="5" w:tplc="0409001B" w:tentative="1">
-      <w:start w:val="1"/>
-      <w:numFmt w:val="lowerRoman"/>
-      <w:lvlText w:val="%6."/>
-      <w:lvlJc w:val="right"/>
-      <w:pPr>
-        <w:ind w:left="5400" w:hanging="180"/>
-      </w:pPr>
-    </w:lvl>
-    <w:lvl w:ilvl="6" w:tplc="0409000F" w:tentative="1">
-      <w:start w:val="1"/>
-      <w:numFmt w:val="decimal"/>
-      <w:lvlText w:val="%7."/>
-      <w:lvlJc w:val="left"/>
-      <w:pPr>
-        <w:ind w:left="6120" w:hanging="360"/>
-      </w:pPr>
-    </w:lvl>
-    <w:lvl w:ilvl="7" w:tplc="04090019" w:tentative="1">
-      <w:start w:val="1"/>
-      <w:numFmt w:val="lowerLetter"/>
-      <w:lvlText w:val="%8."/>
-      <w:lvlJc w:val="left"/>
-      <w:pPr>
-        <w:ind w:left="6840" w:hanging="360"/>
-      </w:pPr>
-    </w:lvl>
-    <w:lvl w:ilvl="8" w:tplc="0409001B" w:tentative="1">
-      <w:start w:val="1"/>
-      <w:numFmt w:val="lowerRoman"/>
-      <w:lvlText w:val="%9."/>
-      <w:lvlJc w:val="right"/>
-      <w:pPr>
-        <w:ind w:left="7560" w:hanging="180"/>
-      </w:pPr>
-    </w:lvl>
-  </w:abstractNum>
   <w:abstractNum w:abstractNumId="26" w15:restartNumberingAfterBreak="0">
-    <w:nsid w:val="65692A7C"/>
-    <w:multiLevelType w:val="hybridMultilevel"/>
-    <w:tmpl w:val="82AEBDDE"/>
-    <w:lvl w:ilvl="0" w:tplc="7C125D24">
-      <w:start w:val="1"/>
-      <w:numFmt w:val="decimal"/>
-      <w:lvlText w:val="%1."/>
-      <w:lvlJc w:val="left"/>
-      <w:pPr>
-        <w:ind w:left="1800" w:hanging="360"/>
-      </w:pPr>
-      <w:rPr>
-        <w:rFonts w:hint="default"/>
-      </w:rPr>
-    </w:lvl>
-    <w:lvl w:ilvl="1" w:tplc="04090019" w:tentative="1">
-      <w:start w:val="1"/>
-      <w:numFmt w:val="lowerLetter"/>
-      <w:lvlText w:val="%2."/>
-      <w:lvlJc w:val="left"/>
-      <w:pPr>
-        <w:ind w:left="2520" w:hanging="360"/>
-      </w:pPr>
-    </w:lvl>
-    <w:lvl w:ilvl="2" w:tplc="0409001B" w:tentative="1">
-      <w:start w:val="1"/>
-      <w:numFmt w:val="lowerRoman"/>
-      <w:lvlText w:val="%3."/>
-      <w:lvlJc w:val="right"/>
-      <w:pPr>
-        <w:ind w:left="3240" w:hanging="180"/>
-      </w:pPr>
-    </w:lvl>
-    <w:lvl w:ilvl="3" w:tplc="0409000F" w:tentative="1">
-      <w:start w:val="1"/>
-      <w:numFmt w:val="decimal"/>
-      <w:lvlText w:val="%4."/>
-      <w:lvlJc w:val="left"/>
-      <w:pPr>
-        <w:ind w:left="3960" w:hanging="360"/>
-      </w:pPr>
-    </w:lvl>
-    <w:lvl w:ilvl="4" w:tplc="04090019" w:tentative="1">
-      <w:start w:val="1"/>
-      <w:numFmt w:val="lowerLetter"/>
-      <w:lvlText w:val="%5."/>
-      <w:lvlJc w:val="left"/>
-      <w:pPr>
-        <w:ind w:left="4680" w:hanging="360"/>
-      </w:pPr>
-    </w:lvl>
-    <w:lvl w:ilvl="5" w:tplc="0409001B" w:tentative="1">
-      <w:start w:val="1"/>
-      <w:numFmt w:val="lowerRoman"/>
-      <w:lvlText w:val="%6."/>
-      <w:lvlJc w:val="right"/>
-      <w:pPr>
-        <w:ind w:left="5400" w:hanging="180"/>
-      </w:pPr>
-    </w:lvl>
-    <w:lvl w:ilvl="6" w:tplc="0409000F" w:tentative="1">
-      <w:start w:val="1"/>
-      <w:numFmt w:val="decimal"/>
-      <w:lvlText w:val="%7."/>
-      <w:lvlJc w:val="left"/>
-      <w:pPr>
-        <w:ind w:left="6120" w:hanging="360"/>
-      </w:pPr>
-    </w:lvl>
-    <w:lvl w:ilvl="7" w:tplc="04090019" w:tentative="1">
-      <w:start w:val="1"/>
-      <w:numFmt w:val="lowerLetter"/>
-      <w:lvlText w:val="%8."/>
-      <w:lvlJc w:val="left"/>
-      <w:pPr>
-        <w:ind w:left="6840" w:hanging="360"/>
-      </w:pPr>
-    </w:lvl>
-    <w:lvl w:ilvl="8" w:tplc="0409001B" w:tentative="1">
-      <w:start w:val="1"/>
-      <w:numFmt w:val="lowerRoman"/>
-      <w:lvlText w:val="%9."/>
-      <w:lvlJc w:val="right"/>
-      <w:pPr>
-        <w:ind w:left="7560" w:hanging="180"/>
-      </w:pPr>
-    </w:lvl>
-  </w:abstractNum>
-  <w:abstractNum w:abstractNumId="27" w15:restartNumberingAfterBreak="0">
-    <w:nsid w:val="74996F69"/>
+    <w:nsid w:val="59D16865"/>
     <w:multiLevelType w:val="multilevel"/>
     <w:tmpl w:val="C02C0AAC"/>
     <w:lvl w:ilvl="0">
@@ -15877,7 +18625,433 @@
       </w:rPr>
     </w:lvl>
   </w:abstractNum>
+  <w:abstractNum w:abstractNumId="27" w15:restartNumberingAfterBreak="0">
+    <w:nsid w:val="610F3BE8"/>
+    <w:multiLevelType w:val="multilevel"/>
+    <w:tmpl w:val="C02C0AAC"/>
+    <w:lvl w:ilvl="0">
+      <w:start w:val="1"/>
+      <w:numFmt w:val="decimal"/>
+      <w:lvlText w:val="%1."/>
+      <w:lvlJc w:val="left"/>
+      <w:pPr>
+        <w:ind w:left="720" w:hanging="360"/>
+      </w:pPr>
+      <w:rPr>
+        <w:rFonts w:hint="default"/>
+      </w:rPr>
+    </w:lvl>
+    <w:lvl w:ilvl="1">
+      <w:start w:val="1"/>
+      <w:numFmt w:val="decimal"/>
+      <w:isLgl/>
+      <w:lvlText w:val="%1.%2."/>
+      <w:lvlJc w:val="left"/>
+      <w:pPr>
+        <w:ind w:left="1080" w:hanging="720"/>
+      </w:pPr>
+      <w:rPr>
+        <w:rFonts w:eastAsiaTheme="majorEastAsia" w:hint="default"/>
+        <w:b/>
+        <w:sz w:val="32"/>
+        <w:szCs w:val="32"/>
+      </w:rPr>
+    </w:lvl>
+    <w:lvl w:ilvl="2">
+      <w:start w:val="1"/>
+      <w:numFmt w:val="decimal"/>
+      <w:isLgl/>
+      <w:lvlText w:val="%1.%2.%3."/>
+      <w:lvlJc w:val="left"/>
+      <w:pPr>
+        <w:ind w:left="1080" w:hanging="720"/>
+      </w:pPr>
+      <w:rPr>
+        <w:rFonts w:eastAsiaTheme="majorEastAsia" w:hint="default"/>
+      </w:rPr>
+    </w:lvl>
+    <w:lvl w:ilvl="3">
+      <w:start w:val="1"/>
+      <w:numFmt w:val="decimal"/>
+      <w:isLgl/>
+      <w:lvlText w:val="%1.%2.%3.%4."/>
+      <w:lvlJc w:val="left"/>
+      <w:pPr>
+        <w:ind w:left="1440" w:hanging="1080"/>
+      </w:pPr>
+      <w:rPr>
+        <w:rFonts w:eastAsiaTheme="majorEastAsia" w:hint="default"/>
+      </w:rPr>
+    </w:lvl>
+    <w:lvl w:ilvl="4">
+      <w:start w:val="1"/>
+      <w:numFmt w:val="decimal"/>
+      <w:isLgl/>
+      <w:lvlText w:val="%1.%2.%3.%4.%5."/>
+      <w:lvlJc w:val="left"/>
+      <w:pPr>
+        <w:ind w:left="1800" w:hanging="1440"/>
+      </w:pPr>
+      <w:rPr>
+        <w:rFonts w:eastAsiaTheme="majorEastAsia" w:hint="default"/>
+      </w:rPr>
+    </w:lvl>
+    <w:lvl w:ilvl="5">
+      <w:start w:val="1"/>
+      <w:numFmt w:val="decimal"/>
+      <w:isLgl/>
+      <w:lvlText w:val="%1.%2.%3.%4.%5.%6."/>
+      <w:lvlJc w:val="left"/>
+      <w:pPr>
+        <w:ind w:left="1800" w:hanging="1440"/>
+      </w:pPr>
+      <w:rPr>
+        <w:rFonts w:eastAsiaTheme="majorEastAsia" w:hint="default"/>
+      </w:rPr>
+    </w:lvl>
+    <w:lvl w:ilvl="6">
+      <w:start w:val="1"/>
+      <w:numFmt w:val="decimal"/>
+      <w:isLgl/>
+      <w:lvlText w:val="%1.%2.%3.%4.%5.%6.%7."/>
+      <w:lvlJc w:val="left"/>
+      <w:pPr>
+        <w:ind w:left="2160" w:hanging="1800"/>
+      </w:pPr>
+      <w:rPr>
+        <w:rFonts w:eastAsiaTheme="majorEastAsia" w:hint="default"/>
+      </w:rPr>
+    </w:lvl>
+    <w:lvl w:ilvl="7">
+      <w:start w:val="1"/>
+      <w:numFmt w:val="decimal"/>
+      <w:isLgl/>
+      <w:lvlText w:val="%1.%2.%3.%4.%5.%6.%7.%8."/>
+      <w:lvlJc w:val="left"/>
+      <w:pPr>
+        <w:ind w:left="2520" w:hanging="2160"/>
+      </w:pPr>
+      <w:rPr>
+        <w:rFonts w:eastAsiaTheme="majorEastAsia" w:hint="default"/>
+      </w:rPr>
+    </w:lvl>
+    <w:lvl w:ilvl="8">
+      <w:start w:val="1"/>
+      <w:numFmt w:val="decimal"/>
+      <w:isLgl/>
+      <w:lvlText w:val="%1.%2.%3.%4.%5.%6.%7.%8.%9."/>
+      <w:lvlJc w:val="left"/>
+      <w:pPr>
+        <w:ind w:left="2520" w:hanging="2160"/>
+      </w:pPr>
+      <w:rPr>
+        <w:rFonts w:eastAsiaTheme="majorEastAsia" w:hint="default"/>
+      </w:rPr>
+    </w:lvl>
+  </w:abstractNum>
   <w:abstractNum w:abstractNumId="28" w15:restartNumberingAfterBreak="0">
+    <w:nsid w:val="65512A0B"/>
+    <w:multiLevelType w:val="hybridMultilevel"/>
+    <w:tmpl w:val="D47AFC24"/>
+    <w:lvl w:ilvl="0" w:tplc="082E4BEA">
+      <w:start w:val="1"/>
+      <w:numFmt w:val="decimal"/>
+      <w:lvlText w:val="%1."/>
+      <w:lvlJc w:val="left"/>
+      <w:pPr>
+        <w:ind w:left="1800" w:hanging="360"/>
+      </w:pPr>
+      <w:rPr>
+        <w:rFonts w:hint="default"/>
+      </w:rPr>
+    </w:lvl>
+    <w:lvl w:ilvl="1" w:tplc="04090019" w:tentative="1">
+      <w:start w:val="1"/>
+      <w:numFmt w:val="lowerLetter"/>
+      <w:lvlText w:val="%2."/>
+      <w:lvlJc w:val="left"/>
+      <w:pPr>
+        <w:ind w:left="2520" w:hanging="360"/>
+      </w:pPr>
+    </w:lvl>
+    <w:lvl w:ilvl="2" w:tplc="0409001B" w:tentative="1">
+      <w:start w:val="1"/>
+      <w:numFmt w:val="lowerRoman"/>
+      <w:lvlText w:val="%3."/>
+      <w:lvlJc w:val="right"/>
+      <w:pPr>
+        <w:ind w:left="3240" w:hanging="180"/>
+      </w:pPr>
+    </w:lvl>
+    <w:lvl w:ilvl="3" w:tplc="0409000F" w:tentative="1">
+      <w:start w:val="1"/>
+      <w:numFmt w:val="decimal"/>
+      <w:lvlText w:val="%4."/>
+      <w:lvlJc w:val="left"/>
+      <w:pPr>
+        <w:ind w:left="3960" w:hanging="360"/>
+      </w:pPr>
+    </w:lvl>
+    <w:lvl w:ilvl="4" w:tplc="04090019" w:tentative="1">
+      <w:start w:val="1"/>
+      <w:numFmt w:val="lowerLetter"/>
+      <w:lvlText w:val="%5."/>
+      <w:lvlJc w:val="left"/>
+      <w:pPr>
+        <w:ind w:left="4680" w:hanging="360"/>
+      </w:pPr>
+    </w:lvl>
+    <w:lvl w:ilvl="5" w:tplc="0409001B" w:tentative="1">
+      <w:start w:val="1"/>
+      <w:numFmt w:val="lowerRoman"/>
+      <w:lvlText w:val="%6."/>
+      <w:lvlJc w:val="right"/>
+      <w:pPr>
+        <w:ind w:left="5400" w:hanging="180"/>
+      </w:pPr>
+    </w:lvl>
+    <w:lvl w:ilvl="6" w:tplc="0409000F" w:tentative="1">
+      <w:start w:val="1"/>
+      <w:numFmt w:val="decimal"/>
+      <w:lvlText w:val="%7."/>
+      <w:lvlJc w:val="left"/>
+      <w:pPr>
+        <w:ind w:left="6120" w:hanging="360"/>
+      </w:pPr>
+    </w:lvl>
+    <w:lvl w:ilvl="7" w:tplc="04090019" w:tentative="1">
+      <w:start w:val="1"/>
+      <w:numFmt w:val="lowerLetter"/>
+      <w:lvlText w:val="%8."/>
+      <w:lvlJc w:val="left"/>
+      <w:pPr>
+        <w:ind w:left="6840" w:hanging="360"/>
+      </w:pPr>
+    </w:lvl>
+    <w:lvl w:ilvl="8" w:tplc="0409001B" w:tentative="1">
+      <w:start w:val="1"/>
+      <w:numFmt w:val="lowerRoman"/>
+      <w:lvlText w:val="%9."/>
+      <w:lvlJc w:val="right"/>
+      <w:pPr>
+        <w:ind w:left="7560" w:hanging="180"/>
+      </w:pPr>
+    </w:lvl>
+  </w:abstractNum>
+  <w:abstractNum w:abstractNumId="29" w15:restartNumberingAfterBreak="0">
+    <w:nsid w:val="65692A7C"/>
+    <w:multiLevelType w:val="hybridMultilevel"/>
+    <w:tmpl w:val="82AEBDDE"/>
+    <w:lvl w:ilvl="0" w:tplc="7C125D24">
+      <w:start w:val="1"/>
+      <w:numFmt w:val="decimal"/>
+      <w:lvlText w:val="%1."/>
+      <w:lvlJc w:val="left"/>
+      <w:pPr>
+        <w:ind w:left="1800" w:hanging="360"/>
+      </w:pPr>
+      <w:rPr>
+        <w:rFonts w:hint="default"/>
+      </w:rPr>
+    </w:lvl>
+    <w:lvl w:ilvl="1" w:tplc="04090019" w:tentative="1">
+      <w:start w:val="1"/>
+      <w:numFmt w:val="lowerLetter"/>
+      <w:lvlText w:val="%2."/>
+      <w:lvlJc w:val="left"/>
+      <w:pPr>
+        <w:ind w:left="2520" w:hanging="360"/>
+      </w:pPr>
+    </w:lvl>
+    <w:lvl w:ilvl="2" w:tplc="0409001B" w:tentative="1">
+      <w:start w:val="1"/>
+      <w:numFmt w:val="lowerRoman"/>
+      <w:lvlText w:val="%3."/>
+      <w:lvlJc w:val="right"/>
+      <w:pPr>
+        <w:ind w:left="3240" w:hanging="180"/>
+      </w:pPr>
+    </w:lvl>
+    <w:lvl w:ilvl="3" w:tplc="0409000F" w:tentative="1">
+      <w:start w:val="1"/>
+      <w:numFmt w:val="decimal"/>
+      <w:lvlText w:val="%4."/>
+      <w:lvlJc w:val="left"/>
+      <w:pPr>
+        <w:ind w:left="3960" w:hanging="360"/>
+      </w:pPr>
+    </w:lvl>
+    <w:lvl w:ilvl="4" w:tplc="04090019" w:tentative="1">
+      <w:start w:val="1"/>
+      <w:numFmt w:val="lowerLetter"/>
+      <w:lvlText w:val="%5."/>
+      <w:lvlJc w:val="left"/>
+      <w:pPr>
+        <w:ind w:left="4680" w:hanging="360"/>
+      </w:pPr>
+    </w:lvl>
+    <w:lvl w:ilvl="5" w:tplc="0409001B" w:tentative="1">
+      <w:start w:val="1"/>
+      <w:numFmt w:val="lowerRoman"/>
+      <w:lvlText w:val="%6."/>
+      <w:lvlJc w:val="right"/>
+      <w:pPr>
+        <w:ind w:left="5400" w:hanging="180"/>
+      </w:pPr>
+    </w:lvl>
+    <w:lvl w:ilvl="6" w:tplc="0409000F" w:tentative="1">
+      <w:start w:val="1"/>
+      <w:numFmt w:val="decimal"/>
+      <w:lvlText w:val="%7."/>
+      <w:lvlJc w:val="left"/>
+      <w:pPr>
+        <w:ind w:left="6120" w:hanging="360"/>
+      </w:pPr>
+    </w:lvl>
+    <w:lvl w:ilvl="7" w:tplc="04090019" w:tentative="1">
+      <w:start w:val="1"/>
+      <w:numFmt w:val="lowerLetter"/>
+      <w:lvlText w:val="%8."/>
+      <w:lvlJc w:val="left"/>
+      <w:pPr>
+        <w:ind w:left="6840" w:hanging="360"/>
+      </w:pPr>
+    </w:lvl>
+    <w:lvl w:ilvl="8" w:tplc="0409001B" w:tentative="1">
+      <w:start w:val="1"/>
+      <w:numFmt w:val="lowerRoman"/>
+      <w:lvlText w:val="%9."/>
+      <w:lvlJc w:val="right"/>
+      <w:pPr>
+        <w:ind w:left="7560" w:hanging="180"/>
+      </w:pPr>
+    </w:lvl>
+  </w:abstractNum>
+  <w:abstractNum w:abstractNumId="30" w15:restartNumberingAfterBreak="0">
+    <w:nsid w:val="74996F69"/>
+    <w:multiLevelType w:val="multilevel"/>
+    <w:tmpl w:val="C02C0AAC"/>
+    <w:lvl w:ilvl="0">
+      <w:start w:val="1"/>
+      <w:numFmt w:val="decimal"/>
+      <w:lvlText w:val="%1."/>
+      <w:lvlJc w:val="left"/>
+      <w:pPr>
+        <w:ind w:left="720" w:hanging="360"/>
+      </w:pPr>
+      <w:rPr>
+        <w:rFonts w:hint="default"/>
+      </w:rPr>
+    </w:lvl>
+    <w:lvl w:ilvl="1">
+      <w:start w:val="1"/>
+      <w:numFmt w:val="decimal"/>
+      <w:isLgl/>
+      <w:lvlText w:val="%1.%2."/>
+      <w:lvlJc w:val="left"/>
+      <w:pPr>
+        <w:ind w:left="1080" w:hanging="720"/>
+      </w:pPr>
+      <w:rPr>
+        <w:rFonts w:eastAsiaTheme="majorEastAsia" w:hint="default"/>
+        <w:b/>
+        <w:sz w:val="32"/>
+        <w:szCs w:val="32"/>
+      </w:rPr>
+    </w:lvl>
+    <w:lvl w:ilvl="2">
+      <w:start w:val="1"/>
+      <w:numFmt w:val="decimal"/>
+      <w:isLgl/>
+      <w:lvlText w:val="%1.%2.%3."/>
+      <w:lvlJc w:val="left"/>
+      <w:pPr>
+        <w:ind w:left="1080" w:hanging="720"/>
+      </w:pPr>
+      <w:rPr>
+        <w:rFonts w:eastAsiaTheme="majorEastAsia" w:hint="default"/>
+      </w:rPr>
+    </w:lvl>
+    <w:lvl w:ilvl="3">
+      <w:start w:val="1"/>
+      <w:numFmt w:val="decimal"/>
+      <w:isLgl/>
+      <w:lvlText w:val="%1.%2.%3.%4."/>
+      <w:lvlJc w:val="left"/>
+      <w:pPr>
+        <w:ind w:left="1440" w:hanging="1080"/>
+      </w:pPr>
+      <w:rPr>
+        <w:rFonts w:eastAsiaTheme="majorEastAsia" w:hint="default"/>
+      </w:rPr>
+    </w:lvl>
+    <w:lvl w:ilvl="4">
+      <w:start w:val="1"/>
+      <w:numFmt w:val="decimal"/>
+      <w:isLgl/>
+      <w:lvlText w:val="%1.%2.%3.%4.%5."/>
+      <w:lvlJc w:val="left"/>
+      <w:pPr>
+        <w:ind w:left="1800" w:hanging="1440"/>
+      </w:pPr>
+      <w:rPr>
+        <w:rFonts w:eastAsiaTheme="majorEastAsia" w:hint="default"/>
+      </w:rPr>
+    </w:lvl>
+    <w:lvl w:ilvl="5">
+      <w:start w:val="1"/>
+      <w:numFmt w:val="decimal"/>
+      <w:isLgl/>
+      <w:lvlText w:val="%1.%2.%3.%4.%5.%6."/>
+      <w:lvlJc w:val="left"/>
+      <w:pPr>
+        <w:ind w:left="1800" w:hanging="1440"/>
+      </w:pPr>
+      <w:rPr>
+        <w:rFonts w:eastAsiaTheme="majorEastAsia" w:hint="default"/>
+      </w:rPr>
+    </w:lvl>
+    <w:lvl w:ilvl="6">
+      <w:start w:val="1"/>
+      <w:numFmt w:val="decimal"/>
+      <w:isLgl/>
+      <w:lvlText w:val="%1.%2.%3.%4.%5.%6.%7."/>
+      <w:lvlJc w:val="left"/>
+      <w:pPr>
+        <w:ind w:left="2160" w:hanging="1800"/>
+      </w:pPr>
+      <w:rPr>
+        <w:rFonts w:eastAsiaTheme="majorEastAsia" w:hint="default"/>
+      </w:rPr>
+    </w:lvl>
+    <w:lvl w:ilvl="7">
+      <w:start w:val="1"/>
+      <w:numFmt w:val="decimal"/>
+      <w:isLgl/>
+      <w:lvlText w:val="%1.%2.%3.%4.%5.%6.%7.%8."/>
+      <w:lvlJc w:val="left"/>
+      <w:pPr>
+        <w:ind w:left="2520" w:hanging="2160"/>
+      </w:pPr>
+      <w:rPr>
+        <w:rFonts w:eastAsiaTheme="majorEastAsia" w:hint="default"/>
+      </w:rPr>
+    </w:lvl>
+    <w:lvl w:ilvl="8">
+      <w:start w:val="1"/>
+      <w:numFmt w:val="decimal"/>
+      <w:isLgl/>
+      <w:lvlText w:val="%1.%2.%3.%4.%5.%6.%7.%8.%9."/>
+      <w:lvlJc w:val="left"/>
+      <w:pPr>
+        <w:ind w:left="2520" w:hanging="2160"/>
+      </w:pPr>
+      <w:rPr>
+        <w:rFonts w:eastAsiaTheme="majorEastAsia" w:hint="default"/>
+      </w:rPr>
+    </w:lvl>
+  </w:abstractNum>
+  <w:abstractNum w:abstractNumId="31" w15:restartNumberingAfterBreak="0">
     <w:nsid w:val="7C00510A"/>
     <w:multiLevelType w:val="hybridMultilevel"/>
     <w:tmpl w:val="A0D6A4B4"/>
@@ -15967,34 +19141,34 @@
     </w:lvl>
   </w:abstractNum>
   <w:num w:numId="1">
-    <w:abstractNumId w:val="19"/>
+    <w:abstractNumId w:val="22"/>
   </w:num>
   <w:num w:numId="2">
-    <w:abstractNumId w:val="18"/>
+    <w:abstractNumId w:val="20"/>
   </w:num>
   <w:num w:numId="3">
-    <w:abstractNumId w:val="24"/>
+    <w:abstractNumId w:val="27"/>
   </w:num>
   <w:num w:numId="4">
     <w:abstractNumId w:val="2"/>
   </w:num>
   <w:num w:numId="5">
-    <w:abstractNumId w:val="17"/>
+    <w:abstractNumId w:val="19"/>
   </w:num>
   <w:num w:numId="6">
-    <w:abstractNumId w:val="20"/>
+    <w:abstractNumId w:val="23"/>
   </w:num>
   <w:num w:numId="7">
-    <w:abstractNumId w:val="22"/>
+    <w:abstractNumId w:val="25"/>
   </w:num>
   <w:num w:numId="8">
     <w:abstractNumId w:val="10"/>
   </w:num>
   <w:num w:numId="9">
-    <w:abstractNumId w:val="15"/>
+    <w:abstractNumId w:val="16"/>
   </w:num>
   <w:num w:numId="10">
-    <w:abstractNumId w:val="23"/>
+    <w:abstractNumId w:val="26"/>
   </w:num>
   <w:num w:numId="11">
     <w:abstractNumId w:val="11"/>
@@ -16006,7 +19180,7 @@
     <w:abstractNumId w:val="7"/>
   </w:num>
   <w:num w:numId="14">
-    <w:abstractNumId w:val="13"/>
+    <w:abstractNumId w:val="14"/>
   </w:num>
   <w:num w:numId="15">
     <w:abstractNumId w:val="9"/>
@@ -16018,10 +19192,10 @@
     <w:abstractNumId w:val="0"/>
   </w:num>
   <w:num w:numId="18">
-    <w:abstractNumId w:val="16"/>
+    <w:abstractNumId w:val="17"/>
   </w:num>
   <w:num w:numId="19">
-    <w:abstractNumId w:val="28"/>
+    <w:abstractNumId w:val="31"/>
   </w:num>
   <w:num w:numId="20">
     <w:abstractNumId w:val="4"/>
@@ -16030,19 +19204,19 @@
     <w:abstractNumId w:val="3"/>
   </w:num>
   <w:num w:numId="22">
-    <w:abstractNumId w:val="26"/>
+    <w:abstractNumId w:val="29"/>
   </w:num>
   <w:num w:numId="23">
-    <w:abstractNumId w:val="25"/>
+    <w:abstractNumId w:val="28"/>
   </w:num>
   <w:num w:numId="24">
-    <w:abstractNumId w:val="14"/>
+    <w:abstractNumId w:val="15"/>
   </w:num>
   <w:num w:numId="25">
-    <w:abstractNumId w:val="12"/>
+    <w:abstractNumId w:val="13"/>
   </w:num>
   <w:num w:numId="26">
-    <w:abstractNumId w:val="21"/>
+    <w:abstractNumId w:val="24"/>
   </w:num>
   <w:num w:numId="27">
     <w:abstractNumId w:val="8"/>
@@ -16051,17 +19225,18 @@
     <w:abstractNumId w:val="1"/>
   </w:num>
   <w:num w:numId="29">
-    <w:abstractNumId w:val="27"/>
+    <w:abstractNumId w:val="30"/>
+  </w:num>
+  <w:num w:numId="30">
+    <w:abstractNumId w:val="18"/>
+  </w:num>
+  <w:num w:numId="31">
+    <w:abstractNumId w:val="12"/>
+  </w:num>
+  <w:num w:numId="32">
+    <w:abstractNumId w:val="21"/>
   </w:num>
 </w:numbering>
-</file>
-
-<file path=word/people.xml><?xml version="1.0" encoding="utf-8"?>
-<w15:people xmlns:wpc="http://schemas.microsoft.com/office/word/2010/wordprocessingCanvas" xmlns:cx="http://schemas.microsoft.com/office/drawing/2014/chartex" xmlns:cx1="http://schemas.microsoft.com/office/drawing/2015/9/8/chartex" xmlns:mc="http://schemas.openxmlformats.org/markup-compatibility/2006" xmlns:o="urn:schemas-microsoft-com:office:office" xmlns:r="http://schemas.openxmlformats.org/officeDocument/2006/relationships" xmlns:m="http://schemas.openxmlformats.org/officeDocument/2006/math" xmlns:v="urn:schemas-microsoft-com:vml" xmlns:wp14="http://schemas.microsoft.com/office/word/2010/wordprocessingDrawing" xmlns:wp="http://schemas.openxmlformats.org/drawingml/2006/wordprocessingDrawing" xmlns:w10="urn:schemas-microsoft-com:office:word" xmlns:w="http://schemas.openxmlformats.org/wordprocessingml/2006/main" xmlns:w14="http://schemas.microsoft.com/office/word/2010/wordml" xmlns:w15="http://schemas.microsoft.com/office/word/2012/wordml" xmlns:w16se="http://schemas.microsoft.com/office/word/2015/wordml/symex" xmlns:wpg="http://schemas.microsoft.com/office/word/2010/wordprocessingGroup" xmlns:wpi="http://schemas.microsoft.com/office/word/2010/wordprocessingInk" xmlns:wne="http://schemas.microsoft.com/office/word/2006/wordml" xmlns:wps="http://schemas.microsoft.com/office/word/2010/wordprocessingShape" mc:Ignorable="w14 w15 w16se wp14">
-  <w15:person w15:author="Internee">
-    <w15:presenceInfo w15:providerId="None" w15:userId="Internee"/>
-  </w15:person>
-</w15:people>
 </file>
 
 <file path=word/styles.xml><?xml version="1.0" encoding="utf-8"?>
@@ -17349,6 +20524,18 @@
       <w:szCs w:val="18"/>
     </w:rPr>
   </w:style>
+  <w:style w:type="character" w:styleId="FollowedHyperlink">
+    <w:name w:val="FollowedHyperlink"/>
+    <w:basedOn w:val="DefaultParagraphFont"/>
+    <w:uiPriority w:val="99"/>
+    <w:semiHidden/>
+    <w:unhideWhenUsed/>
+    <w:rsid w:val="002B2F37"/>
+    <w:rPr>
+      <w:color w:val="954F72" w:themeColor="followedHyperlink"/>
+      <w:u w:val="single"/>
+    </w:rPr>
+  </w:style>
 </w:styles>
 </file>
 
@@ -17618,7 +20805,7 @@
 </file>
 
 <file path=customXml/itemProps1.xml><?xml version="1.0" encoding="utf-8"?>
-<ds:datastoreItem xmlns:ds="http://schemas.openxmlformats.org/officeDocument/2006/customXml" ds:itemID="{8251DBDA-311E-4849-961F-585E07EF59BF}">
+<ds:datastoreItem xmlns:ds="http://schemas.openxmlformats.org/officeDocument/2006/customXml" ds:itemID="{8E574B8B-AD1D-47B0-B034-320DC62DD460}">
   <ds:schemaRefs>
     <ds:schemaRef ds:uri="http://schemas.openxmlformats.org/officeDocument/2006/bibliography"/>
   </ds:schemaRefs>
